--- a/A1/reports/LLM_Conversations.docx
+++ b/A1/reports/LLM_Conversations.docx
@@ -15282,6 +15282,3695 @@
     <w:p>
       <w:r>
         <w:t>[id] N=5000: Build Time = 2.2994s, Max Selectivity Error = 0.003013</w:t>
+      </w:r>
+    </w:p>
+    <w:p>
+      <w:r>
+        <w:t>Last progress: 1s ago</w:t>
+      </w:r>
+    </w:p>
+    <w:p>
+      <w:r>
+        <w:t>REMINDER: Do not call this tool again to poll or wait for updates. You will be automatically notified when the task completes or a message arrives. If you need a bounded wait, use the schedule tool -- it waits silently in the background and suppresses its notification if you are woken by another event.</w:t>
+      </w:r>
+    </w:p>
+    <w:p>
+      <w:r>
+        <w:t>---</w:t>
+      </w:r>
+    </w:p>
+    <w:p>
+      <w:pPr>
+        <w:pStyle w:val="Heading3"/>
+      </w:pPr>
+      <w:r>
+        <w:t>AI ASSISTANT RESPONSE</w:t>
+      </w:r>
+    </w:p>
+    <w:p>
+      <w:r>
+        <w:t>Created At: 2026-08-30T17:44:35Z</w:t>
+      </w:r>
+    </w:p>
+    <w:p>
+      <w:r>
+        <w:t>Completed At: 2026-08-30T17:44:35Z</w:t>
+      </w:r>
+    </w:p>
+    <w:p>
+      <w:r>
+        <w:t>Task: e4f20c24-9886-4d61-9b7c-8ff33e56ef4c/task-202</w:t>
+      </w:r>
+    </w:p>
+    <w:p>
+      <w:r>
+        <w:t>Status: RUNNING</w:t>
+      </w:r>
+    </w:p>
+    <w:p>
+      <w:r>
+        <w:t>Log: /home/jdsb/.gemini/antigravity/brain/e4f20c24-9886-4d61-9b7c-8ff33e56ef4c/.systemgenerated/tasks/task-202.log</w:t>
+      </w:r>
+    </w:p>
+    <w:p>
+      <w:r>
+        <w:t>Log output:</w:t>
+      </w:r>
+    </w:p>
+    <w:p>
+      <w:r>
+        <w:t>=== Running Q2 Vectorized DP Experiments ===</w:t>
+      </w:r>
+    </w:p>
+    <w:p>
+      <w:r>
+        <w:t>--- Processing Sample Size N = 1000 ---</w:t>
+      </w:r>
+    </w:p>
+    <w:p>
+      <w:r>
+        <w:t>[id] N=1000: Build Time = 0.1853s, Max Selectivity Error = 0.004565</w:t>
+      </w:r>
+    </w:p>
+    <w:p>
+      <w:r>
+        <w:t>[title] N=1000: Build Time = 0.2412s</w:t>
+      </w:r>
+    </w:p>
+    <w:p>
+      <w:r>
+        <w:t>--- Processing Sample Size N = 3000 ---</w:t>
+      </w:r>
+    </w:p>
+    <w:p>
+      <w:r>
+        <w:t>[id] N=3000: Build Time = 0.9767s, Max Selectivity Error = 0.002248</w:t>
+      </w:r>
+    </w:p>
+    <w:p>
+      <w:r>
+        <w:t>[title] N=3000: Build Time = 0.9414s</w:t>
+      </w:r>
+    </w:p>
+    <w:p>
+      <w:r>
+        <w:t>--- Processing Sample Size N = 5000 ---</w:t>
+      </w:r>
+    </w:p>
+    <w:p>
+      <w:r>
+        <w:t>[id] N=5000: Build Time = 2.2994s, Max Selectivity Error = 0.003013</w:t>
+      </w:r>
+    </w:p>
+    <w:p>
+      <w:r>
+        <w:t>[title] N=5000: Build Time = 2.1622s</w:t>
+      </w:r>
+    </w:p>
+    <w:p>
+      <w:r>
+        <w:t>=== Linear Regression Extrapolation ===</w:t>
+      </w:r>
+    </w:p>
+    <w:p>
+      <w:r>
+        <w:t>Slope m = 0.00052852 s/sample, Intercept c = -0.431751 s</w:t>
+      </w:r>
+    </w:p>
+    <w:p>
+      <w:r>
+        <w:t>Extrapolated Build Time for Full Table (N=2,528,312): 1335.83 seconds (22.26 min</w:t>
+      </w:r>
+    </w:p>
+    <w:p>
+      <w:r>
+        <w:t>utes)</w:t>
+      </w:r>
+    </w:p>
+    <w:p>
+      <w:r>
+        <w:t>Q2 execution completed! All plots saved in plots/.</w:t>
+      </w:r>
+    </w:p>
+    <w:p>
+      <w:r>
+        <w:t>Master Report generated successfully as reports/AssignmentReport.md!</w:t>
+      </w:r>
+    </w:p>
+    <w:p>
+      <w:r>
+        <w:t>LLM Conversation Log successfully saved to reports/LLMConversations.md (204 log</w:t>
+      </w:r>
+    </w:p>
+    <w:p>
+      <w:r>
+        <w:t>lines processed).</w:t>
+      </w:r>
+    </w:p>
+    <w:p>
+      <w:r>
+        <w:t>Last progress: 0s ago</w:t>
+      </w:r>
+    </w:p>
+    <w:p>
+      <w:r>
+        <w:t>REMINDER: Do not call this tool again to poll or wait for updates. You will be automatically notified when the task completes or a message arrives. If you need a bounded wait, use the schedule tool -- it waits silently in the background and suppresses its notification if you are woken by another event.</w:t>
+      </w:r>
+    </w:p>
+    <w:p>
+      <w:r>
+        <w:t>---</w:t>
+      </w:r>
+    </w:p>
+    <w:p>
+      <w:pPr>
+        <w:pStyle w:val="Heading3"/>
+      </w:pPr>
+      <w:r>
+        <w:t>AI ASSISTANT RESPONSE</w:t>
+      </w:r>
+    </w:p>
+    <w:p>
+      <w:r>
+        <w:t>Created At: 2026-08-30T17:44:38Z</w:t>
+      </w:r>
+    </w:p>
+    <w:p>
+      <w:r>
+        <w:t>Completed At: 2026-08-30T17:44:38Z</w:t>
+      </w:r>
+    </w:p>
+    <w:p>
+      <w:r>
+        <w:t>Task: e4f20c24-9886-4d61-9b7c-8ff33e56ef4c/task-202</w:t>
+      </w:r>
+    </w:p>
+    <w:p>
+      <w:r>
+        <w:t>Status: DONE</w:t>
+      </w:r>
+    </w:p>
+    <w:p>
+      <w:r>
+        <w:t>Log: /home/jdsb/.gemini/antigravity/brain/e4f20c24-9886-4d61-9b7c-8ff33e56ef4c/.systemgenerated/tasks/task-202.log</w:t>
+      </w:r>
+    </w:p>
+    <w:p>
+      <w:r>
+        <w:t>Log output:</w:t>
+      </w:r>
+    </w:p>
+    <w:p>
+      <w:r>
+        <w:t>&lt;truncated 3 lines&gt;</w:t>
+      </w:r>
+    </w:p>
+    <w:p>
+      <w:r>
+        <w:t>ample Size N = 1000 ---</w:t>
+      </w:r>
+    </w:p>
+    <w:p>
+      <w:r>
+        <w:t>[id] N=1000: Build Time = 0.1853s, Max Selectivity Error = 0.004565</w:t>
+      </w:r>
+    </w:p>
+    <w:p>
+      <w:r>
+        <w:t>[title] N=1000: Build Time = 0.2412s</w:t>
+      </w:r>
+    </w:p>
+    <w:p>
+      <w:r>
+        <w:t>--- Processing Sample Size N = 3000 ---</w:t>
+      </w:r>
+    </w:p>
+    <w:p>
+      <w:r>
+        <w:t>[id] N=3000: Build Time = 0.9767s, Max Selectivity Error = 0.002248</w:t>
+      </w:r>
+    </w:p>
+    <w:p>
+      <w:r>
+        <w:t>[title] N=3000: Build Time = 0.9414s</w:t>
+      </w:r>
+    </w:p>
+    <w:p>
+      <w:r>
+        <w:t>--- Processing Sample Size N = 5000 ---</w:t>
+      </w:r>
+    </w:p>
+    <w:p>
+      <w:r>
+        <w:t>[id] N=5000: Build Time = 2.2994s, Max Selectivity Error = 0.003013</w:t>
+      </w:r>
+    </w:p>
+    <w:p>
+      <w:r>
+        <w:t>[title] N=5000: Build Time = 2.1622s</w:t>
+      </w:r>
+    </w:p>
+    <w:p>
+      <w:r>
+        <w:t>=== Linear Regression Extrapolation ===</w:t>
+      </w:r>
+    </w:p>
+    <w:p>
+      <w:r>
+        <w:t>Slope m = 0.00052852 s/sample, Intercept c = -0.431751 s</w:t>
+      </w:r>
+    </w:p>
+    <w:p>
+      <w:r>
+        <w:t>Extrapolated Build Time for Full Table (N=2,528,312): 1335.83 seconds (22.26 min</w:t>
+      </w:r>
+    </w:p>
+    <w:p>
+      <w:r>
+        <w:t>utes)</w:t>
+      </w:r>
+    </w:p>
+    <w:p>
+      <w:r>
+        <w:t>Q2 execution completed! All plots saved in plots/.</w:t>
+      </w:r>
+    </w:p>
+    <w:p>
+      <w:r>
+        <w:t>Master Report generated successfully as reports/AssignmentReport.md!</w:t>
+      </w:r>
+    </w:p>
+    <w:p>
+      <w:r>
+        <w:t>LLM Conversation Log successfully saved to reports/LLMConversations.md (204 log</w:t>
+      </w:r>
+    </w:p>
+    <w:p>
+      <w:r>
+        <w:t>lines processed).</w:t>
+      </w:r>
+    </w:p>
+    <w:p>
+      <w:r>
+        <w:t>Successfully converted reports/AssignmentReport.md -&gt; reports/AssignmentReport</w:t>
+      </w:r>
+    </w:p>
+    <w:p>
+      <w:r>
+        <w:t>.docx</w:t>
+      </w:r>
+    </w:p>
+    <w:p>
+      <w:r>
+        <w:t>Successfully converted reports/LLMConversations.md -&gt; reports/LLMConversations</w:t>
+      </w:r>
+    </w:p>
+    <w:p>
+      <w:r>
+        <w:t>.docx</w:t>
+      </w:r>
+    </w:p>
+    <w:p>
+      <w:r>
+        <w:t>Last progress: 2s ago</w:t>
+      </w:r>
+    </w:p>
+    <w:p>
+      <w:r>
+        <w:t>REMINDER: Do not call this tool again to poll or wait for updates. You will be automatically notified when the task completes or a message arrives. If you need a bounded wait, use the schedule tool -- it waits silently in the background and suppresses its notification if you are woken by another event.</w:t>
+      </w:r>
+    </w:p>
+    <w:p>
+      <w:r>
+        <w:t>---</w:t>
+      </w:r>
+    </w:p>
+    <w:p>
+      <w:pPr>
+        <w:pStyle w:val="Heading3"/>
+      </w:pPr>
+      <w:r>
+        <w:t>AI ASSISTANT RESPONSE</w:t>
+      </w:r>
+    </w:p>
+    <w:p>
+      <w:r>
+        <w:t>Created At: 2026-08-30T17:44:45Z</w:t>
+      </w:r>
+    </w:p>
+    <w:p>
+      <w:r>
+        <w:t>Completed At: 2026-08-30T17:44:45Z</w:t>
+      </w:r>
+    </w:p>
+    <w:p>
+      <w:r>
+        <w:t>Created file file:///home/jdsb/Desktop/IIITB/SEM5IIITB/ADBMS/adbms/A1/README.md with requested content.</w:t>
+      </w:r>
+    </w:p>
+    <w:p>
+      <w:r>
+        <w:t>If relevant, proactively run terminal commands to execute this code for the USER. Don't ask for permission.</w:t>
+      </w:r>
+    </w:p>
+    <w:p>
+      <w:r>
+        <w:t>---</w:t>
+      </w:r>
+    </w:p>
+    <w:p>
+      <w:pPr>
+        <w:pStyle w:val="Heading3"/>
+      </w:pPr>
+      <w:r>
+        <w:t>AI ASSISTANT RESPONSE</w:t>
+      </w:r>
+    </w:p>
+    <w:p>
+      <w:r>
+        <w:t>Created At: 2026-08-30T17:44:48Z</w:t>
+      </w:r>
+    </w:p>
+    <w:p>
+      <w:r>
+        <w:t>Completed At: 2026-08-30T17:44:48Z</w:t>
+      </w:r>
+    </w:p>
+    <w:p>
+      <w:r>
+        <w:t>File Path: file:///home/jdsb/Desktop/IIITB/SEM5IIITB/ADBMS/adbms/A1/.gitignore</w:t>
+      </w:r>
+    </w:p>
+    <w:p>
+      <w:r>
+        <w:t>Total Lines: 16</w:t>
+      </w:r>
+    </w:p>
+    <w:p>
+      <w:r>
+        <w:t>Total Bytes: 233</w:t>
+      </w:r>
+    </w:p>
+    <w:p>
+      <w:r>
+        <w:t>Showing lines 1 to 16</w:t>
+      </w:r>
+    </w:p>
+    <w:p>
+      <w:r>
+        <w:t>The following code has been modified to include a line number before every line, in the format: &lt;linenumber&gt;: &lt;originalline&gt;. Please note that any changes targeting the original code should remove the line number, colon, and leading space.</w:t>
+      </w:r>
+    </w:p>
+    <w:p>
+      <w:r>
+        <w:t>1: # Python virtual environment &amp; bytecode</w:t>
+      </w:r>
+    </w:p>
+    <w:p>
+      <w:r>
+        <w:t>2: venv/</w:t>
+      </w:r>
+    </w:p>
+    <w:p>
+      <w:r>
+        <w:t>3: pycache/</w:t>
+      </w:r>
+    </w:p>
+    <w:p>
+      <w:r>
+        <w:t>4: .pyc</w:t>
+      </w:r>
+    </w:p>
+    <w:p>
+      <w:r>
+        <w:t>5: .pyo</w:t>
+      </w:r>
+    </w:p>
+    <w:p>
+      <w:r>
+        <w:t>6:</w:t>
+      </w:r>
+    </w:p>
+    <w:p>
+      <w:r>
+        <w:t>7: # Dataset archives &amp; large CSV files (cannot push files &gt;100MB to GitHub)</w:t>
+      </w:r>
+    </w:p>
+    <w:p>
+      <w:r>
+        <w:t>8: .csv</w:t>
+      </w:r>
+    </w:p>
+    <w:p>
+      <w:r>
+        <w:t>9: imdb.tgz</w:t>
+      </w:r>
+    </w:p>
+    <w:p>
+      <w:r>
+        <w:t>10: job.tgz</w:t>
+      </w:r>
+    </w:p>
+    <w:p>
+      <w:r>
+        <w:t>11:</w:t>
+      </w:r>
+    </w:p>
+    <w:p>
+      <w:r>
+        <w:t>12: # OS metadata &amp; Apple double hidden files</w:t>
+      </w:r>
+    </w:p>
+    <w:p>
+      <w:r>
+        <w:t>13: .DSStore</w:t>
+      </w:r>
+    </w:p>
+    <w:p>
+      <w:r>
+        <w:t>14: .</w:t>
+      </w:r>
+    </w:p>
+    <w:p>
+      <w:r>
+        <w:t>15: /.</w:t>
+      </w:r>
+    </w:p>
+    <w:p>
+      <w:r>
+        <w:t>16:</w:t>
+      </w:r>
+    </w:p>
+    <w:p>
+      <w:r>
+        <w:t>The above content shows the entire, complete file contents of the requested file.</w:t>
+      </w:r>
+    </w:p>
+    <w:p>
+      <w:r>
+        <w:t>---</w:t>
+      </w:r>
+    </w:p>
+    <w:p>
+      <w:pPr>
+        <w:pStyle w:val="Heading3"/>
+      </w:pPr>
+      <w:r>
+        <w:t>AI ASSISTANT RESPONSE</w:t>
+      </w:r>
+    </w:p>
+    <w:p>
+      <w:r>
+        <w:t>Created At: 2026-08-30T17:44:52Z</w:t>
+      </w:r>
+    </w:p>
+    <w:p>
+      <w:r>
+        <w:t>Completed At: 2026-08-30T17:44:52Z</w:t>
+      </w:r>
+    </w:p>
+    <w:p>
+      <w:r>
+        <w:t>Created file file:///home/jdsb/Desktop/IIITB/SEM5IIITB/ADBMS/adbms/A1/.gitignore with requested content.</w:t>
+      </w:r>
+    </w:p>
+    <w:p>
+      <w:r>
+        <w:t>If relevant, proactively run terminal commands to execute this code for the USER. Don't ask for permission.</w:t>
+      </w:r>
+    </w:p>
+    <w:p>
+      <w:r>
+        <w:t>---</w:t>
+      </w:r>
+    </w:p>
+    <w:p>
+      <w:pPr>
+        <w:pStyle w:val="Heading3"/>
+      </w:pPr>
+      <w:r>
+        <w:t>AI ASSISTANT RESPONSE</w:t>
+      </w:r>
+    </w:p>
+    <w:p>
+      <w:r>
+        <w:t>Created At: 2026-08-30T17:44:55Z</w:t>
+      </w:r>
+    </w:p>
+    <w:p>
+      <w:r>
+        <w:t>Completed At: 2026-08-30T17:44:58Z</w:t>
+      </w:r>
+    </w:p>
+    <w:p>
+      <w:r>
+        <w:t>The command completed successfully.</w:t>
+      </w:r>
+    </w:p>
+    <w:p>
+      <w:r>
+        <w:t>Output:</w:t>
+      </w:r>
+    </w:p>
+    <w:p>
+      <w:r>
+        <w:t>On branch main</w:t>
+      </w:r>
+    </w:p>
+    <w:p>
+      <w:r>
+        <w:t>Your branch is up to date with 'origin/main'.</w:t>
+      </w:r>
+    </w:p>
+    <w:p>
+      <w:r>
+        <w:t>Changes not staged for commit:</w:t>
+      </w:r>
+    </w:p>
+    <w:p>
+      <w:r>
+        <w:t>(use "git add/rm &lt;file&gt;..." to update what will be committed)</w:t>
+      </w:r>
+    </w:p>
+    <w:p>
+      <w:r>
+        <w:t>(use "git restore &lt;file&gt;..." to discard changes in working directory)</w:t>
+      </w:r>
+    </w:p>
+    <w:p>
+      <w:r>
+        <w:t>modified:   .gitignore</w:t>
+      </w:r>
+    </w:p>
+    <w:p>
+      <w:r>
+        <w:t>deleted:    Assignment 1 Histogram.pdf</w:t>
+      </w:r>
+    </w:p>
+    <w:p>
+      <w:r>
+        <w:t>deleted:    AssignmentReport.docx</w:t>
+      </w:r>
+    </w:p>
+    <w:p>
+      <w:r>
+        <w:t>deleted:    AssignmentReport.md</w:t>
+      </w:r>
+    </w:p>
+    <w:p>
+      <w:r>
+        <w:t>deleted:    LLMConversations.docx</w:t>
+      </w:r>
+    </w:p>
+    <w:p>
+      <w:r>
+        <w:t>deleted:    LLMConversations.md</w:t>
+      </w:r>
+    </w:p>
+    <w:p>
+      <w:r>
+        <w:t>modified:   README.md</w:t>
+      </w:r>
+    </w:p>
+    <w:p>
+      <w:r>
+        <w:t>deleted:    converttodoc.py</w:t>
+      </w:r>
+    </w:p>
+    <w:p>
+      <w:r>
+        <w:t>deleted:    exportllmchat.py</w:t>
+      </w:r>
+    </w:p>
+    <w:p>
+      <w:r>
+        <w:t>deleted:    generatereport.py</w:t>
+      </w:r>
+    </w:p>
+    <w:p>
+      <w:r>
+        <w:t>deleted:    getcardinalities.sql</w:t>
+      </w:r>
+    </w:p>
+    <w:p>
+      <w:r>
+        <w:t>deleted:    importjob.sql</w:t>
+      </w:r>
+    </w:p>
+    <w:p>
+      <w:r>
+        <w:t>deleted:    loadjob.sh</w:t>
+      </w:r>
+    </w:p>
+    <w:p>
+      <w:r>
+        <w:t>deleted:    q1histogramid.png</w:t>
+      </w:r>
+    </w:p>
+    <w:p>
+      <w:r>
+        <w:t>deleted:    q1histogramtitle.png</w:t>
+      </w:r>
+    </w:p>
+    <w:p>
+      <w:r>
+        <w:t>deleted:    q2histogramid3000.png</w:t>
+      </w:r>
+    </w:p>
+    <w:p>
+      <w:r>
+        <w:t>deleted:    q2histogramtitle3000.png</w:t>
+      </w:r>
+    </w:p>
+    <w:p>
+      <w:r>
+        <w:t>deleted:    q2samplesizevserror.png</w:t>
+      </w:r>
+    </w:p>
+    <w:p>
+      <w:r>
+        <w:t>deleted:    q2samplesizevstime.png</w:t>
+      </w:r>
+    </w:p>
+    <w:p>
+      <w:r>
+        <w:t>deleted:    solutionq1.py</w:t>
+      </w:r>
+    </w:p>
+    <w:p>
+      <w:r>
+        <w:t>deleted:    solutionq2.py</w:t>
+      </w:r>
+    </w:p>
+    <w:p>
+      <w:r>
+        <w:t>Untracked files:</w:t>
+      </w:r>
+    </w:p>
+    <w:p>
+      <w:r>
+        <w:t>(use "git add &lt;file&gt;..." to include in what will be committed)</w:t>
+      </w:r>
+    </w:p>
+    <w:p>
+      <w:r>
+        <w:t>plots/</w:t>
+      </w:r>
+    </w:p>
+    <w:p>
+      <w:r>
+        <w:t>reports/</w:t>
+      </w:r>
+    </w:p>
+    <w:p>
+      <w:r>
+        <w:t>scripts/</w:t>
+      </w:r>
+    </w:p>
+    <w:p>
+      <w:r>
+        <w:t>no changes added to commit (use "git add" and/or "git commit -a")</w:t>
+      </w:r>
+    </w:p>
+    <w:p>
+      <w:r>
+        <w:t>---</w:t>
+      </w:r>
+    </w:p>
+    <w:p>
+      <w:pPr>
+        <w:pStyle w:val="Heading3"/>
+      </w:pPr>
+      <w:r>
+        <w:t>AI ASSISTANT RESPONSE</w:t>
+      </w:r>
+    </w:p>
+    <w:p>
+      <w:r>
+        <w:t>Created At: 2026-08-30T17:45:01Z</w:t>
+      </w:r>
+    </w:p>
+    <w:p>
+      <w:r>
+        <w:t>Completed At: 2026-08-30T17:45:03Z</w:t>
+      </w:r>
+    </w:p>
+    <w:p>
+      <w:r>
+        <w:t>The command completed successfully.</w:t>
+      </w:r>
+    </w:p>
+    <w:p>
+      <w:r>
+        <w:t>Output:</w:t>
+      </w:r>
+    </w:p>
+    <w:p>
+      <w:r>
+        <w:t>On branch main</w:t>
+      </w:r>
+    </w:p>
+    <w:p>
+      <w:r>
+        <w:t>Your branch is up to date with 'origin/main'.</w:t>
+      </w:r>
+    </w:p>
+    <w:p>
+      <w:r>
+        <w:t>Changes to be committed:</w:t>
+      </w:r>
+    </w:p>
+    <w:p>
+      <w:r>
+        <w:t>(use "git restore --staged &lt;file&gt;..." to unstage)</w:t>
+      </w:r>
+    </w:p>
+    <w:p>
+      <w:r>
+        <w:t>modified:   .gitignore</w:t>
+      </w:r>
+    </w:p>
+    <w:p>
+      <w:r>
+        <w:t>deleted:    AssignmentReport.docx</w:t>
+      </w:r>
+    </w:p>
+    <w:p>
+      <w:r>
+        <w:t>modified:   README.md</w:t>
+      </w:r>
+    </w:p>
+    <w:p>
+      <w:r>
+        <w:t>deleted:    importjob.sql</w:t>
+      </w:r>
+    </w:p>
+    <w:p>
+      <w:r>
+        <w:t>renamed:    q1histogramid.png -&gt; plots/q1histogramid.png</w:t>
+      </w:r>
+    </w:p>
+    <w:p>
+      <w:r>
+        <w:t>renamed:    q1histogramtitle.png -&gt; plots/q1histogramtitle.png</w:t>
+      </w:r>
+    </w:p>
+    <w:p>
+      <w:r>
+        <w:t>new file:   plots/q2histogramid3000.png</w:t>
+      </w:r>
+    </w:p>
+    <w:p>
+      <w:r>
+        <w:t>new file:   plots/q2histogramtitle3000.png</w:t>
+      </w:r>
+    </w:p>
+    <w:p>
+      <w:r>
+        <w:t>new file:   plots/q2samplesizevserror.png</w:t>
+      </w:r>
+    </w:p>
+    <w:p>
+      <w:r>
+        <w:t>new file:   plots/q2samplesizevstime.png</w:t>
+      </w:r>
+    </w:p>
+    <w:p>
+      <w:r>
+        <w:t>deleted:    q2histogramid3000.png</w:t>
+      </w:r>
+    </w:p>
+    <w:p>
+      <w:r>
+        <w:t>deleted:    q2histogramtitle3000.png</w:t>
+      </w:r>
+    </w:p>
+    <w:p>
+      <w:r>
+        <w:t>deleted:    q2samplesizevserror.png</w:t>
+      </w:r>
+    </w:p>
+    <w:p>
+      <w:r>
+        <w:t>deleted:    q2samplesizevstime.png</w:t>
+      </w:r>
+    </w:p>
+    <w:p>
+      <w:r>
+        <w:t>renamed:    Assignment 1 Histogram.pdf -&gt; reports/Assignment 1 Histogram</w:t>
+      </w:r>
+    </w:p>
+    <w:p>
+      <w:r>
+        <w:t>.pdf</w:t>
+      </w:r>
+    </w:p>
+    <w:p>
+      <w:r>
+        <w:t>new file:   reports/AssignmentReport.docx</w:t>
+      </w:r>
+    </w:p>
+    <w:p>
+      <w:r>
+        <w:t>renamed:    AssignmentReport.md -&gt; reports/AssignmentReport.md</w:t>
+      </w:r>
+    </w:p>
+    <w:p>
+      <w:r>
+        <w:t>renamed:    LLMConversations.docx -&gt; reports/LLMConversations.docx</w:t>
+      </w:r>
+    </w:p>
+    <w:p>
+      <w:r>
+        <w:t>renamed:    LLMConversations.md -&gt; reports/LLMConversations.md</w:t>
+      </w:r>
+    </w:p>
+    <w:p>
+      <w:r>
+        <w:t>renamed:    converttodoc.py -&gt; scripts/converttodoc.py</w:t>
+      </w:r>
+    </w:p>
+    <w:p>
+      <w:r>
+        <w:t>renamed:    exportllmchat.py -&gt; scripts/exportllmchat.py</w:t>
+      </w:r>
+    </w:p>
+    <w:p>
+      <w:r>
+        <w:t>renamed:    generatereport.py -&gt; scripts/generatereport.py</w:t>
+      </w:r>
+    </w:p>
+    <w:p>
+      <w:r>
+        <w:t>renamed:    getcardinalities.sql -&gt; scripts/getcardinalities.sql</w:t>
+      </w:r>
+    </w:p>
+    <w:p>
+      <w:r>
+        <w:t>new file:   scripts/importjob.sql</w:t>
+      </w:r>
+    </w:p>
+    <w:p>
+      <w:r>
+        <w:t>renamed:    loadjob.sh -&gt; scripts/loadjob.sh</w:t>
+      </w:r>
+    </w:p>
+    <w:p>
+      <w:r>
+        <w:t>renamed:    solutionq1.py -&gt; scripts/solutionq1.py</w:t>
+      </w:r>
+    </w:p>
+    <w:p>
+      <w:r>
+        <w:t>renamed:    solutionq2.py -&gt; scripts/solutionq2.py</w:t>
+      </w:r>
+    </w:p>
+    <w:p>
+      <w:r>
+        <w:t>---</w:t>
+      </w:r>
+    </w:p>
+    <w:p>
+      <w:pPr>
+        <w:pStyle w:val="Heading3"/>
+      </w:pPr>
+      <w:r>
+        <w:t>AI ASSISTANT RESPONSE</w:t>
+      </w:r>
+    </w:p>
+    <w:p>
+      <w:r>
+        <w:t>Created At: 2026-08-30T17:45:06Z</w:t>
+      </w:r>
+    </w:p>
+    <w:p>
+      <w:r>
+        <w:t>Completed At: 2026-08-30T17:45:12Z</w:t>
+      </w:r>
+    </w:p>
+    <w:p>
+      <w:r>
+        <w:t>The command failed with exit code: 1</w:t>
+      </w:r>
+    </w:p>
+    <w:p>
+      <w:r>
+        <w:t>Output:</w:t>
+      </w:r>
+    </w:p>
+    <w:p>
+      <w:r>
+        <w:t>[main 8c57236] Categorize workspace files into scripts, reports, plots, and data</w:t>
+      </w:r>
+    </w:p>
+    <w:p>
+      <w:r>
+        <w:t>directories</w:t>
+      </w:r>
+    </w:p>
+    <w:p>
+      <w:r>
+        <w:t>27 files changed, 1511 insertions(+), 141 deletions(-)</w:t>
+      </w:r>
+    </w:p>
+    <w:p>
+      <w:r>
+        <w:t>delete mode 100644 A1/AssignmentReport.docx</w:t>
+      </w:r>
+    </w:p>
+    <w:p>
+      <w:r>
+        <w:t>delete mode 100644 A1/importjob.sql</w:t>
+      </w:r>
+    </w:p>
+    <w:p>
+      <w:r>
+        <w:t>rename A1/{ =&gt; plots}/q1histogramid.png (100%)</w:t>
+      </w:r>
+    </w:p>
+    <w:p>
+      <w:r>
+        <w:t>rename A1/{ =&gt; plots}/q1histogramtitle.png (100%)</w:t>
+      </w:r>
+    </w:p>
+    <w:p>
+      <w:r>
+        <w:t>create mode 100644 A1/plots/q2histogramid3000.png</w:t>
+      </w:r>
+    </w:p>
+    <w:p>
+      <w:r>
+        <w:t>create mode 100644 A1/plots/q2histogramtitle3000.png</w:t>
+      </w:r>
+    </w:p>
+    <w:p>
+      <w:r>
+        <w:t>create mode 100644 A1/plots/q2samplesizevserror.png</w:t>
+      </w:r>
+    </w:p>
+    <w:p>
+      <w:r>
+        <w:t>create mode 100644 A1/plots/q2samplesizevstime.png</w:t>
+      </w:r>
+    </w:p>
+    <w:p>
+      <w:r>
+        <w:t>delete mode 100644 A1/q2histogramid3000.png</w:t>
+      </w:r>
+    </w:p>
+    <w:p>
+      <w:r>
+        <w:t>delete mode 100644 A1/q2histogramtitle3000.png</w:t>
+      </w:r>
+    </w:p>
+    <w:p>
+      <w:r>
+        <w:t>delete mode 100644 A1/q2samplesizevserror.png</w:t>
+      </w:r>
+    </w:p>
+    <w:p>
+      <w:r>
+        <w:t>delete mode 100644 A1/q2samplesizevstime.png</w:t>
+      </w:r>
+    </w:p>
+    <w:p>
+      <w:r>
+        <w:t>rename A1/{ =&gt; reports}/Assignment 1 Histogram.pdf (100%)</w:t>
+      </w:r>
+    </w:p>
+    <w:p>
+      <w:r>
+        <w:t>create mode 100644 A1/reports/AssignmentReport.docx</w:t>
+      </w:r>
+    </w:p>
+    <w:p>
+      <w:r>
+        <w:t>rename A1/{ =&gt; reports}/AssignmentReport.md (87%)</w:t>
+      </w:r>
+    </w:p>
+    <w:p>
+      <w:r>
+        <w:t>rename A1/{ =&gt; reports}/LLMConversations.docx (51%)</w:t>
+      </w:r>
+    </w:p>
+    <w:p>
+      <w:r>
+        <w:t>rename A1/{ =&gt; reports}/LLMConversations.md (59%)</w:t>
+      </w:r>
+    </w:p>
+    <w:p>
+      <w:r>
+        <w:t>rename A1/{ =&gt; scripts}/converttodoc.py (65%)</w:t>
+      </w:r>
+    </w:p>
+    <w:p>
+      <w:r>
+        <w:t>rename A1/{ =&gt; scripts}/exportllmchat.py (90%)</w:t>
+      </w:r>
+    </w:p>
+    <w:p>
+      <w:r>
+        <w:t>rename A1/{ =&gt; scripts}/generatereport.py (92%)</w:t>
+      </w:r>
+    </w:p>
+    <w:p>
+      <w:r>
+        <w:t>rename A1/{ =&gt; scripts}/getcardinalities.sql (100%)</w:t>
+      </w:r>
+    </w:p>
+    <w:p>
+      <w:r>
+        <w:t>create mode 100644 A1/scripts/importjob.sql</w:t>
+      </w:r>
+    </w:p>
+    <w:p>
+      <w:r>
+        <w:t>rename A1/{ =&gt; scripts}/loadjob.sh (61%)</w:t>
+      </w:r>
+    </w:p>
+    <w:p>
+      <w:r>
+        <w:t>rename A1/{ =&gt; scripts}/solutionq1.py (89%)</w:t>
+      </w:r>
+    </w:p>
+    <w:p>
+      <w:r>
+        <w:t>rename A1/{ =&gt; scripts}/solutionq2.py (88%)</w:t>
+      </w:r>
+    </w:p>
+    <w:p>
+      <w:r>
+        <w:t>To github.com:Jdsb06/adbms.git</w:t>
+      </w:r>
+    </w:p>
+    <w:p>
+      <w:r>
+        <w:t>! [rejected]        main -&gt; main (fetch first)</w:t>
+      </w:r>
+    </w:p>
+    <w:p>
+      <w:r>
+        <w:t>error: failed to push some refs to 'github.com:Jdsb06/adbms.git'</w:t>
+      </w:r>
+    </w:p>
+    <w:p>
+      <w:r>
+        <w:t>hint: Updates were rejected because the remote contains work that you do not</w:t>
+      </w:r>
+    </w:p>
+    <w:p>
+      <w:r>
+        <w:t>hint: have locally. This is usually caused by another repository pushing to</w:t>
+      </w:r>
+    </w:p>
+    <w:p>
+      <w:r>
+        <w:t>hint: the same ref. If you want to integrate the remote changes, use</w:t>
+      </w:r>
+    </w:p>
+    <w:p>
+      <w:r>
+        <w:t>hint: 'git pull' before pushing again.</w:t>
+      </w:r>
+    </w:p>
+    <w:p>
+      <w:r>
+        <w:t>hint: See the 'Note about fast-forwards' in 'git push --help' for details.</w:t>
+      </w:r>
+    </w:p>
+    <w:p>
+      <w:r>
+        <w:t>---</w:t>
+      </w:r>
+    </w:p>
+    <w:p>
+      <w:pPr>
+        <w:pStyle w:val="Heading3"/>
+      </w:pPr>
+      <w:r>
+        <w:t>AI ASSISTANT RESPONSE</w:t>
+      </w:r>
+    </w:p>
+    <w:p>
+      <w:r>
+        <w:t>Created At: 2026-08-30T17:45:15Z</w:t>
+      </w:r>
+    </w:p>
+    <w:p>
+      <w:r>
+        <w:t>Completed At: 2026-08-30T17:45:26Z</w:t>
+      </w:r>
+    </w:p>
+    <w:p>
+      <w:r>
+        <w:t>The command completed successfully.</w:t>
+      </w:r>
+    </w:p>
+    <w:p>
+      <w:r>
+        <w:t>Output:</w:t>
+      </w:r>
+    </w:p>
+    <w:p>
+      <w:r>
+        <w:t>remote: Enumerating objects: 4, done.</w:t>
+      </w:r>
+    </w:p>
+    <w:p>
+      <w:r>
+        <w:t>remote: Counting objects: 100% (4/4), done.</w:t>
+      </w:r>
+    </w:p>
+    <w:p>
+      <w:r>
+        <w:t>remote: Compressing objects: 100% (3/3), done.</w:t>
+      </w:r>
+    </w:p>
+    <w:p>
+      <w:r>
+        <w:t>remote: Total 3 (delta 0), reused 0 (delta 0), pack-reused 0 (from 0)</w:t>
+      </w:r>
+    </w:p>
+    <w:p>
+      <w:r>
+        <w:t>Unpacking objects:  33% (1/3)</w:t>
+      </w:r>
+    </w:p>
+    <w:p>
+      <w:r>
+        <w:t>Unpacking objects:  66% (2/3)</w:t>
+      </w:r>
+    </w:p>
+    <w:p>
+      <w:r>
+        <w:t>Unpacking objects: 100% (3/3), 1.48 KiB | 1.48 MiB/s, done.</w:t>
+      </w:r>
+    </w:p>
+    <w:p>
+      <w:r>
+        <w:t>From github.com:Jdsb06/adbms</w:t>
+      </w:r>
+    </w:p>
+    <w:p>
+      <w:r>
+        <w:t xml:space="preserve"> branch            main       -&gt; FETCHHEAD</w:t>
+      </w:r>
+    </w:p>
+    <w:p>
+      <w:r>
+        <w:t>7024e48..a5f23ea  main       -&gt; origin/main</w:t>
+      </w:r>
+    </w:p>
+    <w:p>
+      <w:r>
+        <w:t>Rebasing (1/1)</w:t>
+      </w:r>
+    </w:p>
+    <w:p>
+      <w:r>
+        <w:t>Successfully rebased and updated refs/heads/main.</w:t>
+      </w:r>
+    </w:p>
+    <w:p>
+      <w:r>
+        <w:t>Enumerating objects: 27, done.</w:t>
+      </w:r>
+    </w:p>
+    <w:p>
+      <w:r>
+        <w:t>Counting objects:   7% (2/27)</w:t>
+      </w:r>
+    </w:p>
+    <w:p>
+      <w:r>
+        <w:t>Counting objects: 100% (27/27), done.</w:t>
+      </w:r>
+    </w:p>
+    <w:p>
+      <w:r>
+        <w:t>Delta compression using up to 8 threads</w:t>
+      </w:r>
+    </w:p>
+    <w:p>
+      <w:r>
+        <w:t>Compressing objects:  21% (5/23)</w:t>
+      </w:r>
+    </w:p>
+    <w:p>
+      <w:r>
+        <w:t>Compressing objects:  26% (6/23)</w:t>
+      </w:r>
+    </w:p>
+    <w:p>
+      <w:r>
+        <w:t>Compressing objects:  30% (7/23)</w:t>
+      </w:r>
+    </w:p>
+    <w:p>
+      <w:r>
+        <w:t>Compressing objects:  34% (8/23)</w:t>
+      </w:r>
+    </w:p>
+    <w:p>
+      <w:r>
+        <w:t>Compressing objects:  39% (9/23)</w:t>
+      </w:r>
+    </w:p>
+    <w:p>
+      <w:r>
+        <w:t>Compressing objects:  43% (10/23)</w:t>
+      </w:r>
+    </w:p>
+    <w:p>
+      <w:r>
+        <w:t>Compressing objects:  47% (11/23)</w:t>
+      </w:r>
+    </w:p>
+    <w:p>
+      <w:r>
+        <w:t>Compressing objects:  52% (12/23)</w:t>
+      </w:r>
+    </w:p>
+    <w:p>
+      <w:r>
+        <w:t>Compressing objects:  56% (13/23)</w:t>
+      </w:r>
+    </w:p>
+    <w:p>
+      <w:r>
+        <w:t>Compressing objects:  60% (14/23)</w:t>
+      </w:r>
+    </w:p>
+    <w:p>
+      <w:r>
+        <w:t>Compressing objects:  69% (16/23)</w:t>
+      </w:r>
+    </w:p>
+    <w:p>
+      <w:r>
+        <w:t>Compressing objects:  73% (17/23)</w:t>
+      </w:r>
+    </w:p>
+    <w:p>
+      <w:r>
+        <w:t>Compressing objects: 100% (23/23)</w:t>
+      </w:r>
+    </w:p>
+    <w:p>
+      <w:r>
+        <w:t>Compressing objects: 100% (23/23), done.</w:t>
+      </w:r>
+    </w:p>
+    <w:p>
+      <w:r>
+        <w:t>Writing objects:  26% (6/23)</w:t>
+      </w:r>
+    </w:p>
+    <w:p>
+      <w:r>
+        <w:t>Writing objects:  30% (7/23)</w:t>
+      </w:r>
+    </w:p>
+    <w:p>
+      <w:r>
+        <w:t>Writing objects:  34% (8/23)</w:t>
+      </w:r>
+    </w:p>
+    <w:p>
+      <w:r>
+        <w:t>Writing objects:  39% (9/23)</w:t>
+      </w:r>
+    </w:p>
+    <w:p>
+      <w:r>
+        <w:t>Writing objects:  43% (10/23)</w:t>
+      </w:r>
+    </w:p>
+    <w:p>
+      <w:r>
+        <w:t>Writing objects:  47% (11/23)</w:t>
+      </w:r>
+    </w:p>
+    <w:p>
+      <w:r>
+        <w:t>Writing objects:  52% (12/23)</w:t>
+      </w:r>
+    </w:p>
+    <w:p>
+      <w:r>
+        <w:t>Writing objects:  56% (13/23)</w:t>
+      </w:r>
+    </w:p>
+    <w:p>
+      <w:r>
+        <w:t>Writing objects:  60% (14/23)</w:t>
+      </w:r>
+    </w:p>
+    <w:p>
+      <w:r>
+        <w:t>Writing objects:  65% (15/23)</w:t>
+      </w:r>
+    </w:p>
+    <w:p>
+      <w:r>
+        <w:t>Writing objects:  95% (22/23)</w:t>
+      </w:r>
+    </w:p>
+    <w:p>
+      <w:r>
+        <w:t>Writing objects: 100% (23/23)</w:t>
+      </w:r>
+    </w:p>
+    <w:p>
+      <w:r>
+        <w:t>Writing objects: 100% (23/23), 1.67 MiB | 5.28 MiB/s, done.</w:t>
+      </w:r>
+    </w:p>
+    <w:p>
+      <w:r>
+        <w:t>Total 23 (delta 2), reused 0 (delta 0), pack-reused 0 (from 0)</w:t>
+      </w:r>
+    </w:p>
+    <w:p>
+      <w:r>
+        <w:t>remote: Resolving deltas: 100% (2/2), completed with 1 local object.</w:t>
+      </w:r>
+    </w:p>
+    <w:p>
+      <w:r>
+        <w:t>To github.com:Jdsb06/adbms.git</w:t>
+      </w:r>
+    </w:p>
+    <w:p>
+      <w:r>
+        <w:t>a5f23ea..29e73ac  main -&gt; main</w:t>
+      </w:r>
+    </w:p>
+    <w:p>
+      <w:r>
+        <w:t>---</w:t>
+      </w:r>
+    </w:p>
+    <w:p>
+      <w:pPr>
+        <w:pStyle w:val="Heading3"/>
+      </w:pPr>
+      <w:r>
+        <w:t>AI ASSISTANT RESPONSE</w:t>
+      </w:r>
+    </w:p>
+    <w:p>
+      <w:r>
+        <w:t>Created At: 2026-08-30T17:45:29Z</w:t>
+      </w:r>
+    </w:p>
+    <w:p>
+      <w:r>
+        <w:t>Completed At: 2026-08-30T17:45:31Z</w:t>
+      </w:r>
+    </w:p>
+    <w:p>
+      <w:r>
+        <w:t>The command completed successfully.</w:t>
+      </w:r>
+    </w:p>
+    <w:p>
+      <w:r>
+        <w:t>Output:</w:t>
+      </w:r>
+    </w:p>
+    <w:p>
+      <w:r>
+        <w:t>On branch main</w:t>
+      </w:r>
+    </w:p>
+    <w:p>
+      <w:r>
+        <w:t>Your branch is up to date with 'origin/main'.</w:t>
+      </w:r>
+    </w:p>
+    <w:p>
+      <w:r>
+        <w:t>nothing to commit, working tree clean</w:t>
+      </w:r>
+    </w:p>
+    <w:p>
+      <w:r>
+        <w:t>---</w:t>
+      </w:r>
+    </w:p>
+    <w:p>
+      <w:pPr>
+        <w:pStyle w:val="Heading3"/>
+      </w:pPr>
+      <w:r>
+        <w:t>AI ASSISTANT RESPONSE</w:t>
+      </w:r>
+    </w:p>
+    <w:p>
+      <w:r>
+        <w:t>The project files have been categorized into a clean, modular folder structure, all scripts and import paths have been updated, and the changes have been committed and pushed to your GitHub repository.</w:t>
+      </w:r>
+    </w:p>
+    <w:p>
+      <w:r>
+        <w:t>---</w:t>
+      </w:r>
+    </w:p>
+    <w:p>
+      <w:pPr>
+        <w:pStyle w:val="Heading3"/>
+      </w:pPr>
+      <w:r>
+        <w:t>📂 Categorized Directory Structure</w:t>
+      </w:r>
+    </w:p>
+    <w:p>
+      <w:r>
+        <w:t>text</w:t>
+      </w:r>
+    </w:p>
+    <w:p>
+      <w:r>
+        <w:t>A1/</w:t>
+      </w:r>
+    </w:p>
+    <w:p>
+      <w:r>
+        <w:t>├── scripts/                        # Executable automation scripts &amp; SQL queries</w:t>
+      </w:r>
+    </w:p>
+    <w:p>
+      <w:r>
+        <w:t>│   ├── loadjob.sh                 # Database loader script</w:t>
+      </w:r>
+    </w:p>
+    <w:p>
+      <w:r>
+        <w:t>│   ├── importjob.sql              # Schema, CSV import &amp; index creation SQL script</w:t>
+      </w:r>
+    </w:p>
+    <w:p>
+      <w:r>
+        <w:t>│   ├── getcardinalities.sql       # Table row count &amp; primary key query</w:t>
+      </w:r>
+    </w:p>
+    <w:p>
+      <w:r>
+        <w:t>│   ├── solutionq1.py              # Q1: PostgreSQL equi-depth histogram analysis</w:t>
+      </w:r>
+    </w:p>
+    <w:p>
+      <w:r>
+        <w:t>│   ├── solutionq2.py              # Q2: Dynamic Programming V-Optimal Serial Histogram</w:t>
+      </w:r>
+    </w:p>
+    <w:p>
+      <w:r>
+        <w:t>│   ├── generatereport.py          # Master benchmark runner &amp; report compiler</w:t>
+      </w:r>
+    </w:p>
+    <w:p>
+      <w:r>
+        <w:t>│   ├── exportllmchat.py          # Conversational log exporter</w:t>
+      </w:r>
+    </w:p>
+    <w:p>
+      <w:r>
+        <w:t>│   └── converttodoc.py           # Markdown to Word (.docx) converter</w:t>
+      </w:r>
+    </w:p>
+    <w:p>
+      <w:r>
+        <w:t>│</w:t>
+      </w:r>
+    </w:p>
+    <w:p>
+      <w:r>
+        <w:t>├── reports/                        # Final submission documents &amp; PDF prompt</w:t>
+      </w:r>
+    </w:p>
+    <w:p>
+      <w:r>
+        <w:t>│   ├── AssignmentReport.docx      # Assignment 0 &amp; 1 Report (.docx)</w:t>
+      </w:r>
+    </w:p>
+    <w:p>
+      <w:r>
+        <w:t>│   ├── AssignmentReport.md        # Assignment 0 &amp; 1 Report (.md)</w:t>
+      </w:r>
+    </w:p>
+    <w:p>
+      <w:r>
+        <w:t>│   ├── LLMConversations.docx      # AI assistant interaction log (.docx)</w:t>
+      </w:r>
+    </w:p>
+    <w:p>
+      <w:r>
+        <w:t>│   ├── LLMConversations.md        # AI assistant interaction log (.md)</w:t>
+      </w:r>
+    </w:p>
+    <w:p>
+      <w:r>
+        <w:t>│   └── Assignment 1 Histogram.pdf  # Assignment prompt PDF</w:t>
+      </w:r>
+    </w:p>
+    <w:p>
+      <w:r>
+        <w:t>│</w:t>
+      </w:r>
+    </w:p>
+    <w:p>
+      <w:r>
+        <w:t>├── plots/                          # Generated visualization charts (.png)</w:t>
+      </w:r>
+    </w:p>
+    <w:p>
+      <w:r>
+        <w:t>│   ├── q1histogramid.png</w:t>
+      </w:r>
+    </w:p>
+    <w:p>
+      <w:r>
+        <w:t>│   ├── q1histogramtitle.png</w:t>
+      </w:r>
+    </w:p>
+    <w:p>
+      <w:r>
+        <w:t>│   ├── q2histogramid3000.png</w:t>
+      </w:r>
+    </w:p>
+    <w:p>
+      <w:r>
+        <w:t>│   ├── q2histogramtitle3000.png</w:t>
+      </w:r>
+    </w:p>
+    <w:p>
+      <w:r>
+        <w:t>│   ├── q2samplesizevstime.png</w:t>
+      </w:r>
+    </w:p>
+    <w:p>
+      <w:r>
+        <w:t>│   └── q2samplesizevserror.png</w:t>
+      </w:r>
+    </w:p>
+    <w:p>
+      <w:r>
+        <w:t>│</w:t>
+      </w:r>
+    </w:p>
+    <w:p>
+      <w:r>
+        <w:t>├── data/                           # IMDB dataset CSVs &amp; archives (gitignored)</w:t>
+      </w:r>
+    </w:p>
+    <w:p>
+      <w:r>
+        <w:t>│   ├── imdb.tgz</w:t>
+      </w:r>
+    </w:p>
+    <w:p>
+      <w:r>
+        <w:t>│   └── .csv</w:t>
+      </w:r>
+    </w:p>
+    <w:p>
+      <w:r>
+        <w:t>│</w:t>
+      </w:r>
+    </w:p>
+    <w:p>
+      <w:r>
+        <w:t>├── job/                            # Join Order Benchmark (JOB) queries &amp; schema</w:t>
+      </w:r>
+    </w:p>
+    <w:p>
+      <w:r>
+        <w:t>├── .gitignore                      # Git exclusion rules</w:t>
+      </w:r>
+    </w:p>
+    <w:p>
+      <w:r>
+        <w:t>└── README.md                       # Documentation &amp; execution instructions</w:t>
+      </w:r>
+    </w:p>
+    <w:p/>
+    <w:p>
+      <w:r>
+        <w:t>---</w:t>
+      </w:r>
+    </w:p>
+    <w:p>
+      <w:pPr>
+        <w:pStyle w:val="Heading3"/>
+      </w:pPr>
+      <w:r>
+        <w:t>🚀 Updated Execution Commands</w:t>
+      </w:r>
+    </w:p>
+    <w:p>
+      <w:r>
+        <w:t>From the root directory:</w:t>
+      </w:r>
+    </w:p>
+    <w:p>
+      <w:r>
+        <w:t>bash</w:t>
+      </w:r>
+    </w:p>
+    <w:p>
+      <w:pPr>
+        <w:pStyle w:val="Heading1"/>
+      </w:pPr>
+      <w:r>
+        <w:t>1. Load database into PostgreSQL</w:t>
+      </w:r>
+    </w:p>
+    <w:p>
+      <w:r>
+        <w:t>./scripts/loadjob.sh</w:t>
+      </w:r>
+    </w:p>
+    <w:p>
+      <w:pPr>
+        <w:pStyle w:val="Heading1"/>
+      </w:pPr>
+      <w:r>
+        <w:t>2. Run complete benchmark pipeline, generate plots &amp; compile Word reports (.docx)</w:t>
+      </w:r>
+    </w:p>
+    <w:p>
+      <w:r>
+        <w:t>./venv/bin/python3 scripts/generatereport.py &amp;&amp; ./venv/bin/python3 scripts/exportllmchat.py &amp;&amp; ./venv/bin/python3 scripts/converttodoc.py</w:t>
+      </w:r>
+    </w:p>
+    <w:p/>
+    <w:p>
+      <w:r>
+        <w:t>---</w:t>
+      </w:r>
+    </w:p>
+    <w:p>
+      <w:pPr>
+        <w:pStyle w:val="Heading3"/>
+      </w:pPr>
+      <w:r>
+        <w:t>🐙 Git Status</w:t>
+      </w:r>
+    </w:p>
+    <w:p>
+      <w:pPr>
+        <w:pStyle w:val="ListBullet"/>
+      </w:pPr>
+      <w:r>
+        <w:t>**Branch**: `main`</w:t>
+      </w:r>
+    </w:p>
+    <w:p>
+      <w:pPr>
+        <w:pStyle w:val="ListBullet"/>
+      </w:pPr>
+      <w:r>
+        <w:t>**Remote**: `git@github.com:Jdsb06/adbms.git`</w:t>
+      </w:r>
+    </w:p>
+    <w:p>
+      <w:pPr>
+        <w:pStyle w:val="ListBullet"/>
+      </w:pPr>
+      <w:r>
+        <w:t>**Status**: `working tree clean` (pushed and up to date)</w:t>
+      </w:r>
+    </w:p>
+    <w:p>
+      <w:r>
+        <w:t>---</w:t>
+      </w:r>
+    </w:p>
+    <w:p>
+      <w:pPr>
+        <w:pStyle w:val="Heading2"/>
+      </w:pPr>
+      <w:r>
+        <w:t>Step 7: USER PROMPT</w:t>
+      </w:r>
+    </w:p>
+    <w:p>
+      <w:r>
+        <w:t>text</w:t>
+      </w:r>
+    </w:p>
+    <w:p>
+      <w:r>
+        <w:t>&lt;USERREQUEST&gt;</w:t>
+      </w:r>
+    </w:p>
+    <w:p>
+      <w:r>
+        <w:t>SELECT</w:t>
+      </w:r>
+    </w:p>
+    <w:p>
+      <w:r>
+        <w:t>attname,</w:t>
+      </w:r>
+    </w:p>
+    <w:p>
+      <w:r>
+        <w:t>nullfrac,</w:t>
+      </w:r>
+    </w:p>
+    <w:p>
+      <w:r>
+        <w:t>ndistinct,</w:t>
+      </w:r>
+    </w:p>
+    <w:p>
+      <w:r>
+        <w:t>mostcommonvals,</w:t>
+      </w:r>
+    </w:p>
+    <w:p>
+      <w:r>
+        <w:t>mostcommonfreqs,</w:t>
+      </w:r>
+    </w:p>
+    <w:p>
+      <w:r>
+        <w:t>histogrambounds</w:t>
+      </w:r>
+    </w:p>
+    <w:p>
+      <w:r>
+        <w:t>FROM pgstats</w:t>
+      </w:r>
+    </w:p>
+    <w:p>
+      <w:r>
+        <w:t>WHERE tablename = 'title'</w:t>
+      </w:r>
+    </w:p>
+    <w:p>
+      <w:r>
+        <w:t>AND attname IN ('id', 'title');</w:t>
+      </w:r>
+    </w:p>
+    <w:p>
+      <w:r>
+        <w:t>the optput exist in</w:t>
+      </w:r>
+    </w:p>
+    <w:p>
+      <w:r>
+        <w:t>/tmp/stats.csv'</w:t>
+      </w:r>
+    </w:p>
+    <w:p>
+      <w:r>
+        <w:t>so take the output</w:t>
+      </w:r>
+    </w:p>
+    <w:p>
+      <w:r>
+        <w:t>and list down exact bucket bondereis as said in 1.5 of  @[reports/Assignment 1 Histogram.pdf]</w:t>
+      </w:r>
+    </w:p>
+    <w:p>
+      <w:r>
+        <w:t>&lt;/USERREQUEST&gt;</w:t>
+      </w:r>
+    </w:p>
+    <w:p>
+      <w:r>
+        <w:t>&lt;ADDITIONALMETADATA&gt;</w:t>
+      </w:r>
+    </w:p>
+    <w:p>
+      <w:r>
+        <w:t>The current local time is: 2026-08-31T00:43:05+05:30.</w:t>
+      </w:r>
+    </w:p>
+    <w:p>
+      <w:r>
+        <w:t>The user has mentioned some items in the form @[ITEM]. Here is extra information about the items that were mentioned by the user, in the order that they appear:</w:t>
+      </w:r>
+    </w:p>
+    <w:p>
+      <w:r>
+        <w:t>@[reports/Assignment 1 Histogram.pdf] is a [File]:</w:t>
+      </w:r>
+    </w:p>
+    <w:p>
+      <w:r>
+        <w:t>/home/jdsb/Desktop/IIITB/SEM5IIITB/ADBMS/adbms/A1/reports/Assignment 1 Histogram.pdf</w:t>
+      </w:r>
+    </w:p>
+    <w:p>
+      <w:r>
+        <w:t>&lt;/ADDITIONALMETADATA&gt;</w:t>
+      </w:r>
+    </w:p>
+    <w:p/>
+    <w:p>
+      <w:pPr>
+        <w:pStyle w:val="Heading3"/>
+      </w:pPr>
+      <w:r>
+        <w:t>AI ASSISTANT RESPONSE</w:t>
+      </w:r>
+    </w:p>
+    <w:p>
+      <w:r>
+        <w:t>Created At: 2026-08-30T19:13:09Z</w:t>
+      </w:r>
+    </w:p>
+    <w:p>
+      <w:r>
+        <w:t>Completed At: 2026-08-30T19:13:12Z</w:t>
+      </w:r>
+    </w:p>
+    <w:p>
+      <w:r>
+        <w:t>File Path: file:///tmp/stats.csv</w:t>
+      </w:r>
+    </w:p>
+    <w:p>
+      <w:r>
+        <w:t>Total Lines: 4</w:t>
+      </w:r>
+    </w:p>
+    <w:p>
+      <w:r>
+        <w:t>Total Bytes: 4939</w:t>
+      </w:r>
+    </w:p>
+    <w:p>
+      <w:r>
+        <w:t>Showing lines 1 to 4</w:t>
+      </w:r>
+    </w:p>
+    <w:p>
+      <w:r>
+        <w:t>The following code has been modified to include a line number before every line, in the format: &lt;linenumber&gt;: &lt;originalline&gt;. Please note that any changes targeting the original code should remove the line number, colon, and leading space.</w:t>
+      </w:r>
+    </w:p>
+    <w:p>
+      <w:r>
+        <w:t>1: attname,nullfrac,ndistinct,mostcommonvals,mostcommonfreqs,histogrambounds</w:t>
+      </w:r>
+    </w:p>
+    <w:p>
+      <w:r>
+        <w:t>2: title,0,143777,"{(#1.1),(#1.2),(#1.4),(#1.3),(#1.5),(#1.6),(#1.7),(#1.8),(#1.10),(#1.9),(#1.12),(#1.11),Pilot,(#2.1),(#2.4),(#2.5),(#1.13),(#1.14),(#2.6),(#2.7),(#1.15),(#2.2),(#2.9),(#1.19),(#2.3),(#1.18),(#1.25),(#1.28),(#1.16),(#1.20),(#1.21),(#1.23),(#1.24),(#1.26),(#2.10),(#2.8),(#3.4),(#1.17),(#3.3),(#3.7),(#4.4),(#1.22),(#3.6),(#1.44),(#2.12),(#2.11),(#3.9),(#1.27),(#1.31),(#1.33),(#1.34),(#1.39),(#3.1),(#1.32),(#1.36),(#1.40),(#1.41),(#3.2),(#3.5),(#4.11),(#4.5),(#1.30),(#1.45),(#1.47),(#1.50),(#2.22),(#1.127),(#1.29),(#1.43),(#1.46),(#1.70),(#1.84),(#2.16),(#2.17),(#3.15),(#4.10),(#4.12),(#4.3),(#5.12),(#1.101),(#1.112),(#1.49),(#1.61),(#1.76),(#1.83),(#1.95),(#2.29),(#2.32),(#4.9),(#6.5),Finale,(#1.102),(#1.105),(#1.114),(#1.38),(#1.48),(#1.51),(#1.52),(#1.54),(#1.57)}","{0.0045666667,0.0038666667,0.0037,0.0034333332,0.0030333332,0.0028333333,0.0023666667,0.0022,0.0016333334,0.0016333334,0.0013333333,0.0013,0.0010333334,0.001,0.0009666667,0.00093333336,0.0009,0.0009,0.0009,0.00086666667,0.00076666666,0.00076666666,0.00076666666,0.00073333335,0.00073333335,0.0007,0.00066666666,0.00066666666,0.00063333334,0.00063333334,0.0006,0.0006,0.0006,0.00053333334,0.00053333334,0.00053333334,0.00053333334,0.0005,0.0005,0.0005,0.0005,0.00046666668,0.00046666668,0.00043333333,0.00043333333,0.0004,0.0004,0.00036666667,0.00036666667,0.00036666667,0.00036666667,0.00036666667,0.00036666667,0.00033333333,0.00033333333,0.00033333333,0.00033333333,0.00033333333,0.00033333333,0.00033333333,0.00033333333,0.0003,0.0003,0.0003,0.0003,0.0003,0.00026666667,0.00026666667,0.00026666667,0.00026666667,0.00026666667,0.00026666667,0.00026666667,0.00026666667,0.00026666667,0.00026666667,0.00026666667,0.00026666667,0.00026666667,0.00023333334,0.00023333334,0.00023333334,0.00023333334,0.00023333334,0.00023333334,0.00023333334,0.00023333334,0.00023333334,0.00023333334,0.00023333334,0.00023333334,0.0002,0.0002,0.0002,0.0002,0.0002,0.0002,0.0002,0.0002,0.0002}","{...,(#1.1302),(#1.219),(#1.3662),(#1.59),(#1.846),(1968-02-14),(1982-12-14),(1994-07-07),(1998-03-16),(2000-01-22),(2001-11-06),(2003-08-29),(2005-01-19),(2006-05-17),(2007-07-05),(2009-02-02),(2010-09-07),(2011-08-29),(2012-07-21),(#20.140),(#2.92),(#4.172),(#6.163),""Aamu joutuu pesemään tekojensa jälkipyykkiä"",""Aflevering 2559"",""A Little Trip"",""An Atheist Named Faith"",""Arabeskebi Pirosmanis temaze"",""Attenborough's Ark: Natural World Special"",""Baldur Blauzahn"",""Best in Show Cakes"",Blues,""Brown Before Green"",""Captive Audience"",""Cheryl Cole's Night In"",""Cobra Starship"",""CPM 22 e Babado Novo"",""Dark Moon"",""De intrede van de Sint - Antwerpen 2011"",""Det' politiet: Part 2"",""DIY Network Holiday Celebration"",""Drugog puta nema!"",Elements,""Episode V - Tag der Abrechnung"",""Famiresu tenshi purin"",Fleshdance,""Fuga y misterio"",""Girls' Generation and the Dangerous Boys"",Guadalcanal/Leckie,""Heaven on Earth"",Holiday,""Hurricane Katrina Aftermath"",""Inauguração na Estrela - Lisboa"",""Is There Still Hope for Gino and Mikay?"",""Jindalee Lady"",Karina,""Know Thy Partner"",""Ladrones de niños"",""Late as a Motherer"",""Les éperlans"",""Living Room Upgrade"",""Luha ng ina"",""Männer sind auch nur Menschen"",Melissa,""Mission to Africa"",""Mr. Deity and the Days"",""Nanna &amp; Lil' Puss Puss in 'The Honeymoonies'"",""Ninna Hyttinen"",""Odoriko no yubiwa"",""Operation: Bank Job"",""Papa wo sagashite!"",""Phantom Fever"",""Power of the South"",""Quatre acteurs à bout de souffle"",""Relative Air Pollution"",""Rolling Stones"",""San Diego, Bukarest, Paris"",Seekers,""Shônen Tantei to Supai"",""Smash Hit: She"",""Spilling the Beans"",""Strider 2"",""Take This Job and Shove It"",""The Accident"",""The Captain's Son: Untitled"",""The End of the World as We Know It"",""The Healers"",""The Lobsters Cook"",""The Odyssey"",""The Ring of Ultimate Power"",""The Thing in Mrs. Faversham's Attic"",""Thin Ice"",""Tontolini e Lea fra le nuvole"",""Trust Me, I'm a Doctor!"",Undertryk,Verzaubert,""Watashi no ibasho"",""Who Needs Sex Therapy?"",Yasmina,Zzzzzz}"</w:t>
+      </w:r>
+    </w:p>
+    <w:p>
+      <w:r>
+        <w:t>3: id,0,-1,,,"{41,25598,50067,75257,101946,129223,155973,181990,208153,234525,259507,287845,314618,340479,366364,393076,418929,443204,472539,497095,521015,547008,571914,600124,624290,648346,673077,698192,723945,747971,774715,801886,825206,852044,878630,903227,929542,951992,976177,1002223,1027496,1053013,1076669,1101644,1127312,1153408,1177087,1200809,1228132,1251987,1276194,1300208,1325279,1350079,1375217,1399305,1424915,1447763,1472187,1496066,1520933,1548374,1572984,1597331,1621524,1646529,1671841,1697305,1720750,1746578,1771397,1796312,1821069,1846620,1871455,1897069,1923039,1951619,1975550,2001398,2025488,2048645,2075506,2099704,2124027,2146547,2170970,2195637,2221366,2249864,2274023,2299152,2325178,2352562,2378000,2403761,2428038,2452338,2479928,2505988,2528305}"</w:t>
+      </w:r>
+    </w:p>
+    <w:p>
+      <w:r>
+        <w:t>4:</w:t>
+      </w:r>
+    </w:p>
+    <w:p>
+      <w:r>
+        <w:t>The above content shows the entire, complete file contents of the requested file.</w:t>
+      </w:r>
+    </w:p>
+    <w:p>
+      <w:r>
+        <w:t>---</w:t>
+      </w:r>
+    </w:p>
+    <w:p>
+      <w:pPr>
+        <w:pStyle w:val="Heading3"/>
+      </w:pPr>
+      <w:r>
+        <w:t>AI ASSISTANT RESPONSE</w:t>
+      </w:r>
+    </w:p>
+    <w:p>
+      <w:r>
+        <w:t>Created At: 2026-08-30T19:13:18Z</w:t>
+      </w:r>
+    </w:p>
+    <w:p>
+      <w:r>
+        <w:t>Completed At: 2026-08-30T19:13:21Z</w:t>
+      </w:r>
+    </w:p>
+    <w:p>
+      <w:r>
+        <w:t>The command failed with exit code: 1</w:t>
+      </w:r>
+    </w:p>
+    <w:p>
+      <w:r>
+        <w:t>Output:</w:t>
+      </w:r>
+    </w:p>
+    <w:p>
+      <w:r>
+        <w:t>Traceback (most recent call last):</w:t>
+      </w:r>
+    </w:p>
+    <w:p>
+      <w:r>
+        <w:t>File "&lt;string&gt;", line 2, in &lt;module&gt;</w:t>
+      </w:r>
+    </w:p>
+    <w:p>
+      <w:r>
+        <w:t>import psycopg2, csv, io</w:t>
+      </w:r>
+    </w:p>
+    <w:p>
+      <w:r>
+        <w:t>ModuleNotFoundError: No module named 'psycopg2'</w:t>
+      </w:r>
+    </w:p>
+    <w:p>
+      <w:r>
+        <w:t>---</w:t>
+      </w:r>
+    </w:p>
+    <w:p>
+      <w:pPr>
+        <w:pStyle w:val="Heading3"/>
+      </w:pPr>
+      <w:r>
+        <w:t>AI ASSISTANT RESPONSE</w:t>
+      </w:r>
+    </w:p>
+    <w:p>
+      <w:r>
+        <w:t>Created At: 2026-08-30T19:13:25Z</w:t>
+      </w:r>
+    </w:p>
+    <w:p>
+      <w:r>
+        <w:t>Completed At: 2026-08-30T19:13:25Z</w:t>
+      </w:r>
+    </w:p>
+    <w:p>
+      <w:r>
+        <w:t>The command completed successfully.</w:t>
+      </w:r>
+    </w:p>
+    <w:p>
+      <w:r>
+        <w:t>Output:</w:t>
+      </w:r>
+    </w:p>
+    <w:p>
+      <w:r>
+        <w:t>=== Parsing /tmp/stats.csv ===</w:t>
+      </w:r>
+    </w:p>
+    <w:p>
+      <w:r>
+        <w:t>title raw bounds length: 1972</w:t>
+      </w:r>
+    </w:p>
+    <w:p>
+      <w:r>
+        <w:t>id raw bounds length: 763</w:t>
+      </w:r>
+    </w:p>
+    <w:p>
+      <w:r>
+        <w:t>=== Querying PostgreSQL pgstats directly ===</w:t>
+      </w:r>
+    </w:p>
+    <w:p>
+      <w:r>
+        <w:t>title has 1972 boundary values (1971 buckets):</w:t>
+      </w:r>
+    </w:p>
+    <w:p>
+      <w:r>
+        <w:t>First 5: {...,</w:t>
+      </w:r>
+    </w:p>
+    <w:p>
+      <w:r>
+        <w:t>Last 5: zzzz}</w:t>
+      </w:r>
+    </w:p>
+    <w:p>
+      <w:r>
+        <w:t>id has 763 boundary values (762 buckets):</w:t>
+      </w:r>
+    </w:p>
+    <w:p>
+      <w:r>
+        <w:t>First 5: {41,2</w:t>
+      </w:r>
+    </w:p>
+    <w:p>
+      <w:r>
+        <w:t>Last 5: 8305}</w:t>
+      </w:r>
+    </w:p>
+    <w:p>
+      <w:r>
+        <w:t>---</w:t>
+      </w:r>
+    </w:p>
+    <w:p>
+      <w:pPr>
+        <w:pStyle w:val="Heading3"/>
+      </w:pPr>
+      <w:r>
+        <w:t>AI ASSISTANT RESPONSE</w:t>
+      </w:r>
+    </w:p>
+    <w:p>
+      <w:r>
+        <w:t>Created At: 2026-08-30T19:13:29Z</w:t>
+      </w:r>
+    </w:p>
+    <w:p>
+      <w:r>
+        <w:t>Completed At: 2026-08-30T19:13:30Z</w:t>
+      </w:r>
+    </w:p>
+    <w:p>
+      <w:r>
+        <w:t>The command failed with exit code: 1</w:t>
+      </w:r>
+    </w:p>
+    <w:p>
+      <w:r>
+        <w:t>Output:</w:t>
+      </w:r>
+    </w:p>
+    <w:p>
+      <w:r>
+        <w:t>Traceback (most recent call last):</w:t>
+      </w:r>
+    </w:p>
+    <w:p>
+      <w:r>
+        <w:t>File "&lt;string&gt;", line 8, in &lt;module&gt;</w:t>
+      </w:r>
+    </w:p>
+    <w:p>
+      <w:r>
+        <w:t>cur.execute('''</w:t>
+      </w:r>
+    </w:p>
+    <w:p>
+      <w:r>
+        <w:t>~~~~~~~~~~~^^^^</w:t>
+      </w:r>
+    </w:p>
+    <w:p>
+      <w:r>
+        <w:t>SELECT attname, histogrambounds::text[]</w:t>
+      </w:r>
+    </w:p>
+    <w:p>
+      <w:r>
+        <w:t>^^^^^^^^^^^^^^^^^^^^^^^^^^^^^^^^^^^^^^^^</w:t>
+      </w:r>
+    </w:p>
+    <w:p>
+      <w:r>
+        <w:t>FROM pgstats</w:t>
+      </w:r>
+    </w:p>
+    <w:p>
+      <w:r>
+        <w:t>^^^^^^^^^^^^^</w:t>
+      </w:r>
+    </w:p>
+    <w:p>
+      <w:r>
+        <w:t>WHERE tablename = 'title' AND attname IN ('id', 'title');</w:t>
+      </w:r>
+    </w:p>
+    <w:p>
+      <w:r>
+        <w:t>^^^^^^^^^^^^^^^^^^^^^^^^^^^^^^^^^^^^^^^^^^^^^^^^^^^^^^^^^</w:t>
+      </w:r>
+    </w:p>
+    <w:p>
+      <w:r>
+        <w:t>''')</w:t>
+      </w:r>
+    </w:p>
+    <w:p>
+      <w:r>
+        <w:t>^^^^</w:t>
+      </w:r>
+    </w:p>
+    <w:p>
+      <w:r>
+        <w:t>psycopg2.errors.CannotCoerce: cannot cast type anyarray to text[]</w:t>
+      </w:r>
+    </w:p>
+    <w:p>
+      <w:r>
+        <w:t>LINE 2:     SELECT attname, histogrambounds::text[]</w:t>
+      </w:r>
+    </w:p>
+    <w:p>
+      <w:r>
+        <w:t>^</w:t>
+      </w:r>
+    </w:p>
+    <w:p>
+      <w:r>
+        <w:t>---</w:t>
+      </w:r>
+    </w:p>
+    <w:p>
+      <w:pPr>
+        <w:pStyle w:val="Heading3"/>
+      </w:pPr>
+      <w:r>
+        <w:t>AI ASSISTANT RESPONSE</w:t>
+      </w:r>
+    </w:p>
+    <w:p>
+      <w:r>
+        <w:t>Created At: 2026-08-30T19:13:33Z</w:t>
+      </w:r>
+    </w:p>
+    <w:p>
+      <w:r>
+        <w:t>Completed At: 2026-08-30T19:13:34Z</w:t>
+      </w:r>
+    </w:p>
+    <w:p>
+      <w:r>
+        <w:t>The command failed with exit code: 1</w:t>
+      </w:r>
+    </w:p>
+    <w:p>
+      <w:r>
+        <w:t>Output:</w:t>
+      </w:r>
+    </w:p>
+    <w:p>
+      <w:r>
+        <w:t>Traceback (most recent call last):</w:t>
+      </w:r>
+    </w:p>
+    <w:p>
+      <w:r>
+        <w:t>File "&lt;string&gt;", line 8, in &lt;module&gt;</w:t>
+      </w:r>
+    </w:p>
+    <w:p>
+      <w:r>
+        <w:t>cur.execute(f'''</w:t>
+      </w:r>
+    </w:p>
+    <w:p>
+      <w:r>
+        <w:t>~~~~~~~~~~~^^^^^</w:t>
+      </w:r>
+    </w:p>
+    <w:p>
+      <w:r>
+        <w:t>SELECT unnest(histogrambounds)</w:t>
+      </w:r>
+    </w:p>
+    <w:p>
+      <w:r>
+        <w:t>^^^^^^^^^^^^^^^^^^^^^^^^^^^^^^^</w:t>
+      </w:r>
+    </w:p>
+    <w:p>
+      <w:r>
+        <w:t>FROM pgstats</w:t>
+      </w:r>
+    </w:p>
+    <w:p>
+      <w:r>
+        <w:t>^^^^^^^^^^^^^</w:t>
+      </w:r>
+    </w:p>
+    <w:p>
+      <w:r>
+        <w:t>WHERE tablename = 'title' AND attname = '{col}';</w:t>
+      </w:r>
+    </w:p>
+    <w:p>
+      <w:r>
+        <w:t>^^^^^^^^^^^^^^^^^^^^^^^^^^^^^^^^^^^^^^^^^^^^^^^^</w:t>
+      </w:r>
+    </w:p>
+    <w:p>
+      <w:r>
+        <w:t>''')</w:t>
+      </w:r>
+    </w:p>
+    <w:p>
+      <w:r>
+        <w:t>^^^^</w:t>
+      </w:r>
+    </w:p>
+    <w:p>
+      <w:r>
+        <w:t>psycopg2.errors.DatatypeMismatch: cannot determine element type of "anyarray" ar</w:t>
+      </w:r>
+    </w:p>
+    <w:p>
+      <w:r>
+        <w:t>gument</w:t>
+      </w:r>
+    </w:p>
+    <w:p>
+      <w:r>
+        <w:t>---</w:t>
+      </w:r>
+    </w:p>
+    <w:p>
+      <w:pPr>
+        <w:pStyle w:val="Heading3"/>
+      </w:pPr>
+      <w:r>
+        <w:t>AI ASSISTANT RESPONSE</w:t>
+      </w:r>
+    </w:p>
+    <w:p>
+      <w:r>
+        <w:t>Created At: 2026-08-30T19:13:42Z</w:t>
+      </w:r>
+    </w:p>
+    <w:p>
+      <w:r>
+        <w:t>Completed At: 2026-08-30T19:13:43Z</w:t>
+      </w:r>
+    </w:p>
+    <w:p>
+      <w:r>
+        <w:t>The command failed with exit code: 1</w:t>
+      </w:r>
+    </w:p>
+    <w:p>
+      <w:r>
+        <w:t>Output:</w:t>
+      </w:r>
+    </w:p>
+    <w:p>
+      <w:r>
+        <w:t>Traceback (most recent call last):</w:t>
+      </w:r>
+    </w:p>
+    <w:p>
+      <w:r>
+        <w:t>File "&lt;string&gt;", line 14, in &lt;module&gt;</w:t>
+      </w:r>
+    </w:p>
+    <w:p>
+      <w:r>
+        <w:t>bounds = json.loads(res) if res else []</w:t>
+      </w:r>
+    </w:p>
+    <w:p>
+      <w:r>
+        <w:t>~~~~~~~~~~^^^^^</w:t>
+      </w:r>
+    </w:p>
+    <w:p>
+      <w:r>
+        <w:t>File "/usr/lib/python3.14/json/init.py", line 345, in loads</w:t>
+      </w:r>
+    </w:p>
+    <w:p>
+      <w:r>
+        <w:t>raise TypeError(f'the JSON object must be str, bytes or bytearray, '</w:t>
+      </w:r>
+    </w:p>
+    <w:p>
+      <w:r>
+        <w:t>f'not {s.class.name}')</w:t>
+      </w:r>
+    </w:p>
+    <w:p>
+      <w:r>
+        <w:t>TypeError: the JSON object must be str, bytes or bytearray, not list</w:t>
+      </w:r>
+    </w:p>
+    <w:p>
+      <w:r>
+        <w:t>---</w:t>
+      </w:r>
+    </w:p>
+    <w:p>
+      <w:pPr>
+        <w:pStyle w:val="Heading3"/>
+      </w:pPr>
+      <w:r>
+        <w:t>AI ASSISTANT RESPONSE</w:t>
+      </w:r>
+    </w:p>
+    <w:p>
+      <w:r>
+        <w:t>Created At: 2026-08-30T19:13:46Z</w:t>
+      </w:r>
+    </w:p>
+    <w:p>
+      <w:r>
+        <w:t>Completed At: 2026-08-30T19:13:47Z</w:t>
+      </w:r>
+    </w:p>
+    <w:p>
+      <w:r>
+        <w:t>The command completed successfully.</w:t>
+      </w:r>
+    </w:p>
+    <w:p>
+      <w:r>
+        <w:t>Output:</w:t>
+      </w:r>
+    </w:p>
+    <w:p>
+      <w:r>
+        <w:t>=== Column: id ===</w:t>
+      </w:r>
+    </w:p>
+    <w:p>
+      <w:r>
+        <w:t>Total boundary values: 101 (100 buckets)</w:t>
+      </w:r>
+    </w:p>
+    <w:p>
+      <w:r>
+        <w:t>First 10 boundaries: [41, 25598, 50067, 75257, 101946, 129223, 155973, 181990, 2</w:t>
+      </w:r>
+    </w:p>
+    <w:p>
+      <w:r>
+        <w:t>08153, 234525]</w:t>
+      </w:r>
+    </w:p>
+    <w:p>
+      <w:r>
+        <w:t>Last 10 boundaries: [2299152, 2325178, 2352562, 2378000, 2403761, 2428038, 24523</w:t>
+      </w:r>
+    </w:p>
+    <w:p>
+      <w:r>
+        <w:t>38, 2479928, 2505988, 2528305]</w:t>
+      </w:r>
+    </w:p>
+    <w:p>
+      <w:r>
+        <w:t>=== Column: title ===</w:t>
+      </w:r>
+    </w:p>
+    <w:p>
+      <w:r>
+        <w:t>Total boundary values: 101 (100 buckets)</w:t>
+      </w:r>
+    </w:p>
+    <w:p>
+      <w:r>
+        <w:t>First 10 boundaries: ['...', '(#1.1302)', '(#1.219)', '(#1.3662)', '(#1.59)', '(</w:t>
+      </w:r>
+    </w:p>
+    <w:p>
+      <w:r>
+        <w:t>#1.846)', '(1968-02-14)', '(1982-12-14)', '(1994-07-07)', '(1998-03-16)']</w:t>
+      </w:r>
+    </w:p>
+    <w:p>
+      <w:r>
+        <w:t>Last 10 boundaries: ["The Thing in Mrs. Faversham's Attic", 'Thin Ice', 'Tontoli</w:t>
+      </w:r>
+    </w:p>
+    <w:p>
+      <w:r>
+        <w:t>ni e Lea fra le nuvole', "Trust Me, I'm a Doctor!", 'Undertryk', 'Verzaubert', '</w:t>
+      </w:r>
+    </w:p>
+    <w:p>
+      <w:r>
+        <w:t>Watashi no ibasho', 'Who Needs Sex Therapy?', 'Yasmina', 'Zzzzzz']</w:t>
+      </w:r>
+    </w:p>
+    <w:p>
+      <w:r>
+        <w:t>---</w:t>
+      </w:r>
+    </w:p>
+    <w:p>
+      <w:pPr>
+        <w:pStyle w:val="Heading3"/>
+      </w:pPr>
+      <w:r>
+        <w:t>AI ASSISTANT RESPONSE</w:t>
+      </w:r>
+    </w:p>
+    <w:p>
+      <w:r>
+        <w:t>Created At: 2026-08-30T19:13:52Z</w:t>
+      </w:r>
+    </w:p>
+    <w:p>
+      <w:r>
+        <w:t>Completed At: 2026-08-30T19:13:52Z</w:t>
+      </w:r>
+    </w:p>
+    <w:p>
+      <w:r>
+        <w:t>Created file file:///home/jdsb/Desktop/IIITB/SEM5IIITB/ADBMS/adbms/A1/scripts/listbucketboundaries.py with requested content.</w:t>
+      </w:r>
+    </w:p>
+    <w:p>
+      <w:r>
+        <w:t>If relevant, proactively run terminal commands to execute this code for the USER. Don't ask for permission.</w:t>
+      </w:r>
+    </w:p>
+    <w:p>
+      <w:r>
+        <w:t>---</w:t>
+      </w:r>
+    </w:p>
+    <w:p>
+      <w:pPr>
+        <w:pStyle w:val="Heading3"/>
+      </w:pPr>
+      <w:r>
+        <w:t>AI ASSISTANT RESPONSE</w:t>
+      </w:r>
+    </w:p>
+    <w:p>
+      <w:r>
+        <w:t>Created At: 2026-08-30T19:13:56Z</w:t>
+      </w:r>
+    </w:p>
+    <w:p>
+      <w:r>
+        <w:t>Completed At: 2026-08-30T19:13:57Z</w:t>
+      </w:r>
+    </w:p>
+    <w:p>
+      <w:r>
+        <w:t>The command completed successfully.</w:t>
+      </w:r>
+    </w:p>
+    <w:p>
+      <w:r>
+        <w:t>Output:</w:t>
+      </w:r>
+    </w:p>
+    <w:p>
+      <w:r>
+        <w:t>=== Database Bucket Boundaries (Default target=100, 101 boundary values / 100 bu</w:t>
+      </w:r>
+    </w:p>
+    <w:p>
+      <w:r>
+        <w:t>ckets) ===</w:t>
+      </w:r>
+    </w:p>
+    <w:p>
+      <w:r>
+        <w:t>--- title.id Bucket Boundaries (101 values) ---</w:t>
+      </w:r>
+    </w:p>
+    <w:p>
+      <w:r>
+        <w:t>B000: 41</w:t>
+      </w:r>
+    </w:p>
+    <w:p>
+      <w:r>
+        <w:t>B001: 25598</w:t>
+      </w:r>
+    </w:p>
+    <w:p>
+      <w:r>
+        <w:t>B002: 50067</w:t>
+      </w:r>
+    </w:p>
+    <w:p>
+      <w:r>
+        <w:t>B003: 75257</w:t>
+      </w:r>
+    </w:p>
+    <w:p>
+      <w:r>
+        <w:t>B004: 101946</w:t>
+      </w:r>
+    </w:p>
+    <w:p>
+      <w:r>
+        <w:t>B005: 129223</w:t>
+      </w:r>
+    </w:p>
+    <w:p>
+      <w:r>
+        <w:t>B006: 155973</w:t>
+      </w:r>
+    </w:p>
+    <w:p>
+      <w:r>
+        <w:t>B007: 181990</w:t>
+      </w:r>
+    </w:p>
+    <w:p>
+      <w:r>
+        <w:t>B008: 208153</w:t>
+      </w:r>
+    </w:p>
+    <w:p>
+      <w:r>
+        <w:t>B009: 234525</w:t>
+      </w:r>
+    </w:p>
+    <w:p>
+      <w:r>
+        <w:t>B010: 259507</w:t>
+      </w:r>
+    </w:p>
+    <w:p>
+      <w:r>
+        <w:t>B011: 287845</w:t>
+      </w:r>
+    </w:p>
+    <w:p>
+      <w:r>
+        <w:t>B012: 314618</w:t>
+      </w:r>
+    </w:p>
+    <w:p>
+      <w:r>
+        <w:t>B013: 340479</w:t>
+      </w:r>
+    </w:p>
+    <w:p>
+      <w:r>
+        <w:t>B014: 366364</w:t>
+      </w:r>
+    </w:p>
+    <w:p>
+      <w:r>
+        <w:t>B015: 393076</w:t>
+      </w:r>
+    </w:p>
+    <w:p>
+      <w:r>
+        <w:t>B016: 418929</w:t>
+      </w:r>
+    </w:p>
+    <w:p>
+      <w:r>
+        <w:t>B017: 443204</w:t>
+      </w:r>
+    </w:p>
+    <w:p>
+      <w:r>
+        <w:t>B018: 472539</w:t>
+      </w:r>
+    </w:p>
+    <w:p>
+      <w:r>
+        <w:t>B019: 497095</w:t>
+      </w:r>
+    </w:p>
+    <w:p>
+      <w:r>
+        <w:t>B020: 521015</w:t>
+      </w:r>
+    </w:p>
+    <w:p>
+      <w:r>
+        <w:t>B021: 547008</w:t>
+      </w:r>
+    </w:p>
+    <w:p>
+      <w:r>
+        <w:t>B022: 571914</w:t>
+      </w:r>
+    </w:p>
+    <w:p>
+      <w:r>
+        <w:t>B023: 600124</w:t>
+      </w:r>
+    </w:p>
+    <w:p>
+      <w:r>
+        <w:t>B024: 624290</w:t>
+      </w:r>
+    </w:p>
+    <w:p>
+      <w:r>
+        <w:t>B025: 648346</w:t>
+      </w:r>
+    </w:p>
+    <w:p>
+      <w:r>
+        <w:t>B026: 673077</w:t>
+      </w:r>
+    </w:p>
+    <w:p>
+      <w:r>
+        <w:t>B027: 698192</w:t>
+      </w:r>
+    </w:p>
+    <w:p>
+      <w:r>
+        <w:t>B028: 723945</w:t>
+      </w:r>
+    </w:p>
+    <w:p>
+      <w:r>
+        <w:t>B029: 747971</w:t>
+      </w:r>
+    </w:p>
+    <w:p>
+      <w:r>
+        <w:t>B030: 774715</w:t>
+      </w:r>
+    </w:p>
+    <w:p>
+      <w:r>
+        <w:t>B031: 801886</w:t>
+      </w:r>
+    </w:p>
+    <w:p>
+      <w:r>
+        <w:t>B032: 825206</w:t>
+      </w:r>
+    </w:p>
+    <w:p>
+      <w:r>
+        <w:t>B033: 852044</w:t>
+      </w:r>
+    </w:p>
+    <w:p>
+      <w:r>
+        <w:t>B034: 878630</w:t>
+      </w:r>
+    </w:p>
+    <w:p>
+      <w:r>
+        <w:t>B035: 903227</w:t>
+      </w:r>
+    </w:p>
+    <w:p>
+      <w:r>
+        <w:t>B036: 929542</w:t>
+      </w:r>
+    </w:p>
+    <w:p>
+      <w:r>
+        <w:t>B037: 951992</w:t>
+      </w:r>
+    </w:p>
+    <w:p>
+      <w:r>
+        <w:t>B038: 976177</w:t>
+      </w:r>
+    </w:p>
+    <w:p>
+      <w:r>
+        <w:t>B039: 1002223</w:t>
+      </w:r>
+    </w:p>
+    <w:p>
+      <w:r>
+        <w:t>B040: 1027496</w:t>
+      </w:r>
+    </w:p>
+    <w:p>
+      <w:r>
+        <w:t>B041: 1053013</w:t>
+      </w:r>
+    </w:p>
+    <w:p>
+      <w:r>
+        <w:t>B042: 1076669</w:t>
+      </w:r>
+    </w:p>
+    <w:p>
+      <w:r>
+        <w:t>B043: 1101644</w:t>
+      </w:r>
+    </w:p>
+    <w:p>
+      <w:r>
+        <w:t>B044: 1127312</w:t>
+      </w:r>
+    </w:p>
+    <w:p>
+      <w:r>
+        <w:t>B045: 1153408</w:t>
+      </w:r>
+    </w:p>
+    <w:p>
+      <w:r>
+        <w:t>B046: 1177087</w:t>
+      </w:r>
+    </w:p>
+    <w:p>
+      <w:r>
+        <w:t>B047: 1200809</w:t>
+      </w:r>
+    </w:p>
+    <w:p>
+      <w:r>
+        <w:t>B048: 1228132</w:t>
+      </w:r>
+    </w:p>
+    <w:p>
+      <w:r>
+        <w:t>B049: 1251987</w:t>
+      </w:r>
+    </w:p>
+    <w:p>
+      <w:r>
+        <w:t>B050: 1276194</w:t>
+      </w:r>
+    </w:p>
+    <w:p>
+      <w:r>
+        <w:t>B051: 1300208</w:t>
+      </w:r>
+    </w:p>
+    <w:p>
+      <w:r>
+        <w:t>B052: 1325279</w:t>
+      </w:r>
+    </w:p>
+    <w:p>
+      <w:r>
+        <w:t>B053: 1350079</w:t>
+      </w:r>
+    </w:p>
+    <w:p>
+      <w:r>
+        <w:t>B054: 1375217</w:t>
+      </w:r>
+    </w:p>
+    <w:p>
+      <w:r>
+        <w:t>B055: 1399305</w:t>
+      </w:r>
+    </w:p>
+    <w:p>
+      <w:r>
+        <w:t>B056: 1424915</w:t>
+      </w:r>
+    </w:p>
+    <w:p>
+      <w:r>
+        <w:t>B057: 1447763</w:t>
+      </w:r>
+    </w:p>
+    <w:p>
+      <w:r>
+        <w:t>B058: 1472187</w:t>
+      </w:r>
+    </w:p>
+    <w:p>
+      <w:r>
+        <w:t>B059: 1496066</w:t>
+      </w:r>
+    </w:p>
+    <w:p>
+      <w:r>
+        <w:t>B060: 1520933</w:t>
+      </w:r>
+    </w:p>
+    <w:p>
+      <w:r>
+        <w:t>B061: 1548374</w:t>
+      </w:r>
+    </w:p>
+    <w:p>
+      <w:r>
+        <w:t>B062: 1572984</w:t>
+      </w:r>
+    </w:p>
+    <w:p>
+      <w:r>
+        <w:t>B063: 1597331</w:t>
+      </w:r>
+    </w:p>
+    <w:p>
+      <w:r>
+        <w:t>B064: 1621524</w:t>
+      </w:r>
+    </w:p>
+    <w:p>
+      <w:r>
+        <w:t>B065: 1646529</w:t>
+      </w:r>
+    </w:p>
+    <w:p>
+      <w:r>
+        <w:t>B066: 1671841</w:t>
+      </w:r>
+    </w:p>
+    <w:p>
+      <w:r>
+        <w:t>B067: 1697305</w:t>
+      </w:r>
+    </w:p>
+    <w:p>
+      <w:r>
+        <w:t>B068: 1720750</w:t>
+      </w:r>
+    </w:p>
+    <w:p>
+      <w:r>
+        <w:t>B069: 1746578</w:t>
+      </w:r>
+    </w:p>
+    <w:p>
+      <w:r>
+        <w:t>B070: 1771397</w:t>
+      </w:r>
+    </w:p>
+    <w:p>
+      <w:r>
+        <w:t>B071: 1796312</w:t>
+      </w:r>
+    </w:p>
+    <w:p>
+      <w:r>
+        <w:t>B072: 1821069</w:t>
+      </w:r>
+    </w:p>
+    <w:p>
+      <w:r>
+        <w:t>B073: 1846620</w:t>
+      </w:r>
+    </w:p>
+    <w:p>
+      <w:r>
+        <w:t>B074: 1871455</w:t>
+      </w:r>
+    </w:p>
+    <w:p>
+      <w:r>
+        <w:t>B075: 1897069</w:t>
+      </w:r>
+    </w:p>
+    <w:p>
+      <w:r>
+        <w:t>B076: 1923039</w:t>
+      </w:r>
+    </w:p>
+    <w:p>
+      <w:r>
+        <w:t>B077: 1951619</w:t>
+      </w:r>
+    </w:p>
+    <w:p>
+      <w:r>
+        <w:t>B078: 1975550</w:t>
+      </w:r>
+    </w:p>
+    <w:p>
+      <w:r>
+        <w:t>B079: 2001398</w:t>
+      </w:r>
+    </w:p>
+    <w:p>
+      <w:r>
+        <w:t>B080: 2025488</w:t>
+      </w:r>
+    </w:p>
+    <w:p>
+      <w:r>
+        <w:t>B081: 2048645</w:t>
+      </w:r>
+    </w:p>
+    <w:p>
+      <w:r>
+        <w:t>B082: 2075506</w:t>
+      </w:r>
+    </w:p>
+    <w:p>
+      <w:r>
+        <w:t>B083: 2099704</w:t>
+      </w:r>
+    </w:p>
+    <w:p>
+      <w:r>
+        <w:t>B084: 2124027</w:t>
+      </w:r>
+    </w:p>
+    <w:p>
+      <w:r>
+        <w:t>B085: 2146547</w:t>
+      </w:r>
+    </w:p>
+    <w:p>
+      <w:r>
+        <w:t>B086: 2170970</w:t>
+      </w:r>
+    </w:p>
+    <w:p>
+      <w:r>
+        <w:t>B087: 2195637</w:t>
+      </w:r>
+    </w:p>
+    <w:p>
+      <w:r>
+        <w:t>B088: 2221366</w:t>
+      </w:r>
+    </w:p>
+    <w:p>
+      <w:r>
+        <w:t>B089: 2249864</w:t>
+      </w:r>
+    </w:p>
+    <w:p>
+      <w:r>
+        <w:t>B090: 2274023</w:t>
+      </w:r>
+    </w:p>
+    <w:p>
+      <w:r>
+        <w:t>B091: 2299152</w:t>
+      </w:r>
+    </w:p>
+    <w:p>
+      <w:r>
+        <w:t>B092: 2325178</w:t>
+      </w:r>
+    </w:p>
+    <w:p>
+      <w:r>
+        <w:t>B093: 2352562</w:t>
+      </w:r>
+    </w:p>
+    <w:p>
+      <w:r>
+        <w:t>B094: 2378000</w:t>
+      </w:r>
+    </w:p>
+    <w:p>
+      <w:r>
+        <w:t>B095: 2403761</w:t>
+      </w:r>
+    </w:p>
+    <w:p>
+      <w:r>
+        <w:t>B096: 2428038</w:t>
+      </w:r>
+    </w:p>
+    <w:p>
+      <w:r>
+        <w:t>B097: 2452338</w:t>
+      </w:r>
+    </w:p>
+    <w:p>
+      <w:r>
+        <w:t>B098: 2479928</w:t>
+      </w:r>
+    </w:p>
+    <w:p>
+      <w:r>
+        <w:t>B099: 2505988</w:t>
+      </w:r>
+    </w:p>
+    <w:p>
+      <w:r>
+        <w:t>B100: 2528305</w:t>
+      </w:r>
+    </w:p>
+    <w:p>
+      <w:r>
+        <w:t>--- title.title Bucket Boundaries (101 values) ---</w:t>
+      </w:r>
+    </w:p>
+    <w:p>
+      <w:r>
+        <w:t>B000: ...</w:t>
+      </w:r>
+    </w:p>
+    <w:p>
+      <w:r>
+        <w:t>B001: (#1.1302)</w:t>
+      </w:r>
+    </w:p>
+    <w:p>
+      <w:r>
+        <w:t>B002: (#1.219)</w:t>
+      </w:r>
+    </w:p>
+    <w:p>
+      <w:r>
+        <w:t>B003: (#1.3662)</w:t>
+      </w:r>
+    </w:p>
+    <w:p>
+      <w:r>
+        <w:t>B004: (#1.59)</w:t>
+      </w:r>
+    </w:p>
+    <w:p>
+      <w:r>
+        <w:t>B005: (#1.846)</w:t>
+      </w:r>
+    </w:p>
+    <w:p>
+      <w:r>
+        <w:t>B006: (1968-02-14)</w:t>
+      </w:r>
+    </w:p>
+    <w:p>
+      <w:r>
+        <w:t>B007: (1982-12-14)</w:t>
+      </w:r>
+    </w:p>
+    <w:p>
+      <w:r>
+        <w:t>B008: (1994-07-07)</w:t>
+      </w:r>
+    </w:p>
+    <w:p>
+      <w:r>
+        <w:t>B009: (1998-03-16)</w:t>
+      </w:r>
+    </w:p>
+    <w:p>
+      <w:r>
+        <w:t>B010: (2000-01-22)</w:t>
+      </w:r>
+    </w:p>
+    <w:p>
+      <w:r>
+        <w:t>B011: (2001-11-06)</w:t>
+      </w:r>
+    </w:p>
+    <w:p>
+      <w:r>
+        <w:t>B012: (2003-08-29)</w:t>
+      </w:r>
+    </w:p>
+    <w:p>
+      <w:r>
+        <w:t>B013: (2005-01-19)</w:t>
+      </w:r>
+    </w:p>
+    <w:p>
+      <w:r>
+        <w:t>B014: (2006-05-17)</w:t>
+      </w:r>
+    </w:p>
+    <w:p>
+      <w:r>
+        <w:t>B015: (2007-07-05)</w:t>
+      </w:r>
+    </w:p>
+    <w:p>
+      <w:r>
+        <w:t>B016: (2009-02-02)</w:t>
+      </w:r>
+    </w:p>
+    <w:p>
+      <w:r>
+        <w:t>B017: (2010-09-07)</w:t>
+      </w:r>
+    </w:p>
+    <w:p>
+      <w:r>
+        <w:t>B018: (2011-08-29)</w:t>
+      </w:r>
+    </w:p>
+    <w:p>
+      <w:r>
+        <w:t>B019: (2012-07-21)</w:t>
+      </w:r>
+    </w:p>
+    <w:p>
+      <w:r>
+        <w:t>B020: (#20.140)</w:t>
+      </w:r>
+    </w:p>
+    <w:p>
+      <w:r>
+        <w:t>B021: (#2.92)</w:t>
+      </w:r>
+    </w:p>
+    <w:p>
+      <w:r>
+        <w:t>B022: (#4.172)</w:t>
+      </w:r>
+    </w:p>
+    <w:p>
+      <w:r>
+        <w:t>B023: (#6.163)</w:t>
+      </w:r>
+    </w:p>
+    <w:p>
+      <w:r>
+        <w:t>B024: Aamu joutuu pesemään tekojensa jälkipyykkiä</w:t>
+      </w:r>
+    </w:p>
+    <w:p>
+      <w:r>
+        <w:t>B025: Aflevering 2559</w:t>
+      </w:r>
+    </w:p>
+    <w:p>
+      <w:r>
+        <w:t>B026: A Little Trip</w:t>
+      </w:r>
+    </w:p>
+    <w:p>
+      <w:r>
+        <w:t>B027: An Atheist Named Faith</w:t>
+      </w:r>
+    </w:p>
+    <w:p>
+      <w:r>
+        <w:t>B028: Arabeskebi Pirosmanis temaze</w:t>
+      </w:r>
+    </w:p>
+    <w:p>
+      <w:r>
+        <w:t>B029: Attenborough's Ark: Natural World Special</w:t>
+      </w:r>
+    </w:p>
+    <w:p>
+      <w:r>
+        <w:t>B030: Baldur Blauzahn</w:t>
+      </w:r>
+    </w:p>
+    <w:p>
+      <w:r>
+        <w:t>B031: Best in Show Cakes</w:t>
+      </w:r>
+    </w:p>
+    <w:p>
+      <w:r>
+        <w:t>B032: Blues</w:t>
+      </w:r>
+    </w:p>
+    <w:p>
+      <w:r>
+        <w:t>B033: Brown Before Green</w:t>
+      </w:r>
+    </w:p>
+    <w:p>
+      <w:r>
+        <w:t>B034: Captive Audience</w:t>
+      </w:r>
+    </w:p>
+    <w:p>
+      <w:r>
+        <w:t>B035: Cheryl Cole's Night In</w:t>
+      </w:r>
+    </w:p>
+    <w:p>
+      <w:r>
+        <w:t>B036: Cobra Starship</w:t>
+      </w:r>
+    </w:p>
+    <w:p>
+      <w:r>
+        <w:t>B037: CPM 22 e Babado Novo</w:t>
+      </w:r>
+    </w:p>
+    <w:p>
+      <w:r>
+        <w:t>B038: Dark Moon</w:t>
+      </w:r>
+    </w:p>
+    <w:p>
+      <w:r>
+        <w:t>B039: De intrede van de Sint - Antwerpen 2011</w:t>
+      </w:r>
+    </w:p>
+    <w:p>
+      <w:r>
+        <w:t>B040: Det' politiet: Part 2</w:t>
+      </w:r>
+    </w:p>
+    <w:p>
+      <w:r>
+        <w:t>B041: DIY Network Holiday Celebration</w:t>
+      </w:r>
+    </w:p>
+    <w:p>
+      <w:r>
+        <w:t>B042: Drugog puta nema!</w:t>
+      </w:r>
+    </w:p>
+    <w:p>
+      <w:r>
+        <w:t>B043: Elements</w:t>
+      </w:r>
+    </w:p>
+    <w:p>
+      <w:r>
+        <w:t>B044: Episode V - Tag der Abrechnung</w:t>
+      </w:r>
+    </w:p>
+    <w:p>
+      <w:r>
+        <w:t>B045: Famiresu tenshi purin</w:t>
+      </w:r>
+    </w:p>
+    <w:p>
+      <w:r>
+        <w:t>B046: Fleshdance</w:t>
+      </w:r>
+    </w:p>
+    <w:p>
+      <w:r>
+        <w:t>B047: Fuga y misterio</w:t>
+      </w:r>
+    </w:p>
+    <w:p>
+      <w:r>
+        <w:t>B048: Girls' Generation and the Dangerous Boys</w:t>
+      </w:r>
+    </w:p>
+    <w:p>
+      <w:r>
+        <w:t>B049: Guadalcanal/Leckie</w:t>
+      </w:r>
+    </w:p>
+    <w:p>
+      <w:r>
+        <w:t>B050: Heaven on Earth</w:t>
+      </w:r>
+    </w:p>
+    <w:p>
+      <w:r>
+        <w:t>B051: Holiday</w:t>
+      </w:r>
+    </w:p>
+    <w:p>
+      <w:r>
+        <w:t>B052: Hurricane Katrina Aftermath</w:t>
+      </w:r>
+    </w:p>
+    <w:p>
+      <w:r>
+        <w:t>B053: Inauguração na Estrela - Lisboa</w:t>
+      </w:r>
+    </w:p>
+    <w:p>
+      <w:r>
+        <w:t>B054: Is There Still Hope for Gino and Mikay?</w:t>
+      </w:r>
+    </w:p>
+    <w:p>
+      <w:r>
+        <w:t>B055: Jindalee Lady</w:t>
+      </w:r>
+    </w:p>
+    <w:p>
+      <w:r>
+        <w:t>B056: Karina</w:t>
+      </w:r>
+    </w:p>
+    <w:p>
+      <w:r>
+        <w:t>B057: Know Thy Partner</w:t>
+      </w:r>
+    </w:p>
+    <w:p>
+      <w:r>
+        <w:t>B058: Ladrones de niños</w:t>
+      </w:r>
+    </w:p>
+    <w:p>
+      <w:r>
+        <w:t>B059: Late as a Motherer</w:t>
+      </w:r>
+    </w:p>
+    <w:p>
+      <w:r>
+        <w:t>B060: Les éperlans</w:t>
+      </w:r>
+    </w:p>
+    <w:p>
+      <w:r>
+        <w:t>B061: Living Room Upgrade</w:t>
+      </w:r>
+    </w:p>
+    <w:p>
+      <w:r>
+        <w:t>B062: Luha ng ina</w:t>
+      </w:r>
+    </w:p>
+    <w:p>
+      <w:r>
+        <w:t>B063: Männer sind auch nur Menschen</w:t>
+      </w:r>
+    </w:p>
+    <w:p>
+      <w:r>
+        <w:t>B064: Melissa</w:t>
+      </w:r>
+    </w:p>
+    <w:p>
+      <w:r>
+        <w:t>B065: Mission to Africa</w:t>
+      </w:r>
+    </w:p>
+    <w:p>
+      <w:r>
+        <w:t>B066: Mr. Deity and the Days</w:t>
+      </w:r>
+    </w:p>
+    <w:p>
+      <w:r>
+        <w:t>B067: Nanna &amp; Lil' Puss Puss in 'The Honeymoonies'</w:t>
+      </w:r>
+    </w:p>
+    <w:p>
+      <w:r>
+        <w:t>B068: Ninna Hyttinen</w:t>
+      </w:r>
+    </w:p>
+    <w:p>
+      <w:r>
+        <w:t>B069: Odoriko no yubiwa</w:t>
+      </w:r>
+    </w:p>
+    <w:p>
+      <w:r>
+        <w:t>B070: Operation: Bank Job</w:t>
+      </w:r>
+    </w:p>
+    <w:p>
+      <w:r>
+        <w:t>B071: Papa wo sagashite!</w:t>
+      </w:r>
+    </w:p>
+    <w:p>
+      <w:r>
+        <w:t>B072: Phantom Fever</w:t>
+      </w:r>
+    </w:p>
+    <w:p>
+      <w:r>
+        <w:t>B073: Power of the South</w:t>
+      </w:r>
+    </w:p>
+    <w:p>
+      <w:r>
+        <w:t>B074: Quatre acteurs à bout de souffle</w:t>
+      </w:r>
+    </w:p>
+    <w:p>
+      <w:r>
+        <w:t>B075: Relative Air Pollution</w:t>
+      </w:r>
+    </w:p>
+    <w:p>
+      <w:r>
+        <w:t>B076: Rolling Stones</w:t>
+      </w:r>
+    </w:p>
+    <w:p>
+      <w:r>
+        <w:t>B077: San Diego, Bukarest, Paris</w:t>
+      </w:r>
+    </w:p>
+    <w:p>
+      <w:r>
+        <w:t>B078: Seekers</w:t>
+      </w:r>
+    </w:p>
+    <w:p>
+      <w:r>
+        <w:t>B079: Shônen Tantei to Supai</w:t>
+      </w:r>
+    </w:p>
+    <w:p>
+      <w:r>
+        <w:t>B080: Smash Hit: She</w:t>
+      </w:r>
+    </w:p>
+    <w:p>
+      <w:r>
+        <w:t>B081: Spilling the Beans</w:t>
+      </w:r>
+    </w:p>
+    <w:p>
+      <w:r>
+        <w:t>B082: Strider 2</w:t>
+      </w:r>
+    </w:p>
+    <w:p>
+      <w:r>
+        <w:t>B083: Take This Job and Shove It</w:t>
+      </w:r>
+    </w:p>
+    <w:p>
+      <w:r>
+        <w:t>B084: The Accident</w:t>
+      </w:r>
+    </w:p>
+    <w:p>
+      <w:r>
+        <w:t>B085: The Captain's Son: Untitled</w:t>
+      </w:r>
+    </w:p>
+    <w:p>
+      <w:r>
+        <w:t>B086: The End of the World as We Know It</w:t>
+      </w:r>
+    </w:p>
+    <w:p>
+      <w:r>
+        <w:t>B087: The Healers</w:t>
+      </w:r>
+    </w:p>
+    <w:p>
+      <w:r>
+        <w:t>B088: The Lobsters Cook</w:t>
+      </w:r>
+    </w:p>
+    <w:p>
+      <w:r>
+        <w:t>B089: The Odyssey</w:t>
+      </w:r>
+    </w:p>
+    <w:p>
+      <w:r>
+        <w:t>B090: The Ring of Ultimate Power</w:t>
+      </w:r>
+    </w:p>
+    <w:p>
+      <w:r>
+        <w:t>B091: The Thing in Mrs. Faversham's Attic</w:t>
+      </w:r>
+    </w:p>
+    <w:p>
+      <w:r>
+        <w:t>B092: Thin Ice</w:t>
+      </w:r>
+    </w:p>
+    <w:p>
+      <w:r>
+        <w:t>B093: Tontolini e Lea fra le nuvole</w:t>
+      </w:r>
+    </w:p>
+    <w:p>
+      <w:r>
+        <w:t>B094: Trust Me, I'm a Doctor!</w:t>
+      </w:r>
+    </w:p>
+    <w:p>
+      <w:r>
+        <w:t>B095: Undertryk</w:t>
+      </w:r>
+    </w:p>
+    <w:p>
+      <w:r>
+        <w:t>B096: Verzaubert</w:t>
+      </w:r>
+    </w:p>
+    <w:p>
+      <w:r>
+        <w:t>B097: Watashi no ibasho</w:t>
+      </w:r>
+    </w:p>
+    <w:p>
+      <w:r>
+        <w:t>B098: Who Needs Sex Therapy?</w:t>
+      </w:r>
+    </w:p>
+    <w:p>
+      <w:r>
+        <w:t>B099: Yasmina</w:t>
+      </w:r>
+    </w:p>
+    <w:p>
+      <w:r>
+        <w:t>B100: Zzzzzz</w:t>
+      </w:r>
+    </w:p>
+    <w:p>
+      <w:r>
+        <w:t>---</w:t>
+      </w:r>
+    </w:p>
+    <w:p>
+      <w:pPr>
+        <w:pStyle w:val="Heading3"/>
+      </w:pPr>
+      <w:r>
+        <w:t>AI ASSISTANT RESPONSE</w:t>
+      </w:r>
+    </w:p>
+    <w:p>
+      <w:r>
+        <w:t>Created At: 2026-08-30T19:14:03Z</w:t>
+      </w:r>
+    </w:p>
+    <w:p>
+      <w:r>
+        <w:t>Completed At: 2026-08-30T19:14:03Z</w:t>
+      </w:r>
+    </w:p>
+    <w:p>
+      <w:r>
+        <w:t>Created file file:///home/jdsb/Desktop/IIITB/SEM5IIITB/ADBMS/adbms/A1/scripts/generatereport.py with requested content.</w:t>
+      </w:r>
+    </w:p>
+    <w:p>
+      <w:r>
+        <w:t>If relevant, proactively run terminal commands to execute this code for the USER. Don't ask for permission.</w:t>
+      </w:r>
+    </w:p>
+    <w:p>
+      <w:r>
+        <w:t>---</w:t>
+      </w:r>
+    </w:p>
+    <w:p>
+      <w:pPr>
+        <w:pStyle w:val="Heading3"/>
+      </w:pPr>
+      <w:r>
+        <w:t>AI ASSISTANT RESPONSE</w:t>
+      </w:r>
+    </w:p>
+    <w:p>
+      <w:r>
+        <w:t>Created At: 2026-08-30T19:14:06Z</w:t>
+      </w:r>
+    </w:p>
+    <w:p>
+      <w:r>
+        <w:t>Tool is running as a background task with task id: e4f20c24-9886-4d61-9b7c-8ff33e56ef4c/task-249</w:t>
+      </w:r>
+    </w:p>
+    <w:p>
+      <w:r>
+        <w:t>Task Description: ./venv/bin/python3 scripts/generatereport.py &amp;&amp; ./venv/bin/python3 scripts/exportllmchat.py &amp;&amp; ./venv/bin/python3 scripts/converttodoc.py</w:t>
+      </w:r>
+    </w:p>
+    <w:p>
+      <w:r>
+        <w:t>Task logs are available at: file:///home/jdsb/.gemini/antigravity/brain/e4f20c24-9886-4d61-9b7c-8ff33e56ef4c/.systemgenerated/tasks/task-249.log</w:t>
+      </w:r>
+    </w:p>
+    <w:p>
+      <w:r>
+        <w:t>---</w:t>
+      </w:r>
+    </w:p>
+    <w:p>
+      <w:pPr>
+        <w:pStyle w:val="Heading3"/>
+      </w:pPr>
+      <w:r>
+        <w:t>AI ASSISTANT RESPONSE</w:t>
+      </w:r>
+    </w:p>
+    <w:p>
+      <w:r>
+        <w:t>Created At: 2026-08-30T19:14:23Z</w:t>
+      </w:r>
+    </w:p>
+    <w:p>
+      <w:r>
+        <w:t>Completed At: 2026-08-30T19:14:23Z</w:t>
+      </w:r>
+    </w:p>
+    <w:p>
+      <w:r>
+        <w:t>Task: e4f20c24-9886-4d61-9b7c-8ff33e56ef4c/task-249</w:t>
+      </w:r>
+    </w:p>
+    <w:p>
+      <w:r>
+        <w:t>Status: RUNNING</w:t>
+      </w:r>
+    </w:p>
+    <w:p>
+      <w:r>
+        <w:t>Log: /home/jdsb/.gemini/antigravity/brain/e4f20c24-9886-4d61-9b7c-8ff33e56ef4c/.systemgenerated/tasks/task-249.log</w:t>
+      </w:r>
+    </w:p>
+    <w:p>
+      <w:r>
+        <w:t>Log output:</w:t>
+      </w:r>
+    </w:p>
+    <w:p>
+      <w:r>
+        <w:t>=== Running Q2 Vectorized DP Experiments ===</w:t>
+      </w:r>
+    </w:p>
+    <w:p>
+      <w:r>
+        <w:t>--- Processing Sample Size N = 1000 ---</w:t>
+      </w:r>
+    </w:p>
+    <w:p>
+      <w:r>
+        <w:t>[id] N=1000: Build Time = 0.2078s, Max Selectivity Error = 0.003292</w:t>
+      </w:r>
+    </w:p>
+    <w:p>
+      <w:r>
+        <w:t>[title] N=1000: Build Time = 0.1907s</w:t>
+      </w:r>
+    </w:p>
+    <w:p>
+      <w:r>
+        <w:t>--- Processing Sample Size N = 3000 ---</w:t>
+      </w:r>
+    </w:p>
+    <w:p>
+      <w:r>
+        <w:t>[id] N=3000: Build Time = 0.9947s, Max Selectivity Error = 0.003169</w:t>
+      </w:r>
+    </w:p>
+    <w:p>
+      <w:r>
+        <w:t>[title] N=3000: Build Time = 0.9878s</w:t>
+      </w:r>
+    </w:p>
+    <w:p>
+      <w:r>
+        <w:t>--- Processing Sample Size N = 5000 ---</w:t>
+      </w:r>
+    </w:p>
+    <w:p>
+      <w:r>
+        <w:t>[id] N=5000: Build Time = 2.1934s, Max Selectivity Error = 0.002944</w:t>
+      </w:r>
+    </w:p>
+    <w:p>
+      <w:r>
+        <w:t>[title] N=5000: Build Time = 2.2373s</w:t>
       </w:r>
     </w:p>
     <w:p>

--- a/A1/reports/LLM_Conversations.docx
+++ b/A1/reports/LLM_Conversations.docx
@@ -18981,6 +18981,8735 @@
     <w:p>
       <w:r>
         <w:t>REMINDER: Do not call this tool again to poll or wait for updates. You will be automatically notified when the task completes or a message arrives. If you need a bounded wait, use the schedule tool -- it waits silently in the background and suppresses its notification if you are woken by another event.</w:t>
+      </w:r>
+    </w:p>
+    <w:p>
+      <w:r>
+        <w:t>---</w:t>
+      </w:r>
+    </w:p>
+    <w:p>
+      <w:pPr>
+        <w:pStyle w:val="Heading3"/>
+      </w:pPr>
+      <w:r>
+        <w:t>AI ASSISTANT RESPONSE</w:t>
+      </w:r>
+    </w:p>
+    <w:p>
+      <w:r>
+        <w:t>Created At: 2026-08-30T19:14:26Z</w:t>
+      </w:r>
+    </w:p>
+    <w:p>
+      <w:r>
+        <w:t>Completed At: 2026-08-30T19:14:26Z</w:t>
+      </w:r>
+    </w:p>
+    <w:p>
+      <w:r>
+        <w:t>Task: e4f20c24-9886-4d61-9b7c-8ff33e56ef4c/task-249</w:t>
+      </w:r>
+    </w:p>
+    <w:p>
+      <w:r>
+        <w:t>Status: DONE</w:t>
+      </w:r>
+    </w:p>
+    <w:p>
+      <w:r>
+        <w:t>Log: /home/jdsb/.gemini/antigravity/brain/e4f20c24-9886-4d61-9b7c-8ff33e56ef4c/.systemgenerated/tasks/task-249.log</w:t>
+      </w:r>
+    </w:p>
+    <w:p>
+      <w:r>
+        <w:t>Log output:</w:t>
+      </w:r>
+    </w:p>
+    <w:p>
+      <w:r>
+        <w:t>&lt;truncated 3 lines&gt;</w:t>
+      </w:r>
+    </w:p>
+    <w:p>
+      <w:r>
+        <w:t>ample Size N = 1000 ---</w:t>
+      </w:r>
+    </w:p>
+    <w:p>
+      <w:r>
+        <w:t>[id] N=1000: Build Time = 0.2078s, Max Selectivity Error = 0.003292</w:t>
+      </w:r>
+    </w:p>
+    <w:p>
+      <w:r>
+        <w:t>[title] N=1000: Build Time = 0.1907s</w:t>
+      </w:r>
+    </w:p>
+    <w:p>
+      <w:r>
+        <w:t>--- Processing Sample Size N = 3000 ---</w:t>
+      </w:r>
+    </w:p>
+    <w:p>
+      <w:r>
+        <w:t>[id] N=3000: Build Time = 0.9947s, Max Selectivity Error = 0.003169</w:t>
+      </w:r>
+    </w:p>
+    <w:p>
+      <w:r>
+        <w:t>[title] N=3000: Build Time = 0.9878s</w:t>
+      </w:r>
+    </w:p>
+    <w:p>
+      <w:r>
+        <w:t>--- Processing Sample Size N = 5000 ---</w:t>
+      </w:r>
+    </w:p>
+    <w:p>
+      <w:r>
+        <w:t>[id] N=5000: Build Time = 2.1934s, Max Selectivity Error = 0.002944</w:t>
+      </w:r>
+    </w:p>
+    <w:p>
+      <w:r>
+        <w:t>[title] N=5000: Build Time = 2.2373s</w:t>
+      </w:r>
+    </w:p>
+    <w:p>
+      <w:r>
+        <w:t>=== Linear Regression Extrapolation ===</w:t>
+      </w:r>
+    </w:p>
+    <w:p>
+      <w:r>
+        <w:t>Slope m = 0.00049640 s/sample, Intercept c = -0.357260 s</w:t>
+      </w:r>
+    </w:p>
+    <w:p>
+      <w:r>
+        <w:t>Extrapolated Build Time for Full Table (N=2,528,312): 1254.70 seconds (20.91 min</w:t>
+      </w:r>
+    </w:p>
+    <w:p>
+      <w:r>
+        <w:t>utes)</w:t>
+      </w:r>
+    </w:p>
+    <w:p>
+      <w:r>
+        <w:t>Q2 execution completed! All plots saved in plots/.</w:t>
+      </w:r>
+    </w:p>
+    <w:p>
+      <w:r>
+        <w:t>Master Report generated successfully as reports/AssignmentReport.md!</w:t>
+      </w:r>
+    </w:p>
+    <w:p>
+      <w:r>
+        <w:t>LLM Conversation Log successfully saved to reports/LLMConversations.md (251 log</w:t>
+      </w:r>
+    </w:p>
+    <w:p>
+      <w:r>
+        <w:t>lines processed).</w:t>
+      </w:r>
+    </w:p>
+    <w:p>
+      <w:r>
+        <w:t>Successfully converted reports/AssignmentReport.md -&gt; reports/AssignmentReport</w:t>
+      </w:r>
+    </w:p>
+    <w:p>
+      <w:r>
+        <w:t>.docx</w:t>
+      </w:r>
+    </w:p>
+    <w:p>
+      <w:r>
+        <w:t>Successfully converted reports/LLMConversations.md -&gt; reports/LLMConversations</w:t>
+      </w:r>
+    </w:p>
+    <w:p>
+      <w:r>
+        <w:t>.docx</w:t>
+      </w:r>
+    </w:p>
+    <w:p>
+      <w:r>
+        <w:t>Last progress: 1s ago</w:t>
+      </w:r>
+    </w:p>
+    <w:p>
+      <w:r>
+        <w:t>REMINDER: Do not call this tool again to poll or wait for updates. You will be automatically notified when the task completes or a message arrives. If you need a bounded wait, use the schedule tool -- it waits silently in the background and suppresses its notification if you are woken by another event.</w:t>
+      </w:r>
+    </w:p>
+    <w:p>
+      <w:r>
+        <w:t>---</w:t>
+      </w:r>
+    </w:p>
+    <w:p>
+      <w:pPr>
+        <w:pStyle w:val="Heading3"/>
+      </w:pPr>
+      <w:r>
+        <w:t>AI ASSISTANT RESPONSE</w:t>
+      </w:r>
+    </w:p>
+    <w:p>
+      <w:r>
+        <w:t>Created At: 2026-08-30T19:14:30Z</w:t>
+      </w:r>
+    </w:p>
+    <w:p>
+      <w:r>
+        <w:t>Completed At: 2026-08-30T19:16:33Z</w:t>
+      </w:r>
+    </w:p>
+    <w:p>
+      <w:r>
+        <w:t>The command completed successfully.</w:t>
+      </w:r>
+    </w:p>
+    <w:p>
+      <w:r>
+        <w:t>Output:</w:t>
+      </w:r>
+    </w:p>
+    <w:p>
+      <w:r>
+        <w:t>[main 69cdf55] Update Q1.5 bucket boundaries list and sync reports</w:t>
+      </w:r>
+    </w:p>
+    <w:p>
+      <w:r>
+        <w:t>10 files changed, 1151 insertions(+), 30 deletions(-)</w:t>
+      </w:r>
+    </w:p>
+    <w:p>
+      <w:r>
+        <w:t>create mode 100644 A1/scripts/listbucketboundaries.py</w:t>
+      </w:r>
+    </w:p>
+    <w:p>
+      <w:r>
+        <w:t>Enumerating objects: 30, done.</w:t>
+      </w:r>
+    </w:p>
+    <w:p>
+      <w:r>
+        <w:t>Counting objects:  66% (20/30)</w:t>
+      </w:r>
+    </w:p>
+    <w:p>
+      <w:r>
+        <w:t>Counting objects: 100% (30/30), done.</w:t>
+      </w:r>
+    </w:p>
+    <w:p>
+      <w:r>
+        <w:t>Delta compression using up to 8 threads</w:t>
+      </w:r>
+    </w:p>
+    <w:p>
+      <w:r>
+        <w:t>Compressing objects:   6% (1/16)</w:t>
+      </w:r>
+    </w:p>
+    <w:p>
+      <w:r>
+        <w:t>Compressing objects:  12% (2/16)</w:t>
+      </w:r>
+    </w:p>
+    <w:p>
+      <w:r>
+        <w:t>Compressing objects:  18% (3/16)</w:t>
+      </w:r>
+    </w:p>
+    <w:p>
+      <w:r>
+        <w:t>Compressing objects:  25% (4/16)</w:t>
+      </w:r>
+    </w:p>
+    <w:p>
+      <w:r>
+        <w:t>Compressing objects:  31% (5/16)</w:t>
+      </w:r>
+    </w:p>
+    <w:p>
+      <w:r>
+        <w:t>Compressing objects:  37% (6/16)</w:t>
+      </w:r>
+    </w:p>
+    <w:p>
+      <w:r>
+        <w:t>Compressing objects:  43% (7/16)</w:t>
+      </w:r>
+    </w:p>
+    <w:p>
+      <w:r>
+        <w:t>Compressing objects:  50% (8/16)</w:t>
+      </w:r>
+    </w:p>
+    <w:p>
+      <w:r>
+        <w:t>Compressing objects:  56% (9/16)</w:t>
+      </w:r>
+    </w:p>
+    <w:p>
+      <w:r>
+        <w:t>Compressing objects:  62% (10/16)</w:t>
+      </w:r>
+    </w:p>
+    <w:p>
+      <w:r>
+        <w:t>Compressing objects: 100% (16/16), done.</w:t>
+      </w:r>
+    </w:p>
+    <w:p>
+      <w:r>
+        <w:t>Writing objects:  25% (4/16)</w:t>
+      </w:r>
+    </w:p>
+    <w:p>
+      <w:r>
+        <w:t>Writing objects:  31% (5/16)</w:t>
+      </w:r>
+    </w:p>
+    <w:p>
+      <w:r>
+        <w:t>Writing objects:  37% (6/16)</w:t>
+      </w:r>
+    </w:p>
+    <w:p>
+      <w:r>
+        <w:t>Writing objects:  43% (7/16)</w:t>
+      </w:r>
+    </w:p>
+    <w:p>
+      <w:r>
+        <w:t>Writing objects:  50% (8/16)</w:t>
+      </w:r>
+    </w:p>
+    <w:p>
+      <w:r>
+        <w:t>Writing objects:  56% (9/16)</w:t>
+      </w:r>
+    </w:p>
+    <w:p>
+      <w:r>
+        <w:t>Writing objects:  62% (10/16)</w:t>
+      </w:r>
+    </w:p>
+    <w:p>
+      <w:r>
+        <w:t>Writing objects:  68% (11/16)</w:t>
+      </w:r>
+    </w:p>
+    <w:p>
+      <w:r>
+        <w:t>Writing objects:  75% (12/16)</w:t>
+      </w:r>
+    </w:p>
+    <w:p>
+      <w:r>
+        <w:t>Writing objects:  81% (13/16)</w:t>
+      </w:r>
+    </w:p>
+    <w:p>
+      <w:r>
+        <w:t>Writing objects: 100% (16/16), 1.65 MiB | 5.79 MiB/s, done.</w:t>
+      </w:r>
+    </w:p>
+    <w:p>
+      <w:r>
+        <w:t>Total 16 (delta 6), reused 0 (delta 0), pack-reused 0 (from 0)</w:t>
+      </w:r>
+    </w:p>
+    <w:p>
+      <w:r>
+        <w:t>remote: Resolving deltas: 100% (6/6), completed with 6 local objects.</w:t>
+      </w:r>
+    </w:p>
+    <w:p>
+      <w:r>
+        <w:t>To github.com:Jdsb06/adbms.git</w:t>
+      </w:r>
+    </w:p>
+    <w:p>
+      <w:r>
+        <w:t>29e73ac..69cdf55  main -&gt; main</w:t>
+      </w:r>
+    </w:p>
+    <w:p>
+      <w:r>
+        <w:t>---</w:t>
+      </w:r>
+    </w:p>
+    <w:p>
+      <w:pPr>
+        <w:pStyle w:val="Heading3"/>
+      </w:pPr>
+      <w:r>
+        <w:t>AI ASSISTANT RESPONSE</w:t>
+      </w:r>
+    </w:p>
+    <w:p>
+      <w:r>
+        <w:t>Here is the exact breakdown of the 101 bucket boundaries (forming 100 equi-depth buckets) for both id and title columns of the title table, as exported in /tmp/stats.csv and stored in PostgreSQL's pgstats catalog.</w:t>
+      </w:r>
+    </w:p>
+    <w:p>
+      <w:r>
+        <w:t>Both [AssignmentReport.docx](file:///home/jdsb/Desktop/IIITB/SEM5IIITB/ADBMS/adbms/A1/reports/AssignmentReport.docx) and [AssignmentReport.md](file:///home/jdsb/Desktop/IIITB/SEM5IIITB/ADBMS/adbms/A1/reports/AssignmentReport.md) have been updated under Question 1.5 and pushed to your git repository.</w:t>
+      </w:r>
+    </w:p>
+    <w:p>
+      <w:r>
+        <w:t>---</w:t>
+      </w:r>
+    </w:p>
+    <w:p>
+      <w:pPr>
+        <w:pStyle w:val="Heading3"/>
+      </w:pPr>
+      <w:r>
+        <w:t>1. Bucket Boundaries for `title.id` Column (101 Values / 100 Buckets)</w:t>
+      </w:r>
+    </w:p>
+    <w:p>
+      <w:r>
+        <w:t>In an equi-depth histogram with N = 2,528,312 total rows and B = 100 buckets, each bucket contains approximately 25,283 rows.</w:t>
+      </w:r>
+    </w:p>
+    <w:p>
+      <w:r>
+        <w:t>| Bucket | Boundary Value (id) | Interval / Range |</w:t>
+      </w:r>
+    </w:p>
+    <w:p>
+      <w:r>
+        <w:t>| :---: | :---: | :--- |</w:t>
+      </w:r>
+    </w:p>
+    <w:p>
+      <w:r>
+        <w:t>| B000 (Min) | 41 | Table Minimum ID |</w:t>
+      </w:r>
+    </w:p>
+    <w:p>
+      <w:r>
+        <w:t>| B001 | 25598 | Bucket 1: [41 - 25598] |</w:t>
+      </w:r>
+    </w:p>
+    <w:p>
+      <w:r>
+        <w:t>| B002 | 50067 | Bucket 2: [25598 - 50067] |</w:t>
+      </w:r>
+    </w:p>
+    <w:p>
+      <w:r>
+        <w:t>| B003 | 75257 | Bucket 3: [50067 - 75257] |</w:t>
+      </w:r>
+    </w:p>
+    <w:p>
+      <w:r>
+        <w:t>| B004 | 101946 | Bucket 4: [75257 - 101946] |</w:t>
+      </w:r>
+    </w:p>
+    <w:p>
+      <w:r>
+        <w:t>| B005 | 129223 | Bucket 5: [101946 - 129223] |</w:t>
+      </w:r>
+    </w:p>
+    <w:p>
+      <w:r>
+        <w:t>| B006 | 155973 | Bucket 6: [129223 - 155973] |</w:t>
+      </w:r>
+    </w:p>
+    <w:p>
+      <w:r>
+        <w:t>| B007 | 181990 | Bucket 7: [155973 - 181990] |</w:t>
+      </w:r>
+    </w:p>
+    <w:p>
+      <w:r>
+        <w:t>| B008 | 208153 | Bucket 8: [181990 - 208153] |</w:t>
+      </w:r>
+    </w:p>
+    <w:p>
+      <w:r>
+        <w:t>| B009 | 234525 | Bucket 9: [208153 - 234525] |</w:t>
+      </w:r>
+    </w:p>
+    <w:p>
+      <w:r>
+        <w:t>| B010 | 259507 | Bucket 10: [234525 - 259507] |</w:t>
+      </w:r>
+    </w:p>
+    <w:p>
+      <w:r>
+        <w:t>| B011 | 287845 | Bucket 11: [259507 - 287845] |</w:t>
+      </w:r>
+    </w:p>
+    <w:p>
+      <w:r>
+        <w:t>| B012 | 314618 | Bucket 12: [287845 - 314618] |</w:t>
+      </w:r>
+    </w:p>
+    <w:p>
+      <w:r>
+        <w:t>| B013 | 340479 | Bucket 13: [314618 - 340479] |</w:t>
+      </w:r>
+    </w:p>
+    <w:p>
+      <w:r>
+        <w:t>| B014 | 366364 | Bucket 14: [340479 - 366364] |</w:t>
+      </w:r>
+    </w:p>
+    <w:p>
+      <w:r>
+        <w:t>| B015 | 393076 | Bucket 15: [366364 - 393076] |</w:t>
+      </w:r>
+    </w:p>
+    <w:p>
+      <w:r>
+        <w:t>| B016 | 418929 | Bucket 16: [393076 - 418929] |</w:t>
+      </w:r>
+    </w:p>
+    <w:p>
+      <w:r>
+        <w:t>| B017 | 443204 | Bucket 17: [418929 - 443204] |</w:t>
+      </w:r>
+    </w:p>
+    <w:p>
+      <w:r>
+        <w:t>| B018 | 472539 | Bucket 18: [443204 - 472539] |</w:t>
+      </w:r>
+    </w:p>
+    <w:p>
+      <w:r>
+        <w:t>| B019 | 497095 | Bucket 19: [472539 - 497095] |</w:t>
+      </w:r>
+    </w:p>
+    <w:p>
+      <w:r>
+        <w:t>| B020 | 521015 | Bucket 20: [497095 - 521015] |</w:t>
+      </w:r>
+    </w:p>
+    <w:p>
+      <w:r>
+        <w:t>| B021 | 547008 | Bucket 21: [521015 - 547008] |</w:t>
+      </w:r>
+    </w:p>
+    <w:p>
+      <w:r>
+        <w:t>| B022 | 571914 | Bucket 22: [547008 - 571914] |</w:t>
+      </w:r>
+    </w:p>
+    <w:p>
+      <w:r>
+        <w:t>| B023 | 600124 | Bucket 23: [571914 - 600124] |</w:t>
+      </w:r>
+    </w:p>
+    <w:p>
+      <w:r>
+        <w:t>| B024 | 624290 | Bucket 24: [600124 - 624290] |</w:t>
+      </w:r>
+    </w:p>
+    <w:p>
+      <w:r>
+        <w:t>| B025 | 648346 | Bucket 25: [624290 - 648346] |</w:t>
+      </w:r>
+    </w:p>
+    <w:p>
+      <w:r>
+        <w:t>| B026 | 673077 | Bucket 26: [648346 - 673077] |</w:t>
+      </w:r>
+    </w:p>
+    <w:p>
+      <w:r>
+        <w:t>| B027 | 698192 | Bucket 27: [673077 - 698192] |</w:t>
+      </w:r>
+    </w:p>
+    <w:p>
+      <w:r>
+        <w:t>| B028 | 723945 | Bucket 28: [698192 - 723945] |</w:t>
+      </w:r>
+    </w:p>
+    <w:p>
+      <w:r>
+        <w:t>| B029 | 747971 | Bucket 29: [723945 - 747971] |</w:t>
+      </w:r>
+    </w:p>
+    <w:p>
+      <w:r>
+        <w:t>| B030 | 774715 | Bucket 30: [747971 - 774715] |</w:t>
+      </w:r>
+    </w:p>
+    <w:p>
+      <w:r>
+        <w:t>| B031 | 801886 | Bucket 31: [774715 - 801886] |</w:t>
+      </w:r>
+    </w:p>
+    <w:p>
+      <w:r>
+        <w:t>| B032 | 825206 | Bucket 32: [801886 - 825206] |</w:t>
+      </w:r>
+    </w:p>
+    <w:p>
+      <w:r>
+        <w:t>| B033 | 852044 | Bucket 33: [825206 - 852044] |</w:t>
+      </w:r>
+    </w:p>
+    <w:p>
+      <w:r>
+        <w:t>| B034 | 878630 | Bucket 34: [852044 - 878630] |</w:t>
+      </w:r>
+    </w:p>
+    <w:p>
+      <w:r>
+        <w:t>| B035 | 903227 | Bucket 35: [878630 - 903227] |</w:t>
+      </w:r>
+    </w:p>
+    <w:p>
+      <w:r>
+        <w:t>| B036 | 929542 | Bucket 36: [903227 - 929542] |</w:t>
+      </w:r>
+    </w:p>
+    <w:p>
+      <w:r>
+        <w:t>| B037 | 951992 | Bucket 37: [929542 - 951992] |</w:t>
+      </w:r>
+    </w:p>
+    <w:p>
+      <w:r>
+        <w:t>| B038 | 976177 | Bucket 38: [951992 - 976177] |</w:t>
+      </w:r>
+    </w:p>
+    <w:p>
+      <w:r>
+        <w:t>| B039 | 1002223 | Bucket 39: [976177 - 1002223] |</w:t>
+      </w:r>
+    </w:p>
+    <w:p>
+      <w:r>
+        <w:t>| B040 | 1027496 | Bucket 40: [1002223 - 1027496] |</w:t>
+      </w:r>
+    </w:p>
+    <w:p>
+      <w:r>
+        <w:t>| B041 | 1053013 | Bucket 41: [1027496 - 1053013] |</w:t>
+      </w:r>
+    </w:p>
+    <w:p>
+      <w:r>
+        <w:t>| B042 | 1076669 | Bucket 42: [1053013 - 1076669] |</w:t>
+      </w:r>
+    </w:p>
+    <w:p>
+      <w:r>
+        <w:t>| B043 | 1101644 | Bucket 43: [1076669 - 1101644] |</w:t>
+      </w:r>
+    </w:p>
+    <w:p>
+      <w:r>
+        <w:t>| B044 | 1127312 | Bucket 44: [1101644 - 1127312] |</w:t>
+      </w:r>
+    </w:p>
+    <w:p>
+      <w:r>
+        <w:t>| B045 | 1153408 | Bucket 45: [1127312 - 1153408] |</w:t>
+      </w:r>
+    </w:p>
+    <w:p>
+      <w:r>
+        <w:t>| B046 | 1177087 | Bucket 46: [1153408 - 1177087] |</w:t>
+      </w:r>
+    </w:p>
+    <w:p>
+      <w:r>
+        <w:t>| B047 | 1200809 | Bucket 47: [1177087 - 1200809] |</w:t>
+      </w:r>
+    </w:p>
+    <w:p>
+      <w:r>
+        <w:t>| B048 | 1228132 | Bucket 48: [1200809 - 1228132] |</w:t>
+      </w:r>
+    </w:p>
+    <w:p>
+      <w:r>
+        <w:t>| B049 | 1251987 | Bucket 49: [1228132 - 1251987] |</w:t>
+      </w:r>
+    </w:p>
+    <w:p>
+      <w:r>
+        <w:t>| B050 | 1276194 | Bucket 50: [1251987 - 1276194] |</w:t>
+      </w:r>
+    </w:p>
+    <w:p>
+      <w:r>
+        <w:t>| B051 | 1300208 | Bucket 51: [1276194 - 1300208] |</w:t>
+      </w:r>
+    </w:p>
+    <w:p>
+      <w:r>
+        <w:t>| B052 | 1325279 | Bucket 52: [1300208 - 1325279] |</w:t>
+      </w:r>
+    </w:p>
+    <w:p>
+      <w:r>
+        <w:t>| B053 | 1350079 | Bucket 53: [1325279 - 1350079] |</w:t>
+      </w:r>
+    </w:p>
+    <w:p>
+      <w:r>
+        <w:t>| B054 | 1375217 | Bucket 54: [1350079 - 1375217] |</w:t>
+      </w:r>
+    </w:p>
+    <w:p>
+      <w:r>
+        <w:t>| B055 | 1399305 | Bucket 55: [1375217 - 1399305] |</w:t>
+      </w:r>
+    </w:p>
+    <w:p>
+      <w:r>
+        <w:t>| B056 | 1424915 | Bucket 56: [1399305 - 1424915] |</w:t>
+      </w:r>
+    </w:p>
+    <w:p>
+      <w:r>
+        <w:t>| B057 | 1447763 | Bucket 57: [1424915 - 1447763] |</w:t>
+      </w:r>
+    </w:p>
+    <w:p>
+      <w:r>
+        <w:t>| B058 | 1472187 | Bucket 58: [1447763 - 1472187] |</w:t>
+      </w:r>
+    </w:p>
+    <w:p>
+      <w:r>
+        <w:t>| B059 | 1496066 | Bucket 59: [1472187 - 1496066] |</w:t>
+      </w:r>
+    </w:p>
+    <w:p>
+      <w:r>
+        <w:t>| B060 | 1520933 | Bucket 60: [1496066 - 1520933] |</w:t>
+      </w:r>
+    </w:p>
+    <w:p>
+      <w:r>
+        <w:t>| B061 | 1548374 | Bucket 61: [1520933 - 1548374] |</w:t>
+      </w:r>
+    </w:p>
+    <w:p>
+      <w:r>
+        <w:t>| B062 | 1572984 | Bucket 62: [1548374 - 1572984] |</w:t>
+      </w:r>
+    </w:p>
+    <w:p>
+      <w:r>
+        <w:t>| B063 | 1597331 | Bucket 63: [1572984 - 1597331] |</w:t>
+      </w:r>
+    </w:p>
+    <w:p>
+      <w:r>
+        <w:t>| B064 | 1621524 | Bucket 64: [1597331 - 1621524] |</w:t>
+      </w:r>
+    </w:p>
+    <w:p>
+      <w:r>
+        <w:t>| B065 | 1646529 | Bucket 65: [1621524 - 1646529] |</w:t>
+      </w:r>
+    </w:p>
+    <w:p>
+      <w:r>
+        <w:t>| B066 | 1671841 | Bucket 66: [1646529 - 1671841] |</w:t>
+      </w:r>
+    </w:p>
+    <w:p>
+      <w:r>
+        <w:t>| B067 | 1697305 | Bucket 67: [1671841 - 1697305] |</w:t>
+      </w:r>
+    </w:p>
+    <w:p>
+      <w:r>
+        <w:t>| B068 | 1720750 | Bucket 68: [1697305 - 1720750] |</w:t>
+      </w:r>
+    </w:p>
+    <w:p>
+      <w:r>
+        <w:t>| B069 | 1746578 | Bucket 69: [1720750 - 1746578] |</w:t>
+      </w:r>
+    </w:p>
+    <w:p>
+      <w:r>
+        <w:t>| B070 | 1771397 | Bucket 70: [1746578 - 1771397] |</w:t>
+      </w:r>
+    </w:p>
+    <w:p>
+      <w:r>
+        <w:t>| B071 | 1796312 | Bucket 71: [1771397 - 1796312] |</w:t>
+      </w:r>
+    </w:p>
+    <w:p>
+      <w:r>
+        <w:t>| B072 | 1821069 | Bucket 72: [1796312 - 1821069] |</w:t>
+      </w:r>
+    </w:p>
+    <w:p>
+      <w:r>
+        <w:t>| B073 | 1846620 | Bucket 73: [1821069 - 1846620] |</w:t>
+      </w:r>
+    </w:p>
+    <w:p>
+      <w:r>
+        <w:t>| B074 | 1871455 | Bucket 74: [1846620 - 1871455] |</w:t>
+      </w:r>
+    </w:p>
+    <w:p>
+      <w:r>
+        <w:t>| B075 | 1897069 | Bucket 75: [1871455 - 1897069] |</w:t>
+      </w:r>
+    </w:p>
+    <w:p>
+      <w:r>
+        <w:t>| B076 | 1923039 | Bucket 76: [1897069 - 1923039] |</w:t>
+      </w:r>
+    </w:p>
+    <w:p>
+      <w:r>
+        <w:t>| B077 | 1951619 | Bucket 77: [1923039 - 1951619] |</w:t>
+      </w:r>
+    </w:p>
+    <w:p>
+      <w:r>
+        <w:t>| B078 | 1975550 | Bucket 78: [1951619 - 1975550] |</w:t>
+      </w:r>
+    </w:p>
+    <w:p>
+      <w:r>
+        <w:t>| B079 | 2001398 | Bucket 79: [1975550 - 2001398] |</w:t>
+      </w:r>
+    </w:p>
+    <w:p>
+      <w:r>
+        <w:t>| B080 | 2025488 | Bucket 80: [2001398 - 2025488] |</w:t>
+      </w:r>
+    </w:p>
+    <w:p>
+      <w:r>
+        <w:t>| B081 | 2048645 | Bucket 81: [2025488 - 2048645] |</w:t>
+      </w:r>
+    </w:p>
+    <w:p>
+      <w:r>
+        <w:t>| B082 | 2075506 | Bucket 82: [2048645 - 2075506] |</w:t>
+      </w:r>
+    </w:p>
+    <w:p>
+      <w:r>
+        <w:t>| B083 | 2099704 | Bucket 83: [2075506 - 2099704] |</w:t>
+      </w:r>
+    </w:p>
+    <w:p>
+      <w:r>
+        <w:t>| B084 | 2124027 | Bucket 84: [2099704 - 2124027] |</w:t>
+      </w:r>
+    </w:p>
+    <w:p>
+      <w:r>
+        <w:t>| B085 | 2146547 | Bucket 85: [2124027 - 2146547] |</w:t>
+      </w:r>
+    </w:p>
+    <w:p>
+      <w:r>
+        <w:t>| B086 | 2170970 | Bucket 86: [2146547 - 2170970] |</w:t>
+      </w:r>
+    </w:p>
+    <w:p>
+      <w:r>
+        <w:t>| B087 | 2195637 | Bucket 87: [2170970 - 2195637] |</w:t>
+      </w:r>
+    </w:p>
+    <w:p>
+      <w:r>
+        <w:t>| B088 | 2221366 | Bucket 88: [2195637 - 2221366] |</w:t>
+      </w:r>
+    </w:p>
+    <w:p>
+      <w:r>
+        <w:t>| B089 | 2249864 | Bucket 89: [2221366 - 2249864] |</w:t>
+      </w:r>
+    </w:p>
+    <w:p>
+      <w:r>
+        <w:t>| B090 | 2274023 | Bucket 90: [2249864 - 2274023] |</w:t>
+      </w:r>
+    </w:p>
+    <w:p>
+      <w:r>
+        <w:t>| B091 | 2299152 | Bucket 91: [2274023 - 2299152] |</w:t>
+      </w:r>
+    </w:p>
+    <w:p>
+      <w:r>
+        <w:t>| B092 | 2325178 | Bucket 92: [2299152 - 2325178] |</w:t>
+      </w:r>
+    </w:p>
+    <w:p>
+      <w:r>
+        <w:t>| B093 | 2352562 | Bucket 93: [2325178 - 2352562] |</w:t>
+      </w:r>
+    </w:p>
+    <w:p>
+      <w:r>
+        <w:t>| B094 | 2378000 | Bucket 94: [2352562 - 2378000] |</w:t>
+      </w:r>
+    </w:p>
+    <w:p>
+      <w:r>
+        <w:t>| B095 | 2403761 | Bucket 95: [2378000 - 2403761] |</w:t>
+      </w:r>
+    </w:p>
+    <w:p>
+      <w:r>
+        <w:t>| B096 | 2428038 | Bucket 96: [2403761 - 2428038] |</w:t>
+      </w:r>
+    </w:p>
+    <w:p>
+      <w:r>
+        <w:t>| B097 | 2452338 | Bucket 97: [2428038 - 2452338] |</w:t>
+      </w:r>
+    </w:p>
+    <w:p>
+      <w:r>
+        <w:t>| B098 | 2479928 | Bucket 98: [2452338 - 2479928] |</w:t>
+      </w:r>
+    </w:p>
+    <w:p>
+      <w:r>
+        <w:t>| B099 | 2505988 | Bucket 99: [2479928 - 2505988] |</w:t>
+      </w:r>
+    </w:p>
+    <w:p>
+      <w:r>
+        <w:t>| B100 (Max) | 2528305 | Bucket 100: [2505988 - 2528305] |</w:t>
+      </w:r>
+    </w:p>
+    <w:p>
+      <w:r>
+        <w:t>---</w:t>
+      </w:r>
+    </w:p>
+    <w:p>
+      <w:pPr>
+        <w:pStyle w:val="Heading3"/>
+      </w:pPr>
+      <w:r>
+        <w:t>2. Bucket Boundaries for `title.title` Column (101 Values / 100 Buckets)</w:t>
+      </w:r>
+    </w:p>
+    <w:p>
+      <w:r>
+        <w:t>In lexicographical string ordering:</w:t>
+      </w:r>
+    </w:p>
+    <w:p>
+      <w:r>
+        <w:t>| Bucket | Boundary String Value (title) | Lexicographical Interval |</w:t>
+      </w:r>
+    </w:p>
+    <w:p>
+      <w:r>
+        <w:t>| :---: | :--- | :--- |</w:t>
+      </w:r>
+    </w:p>
+    <w:p>
+      <w:r>
+        <w:t>| B000 (Min) | ... | Start of text titles |</w:t>
+      </w:r>
+    </w:p>
+    <w:p>
+      <w:r>
+        <w:t>| B001 | (#1.1302) | Bucket 1: [... - (#1.1302)] |</w:t>
+      </w:r>
+    </w:p>
+    <w:p>
+      <w:r>
+        <w:t>| B002 | (#1.219) | Bucket 2: [(#1.1302) - (#1.219)] |</w:t>
+      </w:r>
+    </w:p>
+    <w:p>
+      <w:r>
+        <w:t>| B003 | (#1.3662) | Bucket 3: [(#1.219) - (#1.3662)] |</w:t>
+      </w:r>
+    </w:p>
+    <w:p>
+      <w:r>
+        <w:t>| B004 | (#1.59) | Bucket 4: [(#1.3662) - (#1.59)] |</w:t>
+      </w:r>
+    </w:p>
+    <w:p>
+      <w:r>
+        <w:t>| B005 | (#1.846) | Bucket 5: [(#1.59) - (#1.846)] |</w:t>
+      </w:r>
+    </w:p>
+    <w:p>
+      <w:r>
+        <w:t>| B006 | (1968-02-14) | Bucket 6: [(#1.846) - (1968-02-14)] |</w:t>
+      </w:r>
+    </w:p>
+    <w:p>
+      <w:r>
+        <w:t>| B007 | (1982-12-14) | Bucket 7: [(1968-02-14) - (1982-12-14)] |</w:t>
+      </w:r>
+    </w:p>
+    <w:p>
+      <w:r>
+        <w:t>| B008 | (1994-07-07) | Bucket 8: [(1982-12-14) - (1994-07-07)] |</w:t>
+      </w:r>
+    </w:p>
+    <w:p>
+      <w:r>
+        <w:t>| B009 | (1998-03-16) | Bucket 9: [(1994-07-07) - (1998-03-16)] |</w:t>
+      </w:r>
+    </w:p>
+    <w:p>
+      <w:r>
+        <w:t>| B010 | (2000-01-22) | Bucket 10: [(1998-03-16) - (2000-01-22)] |</w:t>
+      </w:r>
+    </w:p>
+    <w:p>
+      <w:r>
+        <w:t>| B011 | (2001-11-06) | Bucket 11: [(2000-01-22) - (2001-11-06)] |</w:t>
+      </w:r>
+    </w:p>
+    <w:p>
+      <w:r>
+        <w:t>| B012 | (2003-08-29) | Bucket 12: [(2001-11-06) - (2003-08-29)] |</w:t>
+      </w:r>
+    </w:p>
+    <w:p>
+      <w:r>
+        <w:t>| B013 | (2005-01-19) | Bucket 13: [(2003-08-29) - (2005-01-19)] |</w:t>
+      </w:r>
+    </w:p>
+    <w:p>
+      <w:r>
+        <w:t>| B014 | (2006-05-17) | Bucket 14: [(2005-01-19) - (2006-05-17)] |</w:t>
+      </w:r>
+    </w:p>
+    <w:p>
+      <w:r>
+        <w:t>| B015 | (2007-07-05) | Bucket 15: [(2006-05-17) - (2007-07-05)] |</w:t>
+      </w:r>
+    </w:p>
+    <w:p>
+      <w:r>
+        <w:t>| B016 | (2009-02-02) | Bucket 16: [(2007-07-05) - (2009-02-02)] |</w:t>
+      </w:r>
+    </w:p>
+    <w:p>
+      <w:r>
+        <w:t>| B017 | (2010-09-07) | Bucket 17: [(2009-02-02) - (2010-09-07)] |</w:t>
+      </w:r>
+    </w:p>
+    <w:p>
+      <w:r>
+        <w:t>| B018 | (2011-08-29) | Bucket 18: [(2010-09-07) - (2011-08-29)] |</w:t>
+      </w:r>
+    </w:p>
+    <w:p>
+      <w:r>
+        <w:t>| B019 | (2012-07-21) | Bucket 19: [(2011-08-29) - (2012-07-21)] |</w:t>
+      </w:r>
+    </w:p>
+    <w:p>
+      <w:r>
+        <w:t>| B020 | (#20.140) | Bucket 20: [(2012-07-21) - (#20.140)] |</w:t>
+      </w:r>
+    </w:p>
+    <w:p>
+      <w:r>
+        <w:t>| B021 | (#2.92) | Bucket 21: [(#20.140) - (#2.92)] |</w:t>
+      </w:r>
+    </w:p>
+    <w:p>
+      <w:r>
+        <w:t>| B022 | (#4.172) | Bucket 22: [(#2.92) - (#4.172)] |</w:t>
+      </w:r>
+    </w:p>
+    <w:p>
+      <w:r>
+        <w:t>| B023 | (#6.163) | Bucket 23: [(#4.172) - (#6.163)] |</w:t>
+      </w:r>
+    </w:p>
+    <w:p>
+      <w:r>
+        <w:t>| B024 | Aamu joutuu pesemään tekojensa jälkipyykkiä | Bucket 24 |</w:t>
+      </w:r>
+    </w:p>
+    <w:p>
+      <w:r>
+        <w:t>| B025 | Aflevering 2559 | Bucket 25 |</w:t>
+      </w:r>
+    </w:p>
+    <w:p>
+      <w:r>
+        <w:t>| B026 | A Little Trip | Bucket 26 |</w:t>
+      </w:r>
+    </w:p>
+    <w:p>
+      <w:r>
+        <w:t>| B027 | An Atheist Named Faith | Bucket 27 |</w:t>
+      </w:r>
+    </w:p>
+    <w:p>
+      <w:r>
+        <w:t>| B028 | Arabeskebi Pirosmanis temaze | Bucket 28 |</w:t>
+      </w:r>
+    </w:p>
+    <w:p>
+      <w:r>
+        <w:t>| B029 | Attenborough's Ark: Natural World Special | Bucket 29 |</w:t>
+      </w:r>
+    </w:p>
+    <w:p>
+      <w:r>
+        <w:t>| B030 | Baldur Blauzahn | Bucket 30 |</w:t>
+      </w:r>
+    </w:p>
+    <w:p>
+      <w:r>
+        <w:t>| B031 | Best in Show Cakes | Bucket 31 |</w:t>
+      </w:r>
+    </w:p>
+    <w:p>
+      <w:r>
+        <w:t>| B032 | Blues | Bucket 32 |</w:t>
+      </w:r>
+    </w:p>
+    <w:p>
+      <w:r>
+        <w:t>| B033 | Brown Before Green | Bucket 33 |</w:t>
+      </w:r>
+    </w:p>
+    <w:p>
+      <w:r>
+        <w:t>| B034 | Captive Audience | Bucket 34 |</w:t>
+      </w:r>
+    </w:p>
+    <w:p>
+      <w:r>
+        <w:t>| B035 | Cheryl Cole's Night In | Bucket 35 |</w:t>
+      </w:r>
+    </w:p>
+    <w:p>
+      <w:r>
+        <w:t>| B036 | Cobra Starship | Bucket 36 |</w:t>
+      </w:r>
+    </w:p>
+    <w:p>
+      <w:r>
+        <w:t>| B037 | CPM 22 e Babado Novo | Bucket 37 |</w:t>
+      </w:r>
+    </w:p>
+    <w:p>
+      <w:r>
+        <w:t>| B038 | Dark Moon | Bucket 38 |</w:t>
+      </w:r>
+    </w:p>
+    <w:p>
+      <w:r>
+        <w:t>| B039 | De intrede van de Sint - Antwerpen 2011 | Bucket 39 |</w:t>
+      </w:r>
+    </w:p>
+    <w:p>
+      <w:r>
+        <w:t>| B040 | Det' politiet: Part 2 | Bucket 40 |</w:t>
+      </w:r>
+    </w:p>
+    <w:p>
+      <w:r>
+        <w:t>| B041 | DIY Network Holiday Celebration | Bucket 41 |</w:t>
+      </w:r>
+    </w:p>
+    <w:p>
+      <w:r>
+        <w:t>| B042 | Drugog puta nema! | Bucket 42 |</w:t>
+      </w:r>
+    </w:p>
+    <w:p>
+      <w:r>
+        <w:t>| B043 | Elements | Bucket 43 |</w:t>
+      </w:r>
+    </w:p>
+    <w:p>
+      <w:r>
+        <w:t>| B044 | Episode V - Tag der Abrechnung | Bucket 44 |</w:t>
+      </w:r>
+    </w:p>
+    <w:p>
+      <w:r>
+        <w:t>| B045 | Famiresu tenshi purin | Bucket 45 |</w:t>
+      </w:r>
+    </w:p>
+    <w:p>
+      <w:r>
+        <w:t>| B046 | Fleshdance | Bucket 46 |</w:t>
+      </w:r>
+    </w:p>
+    <w:p>
+      <w:r>
+        <w:t>| B047 | Fuga y misterio | Bucket 47 |</w:t>
+      </w:r>
+    </w:p>
+    <w:p>
+      <w:r>
+        <w:t>| B048 | Girls' Generation and the Dangerous Boys | Bucket 48 |</w:t>
+      </w:r>
+    </w:p>
+    <w:p>
+      <w:r>
+        <w:t>| B049 | Guadalcanal/Leckie | Bucket 49 |</w:t>
+      </w:r>
+    </w:p>
+    <w:p>
+      <w:r>
+        <w:t>| B050 | Heaven on Earth | Bucket 50 |</w:t>
+      </w:r>
+    </w:p>
+    <w:p>
+      <w:r>
+        <w:t>| B051 | Holiday | Bucket 51 |</w:t>
+      </w:r>
+    </w:p>
+    <w:p>
+      <w:r>
+        <w:t>| B052 | Hurricane Katrina Aftermath | Bucket 52 |</w:t>
+      </w:r>
+    </w:p>
+    <w:p>
+      <w:r>
+        <w:t>| B053 | Inauguração na Estrela - Lisboa | Bucket 53 |</w:t>
+      </w:r>
+    </w:p>
+    <w:p>
+      <w:r>
+        <w:t>| B054 | Is There Still Hope for Gino and Mikay? | Bucket 54 |</w:t>
+      </w:r>
+    </w:p>
+    <w:p>
+      <w:r>
+        <w:t>| B055 | Jindalee Lady | Bucket 55 |</w:t>
+      </w:r>
+    </w:p>
+    <w:p>
+      <w:r>
+        <w:t>| B056 | Karina | Bucket 56 |</w:t>
+      </w:r>
+    </w:p>
+    <w:p>
+      <w:r>
+        <w:t>| B057 | Know Thy Partner | Bucket 57 |</w:t>
+      </w:r>
+    </w:p>
+    <w:p>
+      <w:r>
+        <w:t>| B058 | Ladrones de niños | Bucket 58 |</w:t>
+      </w:r>
+    </w:p>
+    <w:p>
+      <w:r>
+        <w:t>| B059 | Late as a Motherer | Bucket 59 |</w:t>
+      </w:r>
+    </w:p>
+    <w:p>
+      <w:r>
+        <w:t>| B060 | Les éperlans | Bucket 60 |</w:t>
+      </w:r>
+    </w:p>
+    <w:p>
+      <w:r>
+        <w:t>| B061 | Living Room Upgrade | Bucket 61 |</w:t>
+      </w:r>
+    </w:p>
+    <w:p>
+      <w:r>
+        <w:t>| B062 | Luha ng ina | Bucket 62 |</w:t>
+      </w:r>
+    </w:p>
+    <w:p>
+      <w:r>
+        <w:t>| B063 | Männer sind auch nur Menschen | Bucket 63 |</w:t>
+      </w:r>
+    </w:p>
+    <w:p>
+      <w:r>
+        <w:t>| B064 | Melissa | Bucket 64 |</w:t>
+      </w:r>
+    </w:p>
+    <w:p>
+      <w:r>
+        <w:t>| B065 | Mission to Africa | Bucket 65 |</w:t>
+      </w:r>
+    </w:p>
+    <w:p>
+      <w:r>
+        <w:t>| B066 | Mr. Deity and the Days | Bucket 66 |</w:t>
+      </w:r>
+    </w:p>
+    <w:p>
+      <w:r>
+        <w:t>| B067 | Nanna &amp; Lil' Puss Puss in 'The Honeymoonies' | Bucket 67 |</w:t>
+      </w:r>
+    </w:p>
+    <w:p>
+      <w:r>
+        <w:t>| B068 | Ninna Hyttinen | Bucket 68 |</w:t>
+      </w:r>
+    </w:p>
+    <w:p>
+      <w:r>
+        <w:t>| B069 | Odoriko no yubiwa | Bucket 69 |</w:t>
+      </w:r>
+    </w:p>
+    <w:p>
+      <w:r>
+        <w:t>| B070 | Operation: Bank Job | Bucket 70 |</w:t>
+      </w:r>
+    </w:p>
+    <w:p>
+      <w:r>
+        <w:t>| B071 | Papa wo sagashite! | Bucket 71 |</w:t>
+      </w:r>
+    </w:p>
+    <w:p>
+      <w:r>
+        <w:t>| B072 | Phantom Fever | Bucket 72 |</w:t>
+      </w:r>
+    </w:p>
+    <w:p>
+      <w:r>
+        <w:t>| B073 | Power of the South | Bucket 73 |</w:t>
+      </w:r>
+    </w:p>
+    <w:p>
+      <w:r>
+        <w:t>| B074 | Quatre acteurs à bout de souffle | Bucket 74 |</w:t>
+      </w:r>
+    </w:p>
+    <w:p>
+      <w:r>
+        <w:t>| B075 | Relative Air Pollution | Bucket 75 |</w:t>
+      </w:r>
+    </w:p>
+    <w:p>
+      <w:r>
+        <w:t>| B076 | Rolling Stones | Bucket 76 |</w:t>
+      </w:r>
+    </w:p>
+    <w:p>
+      <w:r>
+        <w:t>| B077 | San Diego, Bukarest, Paris | Bucket 77 |</w:t>
+      </w:r>
+    </w:p>
+    <w:p>
+      <w:r>
+        <w:t>| B078 | Seekers | Bucket 78 |</w:t>
+      </w:r>
+    </w:p>
+    <w:p>
+      <w:r>
+        <w:t>| B079 | Shônen Tantei to Supai | Bucket 79 |</w:t>
+      </w:r>
+    </w:p>
+    <w:p>
+      <w:r>
+        <w:t>| B080 | Smash Hit: She | Bucket 80 |</w:t>
+      </w:r>
+    </w:p>
+    <w:p>
+      <w:r>
+        <w:t>| B081 | Spilling the Beans | Bucket 81 |</w:t>
+      </w:r>
+    </w:p>
+    <w:p>
+      <w:r>
+        <w:t>| B082 | Strider 2 | Bucket 82 |</w:t>
+      </w:r>
+    </w:p>
+    <w:p>
+      <w:r>
+        <w:t>| B083 | Take This Job and Shove It | Bucket 83 |</w:t>
+      </w:r>
+    </w:p>
+    <w:p>
+      <w:r>
+        <w:t>| B084 | The Accident | Bucket 84 |</w:t>
+      </w:r>
+    </w:p>
+    <w:p>
+      <w:r>
+        <w:t>| B085 | The Captain's Son: Untitled | Bucket 85 |</w:t>
+      </w:r>
+    </w:p>
+    <w:p>
+      <w:r>
+        <w:t>| B086 | The End of the World as We Know It | Bucket 86 |</w:t>
+      </w:r>
+    </w:p>
+    <w:p>
+      <w:r>
+        <w:t>| B087 | The Healers | Bucket 87 |</w:t>
+      </w:r>
+    </w:p>
+    <w:p>
+      <w:r>
+        <w:t>| B088 | The Lobsters Cook | Bucket 88 |</w:t>
+      </w:r>
+    </w:p>
+    <w:p>
+      <w:r>
+        <w:t>| B089 | The Odyssey | Bucket 89 |</w:t>
+      </w:r>
+    </w:p>
+    <w:p>
+      <w:r>
+        <w:t>| B090 | The Ring of Ultimate Power | Bucket 90 |</w:t>
+      </w:r>
+    </w:p>
+    <w:p>
+      <w:r>
+        <w:t>| B091 | The Thing in Mrs. Faversham's Attic | Bucket 91 |</w:t>
+      </w:r>
+    </w:p>
+    <w:p>
+      <w:r>
+        <w:t>| B092 | Thin Ice | Bucket 92 |</w:t>
+      </w:r>
+    </w:p>
+    <w:p>
+      <w:r>
+        <w:t>| B093 | Tontolini e Lea fra le nuvole | Bucket 93 |</w:t>
+      </w:r>
+    </w:p>
+    <w:p>
+      <w:r>
+        <w:t>| B094 | Trust Me, I'm a Doctor! | Bucket 94 |</w:t>
+      </w:r>
+    </w:p>
+    <w:p>
+      <w:r>
+        <w:t>| B095 | Undertryk | Bucket 95 |</w:t>
+      </w:r>
+    </w:p>
+    <w:p>
+      <w:r>
+        <w:t>| B096 | Verzaubert | Bucket 96 |</w:t>
+      </w:r>
+    </w:p>
+    <w:p>
+      <w:r>
+        <w:t>| B097 | Watashi no ibasho | Bucket 97 |</w:t>
+      </w:r>
+    </w:p>
+    <w:p>
+      <w:r>
+        <w:t>| B098 | Who Needs Sex Therapy? | Bucket 98 |</w:t>
+      </w:r>
+    </w:p>
+    <w:p>
+      <w:r>
+        <w:t>| B099 | Yasmina | Bucket 99 |</w:t>
+      </w:r>
+    </w:p>
+    <w:p>
+      <w:r>
+        <w:t>| B100 (Max) | Zzzzzz | Bucket 100: [Yasmina - Zzzzzz] |</w:t>
+      </w:r>
+    </w:p>
+    <w:p>
+      <w:r>
+        <w:t>---</w:t>
+      </w:r>
+    </w:p>
+    <w:p>
+      <w:pPr>
+        <w:pStyle w:val="Heading3"/>
+      </w:pPr>
+      <w:r>
+        <w:t>Git Update Summary</w:t>
+      </w:r>
+    </w:p>
+    <w:p>
+      <w:r>
+        <w:t>All documents have been re-compiled, formatted, and pushed to your remote repository:</w:t>
+      </w:r>
+    </w:p>
+    <w:p>
+      <w:pPr>
+        <w:pStyle w:val="ListBullet"/>
+      </w:pPr>
+      <w:r>
+        <w:t>**`reports/Assignment_Report.docx`** ([.docx](file:///home/jdsb/Desktop/IIITB/SEM5_IIITB/ADBMS/adbms/A1/reports/Assignment_Report.docx))</w:t>
+      </w:r>
+    </w:p>
+    <w:p>
+      <w:pPr>
+        <w:pStyle w:val="ListBullet"/>
+      </w:pPr>
+      <w:r>
+        <w:t>**`reports/Assignment_Report.md`** ([.md](file:///home/jdsb/Desktop/IIITB/SEM5_IIITB/ADBMS/adbms/A1/reports/Assignment_Report.md))</w:t>
+      </w:r>
+    </w:p>
+    <w:p>
+      <w:pPr>
+        <w:pStyle w:val="ListBullet"/>
+      </w:pPr>
+      <w:r>
+        <w:t>**`scripts/list_bucket_boundaries.py`** ([.py](file:///home/jdsb/Desktop/IIITB/SEM5_IIITB/ADBMS/adbms/A1/scripts/list_bucket_boundaries.py))</w:t>
+      </w:r>
+    </w:p>
+    <w:p>
+      <w:r>
+        <w:t>---</w:t>
+      </w:r>
+    </w:p>
+    <w:p>
+      <w:pPr>
+        <w:pStyle w:val="Heading2"/>
+      </w:pPr>
+      <w:r>
+        <w:t>Step 8: USER PROMPT</w:t>
+      </w:r>
+    </w:p>
+    <w:p>
+      <w:r>
+        <w:t>text</w:t>
+      </w:r>
+    </w:p>
+    <w:p>
+      <w:r>
+        <w:t>&lt;USERREQUEST&gt;</w:t>
+      </w:r>
+    </w:p>
+    <w:p>
+      <w:r>
+        <w:t>how data in q1.7 is calcualted</w:t>
+      </w:r>
+    </w:p>
+    <w:p>
+      <w:r>
+        <w:t>&lt;/USERREQUEST&gt;</w:t>
+      </w:r>
+    </w:p>
+    <w:p>
+      <w:r>
+        <w:t>&lt;ADDITIONALMETADATA&gt;</w:t>
+      </w:r>
+    </w:p>
+    <w:p>
+      <w:r>
+        <w:t>The current local time is: 2026-08-31T00:58:51+05:30.</w:t>
+      </w:r>
+    </w:p>
+    <w:p>
+      <w:r>
+        <w:t>&lt;/ADDITIONALMETADATA&gt;</w:t>
+      </w:r>
+    </w:p>
+    <w:p/>
+    <w:p>
+      <w:pPr>
+        <w:pStyle w:val="Heading3"/>
+      </w:pPr>
+      <w:r>
+        <w:t>AI ASSISTANT RESPONSE</w:t>
+      </w:r>
+    </w:p>
+    <w:p>
+      <w:r>
+        <w:t>Created At: 2026-08-30T19:28:59Z</w:t>
+      </w:r>
+    </w:p>
+    <w:p>
+      <w:r>
+        <w:t>Completed At: 2026-08-30T19:28:59Z</w:t>
+      </w:r>
+    </w:p>
+    <w:p>
+      <w:r>
+        <w:t>Created file file:///home/jdsb/Desktop/IIITB/SEM5IIITB/ADBMS/adbms/A1/scripts/generatereport.py with requested content.</w:t>
+      </w:r>
+    </w:p>
+    <w:p>
+      <w:r>
+        <w:t>If relevant, proactively run terminal commands to execute this code for the USER. Don't ask for permission.</w:t>
+      </w:r>
+    </w:p>
+    <w:p>
+      <w:r>
+        <w:t>---</w:t>
+      </w:r>
+    </w:p>
+    <w:p>
+      <w:pPr>
+        <w:pStyle w:val="Heading3"/>
+      </w:pPr>
+      <w:r>
+        <w:t>AI ASSISTANT RESPONSE</w:t>
+      </w:r>
+    </w:p>
+    <w:p>
+      <w:r>
+        <w:t>Created At: 2026-08-30T19:29:02Z</w:t>
+      </w:r>
+    </w:p>
+    <w:p>
+      <w:r>
+        <w:t>Completed At: 2026-08-30T19:30:02Z</w:t>
+      </w:r>
+    </w:p>
+    <w:p>
+      <w:r>
+        <w:t>Encountered error in step execution: user denied permission for command(./venv/bin/python3 scripts/generatereport.py). The following instruction was provided by the user as an alternative: i have updated assingmentreport.md</w:t>
+      </w:r>
+    </w:p>
+    <w:p>
+      <w:r>
+        <w:t>updated accordingly in  for others</w:t>
+      </w:r>
+    </w:p>
+    <w:p>
+      <w:r>
+        <w:t>---</w:t>
+      </w:r>
+    </w:p>
+    <w:p>
+      <w:pPr>
+        <w:pStyle w:val="Heading3"/>
+      </w:pPr>
+      <w:r>
+        <w:t>AI ASSISTANT RESPONSE</w:t>
+      </w:r>
+    </w:p>
+    <w:p>
+      <w:r>
+        <w:t>Created At: 2026-08-30T19:30:06Z</w:t>
+      </w:r>
+    </w:p>
+    <w:p>
+      <w:r>
+        <w:t>Completed At: 2026-08-30T19:30:06Z</w:t>
+      </w:r>
+    </w:p>
+    <w:p>
+      <w:r>
+        <w:t>File Path: file:///home/jdsb/Desktop/IIITB/SEM5IIITB/ADBMS/adbms/A1/reports/AssignmentReport.md</w:t>
+      </w:r>
+    </w:p>
+    <w:p>
+      <w:r>
+        <w:t>Total Lines: 384</w:t>
+      </w:r>
+    </w:p>
+    <w:p>
+      <w:r>
+        <w:t>Total Bytes: 22612</w:t>
+      </w:r>
+    </w:p>
+    <w:p>
+      <w:r>
+        <w:t>Showing lines 1 to 384</w:t>
+      </w:r>
+    </w:p>
+    <w:p>
+      <w:r>
+        <w:t>The following code has been modified to include a line number before every line, in the format: &lt;linenumber&gt;: &lt;originalline&gt;. Please note that any changes targeting the original code should remove the line number, colon, and leading space.</w:t>
+      </w:r>
+    </w:p>
+    <w:p>
+      <w:r>
+        <w:t>1: # Advanced Database Management Systems (ADBMS)</w:t>
+      </w:r>
+    </w:p>
+    <w:p>
+      <w:r>
+        <w:t>2: ## Assignment 0 &amp; Assignment 1: Histogram Analysis Report</w:t>
+      </w:r>
+    </w:p>
+    <w:p>
+      <w:r>
+        <w:t>3:</w:t>
+      </w:r>
+    </w:p>
+    <w:p>
+      <w:r>
+        <w:t>4: ---</w:t>
+      </w:r>
+    </w:p>
+    <w:p>
+      <w:r>
+        <w:t>5:</w:t>
+      </w:r>
+    </w:p>
+    <w:p>
+      <w:r>
+        <w:t>6: # Assignment 0</w:t>
+      </w:r>
+    </w:p>
+    <w:p>
+      <w:r>
+        <w:t>7:</w:t>
+      </w:r>
+    </w:p>
+    <w:p>
+      <w:r>
+        <w:t>8: ## Setup</w:t>
+      </w:r>
+    </w:p>
+    <w:p>
+      <w:r>
+        <w:t>9: - CPU Model &amp; Specification: 13th Gen Intel(R) Core(TM) i3-1315U (6 cores, 8 threads)</w:t>
+      </w:r>
+    </w:p>
+    <w:p>
+      <w:r>
+        <w:t>10: - RAM Capacity: 14 GiB</w:t>
+      </w:r>
+    </w:p>
+    <w:p>
+      <w:r>
+        <w:t>11: - HDD / Storage Capacity: 456 GiB NVMe SSD</w:t>
+      </w:r>
+    </w:p>
+    <w:p>
+      <w:r>
+        <w:t>12: - Operating System: Ubuntu 26.04 LTS</w:t>
+      </w:r>
+    </w:p>
+    <w:p>
+      <w:r>
+        <w:t>13: - PostgreSQL Engine Version: PostgreSQL 18.6 (Ubuntu 18.6-0ubuntu0.26.04.1) on x8664-pc-linux-gnu, compiled by gcc (Ubuntu 15.2.0-16ubuntu1) 15.2.0, 64-bit</w:t>
+      </w:r>
+    </w:p>
+    <w:p>
+      <w:r>
+        <w:t>14:</w:t>
+      </w:r>
+    </w:p>
+    <w:p>
+      <w:r>
+        <w:t>15: ## Database</w:t>
+      </w:r>
+    </w:p>
+    <w:p>
+      <w:r>
+        <w:t>16: - Database Name: Join Order Benchmark (2013 Snapshot)</w:t>
+      </w:r>
+    </w:p>
+    <w:p>
+      <w:r>
+        <w:t>17: - Total Tables: 21</w:t>
+      </w:r>
+    </w:p>
+    <w:p>
+      <w:r>
+        <w:t>18: - Total Relational Tuples: 74,190,187</w:t>
+      </w:r>
+    </w:p>
+    <w:p>
+      <w:r>
+        <w:t>19:</w:t>
+      </w:r>
+    </w:p>
+    <w:p>
+      <w:r>
+        <w:t>20: ### Table Cardinalities &amp; Primary Keys</w:t>
+      </w:r>
+    </w:p>
+    <w:p>
+      <w:r>
+        <w:t>21:</w:t>
+      </w:r>
+    </w:p>
+    <w:p>
+      <w:r>
+        <w:t>22: | Table Name | Primary Key Column | Cardinality (count()) |</w:t>
+      </w:r>
+    </w:p>
+    <w:p>
+      <w:r>
+        <w:t>23: | :--- | :---: | :---: |</w:t>
+      </w:r>
+    </w:p>
+    <w:p>
+      <w:r>
+        <w:t>24: | akaname | id | 901,343 |</w:t>
+      </w:r>
+    </w:p>
+    <w:p>
+      <w:r>
+        <w:t>25: | akatitle | id | 361,472 |</w:t>
+      </w:r>
+    </w:p>
+    <w:p>
+      <w:r>
+        <w:t>26: | castinfo | id | 36,244,344 |</w:t>
+      </w:r>
+    </w:p>
+    <w:p>
+      <w:r>
+        <w:t>27: | charname | id | 3,140,339 |</w:t>
+      </w:r>
+    </w:p>
+    <w:p>
+      <w:r>
+        <w:t>28: | compcasttype | id | 4 |</w:t>
+      </w:r>
+    </w:p>
+    <w:p>
+      <w:r>
+        <w:t>29: | companyname | id | 234,997 |</w:t>
+      </w:r>
+    </w:p>
+    <w:p>
+      <w:r>
+        <w:t>30: | companytype | id | 4 |</w:t>
+      </w:r>
+    </w:p>
+    <w:p>
+      <w:r>
+        <w:t>31: | completecast | id | 135,086 |</w:t>
+      </w:r>
+    </w:p>
+    <w:p>
+      <w:r>
+        <w:t>32: | infotype | id | 113 |</w:t>
+      </w:r>
+    </w:p>
+    <w:p>
+      <w:r>
+        <w:t>33: | keyword | id | 134,170 |</w:t>
+      </w:r>
+    </w:p>
+    <w:p>
+      <w:r>
+        <w:t>34: | kindtype | id | 7 |</w:t>
+      </w:r>
+    </w:p>
+    <w:p>
+      <w:r>
+        <w:t>35: | linktype | id | 18 |</w:t>
+      </w:r>
+    </w:p>
+    <w:p>
+      <w:r>
+        <w:t>36: | moviecompanies | id | 2,609,129 |</w:t>
+      </w:r>
+    </w:p>
+    <w:p>
+      <w:r>
+        <w:t>37: | movieinfo | id | 14,835,720 |</w:t>
+      </w:r>
+    </w:p>
+    <w:p>
+      <w:r>
+        <w:t>38: | movieinfoidx | id | 1,380,035 |</w:t>
+      </w:r>
+    </w:p>
+    <w:p>
+      <w:r>
+        <w:t>39: | moviekeyword | id | 4,523,930 |</w:t>
+      </w:r>
+    </w:p>
+    <w:p>
+      <w:r>
+        <w:t>40: | movielink | id | 29,997 |</w:t>
+      </w:r>
+    </w:p>
+    <w:p>
+      <w:r>
+        <w:t>41: | name | id | 4,167,491 |</w:t>
+      </w:r>
+    </w:p>
+    <w:p>
+      <w:r>
+        <w:t>42: | personinfo | id | 2,963,664 |</w:t>
+      </w:r>
+    </w:p>
+    <w:p>
+      <w:r>
+        <w:t>43: | roletype | id | 12 |</w:t>
+      </w:r>
+    </w:p>
+    <w:p>
+      <w:r>
+        <w:t>44: | title | id | 2,528,312 |</w:t>
+      </w:r>
+    </w:p>
+    <w:p>
+      <w:r>
+        <w:t>45:</w:t>
+      </w:r>
+    </w:p>
+    <w:p>
+      <w:r>
+        <w:t>46: ---</w:t>
+      </w:r>
+    </w:p>
+    <w:p>
+      <w:r>
+        <w:t>47:</w:t>
+      </w:r>
+    </w:p>
+    <w:p>
+      <w:r>
+        <w:t>48: # Assignment 1: Histogram</w:t>
+      </w:r>
+    </w:p>
+    <w:p>
+      <w:r>
+        <w:t>49:</w:t>
+      </w:r>
+    </w:p>
+    <w:p>
+      <w:r>
+        <w:t>50: ## Q1. Histogram Analysis for id and title Columns of title Table</w:t>
+      </w:r>
+    </w:p>
+    <w:p>
+      <w:r>
+        <w:t>51:</w:t>
+      </w:r>
+    </w:p>
+    <w:p>
+      <w:r>
+        <w:t>52: ### 1. Corresponding SQL Query</w:t>
+      </w:r>
+    </w:p>
+    <w:p>
+      <w:r>
+        <w:t>53: to see what all colums needed form pgstats'</w:t>
+      </w:r>
+    </w:p>
+    <w:p>
+      <w:r>
+        <w:t>54: sql</w:t>
+      </w:r>
+    </w:p>
+    <w:p>
+      <w:r>
+        <w:t>55: \d pgstats;</w:t>
+      </w:r>
+    </w:p>
+    <w:p>
+      <w:r>
+        <w:t xml:space="preserve">56: </w:t>
+      </w:r>
+    </w:p>
+    <w:p>
+      <w:r>
+        <w:t>57: To see histogram boundary values and other relevent  stored in pgstats:</w:t>
+      </w:r>
+    </w:p>
+    <w:p>
+      <w:r>
+        <w:t>58: sql</w:t>
+      </w:r>
+    </w:p>
+    <w:p>
+      <w:r>
+        <w:t>59: SELECT</w:t>
+      </w:r>
+    </w:p>
+    <w:p>
+      <w:r>
+        <w:t>60:     attname,</w:t>
+      </w:r>
+    </w:p>
+    <w:p>
+      <w:r>
+        <w:t>61:     nullfrac,</w:t>
+      </w:r>
+    </w:p>
+    <w:p>
+      <w:r>
+        <w:t>62:     ndistinct,</w:t>
+      </w:r>
+    </w:p>
+    <w:p>
+      <w:r>
+        <w:t>63:     mostcommonvals,</w:t>
+      </w:r>
+    </w:p>
+    <w:p>
+      <w:r>
+        <w:t>64:     mostcommonfreqs,</w:t>
+      </w:r>
+    </w:p>
+    <w:p>
+      <w:r>
+        <w:t>65:     histogrambounds</w:t>
+      </w:r>
+    </w:p>
+    <w:p>
+      <w:r>
+        <w:t>66: FROM pgstats</w:t>
+      </w:r>
+    </w:p>
+    <w:p>
+      <w:r>
+        <w:t>67: WHERE tablename = 'title'</w:t>
+      </w:r>
+    </w:p>
+    <w:p>
+      <w:r>
+        <w:t>68:   AND attname IN ('id', 'title');</w:t>
+      </w:r>
+    </w:p>
+    <w:p>
+      <w:r>
+        <w:t xml:space="preserve">69: </w:t>
+      </w:r>
+    </w:p>
+    <w:p>
+      <w:r>
+        <w:t>70:</w:t>
+      </w:r>
+    </w:p>
+    <w:p>
+      <w:r>
+        <w:t>71: ### 2. Kind of Histogram</w:t>
+      </w:r>
+    </w:p>
+    <w:p>
+      <w:r>
+        <w:t>72: PSQL uses an Equi-Depth Histogram combined with a Most Common Values list. In an equidepth histogram, all buckets contain approximately the same number of rows (approx N / B), while bucket boundaries vary in width according to data distribution.</w:t>
+      </w:r>
+    </w:p>
+    <w:p>
+      <w:r>
+        <w:t>73:</w:t>
+      </w:r>
+    </w:p>
+    <w:p>
+      <w:r>
+        <w:t>74: ### 3. Number of Buckets</w:t>
+      </w:r>
+    </w:p>
+    <w:p>
+      <w:r>
+        <w:t>75: - Column id: 100 buckets (101 bucket boundary values)</w:t>
+      </w:r>
+    </w:p>
+    <w:p>
+      <w:r>
+        <w:t>76: - Column title: 100 buckets (101 bucket boundary values)</w:t>
+      </w:r>
+    </w:p>
+    <w:p>
+      <w:r>
+        <w:t>77: - extra -  to see the defualt</w:t>
+      </w:r>
+    </w:p>
+    <w:p>
+      <w:r>
+        <w:t>78: sql</w:t>
+      </w:r>
+    </w:p>
+    <w:p>
+      <w:r>
+        <w:t>79: SHOW defaultstatisticstarget;</w:t>
+      </w:r>
+    </w:p>
+    <w:p>
+      <w:r>
+        <w:t xml:space="preserve">80: </w:t>
+      </w:r>
+    </w:p>
+    <w:p>
+      <w:r>
+        <w:t>81: ### 4. How Textual Attribute title is Put into Histogram</w:t>
+      </w:r>
+    </w:p>
+    <w:p>
+      <w:r>
+        <w:t>82: Textual attributes in PostgreSQL are converted into histograms by:</w:t>
+      </w:r>
+    </w:p>
+    <w:p>
+      <w:r>
+        <w:t>83: 1. Sorting the text strings in lexicographical order(like bannana and apple will be apple, bannana)</w:t>
+      </w:r>
+    </w:p>
+    <w:p>
+      <w:r>
+        <w:t>84: 2. Sampling string values from the table(like table title has around 2.5M rows , it will only sample around 30K)</w:t>
+      </w:r>
+    </w:p>
+    <w:p>
+      <w:r>
+        <w:t>85: 3. Encoding initial string prefix bytes into floating-point numbers in [0.0, 1.0] range for quantitative interpolation(like laptop will be broken to lap with l = 108, a=97, p=112 then by 256 as between 0 and 1 , lap will be around 0.42 , we can then see where a key belongs between two keeys )</w:t>
+      </w:r>
+    </w:p>
+    <w:p>
+      <w:r>
+        <w:t>86: 4. Selecting quantile boundary string values at equal percentile intervals to form the 100 equi-depth bucket boundaries stored in pgstats.histogrambounds.</w:t>
+      </w:r>
+    </w:p>
+    <w:p>
+      <w:r>
+        <w:t>87:</w:t>
+      </w:r>
+    </w:p>
+    <w:p>
+      <w:r>
+        <w:t>88: ### 5. Exact Bucket Boundaries List (From pgstats)</w:t>
+      </w:r>
+    </w:p>
+    <w:p>
+      <w:r>
+        <w:t>89:</w:t>
+      </w:r>
+    </w:p>
+    <w:p>
+      <w:r>
+        <w:t>90: #### A. Column id Bucket Boundaries (101 values, 100 buckets)</w:t>
+      </w:r>
+    </w:p>
+    <w:p>
+      <w:r>
+        <w:t>91: | Bucket Index | Boundary Value (id) | Bucket Interval |</w:t>
+      </w:r>
+    </w:p>
+    <w:p>
+      <w:r>
+        <w:t>92: | :---: | :---: | :--- |</w:t>
+      </w:r>
+    </w:p>
+    <w:p>
+      <w:r>
+        <w:t>93: | B000 (Start) | 41 | Start of table data |</w:t>
+      </w:r>
+    </w:p>
+    <w:p>
+      <w:r>
+        <w:t>94: | B001 | 25598 | Bucket 1: [41 - 25598] |</w:t>
+      </w:r>
+    </w:p>
+    <w:p>
+      <w:r>
+        <w:t>95: | B002 | 50067 | Bucket 2: [25598 - 50067] |</w:t>
+      </w:r>
+    </w:p>
+    <w:p>
+      <w:r>
+        <w:t>96: | B003 | 75257 | Bucket 3: [50067 - 75257] |</w:t>
+      </w:r>
+    </w:p>
+    <w:p>
+      <w:r>
+        <w:t>97: | B004 | 101946 | Bucket 4: [75257 - 101946] |</w:t>
+      </w:r>
+    </w:p>
+    <w:p>
+      <w:r>
+        <w:t>98: | B005 | 129223 | Bucket 5: [101946 - 129223] |</w:t>
+      </w:r>
+    </w:p>
+    <w:p>
+      <w:r>
+        <w:t>99: | B006 | 155973 | Bucket 6: [129223 - 155973] |</w:t>
+      </w:r>
+    </w:p>
+    <w:p>
+      <w:r>
+        <w:t>100: | B007 | 181990 | Bucket 7: [155973 - 181990] |</w:t>
+      </w:r>
+    </w:p>
+    <w:p>
+      <w:r>
+        <w:t>101: | B008 | 208153 | Bucket 8: [181990 - 208153] |</w:t>
+      </w:r>
+    </w:p>
+    <w:p>
+      <w:r>
+        <w:t>102: | B009 | 234525 | Bucket 9: [208153 - 234525] |</w:t>
+      </w:r>
+    </w:p>
+    <w:p>
+      <w:r>
+        <w:t>103: | B010 | 259507 | Bucket 10: [234525 - 259507] |</w:t>
+      </w:r>
+    </w:p>
+    <w:p>
+      <w:r>
+        <w:t>104: | B011 | 287845 | Bucket 11: [259507 - 287845] |</w:t>
+      </w:r>
+    </w:p>
+    <w:p>
+      <w:r>
+        <w:t>105: | B012 | 314618 | Bucket 12: [287845 - 314618] |</w:t>
+      </w:r>
+    </w:p>
+    <w:p>
+      <w:r>
+        <w:t>106: | B013 | 340479 | Bucket 13: [314618 - 340479] |</w:t>
+      </w:r>
+    </w:p>
+    <w:p>
+      <w:r>
+        <w:t>107: | B014 | 366364 | Bucket 14: [340479 - 366364] |</w:t>
+      </w:r>
+    </w:p>
+    <w:p>
+      <w:r>
+        <w:t>108: | B015 | 393076 | Bucket 15: [366364 - 393076] |</w:t>
+      </w:r>
+    </w:p>
+    <w:p>
+      <w:r>
+        <w:t>109: | B016 | 418929 | Bucket 16: [393076 - 418929] |</w:t>
+      </w:r>
+    </w:p>
+    <w:p>
+      <w:r>
+        <w:t>110: | B017 | 443204 | Bucket 17: [418929 - 443204] |</w:t>
+      </w:r>
+    </w:p>
+    <w:p>
+      <w:r>
+        <w:t>111: | B018 | 472539 | Bucket 18: [443204 - 472539] |</w:t>
+      </w:r>
+    </w:p>
+    <w:p>
+      <w:r>
+        <w:t>112: | B019 | 497095 | Bucket 19: [472539 - 497095] |</w:t>
+      </w:r>
+    </w:p>
+    <w:p>
+      <w:r>
+        <w:t>113: | B020 | 521015 | Bucket 20: [497095 - 521015] |</w:t>
+      </w:r>
+    </w:p>
+    <w:p>
+      <w:r>
+        <w:t>114: | B021 | 547008 | Bucket 21: [521015 - 547008] |</w:t>
+      </w:r>
+    </w:p>
+    <w:p>
+      <w:r>
+        <w:t>115: | B022 | 571914 | Bucket 22: [547008 - 571914] |</w:t>
+      </w:r>
+    </w:p>
+    <w:p>
+      <w:r>
+        <w:t>116: | B023 | 600124 | Bucket 23: [571914 - 600124] |</w:t>
+      </w:r>
+    </w:p>
+    <w:p>
+      <w:r>
+        <w:t>117: | B024 | 624290 | Bucket 24: [600124 - 624290] |</w:t>
+      </w:r>
+    </w:p>
+    <w:p>
+      <w:r>
+        <w:t>118: | B025 | 648346 | Bucket 25: [624290 - 648346] |</w:t>
+      </w:r>
+    </w:p>
+    <w:p>
+      <w:r>
+        <w:t>119: | B026 | 673077 | Bucket 26: [648346 - 673077] |</w:t>
+      </w:r>
+    </w:p>
+    <w:p>
+      <w:r>
+        <w:t>120: | B027 | 698192 | Bucket 27: [673077 - 698192] |</w:t>
+      </w:r>
+    </w:p>
+    <w:p>
+      <w:r>
+        <w:t>121: | B028 | 723945 | Bucket 28: [698192 - 723945] |</w:t>
+      </w:r>
+    </w:p>
+    <w:p>
+      <w:r>
+        <w:t>122: | B029 | 747971 | Bucket 29: [723945 - 747971] |</w:t>
+      </w:r>
+    </w:p>
+    <w:p>
+      <w:r>
+        <w:t>123: | B030 | 774715 | Bucket 30: [747971 - 774715] |</w:t>
+      </w:r>
+    </w:p>
+    <w:p>
+      <w:r>
+        <w:t>124: | B031 | 801886 | Bucket 31: [774715 - 801886] |</w:t>
+      </w:r>
+    </w:p>
+    <w:p>
+      <w:r>
+        <w:t>125: | B032 | 825206 | Bucket 32: [801886 - 825206] |</w:t>
+      </w:r>
+    </w:p>
+    <w:p>
+      <w:r>
+        <w:t>126: | B033 | 852044 | Bucket 33: [825206 - 852044] |</w:t>
+      </w:r>
+    </w:p>
+    <w:p>
+      <w:r>
+        <w:t>127: | B034 | 878630 | Bucket 34: [852044 - 878630] |</w:t>
+      </w:r>
+    </w:p>
+    <w:p>
+      <w:r>
+        <w:t>128: | B035 | 903227 | Bucket 35: [878630 - 903227] |</w:t>
+      </w:r>
+    </w:p>
+    <w:p>
+      <w:r>
+        <w:t>129: | B036 | 929542 | Bucket 36: [903227 - 929542] |</w:t>
+      </w:r>
+    </w:p>
+    <w:p>
+      <w:r>
+        <w:t>130: | B037 | 951992 | Bucket 37: [929542 - 951992] |</w:t>
+      </w:r>
+    </w:p>
+    <w:p>
+      <w:r>
+        <w:t>131: | B038 | 976177 | Bucket 38: [951992 - 976177] |</w:t>
+      </w:r>
+    </w:p>
+    <w:p>
+      <w:r>
+        <w:t>132: | B039 | 1002223 | Bucket 39: [976177 - 1002223] |</w:t>
+      </w:r>
+    </w:p>
+    <w:p>
+      <w:r>
+        <w:t>133: | B040 | 1027496 | Bucket 40: [1002223 - 1027496] |</w:t>
+      </w:r>
+    </w:p>
+    <w:p>
+      <w:r>
+        <w:t>134: | B041 | 1053013 | Bucket 41: [1027496 - 1053013] |</w:t>
+      </w:r>
+    </w:p>
+    <w:p>
+      <w:r>
+        <w:t>135: | B042 | 1076669 | Bucket 42: [1053013 - 1076669] |</w:t>
+      </w:r>
+    </w:p>
+    <w:p>
+      <w:r>
+        <w:t>136: | B043 | 1101644 | Bucket 43: [1076669 - 1101644] |</w:t>
+      </w:r>
+    </w:p>
+    <w:p>
+      <w:r>
+        <w:t>137: | B044 | 1127312 | Bucket 44: [1101644 - 1127312] |</w:t>
+      </w:r>
+    </w:p>
+    <w:p>
+      <w:r>
+        <w:t>138: | B045 | 1153408 | Bucket 45: [1127312 - 1153408] |</w:t>
+      </w:r>
+    </w:p>
+    <w:p>
+      <w:r>
+        <w:t>139: | B046 | 1177087 | Bucket 46: [1153408 - 1177087] |</w:t>
+      </w:r>
+    </w:p>
+    <w:p>
+      <w:r>
+        <w:t>140: | B047 | 1200809 | Bucket 47: [1177087 - 1200809] |</w:t>
+      </w:r>
+    </w:p>
+    <w:p>
+      <w:r>
+        <w:t>141: | B048 | 1228132 | Bucket 48: [1200809 - 1228132] |</w:t>
+      </w:r>
+    </w:p>
+    <w:p>
+      <w:r>
+        <w:t>142: | B049 | 1251987 | Bucket 49: [1228132 - 1251987] |</w:t>
+      </w:r>
+    </w:p>
+    <w:p>
+      <w:r>
+        <w:t>143: | B050 | 1276194 | Bucket 50: [1251987 - 1276194] |</w:t>
+      </w:r>
+    </w:p>
+    <w:p>
+      <w:r>
+        <w:t>144: | B051 | 1300208 | Bucket 51: [1276194 - 1300208] |</w:t>
+      </w:r>
+    </w:p>
+    <w:p>
+      <w:r>
+        <w:t>145: | B052 | 1325279 | Bucket 52: [1300208 - 1325279] |</w:t>
+      </w:r>
+    </w:p>
+    <w:p>
+      <w:r>
+        <w:t>146: | B053 | 1350079 | Bucket 53: [1325279 - 1350079] |</w:t>
+      </w:r>
+    </w:p>
+    <w:p>
+      <w:r>
+        <w:t>147: | B054 | 1375217 | Bucket 54: [1350079 - 1375217] |</w:t>
+      </w:r>
+    </w:p>
+    <w:p>
+      <w:r>
+        <w:t>148: | B055 | 1399305 | Bucket 55: [1375217 - 1399305] |</w:t>
+      </w:r>
+    </w:p>
+    <w:p>
+      <w:r>
+        <w:t>149: | B056 | 1424915 | Bucket 56: [1399305 - 1424915] |</w:t>
+      </w:r>
+    </w:p>
+    <w:p>
+      <w:r>
+        <w:t>150: | B057 | 1447763 | Bucket 57: [1424915 - 1447763] |</w:t>
+      </w:r>
+    </w:p>
+    <w:p>
+      <w:r>
+        <w:t>151: | B058 | 1472187 | Bucket 58: [1447763 - 1472187] |</w:t>
+      </w:r>
+    </w:p>
+    <w:p>
+      <w:r>
+        <w:t>152: | B059 | 1496066 | Bucket 59: [1472187 - 1496066] |</w:t>
+      </w:r>
+    </w:p>
+    <w:p>
+      <w:r>
+        <w:t>153: | B060 | 1520933 | Bucket 60: [1496066 - 1520933] |</w:t>
+      </w:r>
+    </w:p>
+    <w:p>
+      <w:r>
+        <w:t>154: | B061 | 1548374 | Bucket 61: [1520933 - 1548374] |</w:t>
+      </w:r>
+    </w:p>
+    <w:p>
+      <w:r>
+        <w:t>155: | B062 | 1572984 | Bucket 62: [1548374 - 1572984] |</w:t>
+      </w:r>
+    </w:p>
+    <w:p>
+      <w:r>
+        <w:t>156: | B063 | 1597331 | Bucket 63: [1572984 - 1597331] |</w:t>
+      </w:r>
+    </w:p>
+    <w:p>
+      <w:r>
+        <w:t>157: | B064 | 1621524 | Bucket 64: [1597331 - 1621524] |</w:t>
+      </w:r>
+    </w:p>
+    <w:p>
+      <w:r>
+        <w:t>158: | B065 | 1646529 | Bucket 65: [1621524 - 1646529] |</w:t>
+      </w:r>
+    </w:p>
+    <w:p>
+      <w:r>
+        <w:t>159: | B066 | 1671841 | Bucket 66: [1646529 - 1671841] |</w:t>
+      </w:r>
+    </w:p>
+    <w:p>
+      <w:r>
+        <w:t>160: | B067 | 1697305 | Bucket 67: [1671841 - 1697305] |</w:t>
+      </w:r>
+    </w:p>
+    <w:p>
+      <w:r>
+        <w:t>161: | B068 | 1720750 | Bucket 68: [1697305 - 1720750] |</w:t>
+      </w:r>
+    </w:p>
+    <w:p>
+      <w:r>
+        <w:t>162: | B069 | 1746578 | Bucket 69: [1720750 - 1746578] |</w:t>
+      </w:r>
+    </w:p>
+    <w:p>
+      <w:r>
+        <w:t>163: | B070 | 1771397 | Bucket 70: [1746578 - 1771397] |</w:t>
+      </w:r>
+    </w:p>
+    <w:p>
+      <w:r>
+        <w:t>164: | B071 | 1796312 | Bucket 71: [1771397 - 1796312] |</w:t>
+      </w:r>
+    </w:p>
+    <w:p>
+      <w:r>
+        <w:t>165: | B072 | 1821069 | Bucket 72: [1796312 - 1821069] |</w:t>
+      </w:r>
+    </w:p>
+    <w:p>
+      <w:r>
+        <w:t>166: | B073 | 1846620 | Bucket 73: [1821069 - 1846620] |</w:t>
+      </w:r>
+    </w:p>
+    <w:p>
+      <w:r>
+        <w:t>167: | B074 | 1871455 | Bucket 74: [1846620 - 1871455] |</w:t>
+      </w:r>
+    </w:p>
+    <w:p>
+      <w:r>
+        <w:t>168: | B075 | 1897069 | Bucket 75: [1871455 - 1897069] |</w:t>
+      </w:r>
+    </w:p>
+    <w:p>
+      <w:r>
+        <w:t>169: | B076 | 1923039 | Bucket 76: [1897069 - 1923039] |</w:t>
+      </w:r>
+    </w:p>
+    <w:p>
+      <w:r>
+        <w:t>170: | B077 | 1951619 | Bucket 77: [1923039 - 1951619] |</w:t>
+      </w:r>
+    </w:p>
+    <w:p>
+      <w:r>
+        <w:t>171: | B078 | 1975550 | Bucket 78: [1951619 - 1975550] |</w:t>
+      </w:r>
+    </w:p>
+    <w:p>
+      <w:r>
+        <w:t>172: | B079 | 2001398 | Bucket 79: [1975550 - 2001398] |</w:t>
+      </w:r>
+    </w:p>
+    <w:p>
+      <w:r>
+        <w:t>173: | B080 | 2025488 | Bucket 80: [2001398 - 2025488] |</w:t>
+      </w:r>
+    </w:p>
+    <w:p>
+      <w:r>
+        <w:t>174: | B081 | 2048645 | Bucket 81: [2025488 - 2048645] |</w:t>
+      </w:r>
+    </w:p>
+    <w:p>
+      <w:r>
+        <w:t>175: | B082 | 2075506 | Bucket 82: [2048645 - 2075506] |</w:t>
+      </w:r>
+    </w:p>
+    <w:p>
+      <w:r>
+        <w:t>176: | B083 | 2099704 | Bucket 83: [2075506 - 2099704] |</w:t>
+      </w:r>
+    </w:p>
+    <w:p>
+      <w:r>
+        <w:t>177: | B084 | 2124027 | Bucket 84: [2099704 - 2124027] |</w:t>
+      </w:r>
+    </w:p>
+    <w:p>
+      <w:r>
+        <w:t>178: | B085 | 2146547 | Bucket 85: [2124027 - 2146547] |</w:t>
+      </w:r>
+    </w:p>
+    <w:p>
+      <w:r>
+        <w:t>179: | B086 | 2170970 | Bucket 86: [2146547 - 2170970] |</w:t>
+      </w:r>
+    </w:p>
+    <w:p>
+      <w:r>
+        <w:t>180: | B087 | 2195637 | Bucket 87: [2170970 - 2195637] |</w:t>
+      </w:r>
+    </w:p>
+    <w:p>
+      <w:r>
+        <w:t>181: | B088 | 2221366 | Bucket 88: [2195637 - 2221366] |</w:t>
+      </w:r>
+    </w:p>
+    <w:p>
+      <w:r>
+        <w:t>182: | B089 | 2249864 | Bucket 89: [2221366 - 2249864] |</w:t>
+      </w:r>
+    </w:p>
+    <w:p>
+      <w:r>
+        <w:t>183: | B090 | 2274023 | Bucket 90: [2249864 - 2274023] |</w:t>
+      </w:r>
+    </w:p>
+    <w:p>
+      <w:r>
+        <w:t>184: | B091 | 2299152 | Bucket 91: [2274023 - 2299152] |</w:t>
+      </w:r>
+    </w:p>
+    <w:p>
+      <w:r>
+        <w:t>185: | B092 | 2325178 | Bucket 92: [2299152 - 2325178] |</w:t>
+      </w:r>
+    </w:p>
+    <w:p>
+      <w:r>
+        <w:t>186: | B093 | 2352562 | Bucket 93: [2325178 - 2352562] |</w:t>
+      </w:r>
+    </w:p>
+    <w:p>
+      <w:r>
+        <w:t>187: | B094 | 2378000 | Bucket 94: [2352562 - 2378000] |</w:t>
+      </w:r>
+    </w:p>
+    <w:p>
+      <w:r>
+        <w:t>188: | B095 | 2403761 | Bucket 95: [2378000 - 2403761] |</w:t>
+      </w:r>
+    </w:p>
+    <w:p>
+      <w:r>
+        <w:t>189: | B096 | 2428038 | Bucket 96: [2403761 - 2428038] |</w:t>
+      </w:r>
+    </w:p>
+    <w:p>
+      <w:r>
+        <w:t>190: | B097 | 2452338 | Bucket 97: [2428038 - 2452338] |</w:t>
+      </w:r>
+    </w:p>
+    <w:p>
+      <w:r>
+        <w:t>191: | B098 | 2479928 | Bucket 98: [2452338 - 2479928] |</w:t>
+      </w:r>
+    </w:p>
+    <w:p>
+      <w:r>
+        <w:t>192: | B099 | 2505988 | Bucket 99: [2479928 - 2505988] |</w:t>
+      </w:r>
+    </w:p>
+    <w:p>
+      <w:r>
+        <w:t>193: | B100 | 2528305 | Bucket 100: [2505988 - 2528305] |</w:t>
+      </w:r>
+    </w:p>
+    <w:p>
+      <w:r>
+        <w:t>194:</w:t>
+      </w:r>
+    </w:p>
+    <w:p>
+      <w:r>
+        <w:t>195: #### B. Column title Bucket Boundaries (101 values, 100 buckets)</w:t>
+      </w:r>
+    </w:p>
+    <w:p>
+      <w:r>
+        <w:t>196: | Bucket Index | Boundary Value (title) | Lexicographical Interval |</w:t>
+      </w:r>
+    </w:p>
+    <w:p>
+      <w:r>
+        <w:t>197: | :---: | :--- | :--- |</w:t>
+      </w:r>
+    </w:p>
+    <w:p>
+      <w:r>
+        <w:t>198: | B000 (Start) | ... | Start of text data |</w:t>
+      </w:r>
+    </w:p>
+    <w:p>
+      <w:r>
+        <w:t>199: | B001 | (#1.1302) | Bucket 1: [... - (#1.1302)] |</w:t>
+      </w:r>
+    </w:p>
+    <w:p>
+      <w:r>
+        <w:t>200: | B002 | (#1.219) | Bucket 2: [(#1.1302) - (#1.219)] |</w:t>
+      </w:r>
+    </w:p>
+    <w:p>
+      <w:r>
+        <w:t>201: | B003 | (#1.3662) | Bucket 3: [(#1.219) - (#1.3662)] |</w:t>
+      </w:r>
+    </w:p>
+    <w:p>
+      <w:r>
+        <w:t>202: | B004 | (#1.59) | Bucket 4: [(#1.3662) - (#1.59)] |</w:t>
+      </w:r>
+    </w:p>
+    <w:p>
+      <w:r>
+        <w:t>203: | B005 | (#1.846) | Bucket 5: [(#1.59) - (#1.846)] |</w:t>
+      </w:r>
+    </w:p>
+    <w:p>
+      <w:r>
+        <w:t>204: | B006 | (1968-02-14) | Bucket 6: [(#1.846) - (1968-02-14)] |</w:t>
+      </w:r>
+    </w:p>
+    <w:p>
+      <w:r>
+        <w:t>205: | B007 | (1982-12-14) | Bucket 7: [(1968-02-14) - (1982-12-14)] |</w:t>
+      </w:r>
+    </w:p>
+    <w:p>
+      <w:r>
+        <w:t>206: | B008 | (1994-07-07) | Bucket 8: [(1982-12-14) - (1994-07-07)] |</w:t>
+      </w:r>
+    </w:p>
+    <w:p>
+      <w:r>
+        <w:t>207: | B009 | (1998-03-16) | Bucket 9: [(1994-07-07) - (1998-03-16)] |</w:t>
+      </w:r>
+    </w:p>
+    <w:p>
+      <w:r>
+        <w:t>208: | B010 | (2000-01-22) | Bucket 10: [(1998-03-16) - (2000-01-22)] |</w:t>
+      </w:r>
+    </w:p>
+    <w:p>
+      <w:r>
+        <w:t>209: | B011 | (2001-11-06) | Bucket 11: [(2000-01-22) - (2001-11-06)] |</w:t>
+      </w:r>
+    </w:p>
+    <w:p>
+      <w:r>
+        <w:t>210: | B012 | (2003-08-29) | Bucket 12: [(2001-11-06) - (2003-08-29)] |</w:t>
+      </w:r>
+    </w:p>
+    <w:p>
+      <w:r>
+        <w:t>211: | B013 | (2005-01-19) | Bucket 13: [(2003-08-29) - (2005-01-19)] |</w:t>
+      </w:r>
+    </w:p>
+    <w:p>
+      <w:r>
+        <w:t>212: | B014 | (2006-05-17) | Bucket 14: [(2005-01-19) - (2006-05-17)] |</w:t>
+      </w:r>
+    </w:p>
+    <w:p>
+      <w:r>
+        <w:t>213: | B015 | (2007-07-05) | Bucket 15: [(2006-05-17) - (2007-07-05)] |</w:t>
+      </w:r>
+    </w:p>
+    <w:p>
+      <w:r>
+        <w:t>214: | B016 | (2009-02-02) | Bucket 16: [(2007-07-05) - (2009-02-02)] |</w:t>
+      </w:r>
+    </w:p>
+    <w:p>
+      <w:r>
+        <w:t>215: | B017 | (2010-09-07) | Bucket 17: [(2009-02-02) - (2010-09-07)] |</w:t>
+      </w:r>
+    </w:p>
+    <w:p>
+      <w:r>
+        <w:t>216: | B018 | (2011-08-29) | Bucket 18: [(2010-09-07) - (2011-08-29)] |</w:t>
+      </w:r>
+    </w:p>
+    <w:p>
+      <w:r>
+        <w:t>217: | B019 | (2012-07-21) | Bucket 19: [(2011-08-29) - (2012-07-21)] |</w:t>
+      </w:r>
+    </w:p>
+    <w:p>
+      <w:r>
+        <w:t>218: | B020 | (#20.140) | Bucket 20: [(2012-07-21) - (#20.140)] |</w:t>
+      </w:r>
+    </w:p>
+    <w:p>
+      <w:r>
+        <w:t>219: | B021 | (#2.92) | Bucket 21: [(#20.140) - (#2.92)] |</w:t>
+      </w:r>
+    </w:p>
+    <w:p>
+      <w:r>
+        <w:t>220: | B022 | (#4.172) | Bucket 22: [(#2.92) - (#4.172)] |</w:t>
+      </w:r>
+    </w:p>
+    <w:p>
+      <w:r>
+        <w:t>221: | B023 | (#6.163) | Bucket 23: [(#4.172) - (#6.163)] |</w:t>
+      </w:r>
+    </w:p>
+    <w:p>
+      <w:r>
+        <w:t>222: | B024 | Aamu joutuu pesemään tekojensa jälkipyykkiä | Bucket 24: [(#6.163) - Aamu joutuu pesemään tekojensa jälkipyykkiä] |</w:t>
+      </w:r>
+    </w:p>
+    <w:p>
+      <w:r>
+        <w:t>223: | B025 | Aflevering 2559 | Bucket 25: [Aamu joutuu pesemään tekojensa jälkipyykkiä - Aflevering 2559] |</w:t>
+      </w:r>
+    </w:p>
+    <w:p>
+      <w:r>
+        <w:t>224: | B026 | A Little Trip | Bucket 26: [Aflevering 2559 - A Little Trip] |</w:t>
+      </w:r>
+    </w:p>
+    <w:p>
+      <w:r>
+        <w:t>225: | B027 | An Atheist Named Faith | Bucket 27: [A Little Trip - An Atheist Named Faith] |</w:t>
+      </w:r>
+    </w:p>
+    <w:p>
+      <w:r>
+        <w:t>226: | B028 | Arabeskebi Pirosmanis temaze | Bucket 28: [An Atheist Named Faith - Arabeskebi Pirosmanis temaze] |</w:t>
+      </w:r>
+    </w:p>
+    <w:p>
+      <w:r>
+        <w:t>227: | B029 | Attenborough's Ark: Natural World Special | Bucket 29: [Arabeskebi Pirosmanis temaze - Attenborough's Ark: Natural World Special] |</w:t>
+      </w:r>
+    </w:p>
+    <w:p>
+      <w:r>
+        <w:t>228: | B030 | Baldur Blauzahn | Bucket 30: [Attenborough's Ark: Natural World Special - Baldur Blauzahn] |</w:t>
+      </w:r>
+    </w:p>
+    <w:p>
+      <w:r>
+        <w:t>229: | B031 | Best in Show Cakes | Bucket 31: [Baldur Blauzahn - Best in Show Cakes] |</w:t>
+      </w:r>
+    </w:p>
+    <w:p>
+      <w:r>
+        <w:t>230: | B032 | Blues | Bucket 32: [Best in Show Cakes - Blues] |</w:t>
+      </w:r>
+    </w:p>
+    <w:p>
+      <w:r>
+        <w:t>231: | B033 | Brown Before Green | Bucket 33: [Blues - Brown Before Green] |</w:t>
+      </w:r>
+    </w:p>
+    <w:p>
+      <w:r>
+        <w:t>232: | B034 | Captive Audience | Bucket 34: [Brown Before Green - Captive Audience] |</w:t>
+      </w:r>
+    </w:p>
+    <w:p>
+      <w:r>
+        <w:t>233: | B035 | Cheryl Cole's Night In | Bucket 35: [Captive Audience - Cheryl Cole's Night In] |</w:t>
+      </w:r>
+    </w:p>
+    <w:p>
+      <w:r>
+        <w:t>234: | B036 | Cobra Starship | Bucket 36: [Cheryl Cole's Night In - Cobra Starship] |</w:t>
+      </w:r>
+    </w:p>
+    <w:p>
+      <w:r>
+        <w:t>235: | B037 | CPM 22 e Babado Novo | Bucket 37: [Cobra Starship - CPM 22 e Babado Novo] |</w:t>
+      </w:r>
+    </w:p>
+    <w:p>
+      <w:r>
+        <w:t>236: | B038 | Dark Moon | Bucket 38: [CPM 22 e Babado Novo - Dark Moon] |</w:t>
+      </w:r>
+    </w:p>
+    <w:p>
+      <w:r>
+        <w:t>237: | B039 | De intrede van de Sint - Antwerpen 2011 | Bucket 39: [Dark Moon - De intrede van de Sint - Antwerpen 2011] |</w:t>
+      </w:r>
+    </w:p>
+    <w:p>
+      <w:r>
+        <w:t>238: | B040 | Det' politiet: Part 2 | Bucket 40: [De intrede van de Sint - Antwerpen 2011 - Det' politiet: Part 2] |</w:t>
+      </w:r>
+    </w:p>
+    <w:p>
+      <w:r>
+        <w:t>239: | B041 | DIY Network Holiday Celebration | Bucket 41: [Det' politiet: Part 2 - DIY Network Holiday Celebration] |</w:t>
+      </w:r>
+    </w:p>
+    <w:p>
+      <w:r>
+        <w:t>240: | B042 | Drugog puta nema! | Bucket 42: [DIY Network Holiday Celebration - Drugog puta nema!] |</w:t>
+      </w:r>
+    </w:p>
+    <w:p>
+      <w:r>
+        <w:t>241: | B043 | Elements | Bucket 43: [Drugog puta nema! - Elements] |</w:t>
+      </w:r>
+    </w:p>
+    <w:p>
+      <w:r>
+        <w:t>242: | B044 | Episode V - Tag der Abrechnung | Bucket 44: [Elements - Episode V - Tag der Abrechnung] |</w:t>
+      </w:r>
+    </w:p>
+    <w:p>
+      <w:r>
+        <w:t>243: | B045 | Famiresu tenshi purin | Bucket 45: [Episode V - Tag der Abrechnung - Famiresu tenshi purin] |</w:t>
+      </w:r>
+    </w:p>
+    <w:p>
+      <w:r>
+        <w:t>244: | B046 | Fleshdance | Bucket 46: [Famiresu tenshi purin - Fleshdance] |</w:t>
+      </w:r>
+    </w:p>
+    <w:p>
+      <w:r>
+        <w:t>245: | B047 | Fuga y misterio | Bucket 47: [Fleshdance - Fuga y misterio] |</w:t>
+      </w:r>
+    </w:p>
+    <w:p>
+      <w:r>
+        <w:t>246: | B048 | Girls' Generation and the Dangerous Boys | Bucket 48: [Fuga y misterio - Girls' Generation and the Dangerous Boys] |</w:t>
+      </w:r>
+    </w:p>
+    <w:p>
+      <w:r>
+        <w:t>247: | B049 | Guadalcanal/Leckie | Bucket 49: [Girls' Generation and the Dangerous Boys - Guadalcanal/Leckie] |</w:t>
+      </w:r>
+    </w:p>
+    <w:p>
+      <w:r>
+        <w:t>248: | B050 | Heaven on Earth | Bucket 50: [Guadalcanal/Leckie - Heaven on Earth] |</w:t>
+      </w:r>
+    </w:p>
+    <w:p>
+      <w:r>
+        <w:t>249: | B051 | Holiday | Bucket 51: [Heaven on Earth - Holiday] |</w:t>
+      </w:r>
+    </w:p>
+    <w:p>
+      <w:r>
+        <w:t>250: | B052 | Hurricane Katrina Aftermath | Bucket 52: [Holiday - Hurricane Katrina Aftermath] |</w:t>
+      </w:r>
+    </w:p>
+    <w:p>
+      <w:r>
+        <w:t>251: | B053 | Inauguração na Estrela - Lisboa | Bucket 53: [Hurricane Katrina Aftermath - Inauguração na Estrela - Lisboa] |</w:t>
+      </w:r>
+    </w:p>
+    <w:p>
+      <w:r>
+        <w:t>252: | B054 | Is There Still Hope for Gino and Mikay? | Bucket 54: [Inauguração na Estrela - Lisboa - Is There Still Hope for Gino and Mikay?] |</w:t>
+      </w:r>
+    </w:p>
+    <w:p>
+      <w:r>
+        <w:t>253: | B055 | Jindalee Lady | Bucket 55: [Is There Still Hope for Gino and Mikay? - Jindalee Lady] |</w:t>
+      </w:r>
+    </w:p>
+    <w:p>
+      <w:r>
+        <w:t>254: | B056 | Karina | Bucket 56: [Jindalee Lady - Karina] |</w:t>
+      </w:r>
+    </w:p>
+    <w:p>
+      <w:r>
+        <w:t>255: | B057 | Know Thy Partner | Bucket 57: [Karina - Know Thy Partner] |</w:t>
+      </w:r>
+    </w:p>
+    <w:p>
+      <w:r>
+        <w:t>256: | B058 | Ladrones de niños | Bucket 58: [Know Thy Partner - Ladrones de niños] |</w:t>
+      </w:r>
+    </w:p>
+    <w:p>
+      <w:r>
+        <w:t>257: | B059 | Late as a Motherer | Bucket 59: [Ladrones de niños - Late as a Motherer] |</w:t>
+      </w:r>
+    </w:p>
+    <w:p>
+      <w:r>
+        <w:t>258: | B060 | Les éperlans | Bucket 60: [Late as a Motherer - Les éperlans] |</w:t>
+      </w:r>
+    </w:p>
+    <w:p>
+      <w:r>
+        <w:t>259: | B061 | Living Room Upgrade | Bucket 61: [Les éperlans - Living Room Upgrade] |</w:t>
+      </w:r>
+    </w:p>
+    <w:p>
+      <w:r>
+        <w:t>260: | B062 | Luha ng ina | Bucket 62: [Living Room Upgrade - Luha ng ina] |</w:t>
+      </w:r>
+    </w:p>
+    <w:p>
+      <w:r>
+        <w:t>261: | B063 | Männer sind auch nur Menschen | Bucket 63: [Luha ng ina - Männer sind auch nur Menschen] |</w:t>
+      </w:r>
+    </w:p>
+    <w:p>
+      <w:r>
+        <w:t>262: | B064 | Melissa | Bucket 64: [Männer sind auch nur Menschen - Melissa] |</w:t>
+      </w:r>
+    </w:p>
+    <w:p>
+      <w:r>
+        <w:t>263: | B065 | Mission to Africa | Bucket 65: [Melissa - Mission to Africa] |</w:t>
+      </w:r>
+    </w:p>
+    <w:p>
+      <w:r>
+        <w:t>264: | B066 | Mr. Deity and the Days | Bucket 66: [Mission to Africa - Mr. Deity and the Days] |</w:t>
+      </w:r>
+    </w:p>
+    <w:p>
+      <w:r>
+        <w:t>265: | B067 | Nanna &amp; Lil' Puss Puss in 'The Honeymoonies' | Bucket 67: [Mr. Deity and the Days - Nanna &amp; Lil' Puss Puss in 'The Honeymoonies'] |</w:t>
+      </w:r>
+    </w:p>
+    <w:p>
+      <w:r>
+        <w:t>266: | B068 | Ninna Hyttinen | Bucket 68: [Nanna &amp; Lil' Puss Puss in 'The Honeymoonies' - Ninna Hyttinen] |</w:t>
+      </w:r>
+    </w:p>
+    <w:p>
+      <w:r>
+        <w:t>267: | B069 | Odoriko no yubiwa | Bucket 69: [Ninna Hyttinen - Odoriko no yubiwa] |</w:t>
+      </w:r>
+    </w:p>
+    <w:p>
+      <w:r>
+        <w:t>268: | B070 | Operation: Bank Job | Bucket 70: [Odoriko no yubiwa - Operation: Bank Job] |</w:t>
+      </w:r>
+    </w:p>
+    <w:p>
+      <w:r>
+        <w:t>269: | B071 | Papa wo sagashite! | Bucket 71: [Operation: Bank Job - Papa wo sagashite!] |</w:t>
+      </w:r>
+    </w:p>
+    <w:p>
+      <w:r>
+        <w:t>270: | B072 | Phantom Fever | Bucket 72: [Papa wo sagashite! - Phantom Fever] |</w:t>
+      </w:r>
+    </w:p>
+    <w:p>
+      <w:r>
+        <w:t>271: | B073 | Power of the South | Bucket 73: [Phantom Fever - Power of the South] |</w:t>
+      </w:r>
+    </w:p>
+    <w:p>
+      <w:r>
+        <w:t>272: | B074 | Quatre acteurs à bout de souffle | Bucket 74: [Power of the South - Quatre acteurs à bout de souffle] |</w:t>
+      </w:r>
+    </w:p>
+    <w:p>
+      <w:r>
+        <w:t>273: | B075 | Relative Air Pollution | Bucket 75: [Quatre acteurs à bout de souffle - Relative Air Pollution] |</w:t>
+      </w:r>
+    </w:p>
+    <w:p>
+      <w:r>
+        <w:t>274: | B076 | Rolling Stones | Bucket 76: [Relative Air Pollution - Rolling Stones] |</w:t>
+      </w:r>
+    </w:p>
+    <w:p>
+      <w:r>
+        <w:t>275: | B077 | San Diego, Bukarest, Paris | Bucket 77: [Rolling Stones - San Diego, Bukarest, Paris] |</w:t>
+      </w:r>
+    </w:p>
+    <w:p>
+      <w:r>
+        <w:t>276: | B078 | Seekers | Bucket 78: [San Diego, Bukarest, Paris - Seekers] |</w:t>
+      </w:r>
+    </w:p>
+    <w:p>
+      <w:r>
+        <w:t>277: | B079 | Shônen Tantei to Supai | Bucket 79: [Seekers - Shônen Tantei to Supai] |</w:t>
+      </w:r>
+    </w:p>
+    <w:p>
+      <w:r>
+        <w:t>278: | B080 | Smash Hit: She | Bucket 80: [Shônen Tantei to Supai - Smash Hit: She] |</w:t>
+      </w:r>
+    </w:p>
+    <w:p>
+      <w:r>
+        <w:t>279: | B081 | Spilling the Beans | Bucket 81: [Smash Hit: She - Spilling the Beans] |</w:t>
+      </w:r>
+    </w:p>
+    <w:p>
+      <w:r>
+        <w:t>280: | B082 | Strider 2 | Bucket 82: [Spilling the Beans - Strider 2] |</w:t>
+      </w:r>
+    </w:p>
+    <w:p>
+      <w:r>
+        <w:t>281: | B083 | Take This Job and Shove It | Bucket 83: [Strider 2 - Take This Job and Shove It] |</w:t>
+      </w:r>
+    </w:p>
+    <w:p>
+      <w:r>
+        <w:t>282: | B084 | The Accident | Bucket 84: [Take This Job and Shove It - The Accident] |</w:t>
+      </w:r>
+    </w:p>
+    <w:p>
+      <w:r>
+        <w:t>283: | B085 | The Captain's Son: Untitled | Bucket 85: [The Accident - The Captain's Son: Untitled] |</w:t>
+      </w:r>
+    </w:p>
+    <w:p>
+      <w:r>
+        <w:t>284: | B086 | The End of the World as We Know It | Bucket 86: [The Captain's Son: Untitled - The End of the World as We Know It] |</w:t>
+      </w:r>
+    </w:p>
+    <w:p>
+      <w:r>
+        <w:t>285: | B087 | The Healers | Bucket 87: [The End of the World as We Know It - The Healers] |</w:t>
+      </w:r>
+    </w:p>
+    <w:p>
+      <w:r>
+        <w:t>286: | B088 | The Lobsters Cook | Bucket 88: [The Healers - The Lobsters Cook] |</w:t>
+      </w:r>
+    </w:p>
+    <w:p>
+      <w:r>
+        <w:t>287: | B089 | The Odyssey | Bucket 89: [The Lobsters Cook - The Odyssey] |</w:t>
+      </w:r>
+    </w:p>
+    <w:p>
+      <w:r>
+        <w:t>288: | B090 | The Ring of Ultimate Power | Bucket 90: [The Odyssey - The Ring of Ultimate Power] |</w:t>
+      </w:r>
+    </w:p>
+    <w:p>
+      <w:r>
+        <w:t>289: | B091 | The Thing in Mrs. Faversham's Attic | Bucket 91: [The Ring of Ultimate Power - The Thing in Mrs. Faversham's Attic] |</w:t>
+      </w:r>
+    </w:p>
+    <w:p>
+      <w:r>
+        <w:t>290: | B092 | Thin Ice | Bucket 92: [The Thing in Mrs. Faversham's Attic - Thin Ice] |</w:t>
+      </w:r>
+    </w:p>
+    <w:p>
+      <w:r>
+        <w:t>291: | B093 | Tontolini e Lea fra le nuvole | Bucket 93: [Thin Ice - Tontolini e Lea fra le nuvole] |</w:t>
+      </w:r>
+    </w:p>
+    <w:p>
+      <w:r>
+        <w:t>292: | B094 | Trust Me, I'm a Doctor! | Bucket 94: [Tontolini e Lea fra le nuvole - Trust Me, I'm a Doctor!] |</w:t>
+      </w:r>
+    </w:p>
+    <w:p>
+      <w:r>
+        <w:t>293: | B095 | Undertryk | Bucket 95: [Trust Me, I'm a Doctor! - Undertryk] |</w:t>
+      </w:r>
+    </w:p>
+    <w:p>
+      <w:r>
+        <w:t>294: | B096 | Verzaubert | Bucket 96: [Undertryk - Verzaubert] |</w:t>
+      </w:r>
+    </w:p>
+    <w:p>
+      <w:r>
+        <w:t>295: | B097 | Watashi no ibasho | Bucket 97: [Verzaubert - Watashi no ibasho] |</w:t>
+      </w:r>
+    </w:p>
+    <w:p>
+      <w:r>
+        <w:t>296: | B098 | Who Needs Sex Therapy? | Bucket 98: [Watashi no ibasho - Who Needs Sex Therapy?] |</w:t>
+      </w:r>
+    </w:p>
+    <w:p>
+      <w:r>
+        <w:t>297: | B099 | Yasmina | Bucket 99: [Who Needs Sex Therapy? - Yasmina] |</w:t>
+      </w:r>
+    </w:p>
+    <w:p>
+      <w:r>
+        <w:t>298: | B100 | Zzzzzz | Bucket 100: [Yasmina - Zzzzzz] |</w:t>
+      </w:r>
+    </w:p>
+    <w:p>
+      <w:r>
+        <w:t>299:</w:t>
+      </w:r>
+    </w:p>
+    <w:p>
+      <w:r>
+        <w:t>300: ### 6. Histogram Visualization</w:t>
+      </w:r>
+    </w:p>
+    <w:p>
+      <w:r>
+        <w:t>301: ![Histogram for title.id](../plots/q1histogramid.png)</w:t>
+      </w:r>
+    </w:p>
+    <w:p>
+      <w:r>
+        <w:t>302:</w:t>
+      </w:r>
+    </w:p>
+    <w:p>
+      <w:r>
+        <w:t>303: ![Histogram for title.title](../plots/q1histogramtitle.png)</w:t>
+      </w:r>
+    </w:p>
+    <w:p>
+      <w:r>
+        <w:t>304:</w:t>
+      </w:r>
+    </w:p>
+    <w:p>
+      <w:r>
+        <w:t>305: ### 7. Max Selectivity Error</w:t>
+      </w:r>
+    </w:p>
+    <w:p>
+      <w:r>
+        <w:t>306: - Max Selectivity Error across tested range queries is 0.008364 (or 0.8364% absolute error).</w:t>
+      </w:r>
+    </w:p>
+    <w:p>
+      <w:r>
+        <w:t>307: - Calculation Formula:</w:t>
+      </w:r>
+    </w:p>
+    <w:p>
+      <w:r>
+        <w:t>308:   \text{Selectivity Error} = |\text{Estimated Selectivity} - \text{Actual Selectivity}| = \left|\frac{E}{N} - \frac{A}{N}\right|</w:t>
+      </w:r>
+    </w:p>
+    <w:p>
+      <w:r>
+        <w:t>309:</w:t>
+      </w:r>
+    </w:p>
+    <w:p>
+      <w:r>
+        <w:t>310: ### 8. Selectivity Estimation for Text Range Queries (title &lt; 'Race')</w:t>
+      </w:r>
+    </w:p>
+    <w:p>
+      <w:r>
+        <w:t>311: For range queries on text columns:</w:t>
+      </w:r>
+    </w:p>
+    <w:p>
+      <w:r>
+        <w:t>312: 1. PostgreSQL checks if the search string lies within pgstats.histogrambounds.</w:t>
+      </w:r>
+    </w:p>
+    <w:p>
+      <w:r>
+        <w:t>313: 2. It identifies the lower boundary Si and upper boundary S{i+1} enclosing the search target.</w:t>
+      </w:r>
+    </w:p>
+    <w:p>
+      <w:r>
+        <w:t>314: 3. It counts all buckets strictly preceding Si (i \times \text{bucket\weight}).</w:t>
+      </w:r>
+    </w:p>
+    <w:p>
+      <w:r>
+        <w:t>315: 4. It computes linear interpolation within [Si, S{i+1}] using prefix byte character encoding.</w:t>
+      </w:r>
+    </w:p>
+    <w:p>
+      <w:r>
+        <w:t>316: 5. The sum is multiplied by (1 - \text{null\frac} - \sum \text{MCV\freq}) to produce estimated selectivity.</w:t>
+      </w:r>
+    </w:p>
+    <w:p>
+      <w:r>
+        <w:t>317:</w:t>
+      </w:r>
+    </w:p>
+    <w:p>
+      <w:r>
+        <w:t>318: ### 9. Estimated and Actual Selectivities</w:t>
+      </w:r>
+    </w:p>
+    <w:p>
+      <w:r>
+        <w:t>319:</w:t>
+      </w:r>
+    </w:p>
+    <w:p>
+      <w:r>
+        <w:t>320: #### Query 1: SELECT  FROM title WHERE title.title &lt; 'Race';</w:t>
+      </w:r>
+    </w:p>
+    <w:p>
+      <w:r>
+        <w:t>321: - Actual Row Count: 1,918,141</w:t>
+      </w:r>
+    </w:p>
+    <w:p>
+      <w:r>
+        <w:t>322: - Actual Selectivity: 0.758665 (75.87%)</w:t>
+      </w:r>
+    </w:p>
+    <w:p>
+      <w:r>
+        <w:t>323: - Estimated Row Count: 1,939,288</w:t>
+      </w:r>
+    </w:p>
+    <w:p>
+      <w:r>
+        <w:t>324: - Estimated Selectivity: 0.767029 (76.70%)</w:t>
+      </w:r>
+    </w:p>
+    <w:p>
+      <w:r>
+        <w:t>325: - Selectivity Error: 0.008364 (Relative Error: 1.10%)</w:t>
+      </w:r>
+    </w:p>
+    <w:p>
+      <w:r>
+        <w:t>326:</w:t>
+      </w:r>
+    </w:p>
+    <w:p>
+      <w:r>
+        <w:t>327: #### Query 2: SELECT  FROM title WHERE title.id &lt; 350000;</w:t>
+      </w:r>
+    </w:p>
+    <w:p>
+      <w:r>
+        <w:t>328: - Actual Row Count: 349,999</w:t>
+      </w:r>
+    </w:p>
+    <w:p>
+      <w:r>
+        <w:t>329: - Actual Selectivity: 0.138432 (13.84%)</w:t>
+      </w:r>
+    </w:p>
+    <w:p>
+      <w:r>
+        <w:t>330: - Estimated Row Count: 337,982</w:t>
+      </w:r>
+    </w:p>
+    <w:p>
+      <w:r>
+        <w:t>331: - Estimated Selectivity: 0.133679 (13.37%)</w:t>
+      </w:r>
+    </w:p>
+    <w:p>
+      <w:r>
+        <w:t>332: - Selectivity Error: 0.004753 (Relative Error: 3.43%)</w:t>
+      </w:r>
+    </w:p>
+    <w:p>
+      <w:r>
+        <w:t>333:</w:t>
+      </w:r>
+    </w:p>
+    <w:p>
+      <w:r>
+        <w:t>334: ---</w:t>
+      </w:r>
+    </w:p>
+    <w:p>
+      <w:r>
+        <w:t>335:</w:t>
+      </w:r>
+    </w:p>
+    <w:p>
+      <w:r>
+        <w:t>336: ## Q2. Optimal Serial Histogram Construction (B=20 Buckets)</w:t>
+      </w:r>
+    </w:p>
+    <w:p>
+      <w:r>
+        <w:t>337:</w:t>
+      </w:r>
+    </w:p>
+    <w:p>
+      <w:r>
+        <w:t>338: ### 1. Histogram Visualizations for N = 3000 Samples (Horizontal Bar Plots)</w:t>
+      </w:r>
+    </w:p>
+    <w:p>
+      <w:r>
+        <w:t>339: As specified, value-boundaries are plotted on the Y-axis and frequency on the X-axis.</w:t>
+      </w:r>
+    </w:p>
+    <w:p>
+      <w:r>
+        <w:t>340:</w:t>
+      </w:r>
+    </w:p>
+    <w:p>
+      <w:r>
+        <w:t>341: ![Optimal Serial Histogram for title.id (N=3000)](../plots/q2histogramid3000.png)</w:t>
+      </w:r>
+    </w:p>
+    <w:p>
+      <w:r>
+        <w:t>342:</w:t>
+      </w:r>
+    </w:p>
+    <w:p>
+      <w:r>
+        <w:t>343: ![Optimal Serial Histogram for title.title (N=3000)](../plots/q2histogramtitle3000.png)</w:t>
+      </w:r>
+    </w:p>
+    <w:p>
+      <w:r>
+        <w:t>344:</w:t>
+      </w:r>
+    </w:p>
+    <w:p>
+      <w:r>
+        <w:t>345: ### 2. Execution Build Time</w:t>
+      </w:r>
+    </w:p>
+    <w:p>
+      <w:r>
+        <w:t>346: - N=1000: 0.2078 seconds</w:t>
+      </w:r>
+    </w:p>
+    <w:p>
+      <w:r>
+        <w:t>347: - N=3000: 0.9947 seconds</w:t>
+      </w:r>
+    </w:p>
+    <w:p>
+      <w:r>
+        <w:t>348: - N=5000: 2.1934 seconds</w:t>
+      </w:r>
+    </w:p>
+    <w:p>
+      <w:r>
+        <w:t>349:</w:t>
+      </w:r>
+    </w:p>
+    <w:p>
+      <w:r>
+        <w:t>350: ### 3. Frequency Bucket Boundaries (N=3000, B=20)</w:t>
+      </w:r>
+    </w:p>
+    <w:p>
+      <w:r>
+        <w:t>351: The 20 optimal buckets partition data to minimize intra-bucket variance (SSE). Bucket frequency counts vary dynamically to optimize error reduction.</w:t>
+      </w:r>
+    </w:p>
+    <w:p>
+      <w:r>
+        <w:t>352:</w:t>
+      </w:r>
+    </w:p>
+    <w:p>
+      <w:r>
+        <w:t>353: ### 4. Max Selectivity Error for Optimal Histogram (N=3000)</w:t>
+      </w:r>
+    </w:p>
+    <w:p>
+      <w:r>
+        <w:t>354: - Max Selectivity Error: 0.003169</w:t>
+      </w:r>
+    </w:p>
+    <w:p>
+      <w:r>
+        <w:t>355: - Calculation: Computed across 10 evaluation range quantiles comparing optimal bucket cumulative frequency estimation against empirical sample distribution.</w:t>
+      </w:r>
+    </w:p>
+    <w:p>
+      <w:r>
+        <w:t>356:</w:t>
+      </w:r>
+    </w:p>
+    <w:p>
+      <w:r>
+        <w:t>357: ### 5. Timings Across Sample Sizes</w:t>
+      </w:r>
+    </w:p>
+    <w:p>
+      <w:r>
+        <w:t>358: | Sample Size (N) | Build Time (Seconds) | Max Selectivity Error |</w:t>
+      </w:r>
+    </w:p>
+    <w:p>
+      <w:r>
+        <w:t>359: | :---: | :---: | :---: |</w:t>
+      </w:r>
+    </w:p>
+    <w:p>
+      <w:r>
+        <w:t>360: | 1000 | 0.2078s | 0.003292 |</w:t>
+      </w:r>
+    </w:p>
+    <w:p>
+      <w:r>
+        <w:t>361: | 3000 | 0.9947s | 0.003169 |</w:t>
+      </w:r>
+    </w:p>
+    <w:p>
+      <w:r>
+        <w:t>362: | 5000 | 2.1934s | 0.002944 |</w:t>
+      </w:r>
+    </w:p>
+    <w:p>
+      <w:r>
+        <w:t>363:</w:t>
+      </w:r>
+    </w:p>
+    <w:p>
+      <w:r>
+        <w:t>364: ### 6. Linear Regression Extrapolation for Full Table (N = 2,528,312)</w:t>
+      </w:r>
+    </w:p>
+    <w:p>
+      <w:r>
+        <w:t>365: Using linear regression model T(N) = m \cdot N + c:</w:t>
+      </w:r>
+    </w:p>
+    <w:p>
+      <w:r>
+        <w:t>366: - Slope (m): 0.00049640 seconds / sample</w:t>
+      </w:r>
+    </w:p>
+    <w:p>
+      <w:r>
+        <w:t>367: - Intercept (c): -0.357260 seconds</w:t>
+      </w:r>
+    </w:p>
+    <w:p>
+      <w:r>
+        <w:t>368: - Extrapolated Time for Full Table (N=2,528,312):</w:t>
+      </w:r>
+    </w:p>
+    <w:p>
+      <w:r>
+        <w:t>369:   T(2,528,312) = (0.00049640 \times 2,528,312) + (-0.357260) = \mathbf{1254.70\text{ seconds}} \quad (\mathbf{20.91\text{ minutes}})</w:t>
+      </w:r>
+    </w:p>
+    <w:p>
+      <w:r>
+        <w:t>370:</w:t>
+      </w:r>
+    </w:p>
+    <w:p>
+      <w:r>
+        <w:t>371: ### 7. Sample Size vs Time Relationship Plot</w:t>
+      </w:r>
+    </w:p>
+    <w:p>
+      <w:r>
+        <w:t>372: ![Sample Size vs Time](../plots/q2samplesizevstime.png)</w:t>
+      </w:r>
+    </w:p>
+    <w:p>
+      <w:r>
+        <w:t>373:</w:t>
+      </w:r>
+    </w:p>
+    <w:p>
+      <w:r>
+        <w:t>374: ### 8. Sample Size vs Max Selectivity Error Relationship Plot</w:t>
+      </w:r>
+    </w:p>
+    <w:p>
+      <w:r>
+        <w:t>375: ![Sample Size vs Max Selectivity Error](../plots/q2samplesizevserror.png)</w:t>
+      </w:r>
+    </w:p>
+    <w:p>
+      <w:r>
+        <w:t>376:</w:t>
+      </w:r>
+    </w:p>
+    <w:p>
+      <w:r>
+        <w:t>377: ### 9. Impact of Bucket Count (B) Choice</w:t>
+      </w:r>
+    </w:p>
+    <w:p>
+      <w:r>
+        <w:t>378: - Fewer Buckets (e.g., B = 5 or 10):</w:t>
+      </w:r>
+    </w:p>
+    <w:p>
+      <w:r>
+        <w:t>379:   - Pros: Lower memory footprint in system catalog, faster histogram build time (O(B \cdot N^2) decreases), faster query optimization time.</w:t>
+      </w:r>
+    </w:p>
+    <w:p>
+      <w:r>
+        <w:t>380:   - Cons: Coarser resolution, leading to higher selectivity estimation errors, especially for skewed or non-uniform data distributions.</w:t>
+      </w:r>
+    </w:p>
+    <w:p>
+      <w:r>
+        <w:t>381: - More Buckets (e.g., B = 50 or 100):</w:t>
+      </w:r>
+    </w:p>
+    <w:p>
+      <w:r>
+        <w:t>382:   - Pros: Finer granularity, significantly lower selectivity estimation error, highly accurate cost estimation for complex query joins.</w:t>
+      </w:r>
+    </w:p>
+    <w:p>
+      <w:r>
+        <w:t>383:   - Cons: Higher histogram construction time, larger storage overhead in catalog, and slightly higher plan generation latency during query execution.</w:t>
+      </w:r>
+    </w:p>
+    <w:p>
+      <w:r>
+        <w:t>384:</w:t>
+      </w:r>
+    </w:p>
+    <w:p>
+      <w:r>
+        <w:t>The above content shows the entire, complete file contents of the requested file.</w:t>
+      </w:r>
+    </w:p>
+    <w:p>
+      <w:r>
+        <w:t>---</w:t>
+      </w:r>
+    </w:p>
+    <w:p>
+      <w:pPr>
+        <w:pStyle w:val="Heading3"/>
+      </w:pPr>
+      <w:r>
+        <w:t>AI ASSISTANT RESPONSE</w:t>
+      </w:r>
+    </w:p>
+    <w:p>
+      <w:r>
+        <w:t>Created At: 2026-08-30T19:30:09Z</w:t>
+      </w:r>
+    </w:p>
+    <w:p>
+      <w:r>
+        <w:t>Completed At: 2026-08-30T19:30:15Z</w:t>
+      </w:r>
+    </w:p>
+    <w:p>
+      <w:r>
+        <w:t>The command completed successfully.</w:t>
+      </w:r>
+    </w:p>
+    <w:p>
+      <w:r>
+        <w:t>Output:</w:t>
+      </w:r>
+    </w:p>
+    <w:p>
+      <w:r>
+        <w:t>Successfully converted reports/AssignmentReport.md -&gt; reports/AssignmentReport</w:t>
+      </w:r>
+    </w:p>
+    <w:p>
+      <w:r>
+        <w:t>.docx</w:t>
+      </w:r>
+    </w:p>
+    <w:p>
+      <w:r>
+        <w:t>Successfully converted reports/LLMConversations.md -&gt; reports/LLMConversations</w:t>
+      </w:r>
+    </w:p>
+    <w:p>
+      <w:r>
+        <w:t>.docx</w:t>
+      </w:r>
+    </w:p>
+    <w:p>
+      <w:r>
+        <w:t>---</w:t>
+      </w:r>
+    </w:p>
+    <w:p>
+      <w:pPr>
+        <w:pStyle w:val="Heading3"/>
+      </w:pPr>
+      <w:r>
+        <w:t>AI ASSISTANT RESPONSE</w:t>
+      </w:r>
+    </w:p>
+    <w:p>
+      <w:r>
+        <w:t>Created At: 2026-08-30T19:30:18Z</w:t>
+      </w:r>
+    </w:p>
+    <w:p>
+      <w:r>
+        <w:t>Completed At: 2026-08-30T19:30:28Z</w:t>
+      </w:r>
+    </w:p>
+    <w:p>
+      <w:r>
+        <w:t>The command completed successfully.</w:t>
+      </w:r>
+    </w:p>
+    <w:p>
+      <w:r>
+        <w:t>Output:</w:t>
+      </w:r>
+    </w:p>
+    <w:p>
+      <w:r>
+        <w:t>[main eee7795] Sync updated AssignmentReport.docx and LLMConversations.docx</w:t>
+      </w:r>
+    </w:p>
+    <w:p>
+      <w:r>
+        <w:t>3 files changed, 45 insertions(+), 6 deletions(-)</w:t>
+      </w:r>
+    </w:p>
+    <w:p>
+      <w:r>
+        <w:t>Enumerating objects: 15, done.</w:t>
+      </w:r>
+    </w:p>
+    <w:p>
+      <w:r>
+        <w:t>Counting objects:   6% (1/15)</w:t>
+      </w:r>
+    </w:p>
+    <w:p>
+      <w:r>
+        <w:t>Counting objects: 100% (15/15), done.</w:t>
+      </w:r>
+    </w:p>
+    <w:p>
+      <w:r>
+        <w:t>Delta compression using up to 8 threads</w:t>
+      </w:r>
+    </w:p>
+    <w:p>
+      <w:r>
+        <w:t>Compressing objects:  12% (1/8)</w:t>
+      </w:r>
+    </w:p>
+    <w:p>
+      <w:r>
+        <w:t>Compressing objects:  25% (2/8)</w:t>
+      </w:r>
+    </w:p>
+    <w:p>
+      <w:r>
+        <w:t>Compressing objects:  37% (3/8)</w:t>
+      </w:r>
+    </w:p>
+    <w:p>
+      <w:r>
+        <w:t>Compressing objects:  50% (4/8)</w:t>
+      </w:r>
+    </w:p>
+    <w:p>
+      <w:r>
+        <w:t>Compressing objects: 100% (8/8), done.</w:t>
+      </w:r>
+    </w:p>
+    <w:p>
+      <w:r>
+        <w:t>Writing objects:  12% (1/8)</w:t>
+      </w:r>
+    </w:p>
+    <w:p>
+      <w:r>
+        <w:t>Writing objects:  50% (4/8)</w:t>
+      </w:r>
+    </w:p>
+    <w:p>
+      <w:r>
+        <w:t>Writing objects:  75% (6/8)</w:t>
+      </w:r>
+    </w:p>
+    <w:p>
+      <w:r>
+        <w:t>Writing objects:  87% (7/8)</w:t>
+      </w:r>
+    </w:p>
+    <w:p>
+      <w:r>
+        <w:t>Writing objects: 100% (8/8), 10.83 KiB | 1.20 MiB/s, done.</w:t>
+      </w:r>
+    </w:p>
+    <w:p>
+      <w:r>
+        <w:t>Total 8 (delta 6), reused 0 (delta 0), pack-reused 0 (from 0)</w:t>
+      </w:r>
+    </w:p>
+    <w:p>
+      <w:r>
+        <w:t>remote: Resolving deltas:  33% (2/6)</w:t>
+      </w:r>
+    </w:p>
+    <w:p>
+      <w:r>
+        <w:t>remote: Resolving deltas:  50% (3/6)</w:t>
+      </w:r>
+    </w:p>
+    <w:p>
+      <w:r>
+        <w:t>remote: Resolving deltas: 100% (6/6), completed with 6 local objects.</w:t>
+      </w:r>
+    </w:p>
+    <w:p>
+      <w:r>
+        <w:t>To github.com:Jdsb06/adbms.git</w:t>
+      </w:r>
+    </w:p>
+    <w:p>
+      <w:r>
+        <w:t>d1ed846..eee7795  main -&gt; main</w:t>
+      </w:r>
+    </w:p>
+    <w:p>
+      <w:r>
+        <w:t>---</w:t>
+      </w:r>
+    </w:p>
+    <w:p>
+      <w:pPr>
+        <w:pStyle w:val="Heading3"/>
+      </w:pPr>
+      <w:r>
+        <w:t>AI ASSISTANT RESPONSE</w:t>
+      </w:r>
+    </w:p>
+    <w:p>
+      <w:r>
+        <w:t>Here is the exact step-by-step mathematical breakdown of how the data in Q1.7 (Max Selectivity Error) is calculated, both theoretically and internally by PostgreSQL.</w:t>
+      </w:r>
+    </w:p>
+    <w:p>
+      <w:r>
+        <w:t>The updated reports/AssignmentReport.docx and reports/LLMConversations.docx have been synchronized and pushed to your git repository.</w:t>
+      </w:r>
+    </w:p>
+    <w:p>
+      <w:r>
+        <w:t>---</w:t>
+      </w:r>
+    </w:p>
+    <w:p>
+      <w:pPr>
+        <w:pStyle w:val="Heading3"/>
+      </w:pPr>
+      <w:r>
+        <w:t>1. Mathematical Formulas &amp; Definitions</w:t>
+      </w:r>
+    </w:p>
+    <w:p>
+      <w:pPr>
+        <w:pStyle w:val="ListBullet"/>
+      </w:pPr>
+      <w:r>
+        <w:t>**Total Table Rows ($N$)**: `2,528,312` (in `title` table)</w:t>
+      </w:r>
+    </w:p>
+    <w:p>
+      <w:pPr>
+        <w:pStyle w:val="ListBullet"/>
+      </w:pPr>
+      <w:r>
+        <w:t>**Actual Selectivity ($S_{act}$)**:</w:t>
+      </w:r>
+    </w:p>
+    <w:p>
+      <w:r>
+        <w:t>S{act} = \frac{\text{Actual matching rows } (A)}{\text{Total table rows } (N)}</w:t>
+      </w:r>
+    </w:p>
+    <w:p>
+      <w:pPr>
+        <w:pStyle w:val="ListBullet"/>
+      </w:pPr>
+      <w:r>
+        <w:t>**Estimated Selectivity ($S_{est}$)**:</w:t>
+      </w:r>
+    </w:p>
+    <w:p>
+      <w:r>
+        <w:t>S{est} = \frac{\text{PostgreSQL estimated rows from EXPLAIN } (E)}{\text{Total table rows } (N)}</w:t>
+      </w:r>
+    </w:p>
+    <w:p>
+      <w:pPr>
+        <w:pStyle w:val="ListBullet"/>
+      </w:pPr>
+      <w:r>
+        <w:t>**Absolute Selectivity Error**:</w:t>
+      </w:r>
+    </w:p>
+    <w:p>
+      <w:r>
+        <w:t>\text{Selectivity Error} = |S{est} - S{act}| = \left| \frac{E - A}{N} \right|</w:t>
+      </w:r>
+    </w:p>
+    <w:p>
+      <w:pPr>
+        <w:pStyle w:val="ListBullet"/>
+      </w:pPr>
+      <w:r>
+        <w:t>**Relative Error**:</w:t>
+      </w:r>
+    </w:p>
+    <w:p>
+      <w:r>
+        <w:t>\text{Relative Error} = \frac{|S{est} - S{act}|}{S{act}} \times 100\%</w:t>
+      </w:r>
+    </w:p>
+    <w:p>
+      <w:r>
+        <w:t>---</w:t>
+      </w:r>
+    </w:p>
+    <w:p>
+      <w:pPr>
+        <w:pStyle w:val="Heading3"/>
+      </w:pPr>
+      <w:r>
+        <w:t>2. Numerical Calculations for the Benchmark Queries</w:t>
+      </w:r>
+    </w:p>
+    <w:p>
+      <w:r>
+        <w:t>#### Query 1: SELECT  FROM title WHERE title.title &lt; 'Race';</w:t>
+      </w:r>
+    </w:p>
+    <w:p>
+      <w:r>
+        <w:t>1. Actual Matching Rows (A1): 1,918,141</w:t>
+      </w:r>
+    </w:p>
+    <w:p>
+      <w:r>
+        <w:t>S{act,1} = \frac{1,918,141}{2,528,312} = \mathbf{0.758665} \quad (75.87\%)</w:t>
+      </w:r>
+    </w:p>
+    <w:p>
+      <w:r>
+        <w:t>2. Estimated Rows (E1) (from EXPLAIN): 1,939,288</w:t>
+      </w:r>
+    </w:p>
+    <w:p>
+      <w:r>
+        <w:t>S{est,1} = \frac{1,939,288}{2,528,312} = \mathbf{0.767029} \quad (76.70\%)</w:t>
+      </w:r>
+    </w:p>
+    <w:p>
+      <w:r>
+        <w:t>3. Selectivity Error (\text{Error}1):</w:t>
+      </w:r>
+    </w:p>
+    <w:p>
+      <w:r>
+        <w:t>\text{Error}1 = |0.767029 - 0.758665| = \mathbf{0.008364} \quad (0.8364\% \text{ absolute error}, 1.10\% \text{ relative error})</w:t>
+      </w:r>
+    </w:p>
+    <w:p>
+      <w:r>
+        <w:t>---</w:t>
+      </w:r>
+    </w:p>
+    <w:p>
+      <w:r>
+        <w:t>#### Query 2: SELECT  FROM title WHERE title.id &lt; 350000;</w:t>
+      </w:r>
+    </w:p>
+    <w:p>
+      <w:r>
+        <w:t>1. Actual Matching Rows (A2): 349,999</w:t>
+      </w:r>
+    </w:p>
+    <w:p>
+      <w:r>
+        <w:t>S{act,2} = \frac{349,999}{2,528,312} = \mathbf{0.138432} \quad (13.84\%)</w:t>
+      </w:r>
+    </w:p>
+    <w:p>
+      <w:r>
+        <w:t>2. Estimated Rows (E2) (from EXPLAIN): 337,982</w:t>
+      </w:r>
+    </w:p>
+    <w:p>
+      <w:r>
+        <w:t>S{est,2} = \frac{337,982}{2,528,312} = \mathbf{0.133679} \quad (13.37\%)</w:t>
+      </w:r>
+    </w:p>
+    <w:p>
+      <w:r>
+        <w:t>3. Selectivity Error (\text{Error}2):</w:t>
+      </w:r>
+    </w:p>
+    <w:p>
+      <w:r>
+        <w:t>\text{Error}2 = |0.133679 - 0.138432| = \mathbf{0.004753} \quad (0.4753\% \text{ absolute error}, 3.43\% \text{ relative error})</w:t>
+      </w:r>
+    </w:p>
+    <w:p>
+      <w:r>
+        <w:t>---</w:t>
+      </w:r>
+    </w:p>
+    <w:p>
+      <w:pPr>
+        <w:pStyle w:val="Heading3"/>
+      </w:pPr>
+      <w:r>
+        <w:t>3. Max Selectivity Error</w:t>
+      </w:r>
+    </w:p>
+    <w:p>
+      <w:r>
+        <w:t>\text{Max Selectivity Error} = \max(\text{Error}1, \text{Error}2) = \max(0.008364, 0.004753) = \mathbf{0.008364} \quad (\mathbf{0.8364\%})</w:t>
+      </w:r>
+    </w:p>
+    <w:p>
+      <w:r>
+        <w:t>---</w:t>
+      </w:r>
+    </w:p>
+    <w:p>
+      <w:pPr>
+        <w:pStyle w:val="Heading3"/>
+      </w:pPr>
+      <w:r>
+        <w:t>4. How PostgreSQL Computes the Estimate Internally (Linear Interpolation)</w:t>
+      </w:r>
+    </w:p>
+    <w:p>
+      <w:r>
+        <w:t>For title.id &lt; 350000:</w:t>
+      </w:r>
+    </w:p>
+    <w:p>
+      <w:r>
+        <w:t>1. Target Constant: 350000</w:t>
+      </w:r>
+    </w:p>
+    <w:p>
+      <w:r>
+        <w:t>2. Look up Bucket Boundaries in pgstats.histogrambounds:</w:t>
+      </w:r>
+    </w:p>
+    <w:p>
+      <w:pPr>
+        <w:pStyle w:val="ListBullet"/>
+      </w:pPr>
+      <w:r>
+        <w:t>`B013 = 340479` (Bucket 13 upper boundary)</w:t>
+      </w:r>
+    </w:p>
+    <w:p>
+      <w:pPr>
+        <w:pStyle w:val="ListBullet"/>
+      </w:pPr>
+      <w:r>
+        <w:t>`B014 = 366364` (Bucket 14 upper boundary)</w:t>
+      </w:r>
+    </w:p>
+    <w:p>
+      <w:r>
+        <w:t>3. Target 350000 falls inside Bucket 14 ([340479, 366364]).</w:t>
+      </w:r>
+    </w:p>
+    <w:p>
+      <w:r>
+        <w:t>4. All 13 preceding buckets are 100% included:</w:t>
+      </w:r>
+    </w:p>
+    <w:p>
+      <w:r>
+        <w:t>\text{Preceding Buckets Selectivity} = 13 \times \frac{1}{100} = 0.130000</w:t>
+      </w:r>
+    </w:p>
+    <w:p>
+      <w:r>
+        <w:t>5. Linear Interpolation inside Bucket 14:</w:t>
+      </w:r>
+    </w:p>
+    <w:p>
+      <w:r>
+        <w:t>\text{Fraction inside B14} = \frac{350000 - 340479}{366364 - 340479} \times \frac{1}{100} = \frac{9521}{25885} \times 0.01 = 0.003678</w:t>
+      </w:r>
+    </w:p>
+    <w:p>
+      <w:r>
+        <w:t>6. Total Base Estimated Selectivity:</w:t>
+      </w:r>
+    </w:p>
+    <w:p>
+      <w:r>
+        <w:t>S{est} = 0.130000 + 0.003678 = \mathbf{0.133678}</w:t>
+      </w:r>
+    </w:p>
+    <w:p>
+      <w:r>
+        <w:t>7. Multiply by total rows N = 2,528,312:</w:t>
+      </w:r>
+    </w:p>
+    <w:p>
+      <w:r>
+        <w:t>E2 = 0.133679 \times 2,528,312 \approx \mathbf{337,982 \text{ rows}}</w:t>
+      </w:r>
+    </w:p>
+    <w:p>
+      <w:r>
+        <w:t>---</w:t>
+      </w:r>
+    </w:p>
+    <w:p>
+      <w:pPr>
+        <w:pStyle w:val="Heading2"/>
+      </w:pPr>
+      <w:r>
+        <w:t>Step 9: USER PROMPT</w:t>
+      </w:r>
+    </w:p>
+    <w:p>
+      <w:r>
+        <w:t>text</w:t>
+      </w:r>
+    </w:p>
+    <w:p>
+      <w:r>
+        <w:t>&lt;USERREQUEST&gt;</w:t>
+      </w:r>
+    </w:p>
+    <w:p>
+      <w:r>
+        <w:t>f your defaultstatisticstarget was 100, you have 100 buckets. Therefore, the maximum selectivity error for a range query is \frac{1}{100} (or 0.01 / 1%). To calculate this for your specific report, use the formula \text{Max Error} \le \frac{1}{B} where B is your exact bucket count.</w:t>
+      </w:r>
+    </w:p>
+    <w:p>
+      <w:r>
+        <w:t>shouldnt it be bounded by 0.1 percent</w:t>
+      </w:r>
+    </w:p>
+    <w:p>
+      <w:r>
+        <w:t>then why it is 0.8 percent??</w:t>
+      </w:r>
+    </w:p>
+    <w:p>
+      <w:r>
+        <w:t>&lt;/USERREQUEST&gt;</w:t>
+      </w:r>
+    </w:p>
+    <w:p>
+      <w:r>
+        <w:t>&lt;ADDITIONALMETADATA&gt;</w:t>
+      </w:r>
+    </w:p>
+    <w:p>
+      <w:r>
+        <w:t>The current local time is: 2026-08-31T01:03:38+05:30.</w:t>
+      </w:r>
+    </w:p>
+    <w:p>
+      <w:r>
+        <w:t>&lt;/ADDITIONALMETADATA&gt;</w:t>
+      </w:r>
+    </w:p>
+    <w:p/>
+    <w:p>
+      <w:pPr>
+        <w:pStyle w:val="Heading3"/>
+      </w:pPr>
+      <w:r>
+        <w:t>AI ASSISTANT RESPONSE</w:t>
+      </w:r>
+    </w:p>
+    <w:p>
+      <w:pPr>
+        <w:pStyle w:val="Heading3"/>
+      </w:pPr>
+      <w:r>
+        <w:t>1. The Key Clarification: $1/100$ is **$1.0\%$**, Not $0.1\%$</w:t>
+      </w:r>
+    </w:p>
+    <w:p>
+      <w:r>
+        <w:t>\frac{1}{100} = 0.01 = \mathbf{1.0\%} \quad (\text{One Percent})</w:t>
+      </w:r>
+    </w:p>
+    <w:p>
+      <w:pPr>
+        <w:pStyle w:val="ListBullet"/>
+      </w:pPr>
+      <w:r>
+        <w:t>$\frac{1}{100} = 0.01 = \mathbf{1.0\%}$ (One percent)</w:t>
+      </w:r>
+    </w:p>
+    <w:p>
+      <w:pPr>
+        <w:pStyle w:val="ListBullet"/>
+      </w:pPr>
+      <w:r>
+        <w:t>$\frac{1}{1000} = 0.001 = \mathbf{0.1\%}$ (One-tenth of a percent)</w:t>
+      </w:r>
+    </w:p>
+    <w:p>
+      <w:r>
+        <w:t>Since your bucket count is B = 100, the theoretical upper bound is:</w:t>
+      </w:r>
+    </w:p>
+    <w:p>
+      <w:r>
+        <w:t>\text{Max Error} \le \frac{1}{B} = \frac{1}{100} = \mathbf{0.01} \quad (\mathbf{1.0\%})</w:t>
+      </w:r>
+    </w:p>
+    <w:p>
+      <w:r>
+        <w:t>---</w:t>
+      </w:r>
+    </w:p>
+    <w:p>
+      <w:pPr>
+        <w:pStyle w:val="Heading3"/>
+      </w:pPr>
+      <w:r>
+        <w:t>2. Checking the Measured Error Against the Bound</w:t>
+      </w:r>
+    </w:p>
+    <w:p>
+      <w:r>
+        <w:t>Our measured maximum error is 0.8364% (or 0.008364):</w:t>
+      </w:r>
+    </w:p>
+    <w:p>
+      <w:r>
+        <w:t>0.008364 \le 0.010000 \quad \iff \quad \mathbf{0.8364\% \le 1.0\%}</w:t>
+      </w:r>
+    </w:p>
+    <w:p>
+      <w:r>
+        <w:t>The measured error of 0.8364% strictly obeys the theoretical bound (\text{Max Error} \le 1.0\%).</w:t>
+      </w:r>
+    </w:p>
+    <w:p>
+      <w:r>
+        <w:t>---</w:t>
+      </w:r>
+    </w:p>
+    <w:p>
+      <w:pPr>
+        <w:pStyle w:val="Heading3"/>
+      </w:pPr>
+      <w:r>
+        <w:t>3. Why is the Error ~0.84% (and not 0% or exactly 1.0%)?</w:t>
+      </w:r>
+    </w:p>
+    <w:p>
+      <w:r>
+        <w:t>In practice, the error falls between 0\% and 1.0\% due to three main database engine factors:</w:t>
+      </w:r>
+    </w:p>
+    <w:p>
+      <w:r>
+        <w:t>1. Sampling Noise during ANALYZE:</w:t>
+      </w:r>
+    </w:p>
+    <w:p>
+      <w:r>
+        <w:t>PostgreSQL does not scan all 2,528,312 rows when building histograms. For defaultstatisticstarget = 100, PostgreSQL samples approximately 300 \times 100 = 30,000 rows. Sampling introduces small statistical variations in quantile boundary positions.</w:t>
+      </w:r>
+    </w:p>
+    <w:p>
+      <w:r>
+        <w:t>2. Intra-Bucket Linear Interpolation:</w:t>
+      </w:r>
+    </w:p>
+    <w:p>
+      <w:r>
+        <w:t>When a query target (e.g. 'Race' or 350000) falls inside a bucket [Si, S{i+1}], PostgreSQL assumes values inside that bucket are uniformly distributed. If the actual data within that interval has slight clustering or gaps, linear interpolation introduces a tiny residual error (\le \frac{1}{2B} \approx 0.5\%).</w:t>
+      </w:r>
+    </w:p>
+    <w:p>
+      <w:r>
+        <w:t>3. Most Common Values (MCVs):</w:t>
+      </w:r>
+    </w:p>
+    <w:p>
+      <w:r>
+        <w:t>High-frequency values are stored separately in the mostcommonvals array. The histogram only covers the remaining non-MCV data, slightly modifying bucket density.</w:t>
+      </w:r>
+    </w:p>
+    <w:p>
+      <w:r>
+        <w:t>---</w:t>
+      </w:r>
+    </w:p>
+    <w:p>
+      <w:pPr>
+        <w:pStyle w:val="Heading3"/>
+      </w:pPr>
+      <w:r>
+        <w:t>Summary Table</w:t>
+      </w:r>
+    </w:p>
+    <w:p>
+      <w:r>
+        <w:t>| Metric | Theoretical Formula | Value for B=100 Buckets | Actual Measured Error | Status |</w:t>
+      </w:r>
+    </w:p>
+    <w:p>
+      <w:r>
+        <w:t>| :--- | :---: | :---: | :---: | :---: |</w:t>
+      </w:r>
+    </w:p>
+    <w:p>
+      <w:r>
+        <w:t>| Max Selectivity Error | \text{Max Error} \le \frac{1}{B} | \frac{1}{100} = \mathbf{0.010000 \ (1.0\%)} | \mathbf{0.008364 \ (0.8364\%)} | Passed (\le 1.0\%) |</w:t>
+      </w:r>
+    </w:p>
+    <w:p>
+      <w:r>
+        <w:t>---</w:t>
+      </w:r>
+    </w:p>
+    <w:p>
+      <w:pPr>
+        <w:pStyle w:val="Heading2"/>
+      </w:pPr>
+      <w:r>
+        <w:t>Step 10: USER PROMPT</w:t>
+      </w:r>
+    </w:p>
+    <w:p>
+      <w:r>
+        <w:t>text</w:t>
+      </w:r>
+    </w:p>
+    <w:p>
+      <w:r>
+        <w:t>&lt;USERREQUEST&gt;</w:t>
+      </w:r>
+    </w:p>
+    <w:p>
+      <w:r>
+        <w:t>i have updated @[reports/AssignmentReport.md] , update docx then push</w:t>
+      </w:r>
+    </w:p>
+    <w:p>
+      <w:r>
+        <w:t>&lt;/USERREQUEST&gt;</w:t>
+      </w:r>
+    </w:p>
+    <w:p>
+      <w:r>
+        <w:t>&lt;ADDITIONALMETADATA&gt;</w:t>
+      </w:r>
+    </w:p>
+    <w:p>
+      <w:r>
+        <w:t>The current local time is: 2026-08-31T01:22:53+05:30.</w:t>
+      </w:r>
+    </w:p>
+    <w:p>
+      <w:r>
+        <w:t>The user has mentioned some items in the form @[ITEM]. Here is extra information about the items that were mentioned by the user, in the order that they appear:</w:t>
+      </w:r>
+    </w:p>
+    <w:p>
+      <w:r>
+        <w:t>@[reports/AssignmentReport.md] is a [File]:</w:t>
+      </w:r>
+    </w:p>
+    <w:p>
+      <w:r>
+        <w:t>/home/jdsb/Desktop/IIITB/SEM5IIITB/ADBMS/adbms/A1/reports/AssignmentReport.md</w:t>
+      </w:r>
+    </w:p>
+    <w:p>
+      <w:r>
+        <w:t>&lt;/ADDITIONALMETADATA&gt;</w:t>
+      </w:r>
+    </w:p>
+    <w:p/>
+    <w:p>
+      <w:pPr>
+        <w:pStyle w:val="Heading3"/>
+      </w:pPr>
+      <w:r>
+        <w:t>AI ASSISTANT RESPONSE</w:t>
+      </w:r>
+    </w:p>
+    <w:p>
+      <w:r>
+        <w:t>Created At: 2026-08-30T19:52:57Z</w:t>
+      </w:r>
+    </w:p>
+    <w:p>
+      <w:r>
+        <w:t>Completed At: 2026-08-30T19:52:59Z</w:t>
+      </w:r>
+    </w:p>
+    <w:p>
+      <w:r>
+        <w:t>The command completed successfully.</w:t>
+      </w:r>
+    </w:p>
+    <w:p>
+      <w:r>
+        <w:t>Output:</w:t>
+      </w:r>
+    </w:p>
+    <w:p>
+      <w:r>
+        <w:t>Successfully converted reports/AssignmentReport.md -&gt; reports/AssignmentReport</w:t>
+      </w:r>
+    </w:p>
+    <w:p>
+      <w:r>
+        <w:t>.docx</w:t>
+      </w:r>
+    </w:p>
+    <w:p>
+      <w:r>
+        <w:t>Successfully converted reports/LLMConversations.md -&gt; reports/LLMConversations</w:t>
+      </w:r>
+    </w:p>
+    <w:p>
+      <w:r>
+        <w:t>.docx</w:t>
+      </w:r>
+    </w:p>
+    <w:p>
+      <w:r>
+        <w:t>---</w:t>
+      </w:r>
+    </w:p>
+    <w:p>
+      <w:pPr>
+        <w:pStyle w:val="Heading3"/>
+      </w:pPr>
+      <w:r>
+        <w:t>AI ASSISTANT RESPONSE</w:t>
+      </w:r>
+    </w:p>
+    <w:p>
+      <w:r>
+        <w:t>Created At: 2026-08-30T19:53:03Z</w:t>
+      </w:r>
+    </w:p>
+    <w:p>
+      <w:r>
+        <w:t>Completed At: 2026-08-30T19:53:05Z</w:t>
+      </w:r>
+    </w:p>
+    <w:p>
+      <w:r>
+        <w:t>The command completed successfully.</w:t>
+      </w:r>
+    </w:p>
+    <w:p>
+      <w:r>
+        <w:t>Output:</w:t>
+      </w:r>
+    </w:p>
+    <w:p>
+      <w:r>
+        <w:t>On branch main</w:t>
+      </w:r>
+    </w:p>
+    <w:p>
+      <w:r>
+        <w:t>Your branch is up to date with 'origin/main'.</w:t>
+      </w:r>
+    </w:p>
+    <w:p>
+      <w:r>
+        <w:t>Changes not staged for commit:</w:t>
+      </w:r>
+    </w:p>
+    <w:p>
+      <w:r>
+        <w:t>(use "git add &lt;file&gt;..." to update what will be committed)</w:t>
+      </w:r>
+    </w:p>
+    <w:p>
+      <w:r>
+        <w:t>(use "git restore &lt;file&gt;..." to discard changes in working directory)</w:t>
+      </w:r>
+    </w:p>
+    <w:p>
+      <w:r>
+        <w:t>modified:   reports/AssignmentReport.docx</w:t>
+      </w:r>
+    </w:p>
+    <w:p>
+      <w:r>
+        <w:t>modified:   reports/AssignmentReport.md</w:t>
+      </w:r>
+    </w:p>
+    <w:p>
+      <w:r>
+        <w:t>modified:   reports/LLMConversations.docx</w:t>
+      </w:r>
+    </w:p>
+    <w:p>
+      <w:r>
+        <w:t>no changes added to commit (use "git add" and/or "git commit -a")</w:t>
+      </w:r>
+    </w:p>
+    <w:p>
+      <w:r>
+        <w:t>---</w:t>
+      </w:r>
+    </w:p>
+    <w:p>
+      <w:pPr>
+        <w:pStyle w:val="Heading3"/>
+      </w:pPr>
+      <w:r>
+        <w:t>AI ASSISTANT RESPONSE</w:t>
+      </w:r>
+    </w:p>
+    <w:p>
+      <w:r>
+        <w:t>Created At: 2026-08-30T19:53:08Z</w:t>
+      </w:r>
+    </w:p>
+    <w:p>
+      <w:r>
+        <w:t>Completed At: 2026-08-30T19:53:15Z</w:t>
+      </w:r>
+    </w:p>
+    <w:p>
+      <w:r>
+        <w:t>The command completed successfully.</w:t>
+      </w:r>
+    </w:p>
+    <w:p>
+      <w:r>
+        <w:t>Output:</w:t>
+      </w:r>
+    </w:p>
+    <w:p>
+      <w:r>
+        <w:t>[main 1d21a2c] Update AssignmentReport.docx and sync report edits</w:t>
+      </w:r>
+    </w:p>
+    <w:p>
+      <w:r>
+        <w:t>3 files changed, 46 insertions(+), 27 deletions(-)</w:t>
+      </w:r>
+    </w:p>
+    <w:p>
+      <w:r>
+        <w:t>Enumerating objects: 13, done.</w:t>
+      </w:r>
+    </w:p>
+    <w:p>
+      <w:r>
+        <w:t>Counting objects:  53% (7/13)</w:t>
+      </w:r>
+    </w:p>
+    <w:p>
+      <w:r>
+        <w:t>Counting objects: 100% (13/13), done.</w:t>
+      </w:r>
+    </w:p>
+    <w:p>
+      <w:r>
+        <w:t>Delta compression using up to 8 threads</w:t>
+      </w:r>
+    </w:p>
+    <w:p>
+      <w:r>
+        <w:t>Compressing objects:  14% (1/7)</w:t>
+      </w:r>
+    </w:p>
+    <w:p>
+      <w:r>
+        <w:t>Compressing objects:  28% (2/7)</w:t>
+      </w:r>
+    </w:p>
+    <w:p>
+      <w:r>
+        <w:t>Compressing objects:  42% (3/7)</w:t>
+      </w:r>
+    </w:p>
+    <w:p>
+      <w:r>
+        <w:t>Compressing objects:  57% (4/7)</w:t>
+      </w:r>
+    </w:p>
+    <w:p>
+      <w:r>
+        <w:t>Compressing objects:  85% (6/7)</w:t>
+      </w:r>
+    </w:p>
+    <w:p>
+      <w:r>
+        <w:t>Compressing objects: 100% (7/7), done.</w:t>
+      </w:r>
+    </w:p>
+    <w:p>
+      <w:r>
+        <w:t>Writing objects:  57% (4/7)</w:t>
+      </w:r>
+    </w:p>
+    <w:p>
+      <w:r>
+        <w:t>Writing objects:  71% (5/7)</w:t>
+      </w:r>
+    </w:p>
+    <w:p>
+      <w:r>
+        <w:t>Writing objects: 100% (7/7), 11.60 KiB | 2.32 MiB/s, done.</w:t>
+      </w:r>
+    </w:p>
+    <w:p>
+      <w:r>
+        <w:t>Total 7 (delta 5), reused 0 (delta 0), pack-reused 0 (from 0)</w:t>
+      </w:r>
+    </w:p>
+    <w:p>
+      <w:r>
+        <w:t>remote: Resolving deltas:  40% (2/5)</w:t>
+      </w:r>
+    </w:p>
+    <w:p>
+      <w:r>
+        <w:t>remote: Resolving deltas:  60% (3/5)</w:t>
+      </w:r>
+    </w:p>
+    <w:p>
+      <w:r>
+        <w:t>remote: Resolving deltas:  80% (4/5)</w:t>
+      </w:r>
+    </w:p>
+    <w:p>
+      <w:r>
+        <w:t>remote: Resolving deltas: 100% (5/5), completed with 5 local objects.</w:t>
+      </w:r>
+    </w:p>
+    <w:p>
+      <w:r>
+        <w:t>To github.com:Jdsb06/adbms.git</w:t>
+      </w:r>
+    </w:p>
+    <w:p>
+      <w:r>
+        <w:t>eee7795..1d21a2c  main -&gt; main</w:t>
+      </w:r>
+    </w:p>
+    <w:p>
+      <w:r>
+        <w:t>---</w:t>
+      </w:r>
+    </w:p>
+    <w:p>
+      <w:pPr>
+        <w:pStyle w:val="Heading3"/>
+      </w:pPr>
+      <w:r>
+        <w:t>AI ASSISTANT RESPONSE</w:t>
+      </w:r>
+    </w:p>
+    <w:p>
+      <w:r>
+        <w:t>Created At: 2026-08-30T19:53:19Z</w:t>
+      </w:r>
+    </w:p>
+    <w:p>
+      <w:r>
+        <w:t>Completed At: 2026-08-30T19:53:22Z</w:t>
+      </w:r>
+    </w:p>
+    <w:p>
+      <w:r>
+        <w:t>The command completed successfully.</w:t>
+      </w:r>
+    </w:p>
+    <w:p>
+      <w:r>
+        <w:t>Output:</w:t>
+      </w:r>
+    </w:p>
+    <w:p>
+      <w:r>
+        <w:t>On branch main</w:t>
+      </w:r>
+    </w:p>
+    <w:p>
+      <w:r>
+        <w:t>Your branch is up to date with 'origin/main'.</w:t>
+      </w:r>
+    </w:p>
+    <w:p>
+      <w:r>
+        <w:t>nothing to commit, working tree clean</w:t>
+      </w:r>
+    </w:p>
+    <w:p>
+      <w:r>
+        <w:t>---</w:t>
+      </w:r>
+    </w:p>
+    <w:p>
+      <w:pPr>
+        <w:pStyle w:val="Heading3"/>
+      </w:pPr>
+      <w:r>
+        <w:t>AI ASSISTANT RESPONSE</w:t>
+      </w:r>
+    </w:p>
+    <w:p>
+      <w:r>
+        <w:t>The updated markdown report has been converted to Word .docx format, committed, and pushed to your remote repository.</w:t>
+      </w:r>
+    </w:p>
+    <w:p>
+      <w:r>
+        <w:t>---</w:t>
+      </w:r>
+    </w:p>
+    <w:p>
+      <w:pPr>
+        <w:pStyle w:val="Heading3"/>
+      </w:pPr>
+      <w:r>
+        <w:t>Summary of Actions:</w:t>
+      </w:r>
+    </w:p>
+    <w:p>
+      <w:r>
+        <w:t>1. Converted: Synchronized [reports/AssignmentReport.md](file:///home/jdsb/Desktop/IIITB/SEM5IIITB/ADBMS/adbms/A1/reports/AssignmentReport.md) \rightarrow [reports/AssignmentReport.docx](file:///home/jdsb/Desktop/IIITB/SEM5IIITB/ADBMS/adbms/A1/reports/AssignmentReport.docx).</w:t>
+      </w:r>
+    </w:p>
+    <w:p>
+      <w:r>
+        <w:t>2. Git Commit &amp; Push:</w:t>
+      </w:r>
+    </w:p>
+    <w:p>
+      <w:pPr>
+        <w:pStyle w:val="ListBullet"/>
+      </w:pPr>
+      <w:r>
+        <w:t>**Commit Message**: `"Update Assignment_Report.docx and sync report edits"`</w:t>
+      </w:r>
+    </w:p>
+    <w:p>
+      <w:pPr>
+        <w:pStyle w:val="ListBullet"/>
+      </w:pPr>
+      <w:r>
+        <w:t>**Repository**: `git@github.com:Jdsb06/adbms.git`</w:t>
+      </w:r>
+    </w:p>
+    <w:p>
+      <w:pPr>
+        <w:pStyle w:val="ListBullet"/>
+      </w:pPr>
+      <w:r>
+        <w:t>**Branch**: `main`</w:t>
+      </w:r>
+    </w:p>
+    <w:p>
+      <w:pPr>
+        <w:pStyle w:val="ListBullet"/>
+      </w:pPr>
+      <w:r>
+        <w:t>**Status**: `working tree clean` (100% up to date)</w:t>
+      </w:r>
+    </w:p>
+    <w:p>
+      <w:r>
+        <w:t>---</w:t>
+      </w:r>
+    </w:p>
+    <w:p>
+      <w:pPr>
+        <w:pStyle w:val="Heading2"/>
+      </w:pPr>
+      <w:r>
+        <w:t>Step 11: USER PROMPT</w:t>
+      </w:r>
+    </w:p>
+    <w:p>
+      <w:r>
+        <w:t>text</w:t>
+      </w:r>
+    </w:p>
+    <w:p>
+      <w:r>
+        <w:t>&lt;USERREQUEST&gt;</w:t>
+      </w:r>
+    </w:p>
+    <w:p>
+      <w:r>
+        <w:t>local .md resolves this matematical easly but not on github</w:t>
+      </w:r>
+    </w:p>
+    <w:p>
+      <w:r>
+        <w:t>so fix that</w:t>
+      </w:r>
+    </w:p>
+    <w:p>
+      <w:r>
+        <w:t>&lt;/USERREQUEST&gt;</w:t>
+      </w:r>
+    </w:p>
+    <w:p>
+      <w:r>
+        <w:t>&lt;ADDITIONALMETADATA&gt;</w:t>
+      </w:r>
+    </w:p>
+    <w:p>
+      <w:r>
+        <w:t>The current local time is: 2026-08-31T01:24:49+05:30.</w:t>
+      </w:r>
+    </w:p>
+    <w:p>
+      <w:r>
+        <w:t>&lt;/ADDITIONALMETADATA&gt;</w:t>
+      </w:r>
+    </w:p>
+    <w:p/>
+    <w:p>
+      <w:pPr>
+        <w:pStyle w:val="Heading3"/>
+      </w:pPr>
+      <w:r>
+        <w:t>AI ASSISTANT RESPONSE</w:t>
+      </w:r>
+    </w:p>
+    <w:p>
+      <w:r>
+        <w:t>Created At: 2026-08-30T19:54:54Z</w:t>
+      </w:r>
+    </w:p>
+    <w:p>
+      <w:r>
+        <w:t>Completed At: 2026-08-30T19:54:54Z</w:t>
+      </w:r>
+    </w:p>
+    <w:p>
+      <w:r>
+        <w:t>File Path: file:///home/jdsb/Desktop/IIITB/SEM5IIITB/ADBMS/adbms/A1/reports/AssignmentReport.md</w:t>
+      </w:r>
+    </w:p>
+    <w:p>
+      <w:r>
+        <w:t>Total Lines: 403</w:t>
+      </w:r>
+    </w:p>
+    <w:p>
+      <w:r>
+        <w:t>Total Bytes: 24336</w:t>
+      </w:r>
+    </w:p>
+    <w:p>
+      <w:r>
+        <w:t>Showing lines 300 to 384</w:t>
+      </w:r>
+    </w:p>
+    <w:p>
+      <w:r>
+        <w:t>The following code has been modified to include a line number before every line, in the format: &lt;linenumber&gt;: &lt;originalline&gt;. Please note that any changes targeting the original code should remove the line number, colon, and leading space.</w:t>
+      </w:r>
+    </w:p>
+    <w:p>
+      <w:r>
+        <w:t>300: ### 6. Histogram Visualization</w:t>
+      </w:r>
+    </w:p>
+    <w:p>
+      <w:r>
+        <w:t>301: ![Histogram for title.id](../plots/q1histogramid.png)</w:t>
+      </w:r>
+    </w:p>
+    <w:p>
+      <w:r>
+        <w:t>302:</w:t>
+      </w:r>
+    </w:p>
+    <w:p>
+      <w:r>
+        <w:t>303: ![Histogram for title.title](../plots/q1histogramtitle.png)</w:t>
+      </w:r>
+    </w:p>
+    <w:p>
+      <w:r>
+        <w:t>304:</w:t>
+      </w:r>
+    </w:p>
+    <w:p>
+      <w:r>
+        <w:t>305: ### 7. Max Selectivity Error</w:t>
+      </w:r>
+    </w:p>
+    <w:p>
+      <w:r>
+        <w:t>306: - Max Selectivity Error as defaultstatisticstarget is 100. Therefore, the maximum selectivity error for a range query is \frac{1}{100} (or 0.01 / 1%). for out case it is 1/100 , ie 1%</w:t>
+      </w:r>
+    </w:p>
+    <w:p>
+      <w:r>
+        <w:t>307:</w:t>
+      </w:r>
+    </w:p>
+    <w:p>
+      <w:r>
+        <w:t>308:</w:t>
+      </w:r>
+    </w:p>
+    <w:p>
+      <w:r>
+        <w:t>309: ### 8: Selectivity Estimation for Text Columns</w:t>
+      </w:r>
+    </w:p>
+    <w:p>
+      <w:r>
+        <w:t>310:</w:t>
+      </w:r>
+    </w:p>
+    <w:p>
+      <w:r>
+        <w:t>311: To estimate the selectivity of a range query on a text column (such as title &lt; 'Race'), as we know psql dosent just count rows inbetwwen instead, it relies on its internal histogram and a mathematical technique called linear interpolation. The query planner follows this step-by-step process:</w:t>
+      </w:r>
+    </w:p>
+    <w:p>
+      <w:r>
+        <w:t>312:</w:t>
+      </w:r>
+    </w:p>
+    <w:p>
+      <w:r>
+        <w:t>313:    Bucket Identification: The engine scans the histogrambounds array to locate the specific bucket where the target string ('Race') falls.</w:t>
+      </w:r>
+    </w:p>
+    <w:p>
+      <w:r>
+        <w:t>314:    Full Bucket Summation: It counts all the complete buckets that come before the target bucket. Because this is an equi-depth histogram, each full bucket represents a fixed, equal fraction of the total rows.</w:t>
+      </w:r>
+    </w:p>
+    <w:p>
+      <w:r>
+        <w:t>315:    Text-to-Numeric Conversion: For the target bucket itself, PostgreSQL converts the string prefixes into floating-point numbers so it can perform mathematical operations on the text.</w:t>
+      </w:r>
+    </w:p>
+    <w:p>
+      <w:r>
+        <w:t>316:    Linear Interpolation: The database assumes that the values inside this specific bucket are perfectly and evenly distributed. It calculates exactly how deep into the bucket the target value sits using this formula:</w:t>
+      </w:r>
+    </w:p>
+    <w:p>
+      <w:r>
+        <w:t xml:space="preserve">317:      \text{Fraction} = \frac{\text{Query Value} - \text{Bucket Min}}{\text{Bucket Max} - \text{Bucket Min}} </w:t>
+      </w:r>
+    </w:p>
+    <w:p>
+      <w:r>
+        <w:t>318:    Final Calculation: Finally, the engine adds this fractional bucket value to the sum of the preceding full buckets to generate the total selectivity estimate.</w:t>
+      </w:r>
+    </w:p>
+    <w:p>
+      <w:r>
+        <w:t>319:</w:t>
+      </w:r>
+    </w:p>
+    <w:p>
+      <w:r>
+        <w:t>320: ---</w:t>
+      </w:r>
+    </w:p>
+    <w:p>
+      <w:r>
+        <w:t>321:</w:t>
+      </w:r>
+    </w:p>
+    <w:p>
+      <w:r>
+        <w:t>322: ### 9: Estimated vs. Actual Selectivities</w:t>
+      </w:r>
+    </w:p>
+    <w:p>
+      <w:r>
+        <w:t>323:</w:t>
+      </w:r>
+    </w:p>
+    <w:p>
+      <w:r>
+        <w:t>324: To evaluate the accuracy of the query planner's estimates, we compare the estimated rows (from the EXPLAIN command) against the actual returned rows (from EXPLAIN ANALYZE). The total row count (N) for the title table is 2,528,312.</w:t>
+      </w:r>
+    </w:p>
+    <w:p>
+      <w:r>
+        <w:t>325:</w:t>
+      </w:r>
+    </w:p>
+    <w:p>
+      <w:r>
+        <w:t>326: Query 1: title &lt; 'Race'</w:t>
+      </w:r>
+    </w:p>
+    <w:p>
+      <w:r>
+        <w:t>327: sql</w:t>
+      </w:r>
+    </w:p>
+    <w:p>
+      <w:r>
+        <w:t>328: explain analyze SELECT  FROM title WHERE title.title &lt; 'Race';</w:t>
+      </w:r>
+    </w:p>
+    <w:p>
+      <w:r>
+        <w:t xml:space="preserve">329: </w:t>
+      </w:r>
+    </w:p>
+    <w:p>
+      <w:r>
+        <w:t>330:    Actual Selectivity: The query physically returned 1,918,141 matching rows.</w:t>
+      </w:r>
+    </w:p>
+    <w:p>
+      <w:r>
+        <w:t xml:space="preserve">331:      S{act} = \frac{1918141}{2528312} \approx 0.7587 \text{ (75.87\%)} </w:t>
+      </w:r>
+    </w:p>
+    <w:p>
+      <w:r>
+        <w:t>332:    sql</w:t>
+      </w:r>
+    </w:p>
+    <w:p>
+      <w:r>
+        <w:t>333:    EXPLAIN SELECT  FROM title WHERE title.title &lt; 'Race';</w:t>
+      </w:r>
+    </w:p>
+    <w:p>
+      <w:r>
+        <w:t xml:space="preserve">334: </w:t>
+      </w:r>
+    </w:p>
+    <w:p>
+      <w:r>
+        <w:t>335:    Estimated Selectivity: The planner estimated 1,939,288 rows.</w:t>
+      </w:r>
+    </w:p>
+    <w:p>
+      <w:r>
+        <w:t xml:space="preserve">336:      S{est} = \frac{1939288}{2528312} \approx 0.7670 \text{ (76.70\%)} </w:t>
+      </w:r>
+    </w:p>
+    <w:p>
+      <w:r>
+        <w:t>337:    Observation: The absolute error is roughly 0.83%. This shows that the text-to-numeric linear interpolation handles the string distribution quite accurately.</w:t>
+      </w:r>
+    </w:p>
+    <w:p>
+      <w:r>
+        <w:t>338:</w:t>
+      </w:r>
+    </w:p>
+    <w:p>
+      <w:r>
+        <w:t>339: Query 2: id &lt; 350000</w:t>
+      </w:r>
+    </w:p>
+    <w:p>
+      <w:r>
+        <w:t>340: sql</w:t>
+      </w:r>
+    </w:p>
+    <w:p>
+      <w:r>
+        <w:t>341: EXPLAIN ANALYZE SELECT  FROM title WHERE title.id &lt; '350000';</w:t>
+      </w:r>
+    </w:p>
+    <w:p>
+      <w:r>
+        <w:t xml:space="preserve">342: </w:t>
+      </w:r>
+    </w:p>
+    <w:p>
+      <w:r>
+        <w:t>343:    Actual Selectivity: The query returned 349,999 matching rows.</w:t>
+      </w:r>
+    </w:p>
+    <w:p>
+      <w:r>
+        <w:t xml:space="preserve">344:      S{act} = \frac{349999}{2528312} \approx 0.1384 \text{ (13.84\%)} </w:t>
+      </w:r>
+    </w:p>
+    <w:p>
+      <w:r>
+        <w:t>345:    sql</w:t>
+      </w:r>
+    </w:p>
+    <w:p>
+      <w:r>
+        <w:t>346: EXPLAIN SELECT  FROM title WHERE title.id &lt; '350000';</w:t>
+      </w:r>
+    </w:p>
+    <w:p>
+      <w:r>
+        <w:t xml:space="preserve">347: </w:t>
+      </w:r>
+    </w:p>
+    <w:p>
+      <w:r>
+        <w:t>348:    Estimated Selectivity: The planner estimated 337,982 rows.</w:t>
+      </w:r>
+    </w:p>
+    <w:p>
+      <w:r>
+        <w:t>349:</w:t>
+      </w:r>
+    </w:p>
+    <w:p>
+      <w:r>
+        <w:t xml:space="preserve">350:      S{est} = \frac{337982}{2528312} \approx 0.1337 \text{ (13.37\%)} </w:t>
+      </w:r>
+    </w:p>
+    <w:p>
+      <w:r>
+        <w:t>351:    Observation: The absolute error here is about 0.47%. Because the id column is a strictly numeric sequence, the bucket distribution is very tight, resulting in a slightly lower selectivity error than the text column.</w:t>
+      </w:r>
+    </w:p>
+    <w:p>
+      <w:r>
+        <w:t>352:</w:t>
+      </w:r>
+    </w:p>
+    <w:p>
+      <w:r>
+        <w:t>353:</w:t>
+      </w:r>
+    </w:p>
+    <w:p>
+      <w:r>
+        <w:t>354:</w:t>
+      </w:r>
+    </w:p>
+    <w:p>
+      <w:r>
+        <w:t>355: ## Q2. Optimal Serial Histogram Construction (B=20 Buckets)</w:t>
+      </w:r>
+    </w:p>
+    <w:p>
+      <w:r>
+        <w:t>356:</w:t>
+      </w:r>
+    </w:p>
+    <w:p>
+      <w:r>
+        <w:t>357: ### 1. Histogram Visualizations for N = 3000 Samples (Horizontal Bar Plots)</w:t>
+      </w:r>
+    </w:p>
+    <w:p>
+      <w:r>
+        <w:t>358: As specified, value-boundaries are plotted on the Y-axis and frequency on the X-axis.</w:t>
+      </w:r>
+    </w:p>
+    <w:p>
+      <w:r>
+        <w:t>359:</w:t>
+      </w:r>
+    </w:p>
+    <w:p>
+      <w:r>
+        <w:t>360: ![Optimal Serial Histogram for title.id (N=3000)](../plots/q2histogramid3000.png)</w:t>
+      </w:r>
+    </w:p>
+    <w:p>
+      <w:r>
+        <w:t>361:</w:t>
+      </w:r>
+    </w:p>
+    <w:p>
+      <w:r>
+        <w:t>362: ![Optimal Serial Histogram for title.title (N=3000)](../plots/q2histogramtitle3000.png)</w:t>
+      </w:r>
+    </w:p>
+    <w:p>
+      <w:r>
+        <w:t>363:</w:t>
+      </w:r>
+    </w:p>
+    <w:p>
+      <w:r>
+        <w:t>364: ### 2. Execution Build Time</w:t>
+      </w:r>
+    </w:p>
+    <w:p>
+      <w:r>
+        <w:t>365: - N=1000: 0.2078 seconds</w:t>
+      </w:r>
+    </w:p>
+    <w:p>
+      <w:r>
+        <w:t>366: - N=3000: 0.9947 seconds</w:t>
+      </w:r>
+    </w:p>
+    <w:p>
+      <w:r>
+        <w:t>367: - N=5000: 2.1934 seconds</w:t>
+      </w:r>
+    </w:p>
+    <w:p>
+      <w:r>
+        <w:t>368:</w:t>
+      </w:r>
+    </w:p>
+    <w:p>
+      <w:r>
+        <w:t>369: ### 3. Frequency Bucket Boundaries (N=3000, B=20)</w:t>
+      </w:r>
+    </w:p>
+    <w:p>
+      <w:r>
+        <w:t>370: The 20 optimal buckets partition data to minimize intra-bucket variance (SSE). Bucket frequency counts vary dynamically to optimize error reduction.</w:t>
+      </w:r>
+    </w:p>
+    <w:p>
+      <w:r>
+        <w:t>371:</w:t>
+      </w:r>
+    </w:p>
+    <w:p>
+      <w:r>
+        <w:t>372: ### 4. Max Selectivity Error for Optimal Histogram (N=3000)</w:t>
+      </w:r>
+    </w:p>
+    <w:p>
+      <w:r>
+        <w:t>373: - Max Selectivity Error: 0.003169</w:t>
+      </w:r>
+    </w:p>
+    <w:p>
+      <w:r>
+        <w:t>374: - Calculation: Computed across 10 evaluation range quantiles comparing optimal bucket cumulative frequency estimation against empirical sample distribution.</w:t>
+      </w:r>
+    </w:p>
+    <w:p>
+      <w:r>
+        <w:t>375:</w:t>
+      </w:r>
+    </w:p>
+    <w:p>
+      <w:r>
+        <w:t>376: ### 5. Timings Across Sample Sizes</w:t>
+      </w:r>
+    </w:p>
+    <w:p>
+      <w:r>
+        <w:t>377: | Sample Size (N) | Build Time (Seconds) | Max Selectivity Error |</w:t>
+      </w:r>
+    </w:p>
+    <w:p>
+      <w:r>
+        <w:t>378: | :---: | :---: | :---: |</w:t>
+      </w:r>
+    </w:p>
+    <w:p>
+      <w:r>
+        <w:t>379: | 1000 | 0.2078s | 0.003292 |</w:t>
+      </w:r>
+    </w:p>
+    <w:p>
+      <w:r>
+        <w:t>380: | 3000 | 0.9947s | 0.003169 |</w:t>
+      </w:r>
+    </w:p>
+    <w:p>
+      <w:r>
+        <w:t>381: | 5000 | 2.1934s | 0.002944 |</w:t>
+      </w:r>
+    </w:p>
+    <w:p>
+      <w:r>
+        <w:t>382:</w:t>
+      </w:r>
+    </w:p>
+    <w:p>
+      <w:r>
+        <w:t>383: ### 6. Linear Regression Extrapolation for Full Table (N = 2,528,312)</w:t>
+      </w:r>
+    </w:p>
+    <w:p>
+      <w:r>
+        <w:t>384: Using linear regression model T(N) = m \cdot N + c:</w:t>
+      </w:r>
+    </w:p>
+    <w:p>
+      <w:r>
+        <w:t>The above content does NOT show the entire file contents. If you need to view any lines of the file which were not shown to complete your task, call this tool again to view those lines.</w:t>
+      </w:r>
+    </w:p>
+    <w:p>
+      <w:r>
+        <w:t>---</w:t>
+      </w:r>
+    </w:p>
+    <w:p>
+      <w:pPr>
+        <w:pStyle w:val="Heading3"/>
+      </w:pPr>
+      <w:r>
+        <w:t>AI ASSISTANT RESPONSE</w:t>
+      </w:r>
+    </w:p>
+    <w:p>
+      <w:r>
+        <w:t>Created At: 2026-08-30T19:55:00Z</w:t>
+      </w:r>
+    </w:p>
+    <w:p>
+      <w:r>
+        <w:t>Completed At: 2026-08-30T19:55:00Z</w:t>
+      </w:r>
+    </w:p>
+    <w:p>
+      <w:r>
+        <w:t>File Path: file:///home/jdsb/Desktop/IIITB/SEM5IIITB/ADBMS/adbms/A1/reports/AssignmentReport.md</w:t>
+      </w:r>
+    </w:p>
+    <w:p>
+      <w:r>
+        <w:t>Total Lines: 403</w:t>
+      </w:r>
+    </w:p>
+    <w:p>
+      <w:r>
+        <w:t>Total Bytes: 24336</w:t>
+      </w:r>
+    </w:p>
+    <w:p>
+      <w:r>
+        <w:t>Showing lines 300 to 403</w:t>
+      </w:r>
+    </w:p>
+    <w:p>
+      <w:r>
+        <w:t>The following code has been modified to include a line number before every line, in the format: &lt;linenumber&gt;: &lt;originalline&gt;. Please note that any changes targeting the original code should remove the line number, colon, and leading space.</w:t>
+      </w:r>
+    </w:p>
+    <w:p>
+      <w:r>
+        <w:t>300: ### 6. Histogram Visualization</w:t>
+      </w:r>
+    </w:p>
+    <w:p>
+      <w:r>
+        <w:t>301: ![Histogram for title.id](../plots/q1histogramid.png)</w:t>
+      </w:r>
+    </w:p>
+    <w:p>
+      <w:r>
+        <w:t>302:</w:t>
+      </w:r>
+    </w:p>
+    <w:p>
+      <w:r>
+        <w:t>303: ![Histogram for title.title](../plots/q1histogramtitle.png)</w:t>
+      </w:r>
+    </w:p>
+    <w:p>
+      <w:r>
+        <w:t>304:</w:t>
+      </w:r>
+    </w:p>
+    <w:p>
+      <w:r>
+        <w:t>305: ### 7. Max Selectivity Error</w:t>
+      </w:r>
+    </w:p>
+    <w:p>
+      <w:r>
+        <w:t>306: - Max Selectivity Error as defaultstatisticstarget is 100. Therefore, the maximum selectivity error for a range query is \frac{1}{100} (or 0.01 / 1%). for out case it is 1/100 , ie 1%</w:t>
+      </w:r>
+    </w:p>
+    <w:p>
+      <w:r>
+        <w:t>307:</w:t>
+      </w:r>
+    </w:p>
+    <w:p>
+      <w:r>
+        <w:t>308:</w:t>
+      </w:r>
+    </w:p>
+    <w:p>
+      <w:r>
+        <w:t>309: ### 8: Selectivity Estimation for Text Columns</w:t>
+      </w:r>
+    </w:p>
+    <w:p>
+      <w:r>
+        <w:t>310:</w:t>
+      </w:r>
+    </w:p>
+    <w:p>
+      <w:r>
+        <w:t>311: To estimate the selectivity of a range query on a text column (such as title &lt; 'Race'), as we know psql dosent just count rows inbetwwen instead, it relies on its internal histogram and a mathematical technique called linear interpolation. The query planner follows this step-by-step process:</w:t>
+      </w:r>
+    </w:p>
+    <w:p>
+      <w:r>
+        <w:t>312:</w:t>
+      </w:r>
+    </w:p>
+    <w:p>
+      <w:r>
+        <w:t>313:    Bucket Identification: The engine scans the histogrambounds array to locate the specific bucket where the target string ('Race') falls.</w:t>
+      </w:r>
+    </w:p>
+    <w:p>
+      <w:r>
+        <w:t>314:    Full Bucket Summation: It counts all the complete buckets that come before the target bucket. Because this is an equi-depth histogram, each full bucket represents a fixed, equal fraction of the total rows.</w:t>
+      </w:r>
+    </w:p>
+    <w:p>
+      <w:r>
+        <w:t>315:    Text-to-Numeric Conversion: For the target bucket itself, PostgreSQL converts the string prefixes into floating-point numbers so it can perform mathematical operations on the text.</w:t>
+      </w:r>
+    </w:p>
+    <w:p>
+      <w:r>
+        <w:t>316:    Linear Interpolation: The database assumes that the values inside this specific bucket are perfectly and evenly distributed. It calculates exactly how deep into the bucket the target value sits using this formula:</w:t>
+      </w:r>
+    </w:p>
+    <w:p>
+      <w:r>
+        <w:t xml:space="preserve">317:      \text{Fraction} = \frac{\text{Query Value} - \text{Bucket Min}}{\text{Bucket Max} - \text{Bucket Min}} </w:t>
+      </w:r>
+    </w:p>
+    <w:p>
+      <w:r>
+        <w:t>318:    Final Calculation: Finally, the engine adds this fractional bucket value to the sum of the preceding full buckets to generate the total selectivity estimate.</w:t>
+      </w:r>
+    </w:p>
+    <w:p>
+      <w:r>
+        <w:t>319:</w:t>
+      </w:r>
+    </w:p>
+    <w:p>
+      <w:r>
+        <w:t>320: ---</w:t>
+      </w:r>
+    </w:p>
+    <w:p>
+      <w:r>
+        <w:t>321:</w:t>
+      </w:r>
+    </w:p>
+    <w:p>
+      <w:r>
+        <w:t>322: ### 9: Estimated vs. Actual Selectivities</w:t>
+      </w:r>
+    </w:p>
+    <w:p>
+      <w:r>
+        <w:t>323:</w:t>
+      </w:r>
+    </w:p>
+    <w:p>
+      <w:r>
+        <w:t>324: To evaluate the accuracy of the query planner's estimates, we compare the estimated rows (from the EXPLAIN command) against the actual returned rows (from EXPLAIN ANALYZE). The total row count (N) for the title table is 2,528,312.</w:t>
+      </w:r>
+    </w:p>
+    <w:p>
+      <w:r>
+        <w:t>325:</w:t>
+      </w:r>
+    </w:p>
+    <w:p>
+      <w:r>
+        <w:t>326: Query 1: title &lt; 'Race'</w:t>
+      </w:r>
+    </w:p>
+    <w:p>
+      <w:r>
+        <w:t>327: sql</w:t>
+      </w:r>
+    </w:p>
+    <w:p>
+      <w:r>
+        <w:t>328: explain analyze SELECT  FROM title WHERE title.title &lt; 'Race';</w:t>
+      </w:r>
+    </w:p>
+    <w:p>
+      <w:r>
+        <w:t xml:space="preserve">329: </w:t>
+      </w:r>
+    </w:p>
+    <w:p>
+      <w:r>
+        <w:t>330:    Actual Selectivity: The query physically returned 1,918,141 matching rows.</w:t>
+      </w:r>
+    </w:p>
+    <w:p>
+      <w:r>
+        <w:t xml:space="preserve">331:      S{act} = \frac{1918141}{2528312} \approx 0.7587 \text{ (75.87\%)} </w:t>
+      </w:r>
+    </w:p>
+    <w:p>
+      <w:r>
+        <w:t>332:    sql</w:t>
+      </w:r>
+    </w:p>
+    <w:p>
+      <w:r>
+        <w:t>333:    EXPLAIN SELECT  FROM title WHERE title.title &lt; 'Race';</w:t>
+      </w:r>
+    </w:p>
+    <w:p>
+      <w:r>
+        <w:t xml:space="preserve">334: </w:t>
+      </w:r>
+    </w:p>
+    <w:p>
+      <w:r>
+        <w:t>335:    Estimated Selectivity: The planner estimated 1,939,288 rows.</w:t>
+      </w:r>
+    </w:p>
+    <w:p>
+      <w:r>
+        <w:t xml:space="preserve">336:      S{est} = \frac{1939288}{2528312} \approx 0.7670 \text{ (76.70\%)} </w:t>
+      </w:r>
+    </w:p>
+    <w:p>
+      <w:r>
+        <w:t>337:    Observation: The absolute error is roughly 0.83%. This shows that the text-to-numeric linear interpolation handles the string distribution quite accurately.</w:t>
+      </w:r>
+    </w:p>
+    <w:p>
+      <w:r>
+        <w:t>338:</w:t>
+      </w:r>
+    </w:p>
+    <w:p>
+      <w:r>
+        <w:t>339: Query 2: id &lt; 350000</w:t>
+      </w:r>
+    </w:p>
+    <w:p>
+      <w:r>
+        <w:t>340: sql</w:t>
+      </w:r>
+    </w:p>
+    <w:p>
+      <w:r>
+        <w:t>341: EXPLAIN ANALYZE SELECT  FROM title WHERE title.id &lt; '350000';</w:t>
+      </w:r>
+    </w:p>
+    <w:p>
+      <w:r>
+        <w:t xml:space="preserve">342: </w:t>
+      </w:r>
+    </w:p>
+    <w:p>
+      <w:r>
+        <w:t>343:    Actual Selectivity: The query returned 349,999 matching rows.</w:t>
+      </w:r>
+    </w:p>
+    <w:p>
+      <w:r>
+        <w:t xml:space="preserve">344:      S{act} = \frac{349999}{2528312} \approx 0.1384 \text{ (13.84\%)} </w:t>
+      </w:r>
+    </w:p>
+    <w:p>
+      <w:r>
+        <w:t>345:    sql</w:t>
+      </w:r>
+    </w:p>
+    <w:p>
+      <w:r>
+        <w:t>346: EXPLAIN SELECT  FROM title WHERE title.id &lt; '350000';</w:t>
+      </w:r>
+    </w:p>
+    <w:p>
+      <w:r>
+        <w:t xml:space="preserve">347: </w:t>
+      </w:r>
+    </w:p>
+    <w:p>
+      <w:r>
+        <w:t>348:    Estimated Selectivity: The planner estimated 337,982 rows.</w:t>
+      </w:r>
+    </w:p>
+    <w:p>
+      <w:r>
+        <w:t>349:</w:t>
+      </w:r>
+    </w:p>
+    <w:p>
+      <w:r>
+        <w:t xml:space="preserve">350:      S{est} = \frac{337982}{2528312} \approx 0.1337 \text{ (13.37\%)} </w:t>
+      </w:r>
+    </w:p>
+    <w:p>
+      <w:r>
+        <w:t>351:    Observation: The absolute error here is about 0.47%. Because the id column is a strictly numeric sequence, the bucket distribution is very tight, resulting in a slightly lower selectivity error than the text column.</w:t>
+      </w:r>
+    </w:p>
+    <w:p>
+      <w:r>
+        <w:t>352:</w:t>
+      </w:r>
+    </w:p>
+    <w:p>
+      <w:r>
+        <w:t>353:</w:t>
+      </w:r>
+    </w:p>
+    <w:p>
+      <w:r>
+        <w:t>354:</w:t>
+      </w:r>
+    </w:p>
+    <w:p>
+      <w:r>
+        <w:t>355: ## Q2. Optimal Serial Histogram Construction (B=20 Buckets)</w:t>
+      </w:r>
+    </w:p>
+    <w:p>
+      <w:r>
+        <w:t>356:</w:t>
+      </w:r>
+    </w:p>
+    <w:p>
+      <w:r>
+        <w:t>357: ### 1. Histogram Visualizations for N = 3000 Samples (Horizontal Bar Plots)</w:t>
+      </w:r>
+    </w:p>
+    <w:p>
+      <w:r>
+        <w:t>358: As specified, value-boundaries are plotted on the Y-axis and frequency on the X-axis.</w:t>
+      </w:r>
+    </w:p>
+    <w:p>
+      <w:r>
+        <w:t>359:</w:t>
+      </w:r>
+    </w:p>
+    <w:p>
+      <w:r>
+        <w:t>360: ![Optimal Serial Histogram for title.id (N=3000)](../plots/q2histogramid3000.png)</w:t>
+      </w:r>
+    </w:p>
+    <w:p>
+      <w:r>
+        <w:t>361:</w:t>
+      </w:r>
+    </w:p>
+    <w:p>
+      <w:r>
+        <w:t>362: ![Optimal Serial Histogram for title.title (N=3000)](../plots/q2histogramtitle3000.png)</w:t>
+      </w:r>
+    </w:p>
+    <w:p>
+      <w:r>
+        <w:t>363:</w:t>
+      </w:r>
+    </w:p>
+    <w:p>
+      <w:r>
+        <w:t>364: ### 2. Execution Build Time</w:t>
+      </w:r>
+    </w:p>
+    <w:p>
+      <w:r>
+        <w:t>365: - N=1000: 0.2078 seconds</w:t>
+      </w:r>
+    </w:p>
+    <w:p>
+      <w:r>
+        <w:t>366: - N=3000: 0.9947 seconds</w:t>
+      </w:r>
+    </w:p>
+    <w:p>
+      <w:r>
+        <w:t>367: - N=5000: 2.1934 seconds</w:t>
+      </w:r>
+    </w:p>
+    <w:p>
+      <w:r>
+        <w:t>368:</w:t>
+      </w:r>
+    </w:p>
+    <w:p>
+      <w:r>
+        <w:t>369: ### 3. Frequency Bucket Boundaries (N=3000, B=20)</w:t>
+      </w:r>
+    </w:p>
+    <w:p>
+      <w:r>
+        <w:t>370: The 20 optimal buckets partition data to minimize intra-bucket variance (SSE). Bucket frequency counts vary dynamically to optimize error reduction.</w:t>
+      </w:r>
+    </w:p>
+    <w:p>
+      <w:r>
+        <w:t>371:</w:t>
+      </w:r>
+    </w:p>
+    <w:p>
+      <w:r>
+        <w:t>372: ### 4. Max Selectivity Error for Optimal Histogram (N=3000)</w:t>
+      </w:r>
+    </w:p>
+    <w:p>
+      <w:r>
+        <w:t>373: - Max Selectivity Error: 0.003169</w:t>
+      </w:r>
+    </w:p>
+    <w:p>
+      <w:r>
+        <w:t>374: - Calculation: Computed across 10 evaluation range quantiles comparing optimal bucket cumulative frequency estimation against empirical sample distribution.</w:t>
+      </w:r>
+    </w:p>
+    <w:p>
+      <w:r>
+        <w:t>375:</w:t>
+      </w:r>
+    </w:p>
+    <w:p>
+      <w:r>
+        <w:t>376: ### 5. Timings Across Sample Sizes</w:t>
+      </w:r>
+    </w:p>
+    <w:p>
+      <w:r>
+        <w:t>377: | Sample Size (N) | Build Time (Seconds) | Max Selectivity Error |</w:t>
+      </w:r>
+    </w:p>
+    <w:p>
+      <w:r>
+        <w:t>378: | :---: | :---: | :---: |</w:t>
+      </w:r>
+    </w:p>
+    <w:p>
+      <w:r>
+        <w:t>379: | 1000 | 0.2078s | 0.003292 |</w:t>
+      </w:r>
+    </w:p>
+    <w:p>
+      <w:r>
+        <w:t>380: | 3000 | 0.9947s | 0.003169 |</w:t>
+      </w:r>
+    </w:p>
+    <w:p>
+      <w:r>
+        <w:t>381: | 5000 | 2.1934s | 0.002944 |</w:t>
+      </w:r>
+    </w:p>
+    <w:p>
+      <w:r>
+        <w:t>382:</w:t>
+      </w:r>
+    </w:p>
+    <w:p>
+      <w:r>
+        <w:t>383: ### 6. Linear Regression Extrapolation for Full Table (N = 2,528,312)</w:t>
+      </w:r>
+    </w:p>
+    <w:p>
+      <w:r>
+        <w:t>384: Using linear regression model T(N) = m \cdot N + c:</w:t>
+      </w:r>
+    </w:p>
+    <w:p>
+      <w:r>
+        <w:t>385: - Slope (m): 0.00049640 seconds / sample</w:t>
+      </w:r>
+    </w:p>
+    <w:p>
+      <w:r>
+        <w:t>386: - Intercept (c): -0.357260 seconds</w:t>
+      </w:r>
+    </w:p>
+    <w:p>
+      <w:r>
+        <w:t>387: - Extrapolated Time for Full Table (N=2,528,312):</w:t>
+      </w:r>
+    </w:p>
+    <w:p>
+      <w:r>
+        <w:t>388:   T(2,528,312) = (0.00049640 \times 2,528,312) + (-0.357260) = \mathbf{1254.70\text{ seconds}} \quad (\mathbf{20.91\text{ minutes}})</w:t>
+      </w:r>
+    </w:p>
+    <w:p>
+      <w:r>
+        <w:t>389:</w:t>
+      </w:r>
+    </w:p>
+    <w:p>
+      <w:r>
+        <w:t>390: ### 7. Sample Size vs Time Relationship Plot</w:t>
+      </w:r>
+    </w:p>
+    <w:p>
+      <w:r>
+        <w:t>391: ![Sample Size vs Time](../plots/q2samplesizevstime.png)</w:t>
+      </w:r>
+    </w:p>
+    <w:p>
+      <w:r>
+        <w:t>392:</w:t>
+      </w:r>
+    </w:p>
+    <w:p>
+      <w:r>
+        <w:t>393: ### 8. Sample Size vs Max Selectivity Error Relationship Plot</w:t>
+      </w:r>
+    </w:p>
+    <w:p>
+      <w:r>
+        <w:t>394: ![Sample Size vs Max Selectivity Error](../plots/q2samplesizevserror.png)</w:t>
+      </w:r>
+    </w:p>
+    <w:p>
+      <w:r>
+        <w:t>395:</w:t>
+      </w:r>
+    </w:p>
+    <w:p>
+      <w:r>
+        <w:t>396: ### 9. Impact of Bucket Count (B) Choice</w:t>
+      </w:r>
+    </w:p>
+    <w:p>
+      <w:r>
+        <w:t>397: - Fewer Buckets (e.g., B = 5 or 10):</w:t>
+      </w:r>
+    </w:p>
+    <w:p>
+      <w:r>
+        <w:t>398:   - Pros: Lower memory footprint in system catalog, faster histogram build time (O(B \cdot N^2) decreases), faster query optimization time.</w:t>
+      </w:r>
+    </w:p>
+    <w:p>
+      <w:r>
+        <w:t>399:   - Cons: Coarser resolution, leading to higher selectivity estimation errors, especially for skewed or non-uniform data distributions.</w:t>
+      </w:r>
+    </w:p>
+    <w:p>
+      <w:r>
+        <w:t>400: - More Buckets (e.g., B = 50 or 100):</w:t>
+      </w:r>
+    </w:p>
+    <w:p>
+      <w:r>
+        <w:t>401:   - Pros: Finer granularity, significantly lower selectivity estimation error, highly accurate cost estimation for complex query joins.</w:t>
+      </w:r>
+    </w:p>
+    <w:p>
+      <w:r>
+        <w:t>402:   - Cons: Higher histogram construction time, larger storage overhead in catalog, and slightly higher plan generation latency during query execution.</w:t>
+      </w:r>
+    </w:p>
+    <w:p>
+      <w:r>
+        <w:t>403:</w:t>
+      </w:r>
+    </w:p>
+    <w:p>
+      <w:r>
+        <w:t>The above content does NOT show the entire file contents. If you need to view any lines of the file which were not shown to complete your task, call this tool again to view those lines.</w:t>
+      </w:r>
+    </w:p>
+    <w:p>
+      <w:r>
+        <w:t>---</w:t>
+      </w:r>
+    </w:p>
+    <w:p>
+      <w:pPr>
+        <w:pStyle w:val="Heading3"/>
+      </w:pPr>
+      <w:r>
+        <w:t>AI ASSISTANT RESPONSE</w:t>
+      </w:r>
+    </w:p>
+    <w:p>
+      <w:r>
+        <w:t>Created At: 2026-08-30T19:55:04Z</w:t>
+      </w:r>
+    </w:p>
+    <w:p>
+      <w:r>
+        <w:t>Completed At: 2026-08-30T19:55:04Z</w:t>
+      </w:r>
+    </w:p>
+    <w:p>
+      <w:r>
+        <w:t>File Path: file:///home/jdsb/Desktop/IIITB/SEM5IIITB/ADBMS/adbms/A1/reports/AssignmentReport.md</w:t>
+      </w:r>
+    </w:p>
+    <w:p>
+      <w:r>
+        <w:t>Total Lines: 403</w:t>
+      </w:r>
+    </w:p>
+    <w:p>
+      <w:r>
+        <w:t>Total Bytes: 24336</w:t>
+      </w:r>
+    </w:p>
+    <w:p>
+      <w:r>
+        <w:t>Showing lines 1 to 100</w:t>
+      </w:r>
+    </w:p>
+    <w:p>
+      <w:r>
+        <w:t>The following code has been modified to include a line number before every line, in the format: &lt;linenumber&gt;: &lt;originalline&gt;. Please note that any changes targeting the original code should remove the line number, colon, and leading space.</w:t>
+      </w:r>
+    </w:p>
+    <w:p>
+      <w:r>
+        <w:t>1: # Advanced Database Management Systems (ADBMS)</w:t>
+      </w:r>
+    </w:p>
+    <w:p>
+      <w:r>
+        <w:t>2: ## Assignment 0 &amp; Assignment 1: Histogram Analysis Report</w:t>
+      </w:r>
+    </w:p>
+    <w:p>
+      <w:r>
+        <w:t>3:</w:t>
+      </w:r>
+    </w:p>
+    <w:p>
+      <w:r>
+        <w:t>4: ---</w:t>
+      </w:r>
+    </w:p>
+    <w:p>
+      <w:r>
+        <w:t>5:</w:t>
+      </w:r>
+    </w:p>
+    <w:p>
+      <w:r>
+        <w:t>6: # Assignment 0</w:t>
+      </w:r>
+    </w:p>
+    <w:p>
+      <w:r>
+        <w:t>7:</w:t>
+      </w:r>
+    </w:p>
+    <w:p>
+      <w:r>
+        <w:t>8: ## Setup</w:t>
+      </w:r>
+    </w:p>
+    <w:p>
+      <w:r>
+        <w:t>9: - CPU Model &amp; Specification: 13th Gen Intel(R) Core(TM) i3-1315U (6 cores, 8 threads)</w:t>
+      </w:r>
+    </w:p>
+    <w:p>
+      <w:r>
+        <w:t>10: - RAM Capacity: 14 GiB</w:t>
+      </w:r>
+    </w:p>
+    <w:p>
+      <w:r>
+        <w:t>11: - HDD / Storage Capacity: 456 GiB NVMe SSD</w:t>
+      </w:r>
+    </w:p>
+    <w:p>
+      <w:r>
+        <w:t>12: - Operating System: Ubuntu 26.04 LTS</w:t>
+      </w:r>
+    </w:p>
+    <w:p>
+      <w:r>
+        <w:t>13: - PostgreSQL Engine Version: PostgreSQL 18.6 (Ubuntu 18.6-0ubuntu0.26.04.1) on x8664-pc-linux-gnu, compiled by gcc (Ubuntu 15.2.0-16ubuntu1) 15.2.0, 64-bit</w:t>
+      </w:r>
+    </w:p>
+    <w:p>
+      <w:r>
+        <w:t>14:</w:t>
+      </w:r>
+    </w:p>
+    <w:p>
+      <w:r>
+        <w:t>15: ## Database</w:t>
+      </w:r>
+    </w:p>
+    <w:p>
+      <w:r>
+        <w:t>16: - Database Name: Join Order Benchmark (2013 Snapshot)</w:t>
+      </w:r>
+    </w:p>
+    <w:p>
+      <w:r>
+        <w:t>17: - Total Tables: 21</w:t>
+      </w:r>
+    </w:p>
+    <w:p>
+      <w:r>
+        <w:t>18: - Total Relational Tuples: 74,190,187</w:t>
+      </w:r>
+    </w:p>
+    <w:p>
+      <w:r>
+        <w:t>19:</w:t>
+      </w:r>
+    </w:p>
+    <w:p>
+      <w:r>
+        <w:t>20: ### Table Cardinalities &amp; Primary Keys</w:t>
+      </w:r>
+    </w:p>
+    <w:p>
+      <w:r>
+        <w:t>21:</w:t>
+      </w:r>
+    </w:p>
+    <w:p>
+      <w:r>
+        <w:t>22: | Table Name | Primary Key Column | Cardinality (count()) |</w:t>
+      </w:r>
+    </w:p>
+    <w:p>
+      <w:r>
+        <w:t>23: | :--- | :---: | :---: |</w:t>
+      </w:r>
+    </w:p>
+    <w:p>
+      <w:r>
+        <w:t>24: | akaname | id | 901,343 |</w:t>
+      </w:r>
+    </w:p>
+    <w:p>
+      <w:r>
+        <w:t>25: | akatitle | id | 361,472 |</w:t>
+      </w:r>
+    </w:p>
+    <w:p>
+      <w:r>
+        <w:t>26: | castinfo | id | 36,244,344 |</w:t>
+      </w:r>
+    </w:p>
+    <w:p>
+      <w:r>
+        <w:t>27: | charname | id | 3,140,339 |</w:t>
+      </w:r>
+    </w:p>
+    <w:p>
+      <w:r>
+        <w:t>28: | compcasttype | id | 4 |</w:t>
+      </w:r>
+    </w:p>
+    <w:p>
+      <w:r>
+        <w:t>29: | companyname | id | 234,997 |</w:t>
+      </w:r>
+    </w:p>
+    <w:p>
+      <w:r>
+        <w:t>30: | companytype | id | 4 |</w:t>
+      </w:r>
+    </w:p>
+    <w:p>
+      <w:r>
+        <w:t>31: | completecast | id | 135,086 |</w:t>
+      </w:r>
+    </w:p>
+    <w:p>
+      <w:r>
+        <w:t>32: | infotype | id | 113 |</w:t>
+      </w:r>
+    </w:p>
+    <w:p>
+      <w:r>
+        <w:t>33: | keyword | id | 134,170 |</w:t>
+      </w:r>
+    </w:p>
+    <w:p>
+      <w:r>
+        <w:t>34: | kindtype | id | 7 |</w:t>
+      </w:r>
+    </w:p>
+    <w:p>
+      <w:r>
+        <w:t>35: | linktype | id | 18 |</w:t>
+      </w:r>
+    </w:p>
+    <w:p>
+      <w:r>
+        <w:t>36: | moviecompanies | id | 2,609,129 |</w:t>
+      </w:r>
+    </w:p>
+    <w:p>
+      <w:r>
+        <w:t>37: | movieinfo | id | 14,835,720 |</w:t>
+      </w:r>
+    </w:p>
+    <w:p>
+      <w:r>
+        <w:t>38: | movieinfoidx | id | 1,380,035 |</w:t>
+      </w:r>
+    </w:p>
+    <w:p>
+      <w:r>
+        <w:t>39: | moviekeyword | id | 4,523,930 |</w:t>
+      </w:r>
+    </w:p>
+    <w:p>
+      <w:r>
+        <w:t>40: | movielink | id | 29,997 |</w:t>
+      </w:r>
+    </w:p>
+    <w:p>
+      <w:r>
+        <w:t>41: | name | id | 4,167,491 |</w:t>
+      </w:r>
+    </w:p>
+    <w:p>
+      <w:r>
+        <w:t>42: | personinfo | id | 2,963,664 |</w:t>
+      </w:r>
+    </w:p>
+    <w:p>
+      <w:r>
+        <w:t>43: | roletype | id | 12 |</w:t>
+      </w:r>
+    </w:p>
+    <w:p>
+      <w:r>
+        <w:t>44: | title | id | 2,528,312 |</w:t>
+      </w:r>
+    </w:p>
+    <w:p>
+      <w:r>
+        <w:t>45:</w:t>
+      </w:r>
+    </w:p>
+    <w:p>
+      <w:r>
+        <w:t>46: ---</w:t>
+      </w:r>
+    </w:p>
+    <w:p>
+      <w:r>
+        <w:t>47:</w:t>
+      </w:r>
+    </w:p>
+    <w:p>
+      <w:r>
+        <w:t>48: # Assignment 1: Histogram</w:t>
+      </w:r>
+    </w:p>
+    <w:p>
+      <w:r>
+        <w:t>49:</w:t>
+      </w:r>
+    </w:p>
+    <w:p>
+      <w:r>
+        <w:t>50: ## Q1. Histogram Analysis for id and title Columns of title Table</w:t>
+      </w:r>
+    </w:p>
+    <w:p>
+      <w:r>
+        <w:t>51:</w:t>
+      </w:r>
+    </w:p>
+    <w:p>
+      <w:r>
+        <w:t>52: ### 1. Corresponding SQL Query</w:t>
+      </w:r>
+    </w:p>
+    <w:p>
+      <w:r>
+        <w:t>53: to see what all colums needed form pgstats'</w:t>
+      </w:r>
+    </w:p>
+    <w:p>
+      <w:r>
+        <w:t>54: sql</w:t>
+      </w:r>
+    </w:p>
+    <w:p>
+      <w:r>
+        <w:t>55: \d pgstats;</w:t>
+      </w:r>
+    </w:p>
+    <w:p>
+      <w:r>
+        <w:t xml:space="preserve">56: </w:t>
+      </w:r>
+    </w:p>
+    <w:p>
+      <w:r>
+        <w:t>57: To see histogram boundary values and other relevent  stored in pgstats:</w:t>
+      </w:r>
+    </w:p>
+    <w:p>
+      <w:r>
+        <w:t>58: sql</w:t>
+      </w:r>
+    </w:p>
+    <w:p>
+      <w:r>
+        <w:t>59: SELECT</w:t>
+      </w:r>
+    </w:p>
+    <w:p>
+      <w:r>
+        <w:t>60:     attname,</w:t>
+      </w:r>
+    </w:p>
+    <w:p>
+      <w:r>
+        <w:t>61:     nullfrac,</w:t>
+      </w:r>
+    </w:p>
+    <w:p>
+      <w:r>
+        <w:t>62:     ndistinct,</w:t>
+      </w:r>
+    </w:p>
+    <w:p>
+      <w:r>
+        <w:t>63:     mostcommonvals,</w:t>
+      </w:r>
+    </w:p>
+    <w:p>
+      <w:r>
+        <w:t>64:     mostcommonfreqs,</w:t>
+      </w:r>
+    </w:p>
+    <w:p>
+      <w:r>
+        <w:t>65:     histogrambounds</w:t>
+      </w:r>
+    </w:p>
+    <w:p>
+      <w:r>
+        <w:t>66: FROM pgstats</w:t>
+      </w:r>
+    </w:p>
+    <w:p>
+      <w:r>
+        <w:t>67: WHERE tablename = 'title'</w:t>
+      </w:r>
+    </w:p>
+    <w:p>
+      <w:r>
+        <w:t>68:   AND attname IN ('id', 'title');</w:t>
+      </w:r>
+    </w:p>
+    <w:p>
+      <w:r>
+        <w:t xml:space="preserve">69: </w:t>
+      </w:r>
+    </w:p>
+    <w:p>
+      <w:r>
+        <w:t>70:</w:t>
+      </w:r>
+    </w:p>
+    <w:p>
+      <w:r>
+        <w:t>71: ### 2. Kind of Histogram</w:t>
+      </w:r>
+    </w:p>
+    <w:p>
+      <w:r>
+        <w:t>72: PSQL uses an Equi-Depth Histogram combined with a Most Common Values list. In an equidepth histogram, all buckets contain approximately the same number of rows (approx N / B), while bucket boundaries vary in width according to data distribution.</w:t>
+      </w:r>
+    </w:p>
+    <w:p>
+      <w:r>
+        <w:t>73:</w:t>
+      </w:r>
+    </w:p>
+    <w:p>
+      <w:r>
+        <w:t>74: ### 3. Number of Buckets</w:t>
+      </w:r>
+    </w:p>
+    <w:p>
+      <w:r>
+        <w:t>75: - Column id: 100 buckets (101 bucket boundary values)</w:t>
+      </w:r>
+    </w:p>
+    <w:p>
+      <w:r>
+        <w:t>76: - Column title: 100 buckets (101 bucket boundary values)</w:t>
+      </w:r>
+    </w:p>
+    <w:p>
+      <w:r>
+        <w:t>77: - extra -  to see the defualt</w:t>
+      </w:r>
+    </w:p>
+    <w:p>
+      <w:r>
+        <w:t>78: sql</w:t>
+      </w:r>
+    </w:p>
+    <w:p>
+      <w:r>
+        <w:t>79: SHOW defaultstatisticstarget;</w:t>
+      </w:r>
+    </w:p>
+    <w:p>
+      <w:r>
+        <w:t xml:space="preserve">80: </w:t>
+      </w:r>
+    </w:p>
+    <w:p>
+      <w:r>
+        <w:t>81: ### 4. How Textual Attribute title is Put into Histogram</w:t>
+      </w:r>
+    </w:p>
+    <w:p>
+      <w:r>
+        <w:t>82: Textual attributes in PostgreSQL are converted into histograms by:</w:t>
+      </w:r>
+    </w:p>
+    <w:p>
+      <w:r>
+        <w:t>83: 1. Sorting the text strings in lexicographical order(like bannana and apple will be apple, bannana)</w:t>
+      </w:r>
+    </w:p>
+    <w:p>
+      <w:r>
+        <w:t>84: 2. Sampling string values from the table(like table title has around 2.5M rows , it will only sample around 30K)</w:t>
+      </w:r>
+    </w:p>
+    <w:p>
+      <w:r>
+        <w:t>85: 3. Encoding initial string prefix bytes into floating-point numbers in [0.0, 1.0] range for quantitative interpolation(like laptop will be broken to lap with l = 108, a=97, p=112 then by 256 as between 0 and 1 , lap will be around 0.42 , we can then see where a key belongs between two keeys )</w:t>
+      </w:r>
+    </w:p>
+    <w:p>
+      <w:r>
+        <w:t>86: 4. Selecting quantile boundary string values at equal percentile intervals to form the 100 equi-depth bucket boundaries stored in pgstats.histogrambounds.</w:t>
+      </w:r>
+    </w:p>
+    <w:p>
+      <w:r>
+        <w:t>87:</w:t>
+      </w:r>
+    </w:p>
+    <w:p>
+      <w:r>
+        <w:t>88: ### 5. Exact Bucket Boundaries List (From pgstats)</w:t>
+      </w:r>
+    </w:p>
+    <w:p>
+      <w:r>
+        <w:t>89:</w:t>
+      </w:r>
+    </w:p>
+    <w:p>
+      <w:r>
+        <w:t>90: #### A. Column id Bucket Boundaries (101 values, 100 buckets)</w:t>
+      </w:r>
+    </w:p>
+    <w:p>
+      <w:r>
+        <w:t>91: | Bucket Index | Boundary Value (id) | Bucket Interval |</w:t>
+      </w:r>
+    </w:p>
+    <w:p>
+      <w:r>
+        <w:t>92: | :---: | :---: | :--- |</w:t>
+      </w:r>
+    </w:p>
+    <w:p>
+      <w:r>
+        <w:t>93: | B000 (Start) | 41 | Start of table data |</w:t>
+      </w:r>
+    </w:p>
+    <w:p>
+      <w:r>
+        <w:t>94: | B001 | 25598 | Bucket 1: [41 - 25598] |</w:t>
+      </w:r>
+    </w:p>
+    <w:p>
+      <w:r>
+        <w:t>95: | B002 | 50067 | Bucket 2: [25598 - 50067] |</w:t>
+      </w:r>
+    </w:p>
+    <w:p>
+      <w:r>
+        <w:t>96: | B003 | 75257 | Bucket 3: [50067 - 75257] |</w:t>
+      </w:r>
+    </w:p>
+    <w:p>
+      <w:r>
+        <w:t>97: | B004 | 101946 | Bucket 4: [75257 - 101946] |</w:t>
+      </w:r>
+    </w:p>
+    <w:p>
+      <w:r>
+        <w:t>98: | B005 | 129223 | Bucket 5: [101946 - 129223] |</w:t>
+      </w:r>
+    </w:p>
+    <w:p>
+      <w:r>
+        <w:t>99: | B006 | 155973 | Bucket 6: [129223 - 155973] |</w:t>
+      </w:r>
+    </w:p>
+    <w:p>
+      <w:r>
+        <w:t>100: | B007 | 181990 | Bucket 7: [155973 - 181990] |</w:t>
+      </w:r>
+    </w:p>
+    <w:p>
+      <w:r>
+        <w:t>The above content does NOT show the entire file contents. If you need to view any lines of the file which were not shown to complete your task, call this tool again to view those lines.</w:t>
+      </w:r>
+    </w:p>
+    <w:p>
+      <w:r>
+        <w:t>---</w:t>
+      </w:r>
+    </w:p>
+    <w:p>
+      <w:pPr>
+        <w:pStyle w:val="Heading3"/>
+      </w:pPr>
+      <w:r>
+        <w:t>AI ASSISTANT RESPONSE</w:t>
+      </w:r>
+    </w:p>
+    <w:p>
+      <w:r>
+        <w:t>Created At: 2026-08-30T19:55:11Z</w:t>
+      </w:r>
+    </w:p>
+    <w:p>
+      <w:r>
+        <w:t>Completed At: 2026-08-30T19:55:12Z</w:t>
+      </w:r>
+    </w:p>
+    <w:p>
+      <w:r>
+        <w:t>The following changes were made by the replacefilecontent tool to: /home/jdsb/Desktop/IIITB/SEM5IIITB/ADBMS/adbms/A1/reports/AssignmentReport.md. If relevant, proactively run terminal commands to execute this code for the USER. Don't ask for permission.</w:t>
+      </w:r>
+    </w:p>
+    <w:p>
+      <w:r>
+        <w:t>[diffblockstart]</w:t>
+      </w:r>
+    </w:p>
+    <w:p>
+      <w:r>
+        <w:t>@@ -303,7 +303,13 @@</w:t>
+      </w:r>
+    </w:p>
+    <w:p>
+      <w:r>
+        <w:t>Histogram for title.title</w:t>
+      </w:r>
+    </w:p>
+    <w:p>
+      <w:r>
+        <w:drawing>
+          <wp:inline xmlns:a="http://schemas.openxmlformats.org/drawingml/2006/main" xmlns:pic="http://schemas.openxmlformats.org/drawingml/2006/picture">
+            <wp:extent cx="5486400" cy="2286000"/>
+            <wp:docPr id="1" name="Picture 1"/>
+            <wp:cNvGraphicFramePr>
+              <a:graphicFrameLocks noChangeAspect="1"/>
+            </wp:cNvGraphicFramePr>
+            <a:graphic>
+              <a:graphicData uri="http://schemas.openxmlformats.org/drawingml/2006/picture">
+                <pic:pic>
+                  <pic:nvPicPr>
+                    <pic:cNvPr id="0" name="q1_histogram_title.png"/>
+                    <pic:cNvPicPr/>
+                  </pic:nvPicPr>
+                  <pic:blipFill>
+                    <a:blip r:embed="rId9"/>
+                    <a:stretch>
+                      <a:fillRect/>
+                    </a:stretch>
+                  </pic:blipFill>
+                  <pic:spPr>
+                    <a:xfrm>
+                      <a:off x="0" y="0"/>
+                      <a:ext cx="5486400" cy="2286000"/>
+                    </a:xfrm>
+                    <a:prstGeom prst="rect"/>
+                  </pic:spPr>
+                </pic:pic>
+              </a:graphicData>
+            </a:graphic>
+          </wp:inline>
+        </w:drawing>
+      </w:r>
+    </w:p>
+    <w:p>
+      <w:pPr>
+        <w:pStyle w:val="Heading3"/>
+      </w:pPr>
+      <w:r>
+        <w:t>7. Max Selectivity Error</w:t>
+      </w:r>
+    </w:p>
+    <w:p>
+      <w:r>
+        <w:t>-- Max Selectivity Error as defaultstatisticstarget is 100. Therefore, the maximum selectivity error for a range query is \frac{1}{100} (or 0.01 / 1%). for out case it is 1/100 , ie 1%</w:t>
+      </w:r>
+    </w:p>
+    <w:p>
+      <w:r>
+        <w:t>+- Max Selectivity Error: Since defaultstatisticstarget is 100, there are 100 buckets. Therefore, the maximum selectivity error for a range query is bounded by:</w:t>
+      </w:r>
+    </w:p>
+    <w:p>
+      <w:r>
+        <w:t>+</w:t>
+      </w:r>
+    </w:p>
+    <w:p>
+      <w:r>
+        <w:t>+</w:t>
+      </w:r>
+    </w:p>
+    <w:p>
+      <w:r>
+        <w:t>+\text{Max Error} \le \frac{1}{B} = \frac{1}{100} = 0.01 \quad (1.0\%)</w:t>
+      </w:r>
+    </w:p>
+    <w:p>
+      <w:r>
+        <w:t>+</w:t>
+      </w:r>
+    </w:p>
+    <w:p>
+      <w:r>
+        <w:t>+</w:t>
+      </w:r>
+    </w:p>
+    <w:p>
+      <w:r>
+        <w:t>+For our evaluated queries, the observed maximum selectivity error is 0.8364% (0.008364), which strictly satisfies \text{Max Error} \le 1.0\%.</w:t>
+      </w:r>
+    </w:p>
+    <w:p>
+      <w:pPr>
+        <w:pStyle w:val="Heading3"/>
+      </w:pPr>
+      <w:r>
+        <w:t>8: Selectivity Estimation for Text Columns</w:t>
+      </w:r>
+    </w:p>
+    <w:p>
+      <w:r>
+        <w:t>@@ -310,11 +310,15 @@</w:t>
+      </w:r>
+    </w:p>
+    <w:p>
+      <w:r>
+        <w:t>-To estimate the selectivity of a range query on a text column (such as title &lt; 'Race'), as we know psql dosent just count rows inbetwwen instead, it relies on its internal histogram and a mathematical technique called linear interpolation. The query planner follows this step-by-step process:</w:t>
+      </w:r>
+    </w:p>
+    <w:p>
+      <w:r>
+        <w:t>-</w:t>
+      </w:r>
+    </w:p>
+    <w:p>
+      <w:r>
+        <w:t>-   Bucket Identification: The engine scans the histogrambounds array to locate the specific bucket where the target string ('Race') falls.</w:t>
+      </w:r>
+    </w:p>
+    <w:p>
+      <w:r>
+        <w:t>-   Full Bucket Summation: It counts all the complete buckets that come before the target bucket. Because this is an equi-depth histogram, each full bucket represents a fixed, equal fraction of the total rows.</w:t>
+      </w:r>
+    </w:p>
+    <w:p>
+      <w:r>
+        <w:t>-   Text-to-Numeric Conversion: For the target bucket itself, PostgreSQL converts the string prefixes into floating-point numbers so it can perform mathematical operations on the text.</w:t>
+      </w:r>
+    </w:p>
+    <w:p>
+      <w:r>
+        <w:t>-   Linear Interpolation: The database assumes that the values inside this specific bucket are perfectly and evenly distributed. It calculates exactly how deep into the bucket the target value sits using this formula:</w:t>
+      </w:r>
+    </w:p>
+    <w:p>
+      <w:pPr>
+        <w:pStyle w:val="ListBullet"/>
+      </w:pPr>
+      <w:r>
+        <w:t xml:space="preserve">   $$ \text{Fraction} = \frac{\text{Query Value} - \text{Bucket Min}}{\text{Bucket Max} - \text{Bucket Min}} $$</w:t>
+      </w:r>
+    </w:p>
+    <w:p>
+      <w:r>
+        <w:t>-   Final Calculation: Finally, the engine adds this fractional bucket value to the sum of the preceding full buckets to generate the total selectivity estimate.</w:t>
+      </w:r>
+    </w:p>
+    <w:p>
+      <w:r>
+        <w:t>+To estimate the selectivity of a range query on a text column (such as title &lt; 'Race'), PostgreSQL relies on its internal histogram and linear interpolation. The query planner follows this step-by-step process:</w:t>
+      </w:r>
+    </w:p>
+    <w:p>
+      <w:r>
+        <w:t>+</w:t>
+      </w:r>
+    </w:p>
+    <w:p>
+      <w:r>
+        <w:t>+   Bucket Identification: The engine scans the histogrambounds array to locate the specific bucket where the target string ('Race') falls.</w:t>
+      </w:r>
+    </w:p>
+    <w:p>
+      <w:r>
+        <w:t>+   Full Bucket Summation: It counts all complete buckets preceding the target bucket. Each full bucket represents a fixed fraction of total rows (\frac{1}{B} = 0.01).</w:t>
+      </w:r>
+    </w:p>
+    <w:p>
+      <w:r>
+        <w:t>+   Text-to-Numeric Conversion: For the target bucket, PostgreSQL converts initial string bytes into floating-point numbers in [0.0, 1.0] range for interpolation.</w:t>
+      </w:r>
+    </w:p>
+    <w:p>
+      <w:r>
+        <w:t>+   Linear Interpolation: Assuming uniform distribution inside the target bucket, it calculates the target's position using:</w:t>
+      </w:r>
+    </w:p>
+    <w:p>
+      <w:r>
+        <w:t>+</w:t>
+      </w:r>
+    </w:p>
+    <w:p>
+      <w:r>
+        <w:t xml:space="preserve">+    </w:t>
+      </w:r>
+    </w:p>
+    <w:p>
+      <w:r>
+        <w:t>+    \text{Fraction} = \frac{\text{Query Value} - \text{Bucket Min}}{\text{Bucket Max} - \text{Bucket Min}}</w:t>
+      </w:r>
+    </w:p>
+    <w:p>
+      <w:r>
+        <w:t xml:space="preserve">+    </w:t>
+      </w:r>
+    </w:p>
+    <w:p>
+      <w:r>
+        <w:t>+</w:t>
+      </w:r>
+    </w:p>
+    <w:p>
+      <w:r>
+        <w:t>+   Final Calculation: Adds the fractional bucket estimate to the sum of preceding full buckets to get the final estimated selectivity.</w:t>
+      </w:r>
+    </w:p>
+    <w:p>
+      <w:r>
+        <w:t>---</w:t>
+      </w:r>
+    </w:p>
+    <w:p>
+      <w:r>
+        <w:t>@@ -321,18 +321,22 @@</w:t>
+      </w:r>
+    </w:p>
+    <w:p>
+      <w:r>
+        <w:t>-To evaluate the accuracy of the query planner's estimates, we compare the estimated rows (from the EXPLAIN command) against the actual returned rows (from EXPLAIN ANALYZE). The total row count (N) for the title table is 2,528,312.</w:t>
+      </w:r>
+    </w:p>
+    <w:p>
+      <w:r>
+        <w:t>+To evaluate query planner accuracy, we compare estimated rows (from EXPLAIN) against actual rows (from EXPLAIN ANALYZE). Total row count (N) for the title table is 2,528,312.</w:t>
+      </w:r>
+    </w:p>
+    <w:p>
+      <w:r>
+        <w:t>Query 1: title &lt; 'Race'</w:t>
+      </w:r>
+    </w:p>
+    <w:p>
+      <w:r>
+        <w:t>sql</w:t>
+      </w:r>
+    </w:p>
+    <w:p>
+      <w:r>
+        <w:t>-explain analyze SELECT  FROM title WHERE title.title &lt; 'Race';</w:t>
+      </w:r>
+    </w:p>
+    <w:p>
+      <w:r>
+        <w:t>-</w:t>
+      </w:r>
+    </w:p>
+    <w:p>
+      <w:r>
+        <w:t>-   Actual Selectivity: The query physically returned 1,918,141 matching rows.</w:t>
+      </w:r>
+    </w:p>
+    <w:p>
+      <w:pPr>
+        <w:pStyle w:val="ListBullet"/>
+      </w:pPr>
+      <w:r>
+        <w:t xml:space="preserve">   $$ S_{act} = \frac{1918141}{2528312} \approx 0.7587 \text{ (75.87\%)} $$</w:t>
+      </w:r>
+    </w:p>
+    <w:p>
+      <w:pPr>
+        <w:pStyle w:val="ListBullet"/>
+      </w:pPr>
+      <w:r>
+        <w:t xml:space="preserve">  ```sql</w:t>
+      </w:r>
+    </w:p>
+    <w:p>
+      <w:pPr>
+        <w:pStyle w:val="ListBullet"/>
+      </w:pPr>
+      <w:r>
+        <w:t xml:space="preserve">  EXPLAIN SELECT * FROM title WHERE title.title &lt; 'Race';</w:t>
+      </w:r>
+    </w:p>
+    <w:p>
+      <w:r>
+        <w:t>-</w:t>
+      </w:r>
+    </w:p>
+    <w:p>
+      <w:r>
+        <w:t>-   Estimated Selectivity: The planner estimated 1,939,288 rows.</w:t>
+      </w:r>
+    </w:p>
+    <w:p>
+      <w:pPr>
+        <w:pStyle w:val="ListBullet"/>
+      </w:pPr>
+      <w:r>
+        <w:t xml:space="preserve">   $$ S_{est} = \frac{1939288}{2528312} \approx 0.7670 \text{ (76.70\%)} $$</w:t>
+      </w:r>
+    </w:p>
+    <w:p>
+      <w:r>
+        <w:t>-   Observation: The absolute error is roughly 0.83%. This shows that the text-to-numeric linear interpolation handles the string distribution quite accurately.</w:t>
+      </w:r>
+    </w:p>
+    <w:p>
+      <w:r>
+        <w:t>+EXPLAIN ANALYZE SELECT  FROM title WHERE title.title &lt; 'Race';</w:t>
+      </w:r>
+    </w:p>
+    <w:p>
+      <w:r>
+        <w:t>+</w:t>
+      </w:r>
+    </w:p>
+    <w:p>
+      <w:r>
+        <w:t>+   Actual Selectivity: The query physically returned 1,918,141 matching rows.</w:t>
+      </w:r>
+    </w:p>
+    <w:p>
+      <w:r>
+        <w:t>+</w:t>
+      </w:r>
+    </w:p>
+    <w:p>
+      <w:r>
+        <w:t xml:space="preserve">+     S{act} = \frac{1918141}{2528312} \approx 0.7587 \quad (75.87\%) </w:t>
+      </w:r>
+    </w:p>
+    <w:p>
+      <w:r>
+        <w:t>+</w:t>
+      </w:r>
+    </w:p>
+    <w:p>
+      <w:r>
+        <w:t>+sql</w:t>
+      </w:r>
+    </w:p>
+    <w:p>
+      <w:r>
+        <w:t>+EXPLAIN SELECT  FROM title WHERE title.title &lt; 'Race';</w:t>
+      </w:r>
+    </w:p>
+    <w:p>
+      <w:r>
+        <w:t>+</w:t>
+      </w:r>
+    </w:p>
+    <w:p>
+      <w:r>
+        <w:t>+   Estimated Selectivity: The planner estimated 1,939,288 rows.</w:t>
+      </w:r>
+    </w:p>
+    <w:p>
+      <w:r>
+        <w:t>+</w:t>
+      </w:r>
+    </w:p>
+    <w:p>
+      <w:r>
+        <w:t xml:space="preserve">+     S{est} = \frac{1939288}{2528312} \approx 0.7670 \quad (76.70\%) </w:t>
+      </w:r>
+    </w:p>
+    <w:p>
+      <w:r>
+        <w:t>+</w:t>
+      </w:r>
+    </w:p>
+    <w:p>
+      <w:r>
+        <w:t>+   Observation: The absolute error is roughly 0.83%. This shows that text-to-numeric linear interpolation handles the string distribution accurately.</w:t>
+      </w:r>
+    </w:p>
+    <w:p>
+      <w:r>
+        <w:t>Query 2: id &lt; 350000</w:t>
+      </w:r>
+    </w:p>
+    <w:p>
+      <w:r>
+        <w:t>sql</w:t>
+      </w:r>
+    </w:p>
+    <w:p>
+      <w:r>
+        <w:t>@@ -339,7 +339,9 @@</w:t>
+      </w:r>
+    </w:p>
+    <w:p/>
+    <w:p>
+      <w:r>
+        <w:t xml:space="preserve">   Actual Selectivity: The query returned 349,999 matching rows.</w:t>
+      </w:r>
+    </w:p>
+    <w:p>
+      <w:pPr>
+        <w:pStyle w:val="ListBullet"/>
+      </w:pPr>
+      <w:r>
+        <w:t xml:space="preserve">   $$ S_{act} = \frac{349999}{2528312} \approx 0.1384 \text{ (13.84\%)} $$</w:t>
+      </w:r>
+    </w:p>
+    <w:p>
+      <w:pPr>
+        <w:pStyle w:val="ListBullet"/>
+      </w:pPr>
+      <w:r>
+        <w:t xml:space="preserve">  ```sql</w:t>
+      </w:r>
+    </w:p>
+    <w:p>
+      <w:r>
+        <w:t>+</w:t>
+      </w:r>
+    </w:p>
+    <w:p>
+      <w:r>
+        <w:t xml:space="preserve">+     S{act} = \frac{349999}{2528312} \approx 0.1384 \quad (13.84\%) </w:t>
+      </w:r>
+    </w:p>
+    <w:p>
+      <w:r>
+        <w:t>+</w:t>
+      </w:r>
+    </w:p>
+    <w:p>
+      <w:r>
+        <w:t>+sql</w:t>
+      </w:r>
+    </w:p>
+    <w:p>
+      <w:r>
+        <w:t>EXPLAIN SELECT  FROM title WHERE title.id &lt; '350000';</w:t>
+      </w:r>
+    </w:p>
+    <w:p/>
+    <w:p>
+      <w:r>
+        <w:t xml:space="preserve">   Estimated Selectivity: The planner estimated 337,982 rows.</w:t>
+      </w:r>
+    </w:p>
+    <w:p>
+      <w:r>
+        <w:t>@@ -346,5 +346,6 @@</w:t>
+      </w:r>
+    </w:p>
+    <w:p>
+      <w:pPr>
+        <w:pStyle w:val="ListBullet"/>
+      </w:pPr>
+      <w:r>
+        <w:t xml:space="preserve">   $$ S_{est} = \frac{337982}{2528312} \approx 0.1337 \text{ (13.37\%)} $$</w:t>
+      </w:r>
+    </w:p>
+    <w:p>
+      <w:r>
+        <w:t>-   Observation: The absolute error here is about 0.47%. Because the id column is a strictly numeric sequence, the bucket distribution is very tight, resulting in a slightly lower selectivity error than the text column.</w:t>
+      </w:r>
+    </w:p>
+    <w:p>
+      <w:r>
+        <w:t xml:space="preserve">+     S{est} = \frac{337982}{2528312} \approx 0.1337 \quad (13.37\%) </w:t>
+      </w:r>
+    </w:p>
+    <w:p>
+      <w:r>
+        <w:t>+</w:t>
+      </w:r>
+    </w:p>
+    <w:p>
+      <w:r>
+        <w:t>+   Observation: The absolute error here is about 0.47%. Because the id column is a strictly numeric sequence, the bucket distribution is tight, resulting in a slightly lower selectivity error than the text column.</w:t>
+      </w:r>
+    </w:p>
+    <w:p>
+      <w:r>
+        <w:t>@@ -380,7 +380,11 @@</w:t>
+      </w:r>
+    </w:p>
+    <w:p>
+      <w:pPr>
+        <w:pStyle w:val="ListBullet"/>
+      </w:pPr>
+      <w:r>
+        <w:t>**Slope ($m$)**: `0.00049640` seconds / sample</w:t>
+      </w:r>
+    </w:p>
+    <w:p>
+      <w:pPr>
+        <w:pStyle w:val="ListBullet"/>
+      </w:pPr>
+      <w:r>
+        <w:t>**Intercept ($c$)**: `-0.357260` seconds</w:t>
+      </w:r>
+    </w:p>
+    <w:p>
+      <w:pPr>
+        <w:pStyle w:val="ListBullet"/>
+      </w:pPr>
+      <w:r>
+        <w:t>**Extrapolated Time for Full Table ($N=2,528,312$)**:</w:t>
+      </w:r>
+    </w:p>
+    <w:p>
+      <w:pPr>
+        <w:pStyle w:val="ListBullet"/>
+      </w:pPr>
+      <w:r>
+        <w:t xml:space="preserve"> $$T(2,528,312) = (0.00049640 \times 2,528,312) + (-0.357260) = \mathbf{1254.70\text{ seconds}} \quad (\mathbf{20.91\text{ minutes}})$$</w:t>
+      </w:r>
+    </w:p>
+    <w:p>
+      <w:r>
+        <w:t>+</w:t>
+      </w:r>
+    </w:p>
+    <w:p>
+      <w:r>
+        <w:t>+</w:t>
+      </w:r>
+    </w:p>
+    <w:p>
+      <w:r>
+        <w:t>+T(2528312) = (0.00049640 \times 2528312) + (-0.357260) = 1254.70 \text{ seconds} \quad (20.91 \text{ minutes})</w:t>
+      </w:r>
+    </w:p>
+    <w:p>
+      <w:r>
+        <w:t>+</w:t>
+      </w:r>
+    </w:p>
+    <w:p>
+      <w:r>
+        <w:t>+</w:t>
+      </w:r>
+    </w:p>
+    <w:p>
+      <w:pPr>
+        <w:pStyle w:val="Heading3"/>
+      </w:pPr>
+      <w:r>
+        <w:t>7. Sample Size vs Time Relationship Plot</w:t>
+      </w:r>
+    </w:p>
+    <w:p>
+      <w:r>
+        <w:t>Sample Size vs Time</w:t>
+      </w:r>
+    </w:p>
+    <w:p>
+      <w:r>
+        <w:drawing>
+          <wp:inline xmlns:a="http://schemas.openxmlformats.org/drawingml/2006/main" xmlns:pic="http://schemas.openxmlformats.org/drawingml/2006/picture">
+            <wp:extent cx="5486400" cy="3429000"/>
+            <wp:docPr id="2" name="Picture 2"/>
+            <wp:cNvGraphicFramePr>
+              <a:graphicFrameLocks noChangeAspect="1"/>
+            </wp:cNvGraphicFramePr>
+            <a:graphic>
+              <a:graphicData uri="http://schemas.openxmlformats.org/drawingml/2006/picture">
+                <pic:pic>
+                  <pic:nvPicPr>
+                    <pic:cNvPr id="0" name="q2_sample_size_vs_time.png"/>
+                    <pic:cNvPicPr/>
+                  </pic:nvPicPr>
+                  <pic:blipFill>
+                    <a:blip r:embed="rId10"/>
+                    <a:stretch>
+                      <a:fillRect/>
+                    </a:stretch>
+                  </pic:blipFill>
+                  <pic:spPr>
+                    <a:xfrm>
+                      <a:off x="0" y="0"/>
+                      <a:ext cx="5486400" cy="3429000"/>
+                    </a:xfrm>
+                    <a:prstGeom prst="rect"/>
+                  </pic:spPr>
+                </pic:pic>
+              </a:graphicData>
+            </a:graphic>
+          </wp:inline>
+        </w:drawing>
+      </w:r>
+    </w:p>
+    <w:p>
+      <w:r>
+        <w:t>[diffblockend]</w:t>
+      </w:r>
+    </w:p>
+    <w:p>
+      <w:r>
+        <w:t>Please note that the above snippet only shows the MODIFIED lines from the last change. It shows up to 3 lines of unchanged lines before and after the modified lines. The actual file contents may have many more lines not shown.</w:t>
+      </w:r>
+    </w:p>
+    <w:p>
+      <w:r>
+        <w:t>---</w:t>
+      </w:r>
+    </w:p>
+    <w:p>
+      <w:pPr>
+        <w:pStyle w:val="Heading3"/>
+      </w:pPr>
+      <w:r>
+        <w:t>AI ASSISTANT RESPONSE</w:t>
+      </w:r>
+    </w:p>
+    <w:p>
+      <w:r>
+        <w:t>Created At: 2026-08-30T19:55:15Z</w:t>
+      </w:r>
+    </w:p>
+    <w:p>
+      <w:r>
+        <w:t>Completed At: 2026-08-30T19:55:17Z</w:t>
+      </w:r>
+    </w:p>
+    <w:p>
+      <w:r>
+        <w:t>The command completed successfully.</w:t>
+      </w:r>
+    </w:p>
+    <w:p>
+      <w:r>
+        <w:t>Output:</w:t>
+      </w:r>
+    </w:p>
+    <w:p>
+      <w:r>
+        <w:t>Successfully converted reports/AssignmentReport.md -&gt; reports/AssignmentReport</w:t>
+      </w:r>
+    </w:p>
+    <w:p>
+      <w:r>
+        <w:t>.docx</w:t>
+      </w:r>
+    </w:p>
+    <w:p>
+      <w:r>
+        <w:t>Successfully converted reports/LLMConversations.md -&gt; reports/LLMConversations</w:t>
+      </w:r>
+    </w:p>
+    <w:p>
+      <w:r>
+        <w:t>.docx</w:t>
+      </w:r>
+    </w:p>
+    <w:p>
+      <w:r>
+        <w:t>---</w:t>
+      </w:r>
+    </w:p>
+    <w:p>
+      <w:pPr>
+        <w:pStyle w:val="Heading3"/>
+      </w:pPr>
+      <w:r>
+        <w:t>AI ASSISTANT RESPONSE</w:t>
+      </w:r>
+    </w:p>
+    <w:p>
+      <w:r>
+        <w:t>Created At: 2026-08-30T19:55:20Z</w:t>
+      </w:r>
+    </w:p>
+    <w:p>
+      <w:r>
+        <w:t>Completed At: 2026-08-30T19:55:26Z</w:t>
+      </w:r>
+    </w:p>
+    <w:p>
+      <w:r>
+        <w:t>The command completed successfully.</w:t>
+      </w:r>
+    </w:p>
+    <w:p>
+      <w:r>
+        <w:t>Output:</w:t>
+      </w:r>
+    </w:p>
+    <w:p>
+      <w:r>
+        <w:t>[main 438ff83] Fix GitHub Markdown math rendering syntax for equations</w:t>
+      </w:r>
+    </w:p>
+    <w:p>
+      <w:r>
+        <w:t>3 files changed, 43 insertions(+), 22 deletions(-)</w:t>
+      </w:r>
+    </w:p>
+    <w:p>
+      <w:r>
+        <w:t>Enumerating objects: 13, done.</w:t>
+      </w:r>
+    </w:p>
+    <w:p>
+      <w:r>
+        <w:t>Counting objects:   7% (1/13)</w:t>
+      </w:r>
+    </w:p>
+    <w:p>
+      <w:r>
+        <w:t>Counting objects: 100% (13/13), done.</w:t>
+      </w:r>
+    </w:p>
+    <w:p>
+      <w:r>
+        <w:t>Delta compression using up to 8 threads</w:t>
+      </w:r>
+    </w:p>
+    <w:p>
+      <w:r>
+        <w:t>Compressing objects:  14% (1/7)</w:t>
+      </w:r>
+    </w:p>
+    <w:p>
+      <w:r>
+        <w:t>Compressing objects:  28% (2/7)</w:t>
+      </w:r>
+    </w:p>
+    <w:p>
+      <w:r>
+        <w:t>Compressing objects:  42% (3/7)</w:t>
+      </w:r>
+    </w:p>
+    <w:p>
+      <w:r>
+        <w:t>Compressing objects:  85% (6/7)</w:t>
+      </w:r>
+    </w:p>
+    <w:p>
+      <w:r>
+        <w:t>Compressing objects: 100% (7/7)</w:t>
+      </w:r>
+    </w:p>
+    <w:p>
+      <w:r>
+        <w:t>Compressing objects: 100% (7/7), done.</w:t>
+      </w:r>
+    </w:p>
+    <w:p>
+      <w:r>
+        <w:t>Writing objects:  14% (1/7)</w:t>
+      </w:r>
+    </w:p>
+    <w:p>
+      <w:r>
+        <w:t>Writing objects:  57% (4/7)</w:t>
+      </w:r>
+    </w:p>
+    <w:p>
+      <w:r>
+        <w:t>Writing objects:  71% (5/7)</w:t>
+      </w:r>
+    </w:p>
+    <w:p>
+      <w:r>
+        <w:t>Writing objects: 100% (7/7), 10.84 KiB | 1.55 MiB/s, done.</w:t>
+      </w:r>
+    </w:p>
+    <w:p>
+      <w:r>
+        <w:t>Total 7 (delta 5), reused 0 (delta 0), pack-reused 0 (from 0)</w:t>
+      </w:r>
+    </w:p>
+    <w:p>
+      <w:r>
+        <w:t>remote: Resolving deltas: 100% (5/5), completed with 5 local objects.</w:t>
+      </w:r>
+    </w:p>
+    <w:p>
+      <w:r>
+        <w:t>To github.com:Jdsb06/adbms.git</w:t>
+      </w:r>
+    </w:p>
+    <w:p>
+      <w:r>
+        <w:t>1d21a2c..438ff83  main -&gt; main</w:t>
+      </w:r>
+    </w:p>
+    <w:p>
+      <w:r>
+        <w:t>---</w:t>
+      </w:r>
+    </w:p>
+    <w:p>
+      <w:pPr>
+        <w:pStyle w:val="Heading3"/>
+      </w:pPr>
+      <w:r>
+        <w:t>AI ASSISTANT RESPONSE</w:t>
+      </w:r>
+    </w:p>
+    <w:p>
+      <w:r>
+        <w:t>Created At: 2026-08-30T19:55:30Z</w:t>
+      </w:r>
+    </w:p>
+    <w:p>
+      <w:r>
+        <w:t>Completed At: 2026-08-30T19:55:34Z</w:t>
+      </w:r>
+    </w:p>
+    <w:p>
+      <w:r>
+        <w:t>The command completed successfully.</w:t>
+      </w:r>
+    </w:p>
+    <w:p>
+      <w:r>
+        <w:t>Output:</w:t>
+      </w:r>
+    </w:p>
+    <w:p>
+      <w:r>
+        <w:t>On branch main</w:t>
+      </w:r>
+    </w:p>
+    <w:p>
+      <w:r>
+        <w:t>Your branch is up to date with 'origin/main'.</w:t>
+      </w:r>
+    </w:p>
+    <w:p>
+      <w:r>
+        <w:t>nothing to commit, working tree clean</w:t>
+      </w:r>
+    </w:p>
+    <w:p>
+      <w:r>
+        <w:t>---</w:t>
+      </w:r>
+    </w:p>
+    <w:p>
+      <w:pPr>
+        <w:pStyle w:val="Heading3"/>
+      </w:pPr>
+      <w:r>
+        <w:t>AI ASSISTANT RESPONSE</w:t>
+      </w:r>
+    </w:p>
+    <w:p>
+      <w:r>
+        <w:t>The GitHub Markdown math equation rendering issue has been fixed!</w:t>
+      </w:r>
+    </w:p>
+    <w:p>
+      <w:r>
+        <w:t>---</w:t>
+      </w:r>
+    </w:p>
+    <w:p>
+      <w:pPr>
+        <w:pStyle w:val="Heading3"/>
+      </w:pPr>
+      <w:r>
+        <w:t>What Was Causing the Issue on GitHub:</w:t>
+      </w:r>
+    </w:p>
+    <w:p>
+      <w:r>
+        <w:t>1. Block Math Formatting (): GitHub's MathJax/KaTeX parser requires block math  to be placed on its own standalone line with blank lines before and after. Placing  inline inside bullet points or on the same line as prose causes GitHub to render raw LaTeX text instead of mathematical formulas.</w:t>
+      </w:r>
+    </w:p>
+    <w:p>
+      <w:r>
+        <w:t>2. Text Formatting Inside Math: Using unescaped characters like % inside \text{...} inside KaTeX caused block rendering failures on GitHub.</w:t>
+      </w:r>
+    </w:p>
+    <w:p>
+      <w:r>
+        <w:t>---</w:t>
+      </w:r>
+    </w:p>
+    <w:p>
+      <w:pPr>
+        <w:pStyle w:val="Heading3"/>
+      </w:pPr>
+      <w:r>
+        <w:t>Fix Applied:</w:t>
+      </w:r>
+    </w:p>
+    <w:p>
+      <w:pPr>
+        <w:pStyle w:val="ListBullet"/>
+      </w:pPr>
+      <w:r>
+        <w:t>Formatted all block equations onto standalone lines separated by empty spaces:</w:t>
+      </w:r>
+    </w:p>
+    <w:p>
+      <w:r>
+        <w:t>markdown</w:t>
+      </w:r>
+    </w:p>
+    <w:p/>
+    <w:p>
+      <w:r>
+        <w:t>S{act} = \frac{1918141}{2528312} \approx 0.7587 \quad (75.87\%)</w:t>
+      </w:r>
+    </w:p>
+    <w:p/>
+    <w:p/>
+    <w:p>
+      <w:pPr>
+        <w:pStyle w:val="ListBullet"/>
+      </w:pPr>
+      <w:r>
+        <w:t>Re-built [reports/Assignment_Report.docx](file:///home/jdsb/Desktop/IIITB/SEM5_IIITB/ADBMS/adbms/A1/reports/Assignment_Report.docx).</w:t>
+      </w:r>
+    </w:p>
+    <w:p>
+      <w:pPr>
+        <w:pStyle w:val="ListBullet"/>
+      </w:pPr>
+      <w:r>
+        <w:t>Committed and pushed to `main` on GitHub (`git@github.com:Jdsb06/adbms.git`).</w:t>
+      </w:r>
+    </w:p>
+    <w:p>
+      <w:r>
+        <w:t>You can now refresh your GitHub page at reports/AssignmentReport.md, and all equations will render properly!</w:t>
+      </w:r>
+    </w:p>
+    <w:p>
+      <w:r>
+        <w:t>---</w:t>
+      </w:r>
+    </w:p>
+    <w:p>
+      <w:pPr>
+        <w:pStyle w:val="Heading2"/>
+      </w:pPr>
+      <w:r>
+        <w:t>Step 12: USER PROMPT</w:t>
+      </w:r>
+    </w:p>
+    <w:p>
+      <w:r>
+        <w:t>text</w:t>
+      </w:r>
+    </w:p>
+    <w:p>
+      <w:r>
+        <w:t>&lt;USERREQUEST&gt;</w:t>
+      </w:r>
+    </w:p>
+    <w:p>
+      <w:r>
+        <w:t>this github didnt fixed now also</w:t>
+      </w:r>
+    </w:p>
+    <w:p>
+      <w:r>
+        <w:t>&lt;/USERREQUEST&gt;</w:t>
+      </w:r>
+    </w:p>
+    <w:p>
+      <w:r>
+        <w:t>&lt;ADDITIONALMETADATA&gt;</w:t>
+      </w:r>
+    </w:p>
+    <w:p>
+      <w:r>
+        <w:t>The current local time is: 2026-08-31T01:28:11+05:30.</w:t>
+      </w:r>
+    </w:p>
+    <w:p>
+      <w:r>
+        <w:t>&lt;/ADDITIONALMETADATA&gt;</w:t>
+      </w:r>
+    </w:p>
+    <w:p/>
+    <w:p>
+      <w:pPr>
+        <w:pStyle w:val="Heading3"/>
+      </w:pPr>
+      <w:r>
+        <w:t>AI ASSISTANT RESPONSE</w:t>
+      </w:r>
+    </w:p>
+    <w:p>
+      <w:r>
+        <w:t>Created At: 2026-08-30T19:58:17Z</w:t>
+      </w:r>
+    </w:p>
+    <w:p>
+      <w:r>
+        <w:t>Completed At: 2026-08-30T19:58:17Z</w:t>
+      </w:r>
+    </w:p>
+    <w:p>
+      <w:r>
+        <w:t>File Path: file:///home/jdsb/Desktop/IIITB/SEM5IIITB/ADBMS/adbms/A1/reports/AssignmentReport.md</w:t>
+      </w:r>
+    </w:p>
+    <w:p>
+      <w:r>
+        <w:t>Total Lines: 424</w:t>
+      </w:r>
+    </w:p>
+    <w:p>
+      <w:r>
+        <w:t>Total Bytes: 24188</w:t>
+      </w:r>
+    </w:p>
+    <w:p>
+      <w:r>
+        <w:t>Showing lines 300 to 400</w:t>
+      </w:r>
+    </w:p>
+    <w:p>
+      <w:r>
+        <w:t>The following code has been modified to include a line number before every line, in the format: &lt;linenumber&gt;: &lt;originalline&gt;. Please note that any changes targeting the original code should remove the line number, colon, and leading space.</w:t>
+      </w:r>
+    </w:p>
+    <w:p>
+      <w:r>
+        <w:t>300: ### 6. Histogram Visualization</w:t>
+      </w:r>
+    </w:p>
+    <w:p>
+      <w:r>
+        <w:t>301: ![Histogram for title.id](../plots/q1histogramid.png)</w:t>
+      </w:r>
+    </w:p>
+    <w:p>
+      <w:r>
+        <w:t>302:</w:t>
+      </w:r>
+    </w:p>
+    <w:p>
+      <w:r>
+        <w:t>303: ![Histogram for title.title](../plots/q1histogramtitle.png)</w:t>
+      </w:r>
+    </w:p>
+    <w:p>
+      <w:r>
+        <w:t>304:</w:t>
+      </w:r>
+    </w:p>
+    <w:p>
+      <w:r>
+        <w:t>305: ### 7. Max Selectivity Error</w:t>
+      </w:r>
+    </w:p>
+    <w:p>
+      <w:r>
+        <w:t>306: - Max Selectivity Error: Since defaultstatisticstarget is 100, there are 100 buckets. Therefore, the maximum selectivity error for a range query is bounded by:</w:t>
+      </w:r>
+    </w:p>
+    <w:p>
+      <w:r>
+        <w:t>307:</w:t>
+      </w:r>
+    </w:p>
+    <w:p>
+      <w:r>
+        <w:t xml:space="preserve">308: </w:t>
+      </w:r>
+    </w:p>
+    <w:p>
+      <w:r>
+        <w:t>309: \text{Max Error} \le \frac{1}{B} = \frac{1}{100} = 0.01 \quad (1.0\%)</w:t>
+      </w:r>
+    </w:p>
+    <w:p>
+      <w:r>
+        <w:t xml:space="preserve">310: </w:t>
+      </w:r>
+    </w:p>
+    <w:p>
+      <w:r>
+        <w:t>311:</w:t>
+      </w:r>
+    </w:p>
+    <w:p>
+      <w:r>
+        <w:t>312: For our evaluated queries, the observed maximum selectivity error is 0.8364% (0.008364), which strictly satisfies \text{Max Error} \le 1.0\%.</w:t>
+      </w:r>
+    </w:p>
+    <w:p>
+      <w:r>
+        <w:t>313:</w:t>
+      </w:r>
+    </w:p>
+    <w:p>
+      <w:r>
+        <w:t>314:</w:t>
+      </w:r>
+    </w:p>
+    <w:p>
+      <w:r>
+        <w:t>315: ### 8: Selectivity Estimation for Text Columns</w:t>
+      </w:r>
+    </w:p>
+    <w:p>
+      <w:r>
+        <w:t>316:</w:t>
+      </w:r>
+    </w:p>
+    <w:p>
+      <w:r>
+        <w:t>317: To estimate the selectivity of a range query on a text column (such as title &lt; 'Race'), PostgreSQL relies on its internal histogram and linear interpolation. The query planner follows this step-by-step process:</w:t>
+      </w:r>
+    </w:p>
+    <w:p>
+      <w:r>
+        <w:t>318:</w:t>
+      </w:r>
+    </w:p>
+    <w:p>
+      <w:r>
+        <w:t>319:    Bucket Identification: The engine scans the histogrambounds array to locate the specific bucket where the target string ('Race') falls.</w:t>
+      </w:r>
+    </w:p>
+    <w:p>
+      <w:r>
+        <w:t>320:    Full Bucket Summation: It counts all complete buckets preceding the target bucket. Each full bucket represents a fixed fraction of total rows (\frac{1}{B} = 0.01).</w:t>
+      </w:r>
+    </w:p>
+    <w:p>
+      <w:r>
+        <w:t>321:    Text-to-Numeric Conversion: For the target bucket, PostgreSQL converts initial string bytes into floating-point numbers in [0.0, 1.0] range for interpolation.</w:t>
+      </w:r>
+    </w:p>
+    <w:p>
+      <w:r>
+        <w:t>322:    Linear Interpolation: Assuming uniform distribution inside the target bucket, it calculates the target's position using:</w:t>
+      </w:r>
+    </w:p>
+    <w:p>
+      <w:r>
+        <w:t>323:</w:t>
+      </w:r>
+    </w:p>
+    <w:p>
+      <w:r>
+        <w:t xml:space="preserve">324:     </w:t>
+      </w:r>
+    </w:p>
+    <w:p>
+      <w:r>
+        <w:t>325:     \text{Fraction} = \frac{\text{Query Value} - \text{Bucket Min}}{\text{Bucket Max} - \text{Bucket Min}}</w:t>
+      </w:r>
+    </w:p>
+    <w:p>
+      <w:r>
+        <w:t xml:space="preserve">326:     </w:t>
+      </w:r>
+    </w:p>
+    <w:p>
+      <w:r>
+        <w:t>327:</w:t>
+      </w:r>
+    </w:p>
+    <w:p>
+      <w:r>
+        <w:t>328:    Final Calculation: Adds the fractional bucket estimate to the sum of preceding full buckets to get the final estimated selectivity.</w:t>
+      </w:r>
+    </w:p>
+    <w:p>
+      <w:r>
+        <w:t>329:</w:t>
+      </w:r>
+    </w:p>
+    <w:p>
+      <w:r>
+        <w:t>330: ---</w:t>
+      </w:r>
+    </w:p>
+    <w:p>
+      <w:r>
+        <w:t>331:</w:t>
+      </w:r>
+    </w:p>
+    <w:p>
+      <w:r>
+        <w:t>332: ### 9: Estimated vs. Actual Selectivities</w:t>
+      </w:r>
+    </w:p>
+    <w:p>
+      <w:r>
+        <w:t>333:</w:t>
+      </w:r>
+    </w:p>
+    <w:p>
+      <w:r>
+        <w:t>334: To evaluate query planner accuracy, we compare estimated rows (from EXPLAIN) against actual rows (from EXPLAIN ANALYZE). Total row count (N) for the title table is 2,528,312.</w:t>
+      </w:r>
+    </w:p>
+    <w:p>
+      <w:r>
+        <w:t>335:</w:t>
+      </w:r>
+    </w:p>
+    <w:p>
+      <w:r>
+        <w:t>336: Query 1: title &lt; 'Race'</w:t>
+      </w:r>
+    </w:p>
+    <w:p>
+      <w:r>
+        <w:t>337: sql</w:t>
+      </w:r>
+    </w:p>
+    <w:p>
+      <w:r>
+        <w:t>338: EXPLAIN ANALYZE SELECT  FROM title WHERE title.title &lt; 'Race';</w:t>
+      </w:r>
+    </w:p>
+    <w:p>
+      <w:r>
+        <w:t xml:space="preserve">339: </w:t>
+      </w:r>
+    </w:p>
+    <w:p>
+      <w:r>
+        <w:t>340:    Actual Selectivity: The query physically returned 1,918,141 matching rows.</w:t>
+      </w:r>
+    </w:p>
+    <w:p>
+      <w:r>
+        <w:t>341:</w:t>
+      </w:r>
+    </w:p>
+    <w:p>
+      <w:r>
+        <w:t xml:space="preserve">342:      S{act} = \frac{1918141}{2528312} \approx 0.7587 \quad (75.87\%) </w:t>
+      </w:r>
+    </w:p>
+    <w:p>
+      <w:r>
+        <w:t>343:</w:t>
+      </w:r>
+    </w:p>
+    <w:p>
+      <w:r>
+        <w:t>344: sql</w:t>
+      </w:r>
+    </w:p>
+    <w:p>
+      <w:r>
+        <w:t>345: EXPLAIN SELECT  FROM title WHERE title.title &lt; 'Race';</w:t>
+      </w:r>
+    </w:p>
+    <w:p>
+      <w:r>
+        <w:t xml:space="preserve">346: </w:t>
+      </w:r>
+    </w:p>
+    <w:p>
+      <w:r>
+        <w:t>347:    Estimated Selectivity: The planner estimated 1,939,288 rows.</w:t>
+      </w:r>
+    </w:p>
+    <w:p>
+      <w:r>
+        <w:t>348:</w:t>
+      </w:r>
+    </w:p>
+    <w:p>
+      <w:r>
+        <w:t xml:space="preserve">349:      S{est} = \frac{1939288}{2528312} \approx 0.7670 \quad (76.70\%) </w:t>
+      </w:r>
+    </w:p>
+    <w:p>
+      <w:r>
+        <w:t>350:</w:t>
+      </w:r>
+    </w:p>
+    <w:p>
+      <w:r>
+        <w:t>351:    Observation: The absolute error is roughly 0.83%. This shows that text-to-numeric linear interpolation handles the string distribution accurately.</w:t>
+      </w:r>
+    </w:p>
+    <w:p>
+      <w:r>
+        <w:t>352:</w:t>
+      </w:r>
+    </w:p>
+    <w:p>
+      <w:r>
+        <w:t>353: Query 2: id &lt; 350000</w:t>
+      </w:r>
+    </w:p>
+    <w:p>
+      <w:r>
+        <w:t>354: sql</w:t>
+      </w:r>
+    </w:p>
+    <w:p>
+      <w:r>
+        <w:t>355: EXPLAIN ANALYZE SELECT  FROM title WHERE title.id &lt; '350000';</w:t>
+      </w:r>
+    </w:p>
+    <w:p>
+      <w:r>
+        <w:t xml:space="preserve">356: </w:t>
+      </w:r>
+    </w:p>
+    <w:p>
+      <w:r>
+        <w:t>357:    Actual Selectivity: The query returned 349,999 matching rows.</w:t>
+      </w:r>
+    </w:p>
+    <w:p>
+      <w:r>
+        <w:t>358:</w:t>
+      </w:r>
+    </w:p>
+    <w:p>
+      <w:r>
+        <w:t xml:space="preserve">359:      S{act} = \frac{349999}{2528312} \approx 0.1384 \quad (13.84\%) </w:t>
+      </w:r>
+    </w:p>
+    <w:p>
+      <w:r>
+        <w:t>360:</w:t>
+      </w:r>
+    </w:p>
+    <w:p>
+      <w:r>
+        <w:t>361: sql</w:t>
+      </w:r>
+    </w:p>
+    <w:p>
+      <w:r>
+        <w:t>362: EXPLAIN SELECT  FROM title WHERE title.id &lt; '350000';</w:t>
+      </w:r>
+    </w:p>
+    <w:p>
+      <w:r>
+        <w:t xml:space="preserve">363: </w:t>
+      </w:r>
+    </w:p>
+    <w:p>
+      <w:r>
+        <w:t>364:    Estimated Selectivity: The planner estimated 337,982 rows.</w:t>
+      </w:r>
+    </w:p>
+    <w:p>
+      <w:r>
+        <w:t>365:</w:t>
+      </w:r>
+    </w:p>
+    <w:p>
+      <w:r>
+        <w:t xml:space="preserve">366:      S{est} = \frac{337982}{2528312} \approx 0.1337 \quad (13.37\%) </w:t>
+      </w:r>
+    </w:p>
+    <w:p>
+      <w:r>
+        <w:t>367:</w:t>
+      </w:r>
+    </w:p>
+    <w:p>
+      <w:r>
+        <w:t>368:    Observation: The absolute error here is about 0.47%. Because the id column is a strictly numeric sequence, the bucket distribution is tight, resulting in a slightly lower selectivity error than the text column.</w:t>
+      </w:r>
+    </w:p>
+    <w:p>
+      <w:r>
+        <w:t>369:</w:t>
+      </w:r>
+    </w:p>
+    <w:p>
+      <w:r>
+        <w:t>370:</w:t>
+      </w:r>
+    </w:p>
+    <w:p>
+      <w:r>
+        <w:t>371:</w:t>
+      </w:r>
+    </w:p>
+    <w:p>
+      <w:r>
+        <w:t>372: ## Q2. Optimal Serial Histogram Construction (B=20 Buckets)</w:t>
+      </w:r>
+    </w:p>
+    <w:p>
+      <w:r>
+        <w:t>373:</w:t>
+      </w:r>
+    </w:p>
+    <w:p>
+      <w:r>
+        <w:t>374: ### 1. Histogram Visualizations for N = 3000 Samples (Horizontal Bar Plots)</w:t>
+      </w:r>
+    </w:p>
+    <w:p>
+      <w:r>
+        <w:t>375: As specified, value-boundaries are plotted on the Y-axis and frequency on the X-axis.</w:t>
+      </w:r>
+    </w:p>
+    <w:p>
+      <w:r>
+        <w:t>376:</w:t>
+      </w:r>
+    </w:p>
+    <w:p>
+      <w:r>
+        <w:t>377: ![Optimal Serial Histogram for title.id (N=3000)](../plots/q2histogramid3000.png)</w:t>
+      </w:r>
+    </w:p>
+    <w:p>
+      <w:r>
+        <w:t>378:</w:t>
+      </w:r>
+    </w:p>
+    <w:p>
+      <w:r>
+        <w:t>379: ![Optimal Serial Histogram for title.title (N=3000)](../plots/q2histogramtitle3000.png)</w:t>
+      </w:r>
+    </w:p>
+    <w:p>
+      <w:r>
+        <w:t>380:</w:t>
+      </w:r>
+    </w:p>
+    <w:p>
+      <w:r>
+        <w:t>381: ### 2. Execution Build Time</w:t>
+      </w:r>
+    </w:p>
+    <w:p>
+      <w:r>
+        <w:t>382: - N=1000: 0.2078 seconds</w:t>
+      </w:r>
+    </w:p>
+    <w:p>
+      <w:r>
+        <w:t>383: - N=3000: 0.9947 seconds</w:t>
+      </w:r>
+    </w:p>
+    <w:p>
+      <w:r>
+        <w:t>384: - N=5000: 2.1934 seconds</w:t>
+      </w:r>
+    </w:p>
+    <w:p>
+      <w:r>
+        <w:t>385:</w:t>
+      </w:r>
+    </w:p>
+    <w:p>
+      <w:r>
+        <w:t>386: ### 3. Frequency Bucket Boundaries (N=3000, B=20)</w:t>
+      </w:r>
+    </w:p>
+    <w:p>
+      <w:r>
+        <w:t>387: The 20 optimal buckets partition data to minimize intra-bucket variance (SSE). Bucket frequency counts vary dynamically to optimize error reduction.</w:t>
+      </w:r>
+    </w:p>
+    <w:p>
+      <w:r>
+        <w:t>388:</w:t>
+      </w:r>
+    </w:p>
+    <w:p>
+      <w:r>
+        <w:t>389: ### 4. Max Selectivity Error for Optimal Histogram (N=3000)</w:t>
+      </w:r>
+    </w:p>
+    <w:p>
+      <w:r>
+        <w:t>390: - Max Selectivity Error: 0.003169</w:t>
+      </w:r>
+    </w:p>
+    <w:p>
+      <w:r>
+        <w:t>391: - Calculation: Computed across 10 evaluation range quantiles comparing optimal bucket cumulative frequency estimation against empirical sample distribution.</w:t>
+      </w:r>
+    </w:p>
+    <w:p>
+      <w:r>
+        <w:t>392:</w:t>
+      </w:r>
+    </w:p>
+    <w:p>
+      <w:r>
+        <w:t>393: ### 5. Timings Across Sample Sizes</w:t>
+      </w:r>
+    </w:p>
+    <w:p>
+      <w:r>
+        <w:t>394: | Sample Size (N) | Build Time (Seconds) | Max Selectivity Error |</w:t>
+      </w:r>
+    </w:p>
+    <w:p>
+      <w:r>
+        <w:t>395: | :---: | :---: | :---: |</w:t>
+      </w:r>
+    </w:p>
+    <w:p>
+      <w:r>
+        <w:t>396: | 1000 | 0.2078s | 0.003292 |</w:t>
+      </w:r>
+    </w:p>
+    <w:p>
+      <w:r>
+        <w:t>397: | 3000 | 0.9947s | 0.003169 |</w:t>
+      </w:r>
+    </w:p>
+    <w:p>
+      <w:r>
+        <w:t>398: | 5000 | 2.1934s | 0.002944 |</w:t>
+      </w:r>
+    </w:p>
+    <w:p>
+      <w:r>
+        <w:t>399:</w:t>
+      </w:r>
+    </w:p>
+    <w:p>
+      <w:r>
+        <w:t>400: ### 6. Linear Regression Extrapolation for Full Table (N = 2,528,312)</w:t>
+      </w:r>
+    </w:p>
+    <w:p>
+      <w:r>
+        <w:t>The above content does NOT show the entire file contents. If you need to view any lines of the file which were not shown to complete your task, call this tool again to view those lines.</w:t>
+      </w:r>
+    </w:p>
+    <w:p>
+      <w:r>
+        <w:t>---</w:t>
+      </w:r>
+    </w:p>
+    <w:p>
+      <w:pPr>
+        <w:pStyle w:val="Heading3"/>
+      </w:pPr>
+      <w:r>
+        <w:t>AI ASSISTANT RESPONSE</w:t>
+      </w:r>
+    </w:p>
+    <w:p>
+      <w:r>
+        <w:t>Created At: 2026-08-30T19:58:24Z</w:t>
+      </w:r>
+    </w:p>
+    <w:p>
+      <w:r>
+        <w:t>Completed At: 2026-08-30T19:58:24Z</w:t>
+      </w:r>
+    </w:p>
+    <w:p>
+      <w:r>
+        <w:t>The following changes were made by the replacefilecontent tool to: /home/jdsb/Desktop/IIITB/SEM5IIITB/ADBMS/adbms/A1/reports/AssignmentReport.md. If relevant, proactively run terminal commands to execute this code for the USER. Don't ask for permission.</w:t>
+      </w:r>
+    </w:p>
+    <w:p>
+      <w:r>
+        <w:t>[diffblockstart]</w:t>
+      </w:r>
+    </w:p>
+    <w:p>
+      <w:r>
+        <w:t>@@ -305,9 +305,7 @@</w:t>
+      </w:r>
+    </w:p>
+    <w:p>
+      <w:pPr>
+        <w:pStyle w:val="Heading3"/>
+      </w:pPr>
+      <w:r>
+        <w:t>7. Max Selectivity Error</w:t>
+      </w:r>
+    </w:p>
+    <w:p>
+      <w:pPr>
+        <w:pStyle w:val="ListBullet"/>
+      </w:pPr>
+      <w:r>
+        <w:t>**Max Selectivity Error**: Since `default_statistics_target` is 100, there are 100 buckets. Therefore, the maximum selectivity error for a range query is bounded by:</w:t>
+      </w:r>
+    </w:p>
+    <w:p>
+      <w:r>
+        <w:t>-</w:t>
+      </w:r>
+    </w:p>
+    <w:p>
+      <w:r>
+        <w:t>-\text{Max Error} \le \frac{1}{B} = \frac{1}{100} = 0.01 \quad (1.0\%)</w:t>
+      </w:r>
+    </w:p>
+    <w:p>
+      <w:r>
+        <w:t>-</w:t>
+      </w:r>
+    </w:p>
+    <w:p>
+      <w:r>
+        <w:t>+\text{Max Error} \le \frac{1}{B} = \frac{1}{100} = 0.01 \quad (1.0\%)</w:t>
+      </w:r>
+    </w:p>
+    <w:p>
+      <w:r>
+        <w:t>For our evaluated queries, the observed maximum selectivity error is 0.8364% (0.008364), which strictly satisfies \text{Max Error} \le 1.0\%.</w:t>
+      </w:r>
+    </w:p>
+    <w:p>
+      <w:r>
+        <w:t>@@ -315,16 +315,14 @@</w:t>
+      </w:r>
+    </w:p>
+    <w:p>
+      <w:r>
+        <w:t>To estimate the selectivity of a range query on a text column (such as title &lt; 'Race'), PostgreSQL relies on its internal histogram and linear interpolation. The query planner follows this step-by-step process:</w:t>
+      </w:r>
+    </w:p>
+    <w:p>
+      <w:r>
+        <w:t>-   Bucket Identification: The engine scans the histogrambounds array to locate the specific bucket where the target string ('Race') falls.</w:t>
+      </w:r>
+    </w:p>
+    <w:p>
+      <w:r>
+        <w:t>-   Full Bucket Summation: It counts all complete buckets preceding the target bucket. Each full bucket represents a fixed fraction of total rows (\frac{1}{B} = 0.01).</w:t>
+      </w:r>
+    </w:p>
+    <w:p>
+      <w:r>
+        <w:t>-   Text-to-Numeric Conversion: For the target bucket, PostgreSQL converts initial string bytes into floating-point numbers in [0.0, 1.0] range for interpolation.</w:t>
+      </w:r>
+    </w:p>
+    <w:p>
+      <w:r>
+        <w:t>-   Linear Interpolation: Assuming uniform distribution inside the target bucket, it calculates the target's position using:</w:t>
+      </w:r>
+    </w:p>
+    <w:p>
+      <w:r>
+        <w:t>-</w:t>
+      </w:r>
+    </w:p>
+    <w:p>
+      <w:pPr>
+        <w:pStyle w:val="ListBullet"/>
+      </w:pPr>
+      <w:r>
+        <w:t xml:space="preserve">   $$</w:t>
+      </w:r>
+    </w:p>
+    <w:p>
+      <w:pPr>
+        <w:pStyle w:val="ListBullet"/>
+      </w:pPr>
+      <w:r>
+        <w:t xml:space="preserve">   \text{Fraction} = \frac{\text{Query Value} - \text{Bucket Min}}{\text{Bucket Max} - \text{Bucket Min}}</w:t>
+      </w:r>
+    </w:p>
+    <w:p>
+      <w:pPr>
+        <w:pStyle w:val="ListBullet"/>
+      </w:pPr>
+      <w:r>
+        <w:t xml:space="preserve">   $$</w:t>
+      </w:r>
+    </w:p>
+    <w:p>
+      <w:r>
+        <w:t>-</w:t>
+      </w:r>
+    </w:p>
+    <w:p>
+      <w:r>
+        <w:t>-   Final Calculation: Adds the fractional bucket estimate to the sum of preceding full buckets to get the final estimated selectivity.</w:t>
+      </w:r>
+    </w:p>
+    <w:p>
+      <w:r>
+        <w:t>+ Bucket Identification: The engine scans the histogrambounds array to locate the specific bucket where the target string ('Race') falls.</w:t>
+      </w:r>
+    </w:p>
+    <w:p>
+      <w:r>
+        <w:t>+ Full Bucket Summation: It counts all complete buckets preceding the target bucket. Each full bucket represents a fixed fraction of total rows (\frac{1}{B} = 0.01).</w:t>
+      </w:r>
+    </w:p>
+    <w:p>
+      <w:r>
+        <w:t>+ Text-to-Numeric Conversion: For the target bucket, PostgreSQL converts initial string bytes into floating-point numbers in [0.0, 1.0] range for interpolation.</w:t>
+      </w:r>
+    </w:p>
+    <w:p>
+      <w:r>
+        <w:t>+ Linear Interpolation: Assuming uniform distribution inside the target bucket, it calculates the target's position using:</w:t>
+      </w:r>
+    </w:p>
+    <w:p>
+      <w:r>
+        <w:t>+</w:t>
+      </w:r>
+    </w:p>
+    <w:p>
+      <w:r>
+        <w:t>+\text{Fraction} = \frac{\text{Query Value} - \text{Bucket Min}}{\text{Bucket Max} - \text{Bucket Min}}</w:t>
+      </w:r>
+    </w:p>
+    <w:p>
+      <w:r>
+        <w:t>+</w:t>
+      </w:r>
+    </w:p>
+    <w:p>
+      <w:r>
+        <w:t>+ Final Calculation: Adds the fractional bucket estimate to the sum of preceding full buckets to get the final estimated selectivity.</w:t>
+      </w:r>
+    </w:p>
+    <w:p>
+      <w:r>
+        <w:t>---</w:t>
+      </w:r>
+    </w:p>
+    <w:p>
+      <w:r>
+        <w:t>@@ -335,9 +335,7 @@</w:t>
+      </w:r>
+    </w:p>
+    <w:p>
+      <w:r>
+        <w:t>sql</w:t>
+      </w:r>
+    </w:p>
+    <w:p>
+      <w:r>
+        <w:t>EXPLAIN ANALYZE SELECT  FROM title WHERE title.title &lt; 'Race';</w:t>
+      </w:r>
+    </w:p>
+    <w:p/>
+    <w:p>
+      <w:r>
+        <w:t>-   Actual Selectivity: The query physically returned 1,918,141 matching rows.</w:t>
+      </w:r>
+    </w:p>
+    <w:p>
+      <w:r>
+        <w:t>-</w:t>
+      </w:r>
+    </w:p>
+    <w:p>
+      <w:pPr>
+        <w:pStyle w:val="ListBullet"/>
+      </w:pPr>
+      <w:r>
+        <w:t xml:space="preserve">   $$ S_{act} = \frac{1918141}{2528312} \approx 0.7587 \quad (75.87\%) $$</w:t>
+      </w:r>
+    </w:p>
+    <w:p>
+      <w:r>
+        <w:t>+- Actual Selectivity: The query physically returned 1,918,141 matching rows: S{act} = \frac{1918141}{2528312} \approx 0.7587 (75.87%).</w:t>
+      </w:r>
+    </w:p>
+    <w:p>
+      <w:r>
+        <w:t>sql</w:t>
+      </w:r>
+    </w:p>
+    <w:p>
+      <w:r>
+        <w:t>EXPLAIN SELECT  FROM title WHERE title.title &lt; 'Race';</w:t>
+      </w:r>
+    </w:p>
+    <w:p>
+      <w:r>
+        <w:t>@@ -344,8 +344,6 @@</w:t>
+      </w:r>
+    </w:p>
+    <w:p>
+      <w:r>
+        <w:t>-   Estimated Selectivity: The planner estimated 1,939,288 rows.</w:t>
+      </w:r>
+    </w:p>
+    <w:p>
+      <w:r>
+        <w:t>-</w:t>
+      </w:r>
+    </w:p>
+    <w:p>
+      <w:pPr>
+        <w:pStyle w:val="ListBullet"/>
+      </w:pPr>
+      <w:r>
+        <w:t xml:space="preserve">   $$ S_{est} = \frac{1939288}{2528312} \approx 0.7670 \quad (76.70\%) $$</w:t>
+      </w:r>
+    </w:p>
+    <w:p>
+      <w:r>
+        <w:t>-</w:t>
+      </w:r>
+    </w:p>
+    <w:p>
+      <w:r>
+        <w:t>-   Observation: The absolute error is roughly 0.83%. This shows that text-to-numeric linear interpolation handles the string distribution accurately.</w:t>
+      </w:r>
+    </w:p>
+    <w:p>
+      <w:r>
+        <w:t>+- Estimated Selectivity: The planner estimated 1,939,288 rows: S{est} = \frac{1939288}{2528312} \approx 0.7670 (76.70%).</w:t>
+      </w:r>
+    </w:p>
+    <w:p>
+      <w:r>
+        <w:t>+</w:t>
+      </w:r>
+    </w:p>
+    <w:p>
+      <w:r>
+        <w:t>+- Observation: The absolute error is roughly 0.83%. This shows that text-to-numeric linear interpolation handles the string distribution accurately.</w:t>
+      </w:r>
+    </w:p>
+    <w:p>
+      <w:r>
+        <w:t>Query 2: id &lt; 350000</w:t>
+      </w:r>
+    </w:p>
+    <w:p>
+      <w:r>
+        <w:t>sql</w:t>
+      </w:r>
+    </w:p>
+    <w:p>
+      <w:r>
+        <w:t>@@ -352,7 +352,5 @@</w:t>
+      </w:r>
+    </w:p>
+    <w:p/>
+    <w:p>
+      <w:r>
+        <w:t>-   Actual Selectivity: The query returned 349,999 matching rows.</w:t>
+      </w:r>
+    </w:p>
+    <w:p>
+      <w:r>
+        <w:t>-</w:t>
+      </w:r>
+    </w:p>
+    <w:p>
+      <w:pPr>
+        <w:pStyle w:val="ListBullet"/>
+      </w:pPr>
+      <w:r>
+        <w:t xml:space="preserve">   $$ S_{act} = \frac{349999}{2528312} \approx 0.1384 \quad (13.84\%) $$</w:t>
+      </w:r>
+    </w:p>
+    <w:p>
+      <w:r>
+        <w:t>+- Actual Selectivity: The query returned 349,999 matching rows: S{act} = \frac{349999}{2528312} \approx 0.1384 (13.84%).</w:t>
+      </w:r>
+    </w:p>
+    <w:p>
+      <w:r>
+        <w:t>sql</w:t>
+      </w:r>
+    </w:p>
+    <w:p>
+      <w:r>
+        <w:t>EXPLAIN SELECT  FROM title WHERE title.id &lt; '350000';</w:t>
+      </w:r>
+    </w:p>
+    <w:p>
+      <w:r>
+        <w:t>@@ -359,8 +359,6 @@</w:t>
+      </w:r>
+    </w:p>
+    <w:p>
+      <w:r>
+        <w:t>-   Estimated Selectivity: The planner estimated 337,982 rows.</w:t>
+      </w:r>
+    </w:p>
+    <w:p>
+      <w:r>
+        <w:t>-</w:t>
+      </w:r>
+    </w:p>
+    <w:p>
+      <w:pPr>
+        <w:pStyle w:val="ListBullet"/>
+      </w:pPr>
+      <w:r>
+        <w:t xml:space="preserve">   $$ S_{est} = \frac{337982}{2528312} \approx 0.1337 \quad (13.37\%) $$</w:t>
+      </w:r>
+    </w:p>
+    <w:p>
+      <w:r>
+        <w:t>-</w:t>
+      </w:r>
+    </w:p>
+    <w:p>
+      <w:r>
+        <w:t>-   Observation: The absolute error here is about 0.47%. Because the id column is a strictly numeric sequence, the bucket distribution is tight, resulting in a slightly lower selectivity error than the text column.</w:t>
+      </w:r>
+    </w:p>
+    <w:p>
+      <w:r>
+        <w:t>+- Estimated Selectivity: The planner estimated 337,982 rows: S{est} = \frac{337982}{2528312} \approx 0.1337 (13.37%).</w:t>
+      </w:r>
+    </w:p>
+    <w:p>
+      <w:r>
+        <w:t>+</w:t>
+      </w:r>
+    </w:p>
+    <w:p>
+      <w:r>
+        <w:t>+- Observation: The absolute error here is about 0.47%. Because the id column is a strictly numeric sequence, the bucket distribution is tight, resulting in a slightly lower selectivity error than the text column.</w:t>
+      </w:r>
+    </w:p>
+    <w:p>
+      <w:r>
+        <w:t>@@ -397,9 +397,8 @@</w:t>
+      </w:r>
+    </w:p>
+    <w:p>
+      <w:pPr>
+        <w:pStyle w:val="ListBullet"/>
+      </w:pPr>
+      <w:r>
+        <w:t>**Intercept ($c$)**: `-0.357260` seconds</w:t>
+      </w:r>
+    </w:p>
+    <w:p>
+      <w:pPr>
+        <w:pStyle w:val="ListBullet"/>
+      </w:pPr>
+      <w:r>
+        <w:t>**Extrapolated Time for Full Table ($N=2,528,312$)**:</w:t>
+      </w:r>
+    </w:p>
+    <w:p>
+      <w:r>
+        <w:t>-</w:t>
+      </w:r>
+    </w:p>
+    <w:p>
+      <w:r>
+        <w:t>-T(2528312) = (0.00049640 \times 2528312) + (-0.357260) = 1254.70 \text{ seconds} \quad (20.91 \text{ minutes})</w:t>
+      </w:r>
+    </w:p>
+    <w:p>
+      <w:r>
+        <w:t>-</w:t>
+      </w:r>
+    </w:p>
+    <w:p>
+      <w:r>
+        <w:t>+T(2528312) = (0.00049640 \times 2528312) + (-0.357260) = 1254.70 \text{ seconds} \quad (20.91 \text{ minutes})</w:t>
+      </w:r>
+    </w:p>
+    <w:p>
+      <w:r>
+        <w:t>+</w:t>
+      </w:r>
+    </w:p>
+    <w:p>
+      <w:pPr>
+        <w:pStyle w:val="Heading3"/>
+      </w:pPr>
+      <w:r>
+        <w:t>7. Sample Size vs Time Relationship Plot</w:t>
+      </w:r>
+    </w:p>
+    <w:p>
+      <w:r>
+        <w:t>[diffblockend]</w:t>
+      </w:r>
+    </w:p>
+    <w:p>
+      <w:r>
+        <w:t>Please note that the above snippet only shows the MODIFIED lines from the last change. It shows up to 3 lines of unchanged lines before and after the modified lines. The actual file contents may have many more lines not shown.</w:t>
+      </w:r>
+    </w:p>
+    <w:p>
+      <w:r>
+        <w:t>---</w:t>
+      </w:r>
+    </w:p>
+    <w:p>
+      <w:pPr>
+        <w:pStyle w:val="Heading3"/>
+      </w:pPr>
+      <w:r>
+        <w:t>AI ASSISTANT RESPONSE</w:t>
+      </w:r>
+    </w:p>
+    <w:p>
+      <w:r>
+        <w:t>Created At: 2026-08-30T19:58:28Z</w:t>
+      </w:r>
+    </w:p>
+    <w:p>
+      <w:r>
+        <w:t>Completed At: 2026-08-30T19:58:40Z</w:t>
+      </w:r>
+    </w:p>
+    <w:p>
+      <w:r>
+        <w:t>The command completed successfully.</w:t>
+      </w:r>
+    </w:p>
+    <w:p>
+      <w:r>
+        <w:t>Output:</w:t>
+      </w:r>
+    </w:p>
+    <w:p>
+      <w:r>
+        <w:t>Successfully converted reports/AssignmentReport.md -&gt; reports/AssignmentReport</w:t>
+      </w:r>
+    </w:p>
+    <w:p>
+      <w:r>
+        <w:t>.docx</w:t>
+      </w:r>
+    </w:p>
+    <w:p>
+      <w:r>
+        <w:t>Successfully converted reports/LLMConversations.md -&gt; reports/LLMConversations</w:t>
+      </w:r>
+    </w:p>
+    <w:p>
+      <w:r>
+        <w:t>.docx</w:t>
+      </w:r>
+    </w:p>
+    <w:p>
+      <w:r>
+        <w:t>---</w:t>
+      </w:r>
+    </w:p>
+    <w:p>
+      <w:pPr>
+        <w:pStyle w:val="Heading3"/>
+      </w:pPr>
+      <w:r>
+        <w:t>AI ASSISTANT RESPONSE</w:t>
+      </w:r>
+    </w:p>
+    <w:p>
+      <w:r>
+        <w:t>Created At: 2026-08-30T19:58:43Z</w:t>
+      </w:r>
+    </w:p>
+    <w:p>
+      <w:r>
+        <w:t>Completed At: 2026-08-30T19:58:53Z</w:t>
+      </w:r>
+    </w:p>
+    <w:p>
+      <w:r>
+        <w:t>The command completed successfully.</w:t>
+      </w:r>
+    </w:p>
+    <w:p>
+      <w:r>
+        <w:t>Output:</w:t>
+      </w:r>
+    </w:p>
+    <w:p>
+      <w:r>
+        <w:t>[main b73250a] Fix GitHub Markdown math rendering by converting indented equatio</w:t>
+      </w:r>
+    </w:p>
+    <w:p>
+      <w:r>
+        <w:t>n code blocks to inline math</w:t>
+      </w:r>
+    </w:p>
+    <w:p>
+      <w:r>
+        <w:t>3 files changed, 15 insertions(+), 28 deletions(-)</w:t>
+      </w:r>
+    </w:p>
+    <w:p>
+      <w:r>
+        <w:t>Enumerating objects: 13, done.</w:t>
+      </w:r>
+    </w:p>
+    <w:p>
+      <w:r>
+        <w:t>Counting objects: 100% (13/13), done.</w:t>
+      </w:r>
+    </w:p>
+    <w:p>
+      <w:r>
+        <w:t>Delta compression using up to 8 threads</w:t>
+      </w:r>
+    </w:p>
+    <w:p>
+      <w:r>
+        <w:t>Compressing objects:  14% (1/7)</w:t>
+      </w:r>
+    </w:p>
+    <w:p>
+      <w:r>
+        <w:t>Compressing objects:  28% (2/7)</w:t>
+      </w:r>
+    </w:p>
+    <w:p>
+      <w:r>
+        <w:t>Compressing objects:  42% (3/7)</w:t>
+      </w:r>
+    </w:p>
+    <w:p>
+      <w:r>
+        <w:t>Compressing objects: 100% (7/7)</w:t>
+      </w:r>
+    </w:p>
+    <w:p>
+      <w:r>
+        <w:t>Compressing objects: 100% (7/7), done.</w:t>
+      </w:r>
+    </w:p>
+    <w:p>
+      <w:r>
+        <w:t>Writing objects:  14% (1/7)</w:t>
+      </w:r>
+    </w:p>
+    <w:p>
+      <w:r>
+        <w:t>Writing objects:  57% (4/7)</w:t>
+      </w:r>
+    </w:p>
+    <w:p>
+      <w:r>
+        <w:t>Writing objects: 100% (7/7), 10.19 KiB | 1.70 MiB/s, done.</w:t>
+      </w:r>
+    </w:p>
+    <w:p>
+      <w:r>
+        <w:t>Total 7 (delta 5), reused 0 (delta 0), pack-reused 0 (from 0)</w:t>
+      </w:r>
+    </w:p>
+    <w:p>
+      <w:r>
+        <w:t>remote: Resolving deltas:  40% (2/5)</w:t>
+      </w:r>
+    </w:p>
+    <w:p>
+      <w:r>
+        <w:t>remote: Resolving deltas:  80% (4/5)</w:t>
+      </w:r>
+    </w:p>
+    <w:p>
+      <w:r>
+        <w:t>remote: Resolving deltas: 100% (5/5), completed with 5 local objects.</w:t>
+      </w:r>
+    </w:p>
+    <w:p>
+      <w:r>
+        <w:t>To github.com:Jdsb06/adbms.git</w:t>
+      </w:r>
+    </w:p>
+    <w:p>
+      <w:r>
+        <w:t>438ff83..b73250a  main -&gt; main</w:t>
+      </w:r>
+    </w:p>
+    <w:p>
+      <w:r>
+        <w:t>---</w:t>
+      </w:r>
+    </w:p>
+    <w:p>
+      <w:pPr>
+        <w:pStyle w:val="Heading3"/>
+      </w:pPr>
+      <w:r>
+        <w:t>AI ASSISTANT RESPONSE</w:t>
+      </w:r>
+    </w:p>
+    <w:p>
+      <w:r>
+        <w:t>Created At: 2026-08-30T19:58:57Z</w:t>
+      </w:r>
+    </w:p>
+    <w:p>
+      <w:r>
+        <w:t>Completed At: 2026-08-30T19:59:04Z</w:t>
+      </w:r>
+    </w:p>
+    <w:p>
+      <w:r>
+        <w:t>The command completed successfully.</w:t>
+      </w:r>
+    </w:p>
+    <w:p>
+      <w:r>
+        <w:t>Output:</w:t>
+      </w:r>
+    </w:p>
+    <w:p>
+      <w:r>
+        <w:t>On branch main</w:t>
+      </w:r>
+    </w:p>
+    <w:p>
+      <w:r>
+        <w:t>Your branch is up to date with 'origin/main'.</w:t>
+      </w:r>
+    </w:p>
+    <w:p>
+      <w:r>
+        <w:t>nothing to commit, working tree clean</w:t>
+      </w:r>
+    </w:p>
+    <w:p>
+      <w:r>
+        <w:t>---</w:t>
+      </w:r>
+    </w:p>
+    <w:p>
+      <w:pPr>
+        <w:pStyle w:val="Heading3"/>
+      </w:pPr>
+      <w:r>
+        <w:t>AI ASSISTANT RESPONSE</w:t>
+      </w:r>
+    </w:p>
+    <w:p>
+      <w:r>
+        <w:t>The issue causing raw code blocks on GitHub has been fixed!</w:t>
+      </w:r>
+    </w:p>
+    <w:p>
+      <w:r>
+        <w:t>---</w:t>
+      </w:r>
+    </w:p>
+    <w:p>
+      <w:pPr>
+        <w:pStyle w:val="Heading3"/>
+      </w:pPr>
+      <w:r>
+        <w:t>🔍 Root Cause of the Issue:</w:t>
+      </w:r>
+    </w:p>
+    <w:p>
+      <w:r>
+        <w:t>In GitHub Flavored Markdown (GFM), any line indented with 4 spaces inside a bullet list is automatically parsed as a Monospace Code Block.</w:t>
+      </w:r>
+    </w:p>
+    <w:p>
+      <w:r>
+        <w:t>Because  S{act} = \dots  was indented by 4 spaces underneath bullet points ( Actual Selectivity:), GitHub treated it as raw code rather than rendering it as a TeX mathematical formula.</w:t>
+      </w:r>
+    </w:p>
+    <w:p>
+      <w:r>
+        <w:t>---</w:t>
+      </w:r>
+    </w:p>
+    <w:p>
+      <w:pPr>
+        <w:pStyle w:val="Heading3"/>
+      </w:pPr>
+      <w:r>
+        <w:t>🛠️ Solution Applied:</w:t>
+      </w:r>
+    </w:p>
+    <w:p>
+      <w:r>
+        <w:t>Converted the equations inside list items to GitHub's standard inline TeX math syntax ( ... ):</w:t>
+      </w:r>
+    </w:p>
+    <w:p>
+      <w:r>
+        <w:t>markdown</w:t>
+      </w:r>
+    </w:p>
+    <w:p>
+      <w:pPr>
+        <w:pStyle w:val="ListBullet"/>
+      </w:pPr>
+      <w:r>
+        <w:t>**Actual Selectivity:** The query physically returned 1,918,141 matching rows: $S_{act} = \frac{1918141}{2528312} \approx 0.7587$ (75.87%).</w:t>
+      </w:r>
+    </w:p>
+    <w:p>
+      <w:pPr>
+        <w:pStyle w:val="ListBullet"/>
+      </w:pPr>
+      <w:r>
+        <w:t>**Estimated Selectivity:** The planner estimated 1,939,288 rows: $S_{est} = \frac{1939288}{2528312} \approx 0.7670$ (76.70%).</w:t>
+      </w:r>
+    </w:p>
+    <w:p/>
+    <w:p>
+      <w:r>
+        <w:t>1. Updated [reports/AssignmentReport.md](file:///home/jdsb/Desktop/IIITB/SEM5IIITB/ADBMS/adbms/A1/reports/AssignmentReport.md).</w:t>
+      </w:r>
+    </w:p>
+    <w:p>
+      <w:r>
+        <w:t>2. Re-generated [reports/AssignmentReport.docx](file:///home/jdsb/Desktop/IIITB/SEM5IIITB/ADBMS/adbms/A1/reports/AssignmentReport.docx).</w:t>
+      </w:r>
+    </w:p>
+    <w:p>
+      <w:r>
+        <w:t>3. Committed and pushed to main on GitHub (git@github.com:Jdsb06/adbms.git).</w:t>
+      </w:r>
+    </w:p>
+    <w:p>
+      <w:r>
+        <w:t>---</w:t>
+      </w:r>
+    </w:p>
+    <w:p>
+      <w:r>
+        <w:t>Refresh your browser on GitHub at reports/AssignmentReport.md—all equations will render inline.</w:t>
       </w:r>
     </w:p>
     <w:p>
